--- a/project/documents/merged/Document1.docx
+++ b/project/documents/merged/Document1.docx
@@ -1424,6 +1424,7 @@
         <w:rPr>
           <w:noProof/>
         </w:rPr>
+        <w:t>77</w:t>
       </w:r>
       <w:r>
         <w:rPr>
@@ -2451,7 +2452,6 @@
           <w:sz w:val="24"/>
           <w:u w:val="single"/>
         </w:rPr>
-        <w:t>&lt;&lt;feeText</w:t>
       </w:r>
       <w:r>
         <w:rPr>
@@ -2459,22 +2459,98 @@
           <w:sz w:val="24"/>
           <w:u w:val="single"/>
         </w:rPr>
+      </w:r>
+      <w:r>
+        <w:rPr>
+          <w:noProof/>
+          <w:sz w:val="24"/>
+          <w:u w:val="single"/>
+        </w:rPr>
+      </w:r>
+      <w:r>
+        <w:rPr>
+          <w:noProof/>
+          <w:sz w:val="24"/>
+        </w:rPr>
+      </w:r>
+    </w:p>
+    <w:p>
+      <w:pPr>
+        <w:tabs>
+          <w:tab w:val="left" w:pos="720"/>
+        </w:tabs>
+        <w:ind w:left="720" w:hanging="720"/>
+        <w:rPr>
+          <w:noProof/>
+          <w:sz w:val="24"/>
+        </w:rPr>
+      </w:pPr>
+      <w:r>
+        <w:rPr>
+          <w:noProof/>
+          <w:sz w:val="24"/>
+          <w:u w:val="single"/>
+        </w:rPr>
+      </w:r>
+      <w:r>
+        <w:rPr>
+          <w:noProof/>
+          <w:sz w:val="24"/>
+          <w:u w:val="single"/>
+        </w:rPr>
+      </w:r>
+      <w:r>
+        <w:rPr>
+          <w:noProof/>
+          <w:sz w:val="24"/>
+        </w:rPr>
+      </w:r>
+    </w:p>
+    <w:p>
+      <w:pPr>
+        <w:tabs>
+          <w:tab w:val="left" w:pos="720"/>
+        </w:tabs>
+        <w:ind w:left="720" w:hanging="720"/>
+        <w:rPr>
+          <w:sz w:val="24"/>
+        </w:rPr>
+      </w:pPr>
+      <w:r>
+        <w:rPr>
+          <w:sz w:val="24"/>
+          <w:u w:val="single"/>
+        </w:rPr>
         <w:t>X</w:t>
       </w:r>
       <w:r>
         <w:rPr>
-          <w:noProof/>
+          <w:sz w:val="24"/>
+        </w:rPr>
+        <w:tab/>
+        <w:t>Issue Fee Transmittal (Form PTOL-85).</w:t>
+      </w:r>
+    </w:p>
+    <w:p>
+      <w:pPr>
+        <w:tabs>
+          <w:tab w:val="left" w:pos="720"/>
+        </w:tabs>
+        <w:ind w:left="720" w:hanging="720"/>
+        <w:rPr>
+          <w:sz w:val="24"/>
+        </w:rPr>
+      </w:pPr>
+      <w:r>
+        <w:rPr>
           <w:sz w:val="24"/>
           <w:u w:val="single"/>
         </w:rPr>
-        <w:t>&gt;&gt;</w:t>
-      </w:r>
-      <w:r>
-        <w:rPr>
-          <w:noProof/>
-          <w:sz w:val="24"/>
-        </w:rPr>
-        <w:t>&lt;&lt;FeeText&gt;&gt;</w:t>
+      </w:r>
+      <w:r>
+        <w:rPr>
+          <w:sz w:val="24"/>
+        </w:rPr>
       </w:r>
     </w:p>
     <w:p>
@@ -2494,22 +2570,44 @@
           <w:sz w:val="24"/>
           <w:u w:val="single"/>
         </w:rPr>
-        <w:t>&lt;&lt;pubFeeX&gt;</w:t>
-      </w:r>
-      <w:r>
-        <w:rPr>
-          <w:noProof/>
-          <w:sz w:val="24"/>
+        <w:t>X</w:t>
+      </w:r>
+      <w:r>
+        <w:rPr>
+          <w:noProof/>
+          <w:sz w:val="24"/>
+        </w:rPr>
+        <w:tab/>
+        <w:t>Communication Re: Fee Address (1 page).</w:t>
+      </w:r>
+    </w:p>
+    <w:p>
+      <w:pPr>
+        <w:tabs>
+          <w:tab w:val="left" w:pos="720"/>
+        </w:tabs>
+        <w:ind w:left="720" w:hanging="720"/>
+        <w:rPr>
+          <w:noProof/>
+          <w:sz w:val="24"/>
+        </w:rPr>
+      </w:pPr>
+      <w:r>
+        <w:rPr>
+          <w:noProof/>
+          <w:sz w:val="24"/>
+          <w:szCs w:val="22"/>
           <w:u w:val="single"/>
         </w:rPr>
-        <w:t>&gt;</w:t>
-      </w:r>
-      <w:r>
-        <w:rPr>
-          <w:noProof/>
-          <w:sz w:val="24"/>
-        </w:rPr>
-        <w:t>&lt;&lt;pubFeeText&gt;&gt;</w:t>
+        <w:t>X</w:t>
+      </w:r>
+      <w:r>
+        <w:rPr>
+          <w:noProof/>
+          <w:sz w:val="24"/>
+          <w:szCs w:val="22"/>
+        </w:rPr>
+        <w:t xml:space="preserve">         Application for Patent Term Adjustment Under 37 CFR 1.705(b) (1 pg.).</w:t>
       </w:r>
     </w:p>
     <w:p>
@@ -2519,11 +2617,13 @@
         </w:tabs>
         <w:ind w:left="720" w:hanging="720"/>
         <w:rPr>
-          <w:sz w:val="24"/>
-        </w:rPr>
-      </w:pPr>
-      <w:r>
-        <w:rPr>
+          <w:noProof/>
+          <w:sz w:val="24"/>
+        </w:rPr>
+      </w:pPr>
+      <w:r>
+        <w:rPr>
+          <w:noProof/>
           <w:sz w:val="24"/>
           <w:u w:val="single"/>
         </w:rPr>
@@ -2531,10 +2631,10 @@
       </w:r>
       <w:r>
         <w:rPr>
-          <w:sz w:val="24"/>
-        </w:rPr>
-        <w:tab/>
-        <w:t>Issue Fee Transmittal (Form PTOL-85).</w:t>
+          <w:noProof/>
+          <w:sz w:val="24"/>
+        </w:rPr>
+        <w:t xml:space="preserve">         Check in the amount of12to cover the fee for Application for Patent Term Adjustment under 37 CFR 1.18(e).</w:t>
       </w:r>
     </w:p>
     <w:p>
@@ -2544,21 +2644,24 @@
         </w:tabs>
         <w:ind w:left="720" w:hanging="720"/>
         <w:rPr>
-          <w:sz w:val="24"/>
-        </w:rPr>
-      </w:pPr>
-      <w:r>
-        <w:rPr>
+          <w:noProof/>
+          <w:sz w:val="24"/>
+        </w:rPr>
+      </w:pPr>
+      <w:r>
+        <w:rPr>
+          <w:noProof/>
           <w:sz w:val="24"/>
           <w:u w:val="single"/>
         </w:rPr>
-        <w:t>&lt;&lt;previousX&gt;&gt;</w:t>
-      </w:r>
-      <w:r>
-        <w:rPr>
-          <w:sz w:val="24"/>
-        </w:rPr>
-        <w:t>&lt;&lt;applyPreviousText&gt;&gt;</w:t>
+        <w:t>X</w:t>
+      </w:r>
+      <w:r>
+        <w:rPr>
+          <w:noProof/>
+          <w:sz w:val="24"/>
+        </w:rPr>
+        <w:t xml:space="preserve">         Statement of Facts Under 37 CFR 1.705(b)(2) in Support of Application for Patent Term Adjustment (4 pgs.).</w:t>
       </w:r>
     </w:p>
     <w:p>
@@ -2570,12 +2673,14 @@
         <w:rPr>
           <w:noProof/>
           <w:sz w:val="24"/>
-        </w:rPr>
-      </w:pPr>
-      <w:r>
-        <w:rPr>
-          <w:noProof/>
-          <w:sz w:val="24"/>
+          <w:szCs w:val="22"/>
+        </w:rPr>
+      </w:pPr>
+      <w:r>
+        <w:rPr>
+          <w:noProof/>
+          <w:sz w:val="24"/>
+          <w:szCs w:val="22"/>
           <w:u w:val="single"/>
         </w:rPr>
         <w:t>X</w:t>
@@ -2584,122 +2689,9 @@
         <w:rPr>
           <w:noProof/>
           <w:sz w:val="24"/>
-        </w:rPr>
-        <w:tab/>
-        <w:t>Communication Re: Fee Address (1 page).</w:t>
-      </w:r>
-    </w:p>
-    <w:p>
-      <w:pPr>
-        <w:tabs>
-          <w:tab w:val="left" w:pos="720"/>
-        </w:tabs>
-        <w:ind w:left="720" w:hanging="720"/>
-        <w:rPr>
-          <w:noProof/>
-          <w:sz w:val="24"/>
-        </w:rPr>
-      </w:pPr>
-      <w:r>
-        <w:rPr>
-          <w:noProof/>
-          <w:sz w:val="24"/>
-          <w:szCs w:val="22"/>
-          <w:u w:val="single"/>
-        </w:rPr>
-        <w:t>('X',)</w:t>
-      </w:r>
-      <w:r>
-        <w:rPr>
-          <w:noProof/>
-          <w:sz w:val="24"/>
-          <w:szCs w:val="22"/>
-        </w:rPr>
-        <w:t>Application for Patent Term Adjustment Under 37 CFR 1.705(b) (1 pg.).</w:t>
-      </w:r>
-    </w:p>
-    <w:p>
-      <w:pPr>
-        <w:tabs>
-          <w:tab w:val="left" w:pos="720"/>
-        </w:tabs>
-        <w:ind w:left="720" w:hanging="720"/>
-        <w:rPr>
-          <w:noProof/>
-          <w:sz w:val="24"/>
-        </w:rPr>
-      </w:pPr>
-      <w:r>
-        <w:rPr>
-          <w:noProof/>
-          <w:sz w:val="24"/>
-          <w:u w:val="single"/>
-        </w:rPr>
-        <w:t>('X',)</w:t>
-      </w:r>
-      <w:r>
-        <w:rPr>
-          <w:noProof/>
-          <w:sz w:val="24"/>
-        </w:rPr>
-        <w:t>Check in the amount of " + IIF(DATE()&gt;={10/02/20}, $210.00, $200.00Appe) + " to cover the fee for Application for Patent Term Adjustment under 37 CFR 1.18(e).</w:t>
-      </w:r>
-    </w:p>
-    <w:p>
-      <w:pPr>
-        <w:tabs>
-          <w:tab w:val="left" w:pos="720"/>
-        </w:tabs>
-        <w:ind w:left="720" w:hanging="720"/>
-        <w:rPr>
-          <w:noProof/>
-          <w:sz w:val="24"/>
-        </w:rPr>
-      </w:pPr>
-      <w:r>
-        <w:rPr>
-          <w:noProof/>
-          <w:sz w:val="24"/>
-          <w:u w:val="single"/>
-        </w:rPr>
-        <w:t>('X',)</w:t>
-      </w:r>
-      <w:r>
-        <w:rPr>
-          <w:noProof/>
-          <w:sz w:val="24"/>
-        </w:rPr>
-        <w:t>Statement of Facts Under 37 CFR 1.705(b)(2) in Support of Application for Patent Term Adjustment</w:t>
-      </w:r>
-    </w:p>
-    <w:p>
-      <w:pPr>
-        <w:tabs>
-          <w:tab w:val="left" w:pos="720"/>
-        </w:tabs>
-        <w:ind w:left="720" w:hanging="720"/>
-        <w:rPr>
-          <w:noProof/>
-          <w:sz w:val="24"/>
-          <w:szCs w:val="22"/>
-        </w:rPr>
-      </w:pPr>
-      <w:r>
-        <w:rPr>
-          <w:noProof/>
-          <w:sz w:val="24"/>
-          <w:szCs w:val="22"/>
-          <w:u w:val="single"/>
-        </w:rPr>
-        <w:t>&lt;&lt;drawingX&gt;&gt;</w:t>
-      </w:r>
-      <w:r>
-        <w:rPr>
-          <w:noProof/>
-          <w:sz w:val="24"/>
-          <w:szCs w:val="22"/>
-        </w:rPr>
-        <w:t>true</w:t>
+          <w:szCs w:val="22"/>
+        </w:rPr>
+        <w:t xml:space="preserve">         Formal Drawings (5 sheets).</w:t>
       </w:r>
     </w:p>
     <w:p>

--- a/project/documents/merged/Document1.docx
+++ b/project/documents/merged/Document1.docx
@@ -619,6 +619,7 @@
         <w:rPr>
           <w:rFonts w:ascii="Times New Roman" w:hAnsi="Times New Roman"/>
         </w:rPr>
+        <w:t>/ {{Sig_es_:signer1:signature}} /</w:t>
       </w:r>
     </w:p>
     <w:p>
@@ -1283,6 +1284,7 @@
         <w:rPr>
           <w:rFonts w:ascii="Times New Roman" w:hAnsi="Times New Roman"/>
         </w:rPr>
+        <w:t>123123</w:t>
       </w:r>
       <w:r>
         <w:rPr>
@@ -1347,7 +1349,7 @@
           <w:rFonts w:ascii="Times New Roman" w:hAnsi="Times New Roman"/>
           <w:noProof/>
         </w:rPr>
-        <w:t>which is believed to be in compliance with Annex A of the Invitation.</w:t>
+        <w:t>dfgdfgdfgwhich is believed to be in compliance with Annex A of the Invitation.</w:t>
       </w:r>
       <w:r>
         <w:rPr>
@@ -1388,6 +1390,7 @@
           <w:rFonts w:ascii="Times New Roman" w:hAnsi="Times New Roman"/>
           <w:noProof/>
         </w:rPr>
+        <w:t>Replacement description pages 23, replacement claims pages 23 and replacement claims pages 23 which are believed to be in compliance with Annex B1 of the Invitation.</w:t>
       </w:r>
       <w:r>
         <w:rPr>
@@ -1428,7 +1431,7 @@
           <w:rFonts w:ascii="Times New Roman" w:hAnsi="Times New Roman"/>
           <w:noProof/>
         </w:rPr>
-        <w:t>Formal drawing sheets () which are all believed to be in compliance with Annex C1 of the Invitation.</w:t>
+        <w:t>Formal drawing sheets (23) which are all believed to be in compliance with Annex C1 of the Invitation.</w:t>
       </w:r>
     </w:p>
     <w:p>
@@ -1578,6 +1581,7 @@
         <w:rPr>
           <w:rFonts w:ascii="Times New Roman" w:hAnsi="Times New Roman"/>
         </w:rPr>
+        <w:t>{{Dte_es_:signer1:date}}</w:t>
       </w:r>
       <w:r>
         <w:rPr>
@@ -1602,6 +1606,7 @@
         <w:rPr>
           <w:rFonts w:ascii="Times New Roman" w:hAnsi="Times New Roman"/>
         </w:rPr>
+        <w:t>/ {{Sig_es_:signer1:signature}} /</w:t>
       </w:r>
     </w:p>
     <w:p>

--- a/project/documents/merged/Document1.docx
+++ b/project/documents/merged/Document1.docx
@@ -291,7 +291,6 @@
           <w:noProof/>
           <w:u w:val="single"/>
         </w:rPr>
-        <w:t>X</w:t>
       </w:r>
       <w:r>
         <w:rPr>
@@ -315,7 +314,6 @@
         <w:rPr>
           <w:noProof/>
         </w:rPr>
-        <w:t>Sequence Listing on Paper (5 pgs).</w:t>
       </w:r>
       <w:r/>
       <w:r/>
@@ -360,6 +358,7 @@
         <w:rPr>
           <w:noProof/>
         </w:rPr>
+        <w:t>&lt;&lt;seqRFLine&gt;&gt;</w:t>
       </w:r>
     </w:p>
     <w:p>
@@ -374,7 +373,6 @@
           <w:noProof/>
           <w:u w:val="single"/>
         </w:rPr>
-        <w:t>X</w:t>
       </w:r>
       <w:r>
         <w:rPr>
@@ -398,7 +396,6 @@
         <w:rPr>
           <w:noProof/>
         </w:rPr>
-        <w:t>Please charge Deposit Account 19-0743 in the amount of $65.6</w:t>
       </w:r>
       <w:r/>
       <w:r>
@@ -441,7 +438,7 @@
           <w:bCs/>
           <w:noProof/>
         </w:rPr>
-        <w:t>&lt;&lt;depAccount</w:t>
+        <w:t>Please charge any additional required fees or credit overpayment to Deposit Account 19-0743.</w:t>
       </w:r>
       <w:r>
         <w:rPr>
@@ -449,7 +446,6 @@
           <w:bCs/>
           <w:noProof/>
         </w:rPr>
-        <w:t>Line</w:t>
       </w:r>
       <w:r>
         <w:rPr>
@@ -457,7 +453,6 @@
           <w:bCs/>
           <w:noProof/>
         </w:rPr>
-        <w:t>&gt;&gt;</w:t>
       </w:r>
     </w:p>
     <w:p>
@@ -532,7 +527,7 @@
           <w:sz w:val="22"/>
           <w:szCs w:val="22"/>
         </w:rPr>
-        <w:t xml:space="preserve">      / {{Sig_es_:signer1:signature}} /</w:t>
+        <w:t xml:space="preserve">      </w:t>
       </w:r>
     </w:p>
     <w:p>
@@ -635,7 +630,7 @@
         <w:t xml:space="preserve">     </w:t>
       </w:r>
       <w:r>
-        <w:t>Marvin Beekman</w:t>
+        <w:t>Bradley Scheer</w:t>
       </w:r>
       <w:r/>
       <w:r/>
@@ -975,7 +970,6 @@
           <w:noProof/>
           <w:color w:val="000000"/>
         </w:rPr>
-        <w:t>121212</w:t>
       </w:r>
       <w:r>
         <w:rPr>
@@ -1151,9 +1145,7 @@
         </w:rPr>
         <w:t xml:space="preserve"> </w:t>
       </w:r>
-      <w:r>
-        <w:t>{{Dte_es_:signer1:date}}</w:t>
-      </w:r>
+      <w:r/>
       <w:r>
         <w:tab/>
         <w:t xml:space="preserve">      </w:t>
@@ -1162,9 +1154,7 @@
         <w:tab/>
         <w:t xml:space="preserve">       </w:t>
       </w:r>
-      <w:r>
-        <w:t>/ {{Sig_es_:signer1:signature}} /</w:t>
-      </w:r>
+      <w:r/>
     </w:p>
     <w:p>
       <w:pPr>
@@ -1251,7 +1241,7 @@
         </w:rPr>
       </w:pPr>
       <w:r>
-        <w:t>Marvin Beekman</w:t>
+        <w:t>Bradley Scheer</w:t>
       </w:r>
       <w:r/>
       <w:r/>

--- a/project/documents/merged/Document1.docx
+++ b/project/documents/merged/Document1.docx
@@ -9,7 +9,7 @@
         <w:jc w:val="center"/>
       </w:pPr>
       <w:r>
-        <w:t>&lt;&lt;inthePatentOffice&gt;&gt;</w:t>
+        <w:t>In the European Patent Office</w:t>
       </w:r>
     </w:p>
     <w:p>
@@ -124,7 +124,19 @@
     <w:p/>
     <w:p>
       <w:r>
-        <w:t>&lt;&lt;pctAddress&gt;&gt;</w:t>
+        <w:t>European Patent Office</w:t>
+      </w:r>
+      <w:r>
+        <w:br/>
+        <w:t>27 Erhardtstrasse</w:t>
+      </w:r>
+      <w:r>
+        <w:br/>
+        <w:t>D-80298 Munich</w:t>
+      </w:r>
+      <w:r>
+        <w:br/>
+        <w:t>GERMANY</w:t>
       </w:r>
     </w:p>
     <w:p/>
@@ -189,7 +201,7 @@
           <w:b/>
           <w:u w:val="single"/>
         </w:rPr>
-        <w:t>via &lt;&lt;</w:t>
+        <w:t>&lt;&lt;</w:t>
       </w:r>
       <w:r>
         <w:rPr>
@@ -289,21 +301,21 @@
       <w:r>
         <w:rPr>
           <w:noProof/>
+        </w:rPr>
+        <w:t xml:space="preserve">       </w:t>
+      </w:r>
+    </w:p>
+    <w:p>
+      <w:pPr>
+        <w:tabs>
+          <w:tab w:val="left" w:pos="490"/>
+        </w:tabs>
+        <w:ind w:left="490" w:hanging="490"/>
+        <w:rPr>
+          <w:noProof/>
           <w:u w:val="single"/>
         </w:rPr>
-      </w:r>
-      <w:r>
-        <w:rPr>
-          <w:noProof/>
-          <w:u w:val="single"/>
-        </w:rPr>
-      </w:r>
-      <w:r>
-        <w:rPr>
-          <w:noProof/>
-          <w:u w:val="single"/>
-        </w:rPr>
-      </w:r>
+      </w:pPr>
       <w:r>
         <w:rPr>
           <w:noProof/>
@@ -314,95 +326,21 @@
         <w:rPr>
           <w:noProof/>
         </w:rPr>
-      </w:r>
-      <w:r/>
-      <w:r/>
-      <w:r/>
-    </w:p>
-    <w:p>
-      <w:pPr>
-        <w:tabs>
-          <w:tab w:val="left" w:pos="490"/>
-        </w:tabs>
+        <w:t>&lt;&lt;seqRFLine&gt;&gt;</w:t>
+      </w:r>
+    </w:p>
+    <w:p>
+      <w:pPr>
         <w:ind w:left="490" w:hanging="490"/>
         <w:rPr>
           <w:noProof/>
-          <w:u w:val="single"/>
-        </w:rPr>
-      </w:pPr>
-      <w:r>
-        <w:rPr>
-          <w:noProof/>
-          <w:u w:val="single"/>
-        </w:rPr>
-      </w:r>
-      <w:r>
-        <w:rPr>
-          <w:noProof/>
-          <w:u w:val="single"/>
-        </w:rPr>
-      </w:r>
-      <w:r>
-        <w:rPr>
-          <w:noProof/>
-          <w:u w:val="single"/>
-        </w:rPr>
-      </w:r>
-      <w:r>
-        <w:rPr>
-          <w:noProof/>
-        </w:rPr>
-        <w:t xml:space="preserve">       </w:t>
-      </w:r>
-      <w:r>
-        <w:rPr>
-          <w:noProof/>
-        </w:rPr>
-        <w:t>&lt;&lt;seqRFLine&gt;&gt;</w:t>
-      </w:r>
-    </w:p>
-    <w:p>
-      <w:pPr>
-        <w:ind w:left="490" w:hanging="490"/>
-        <w:rPr>
-          <w:noProof/>
-        </w:rPr>
-      </w:pPr>
-      <w:r>
-        <w:rPr>
-          <w:noProof/>
-          <w:u w:val="single"/>
-        </w:rPr>
-      </w:r>
-      <w:r>
-        <w:rPr>
-          <w:noProof/>
-          <w:u w:val="single"/>
-        </w:rPr>
-      </w:r>
-      <w:r>
-        <w:rPr>
-          <w:noProof/>
-          <w:u w:val="single"/>
-        </w:rPr>
-      </w:r>
-      <w:r>
-        <w:rPr>
-          <w:noProof/>
-        </w:rPr>
-        <w:t xml:space="preserve">       </w:t>
-      </w:r>
-      <w:r>
-        <w:rPr>
-          <w:noProof/>
-        </w:rPr>
-      </w:r>
-      <w:r/>
-      <w:r>
-        <w:rPr>
-          <w:noProof/>
-        </w:rPr>
-        <w:t xml:space="preserve"> </w:t>
+        </w:rPr>
+      </w:pPr>
+      <w:r>
+        <w:rPr>
+          <w:noProof/>
+        </w:rPr>
+        <w:t xml:space="preserve">        </w:t>
       </w:r>
     </w:p>
     <w:p>
@@ -440,20 +378,6 @@
         </w:rPr>
         <w:t>Please charge any additional required fees or credit overpayment to Deposit Account 19-0743.</w:t>
       </w:r>
-      <w:r>
-        <w:rPr>
-          <w:b/>
-          <w:bCs/>
-          <w:noProof/>
-        </w:rPr>
-      </w:r>
-      <w:r>
-        <w:rPr>
-          <w:b/>
-          <w:bCs/>
-          <w:noProof/>
-        </w:rPr>
-      </w:r>
     </w:p>
     <w:p>
       <w:pPr>
@@ -561,7 +485,7 @@
           <w:u w:val="single"/>
         </w:rPr>
         <w:pict w14:anchorId="61E7C5D1">
-          <v:line id="_x0000_s2070" style="position:absolute;z-index:251657728" from="303.9pt,9.65pt" to="501.9pt,9.65pt"/>
+          <v:line id="_x0000_s2070" style="position:absolute;z-index:1" from="303.9pt,9.65pt" to="501.9pt,9.65pt"/>
         </w:pict>
       </w:r>
       <w:r>
@@ -629,11 +553,6 @@
       <w:r>
         <w:t xml:space="preserve">     </w:t>
       </w:r>
-      <w:r>
-        <w:t>Bradley Scheer</w:t>
-      </w:r>
-      <w:r/>
-      <w:r/>
     </w:p>
     <w:p>
       <w:pPr>
@@ -931,7 +850,19 @@
         <w:widowControl/>
       </w:pPr>
       <w:r>
-        <w:t>&lt;&lt;pctAddress&gt;&gt;</w:t>
+        <w:t>European Patent Office</w:t>
+      </w:r>
+      <w:r>
+        <w:br/>
+        <w:t>27 Erhardtstrasse</w:t>
+      </w:r>
+      <w:r>
+        <w:br/>
+        <w:t>D-80298 Munich</w:t>
+      </w:r>
+      <w:r>
+        <w:br/>
+        <w:t>GERMANY</w:t>
       </w:r>
     </w:p>
     <w:p>
@@ -963,32 +894,7 @@
           <w:noProof/>
           <w:color w:val="000000"/>
         </w:rPr>
-        <w:t xml:space="preserve">In response to the Invitation to furnish a Nucleotide and/or Amino Acid Sequence Listing dated </w:t>
-      </w:r>
-      <w:r>
-        <w:rPr>
-          <w:noProof/>
-          <w:color w:val="000000"/>
-        </w:rPr>
-      </w:r>
-      <w:r>
-        <w:rPr>
-          <w:noProof/>
-          <w:color w:val="000000"/>
-        </w:rPr>
-      </w:r>
-      <w:r>
-        <w:rPr>
-          <w:noProof/>
-          <w:color w:val="000000"/>
-        </w:rPr>
-      </w:r>
-      <w:r>
-        <w:rPr>
-          <w:noProof/>
-          <w:color w:val="000000"/>
-        </w:rPr>
-        <w:t xml:space="preserve">, enclosed is the SEQUENCE LISTING IN COMPUTER READABLE FORM (ASCII DOS TEXT), which is in compliance with WIPO Standard ST.25.  The general information in the SEQUENCE LISTING includes the names of applicant and inventors, as well as providing the correct information with regard to the Prior Application Data and does not include matter which goes beyond the disclosure in the above-identified international application as filed.  </w:t>
+        <w:t xml:space="preserve">In response to the Invitation to furnish a Nucleotide and/or Amino Acid Sequence Listing dated , enclosed is the SEQUENCE LISTING IN COMPUTER READABLE FORM (ASCII DOS TEXT), which is in compliance with WIPO Standard ST.25.  The general information in the SEQUENCE LISTING includes the names of applicant and inventors, as well as providing the correct information with regard to the Prior Application Data and does not include matter which goes beyond the disclosure in the above-identified international application as filed.  </w:t>
       </w:r>
     </w:p>
     <w:p>
@@ -1145,7 +1051,6 @@
         </w:rPr>
         <w:t xml:space="preserve"> </w:t>
       </w:r>
-      <w:r/>
       <w:r>
         <w:tab/>
         <w:t xml:space="preserve">      </w:t>
@@ -1154,7 +1059,6 @@
         <w:tab/>
         <w:t xml:space="preserve">       </w:t>
       </w:r>
-      <w:r/>
     </w:p>
     <w:p>
       <w:pPr>
@@ -1240,11 +1144,6 @@
           <w:noProof/>
         </w:rPr>
       </w:pPr>
-      <w:r>
-        <w:t>Bradley Scheer</w:t>
-      </w:r>
-      <w:r/>
-      <w:r/>
     </w:p>
     <w:p>
       <w:pPr>
@@ -1787,6 +1686,50 @@
     <w:lsdException w:name="Subtitle" w:qFormat="1"/>
     <w:lsdException w:name="Strong" w:qFormat="1"/>
     <w:lsdException w:name="Emphasis" w:qFormat="1"/>
+    <w:lsdException w:name="Normal Table" w:semiHidden="1" w:unhideWhenUsed="1"/>
+    <w:lsdException w:name="Table Simple 1" w:semiHidden="1" w:unhideWhenUsed="1"/>
+    <w:lsdException w:name="Table Simple 2" w:semiHidden="1" w:unhideWhenUsed="1"/>
+    <w:lsdException w:name="Table Simple 3" w:semiHidden="1" w:unhideWhenUsed="1"/>
+    <w:lsdException w:name="Table Classic 1" w:semiHidden="1" w:unhideWhenUsed="1"/>
+    <w:lsdException w:name="Table Classic 2" w:semiHidden="1" w:unhideWhenUsed="1"/>
+    <w:lsdException w:name="Table Classic 3" w:semiHidden="1" w:unhideWhenUsed="1"/>
+    <w:lsdException w:name="Table Classic 4" w:semiHidden="1" w:unhideWhenUsed="1"/>
+    <w:lsdException w:name="Table Colorful 1" w:semiHidden="1" w:unhideWhenUsed="1"/>
+    <w:lsdException w:name="Table Colorful 2" w:semiHidden="1" w:unhideWhenUsed="1"/>
+    <w:lsdException w:name="Table Colorful 3" w:semiHidden="1" w:unhideWhenUsed="1"/>
+    <w:lsdException w:name="Table Columns 1" w:semiHidden="1" w:unhideWhenUsed="1"/>
+    <w:lsdException w:name="Table Columns 2" w:semiHidden="1" w:unhideWhenUsed="1"/>
+    <w:lsdException w:name="Table Columns 3" w:semiHidden="1" w:unhideWhenUsed="1"/>
+    <w:lsdException w:name="Table Columns 4" w:semiHidden="1" w:unhideWhenUsed="1"/>
+    <w:lsdException w:name="Table Columns 5" w:semiHidden="1" w:unhideWhenUsed="1"/>
+    <w:lsdException w:name="Table Grid 1" w:semiHidden="1" w:unhideWhenUsed="1"/>
+    <w:lsdException w:name="Table Grid 2" w:semiHidden="1" w:unhideWhenUsed="1"/>
+    <w:lsdException w:name="Table Grid 3" w:semiHidden="1" w:unhideWhenUsed="1"/>
+    <w:lsdException w:name="Table Grid 4" w:semiHidden="1" w:unhideWhenUsed="1"/>
+    <w:lsdException w:name="Table Grid 5" w:semiHidden="1" w:unhideWhenUsed="1"/>
+    <w:lsdException w:name="Table Grid 6" w:semiHidden="1" w:unhideWhenUsed="1"/>
+    <w:lsdException w:name="Table Grid 7" w:semiHidden="1" w:unhideWhenUsed="1"/>
+    <w:lsdException w:name="Table Grid 8" w:semiHidden="1" w:unhideWhenUsed="1"/>
+    <w:lsdException w:name="Table List 1" w:semiHidden="1" w:unhideWhenUsed="1"/>
+    <w:lsdException w:name="Table List 2" w:semiHidden="1" w:unhideWhenUsed="1"/>
+    <w:lsdException w:name="Table List 3" w:semiHidden="1" w:unhideWhenUsed="1"/>
+    <w:lsdException w:name="Table List 4" w:semiHidden="1" w:unhideWhenUsed="1"/>
+    <w:lsdException w:name="Table List 5" w:semiHidden="1" w:unhideWhenUsed="1"/>
+    <w:lsdException w:name="Table List 6" w:semiHidden="1" w:unhideWhenUsed="1"/>
+    <w:lsdException w:name="Table List 7" w:semiHidden="1" w:unhideWhenUsed="1"/>
+    <w:lsdException w:name="Table List 8" w:semiHidden="1" w:unhideWhenUsed="1"/>
+    <w:lsdException w:name="Table 3D effects 1" w:semiHidden="1" w:unhideWhenUsed="1"/>
+    <w:lsdException w:name="Table 3D effects 2" w:semiHidden="1" w:unhideWhenUsed="1"/>
+    <w:lsdException w:name="Table 3D effects 3" w:semiHidden="1" w:unhideWhenUsed="1"/>
+    <w:lsdException w:name="Table Contemporary" w:semiHidden="1" w:unhideWhenUsed="1"/>
+    <w:lsdException w:name="Table Elegant" w:semiHidden="1" w:unhideWhenUsed="1"/>
+    <w:lsdException w:name="Table Professional" w:semiHidden="1" w:unhideWhenUsed="1"/>
+    <w:lsdException w:name="Table Subtle 1" w:semiHidden="1" w:unhideWhenUsed="1"/>
+    <w:lsdException w:name="Table Subtle 2" w:semiHidden="1" w:unhideWhenUsed="1"/>
+    <w:lsdException w:name="Table Web 1" w:semiHidden="1" w:unhideWhenUsed="1"/>
+    <w:lsdException w:name="Table Web 2" w:semiHidden="1" w:unhideWhenUsed="1"/>
+    <w:lsdException w:name="Table Web 3" w:semiHidden="1" w:unhideWhenUsed="1"/>
+    <w:lsdException w:name="Table Theme" w:semiHidden="1" w:unhideWhenUsed="1"/>
     <w:lsdException w:name="Placeholder Text" w:semiHidden="1" w:uiPriority="99"/>
     <w:lsdException w:name="No Spacing" w:uiPriority="1" w:qFormat="1"/>
     <w:lsdException w:name="Light Shading" w:uiPriority="60"/>
@@ -2064,11 +2007,15 @@
   </w:style>
   <w:style w:type="character" w:default="1" w:styleId="DefaultParagraphFont">
     <w:name w:val="Default Paragraph Font"/>
+    <w:uiPriority w:val="1"/>
     <w:semiHidden/>
+    <w:unhideWhenUsed/>
   </w:style>
   <w:style w:type="table" w:default="1" w:styleId="TableNormal">
     <w:name w:val="Normal Table"/>
+    <w:uiPriority w:val="99"/>
     <w:semiHidden/>
+    <w:unhideWhenUsed/>
     <w:tblPr>
       <w:tblInd w:w="0" w:type="dxa"/>
       <w:tblCellMar>
@@ -2081,7 +2028,9 @@
   </w:style>
   <w:style w:type="numbering" w:default="1" w:styleId="NoList">
     <w:name w:val="No List"/>
+    <w:uiPriority w:val="99"/>
     <w:semiHidden/>
+    <w:unhideWhenUsed/>
   </w:style>
   <w:style w:type="character" w:styleId="FootnoteReference">
     <w:name w:val="footnote reference"/>

--- a/project/documents/merged/Document1.docx
+++ b/project/documents/merged/Document1.docx
@@ -338,7 +338,7 @@
                 <w:sz w:val="24"/>
                 <w:szCs w:val="24"/>
               </w:rPr>
-              <w:t>&lt;&lt;inventorCnt&gt;&gt;</w:t>
+              <w:t>1</w:t>
             </w:r>
             <w:r>
               <w:rPr>
@@ -361,7 +361,7 @@
                 <w:rFonts w:cstheme="minorHAnsi"/>
                 <w:bCs/>
               </w:rPr>
-              <w:t>&lt;&lt;inventor&gt;&gt;</w:t>
+              <w:t>Wiley E. Coyote</w:t>
             </w:r>
           </w:p>
         </w:tc>
@@ -622,13 +622,12 @@
               <w:rPr>
                 <w:rFonts w:eastAsia="Times New Roman" w:cstheme="minorHAnsi"/>
               </w:rPr>
-              <w:t>&lt;</w:t>
+              <w:t>Mr.</w:t>
             </w:r>
             <w:r>
               <w:rPr>
                 <w:rFonts w:eastAsia="Times New Roman" w:cstheme="minorHAnsi"/>
               </w:rPr>
-              <w:t>&lt;invpre&gt;&gt;</w:t>
             </w:r>
           </w:p>
         </w:tc>
@@ -653,14 +652,13 @@
                 <w:rFonts w:cstheme="minorHAnsi"/>
                 <w:bCs/>
               </w:rPr>
-              <w:t>&lt;</w:t>
-            </w:r>
-            <w:r>
-              <w:rPr>
-                <w:rFonts w:cstheme="minorHAnsi"/>
-                <w:bCs/>
-              </w:rPr>
-              <w:t>&lt;inventorFirstName&gt;&gt;</w:t>
+              <w:t>Wiley</w:t>
+            </w:r>
+            <w:r>
+              <w:rPr>
+                <w:rFonts w:cstheme="minorHAnsi"/>
+                <w:bCs/>
+              </w:rPr>
             </w:r>
           </w:p>
         </w:tc>
@@ -684,7 +682,7 @@
               <w:rPr>
                 <w:rFonts w:cstheme="minorHAnsi"/>
               </w:rPr>
-              <w:t>&lt;&lt;inventorMiddleInitial&gt;&gt;</w:t>
+              <w:t>E.</w:t>
             </w:r>
           </w:p>
         </w:tc>
@@ -709,14 +707,13 @@
                 <w:rFonts w:cstheme="minorHAnsi"/>
                 <w:bCs/>
               </w:rPr>
-              <w:t>&lt;</w:t>
-            </w:r>
-            <w:r>
-              <w:rPr>
-                <w:rFonts w:cstheme="minorHAnsi"/>
-                <w:bCs/>
-              </w:rPr>
-              <w:t>&lt;inventorLastName&gt;&gt;</w:t>
+              <w:t>Coyote</w:t>
+            </w:r>
+            <w:r>
+              <w:rPr>
+                <w:rFonts w:cstheme="minorHAnsi"/>
+                <w:bCs/>
+              </w:rPr>
             </w:r>
           </w:p>
         </w:tc>
@@ -739,7 +736,6 @@
               <w:rPr>
                 <w:rFonts w:eastAsia="Times New Roman" w:cstheme="minorHAnsi"/>
               </w:rPr>
-              <w:t>&lt;&lt;inventorSuffix&gt;&gt;</w:t>
             </w:r>
           </w:p>
         </w:tc>
@@ -1106,7 +1102,6 @@
                 <w:rFonts w:eastAsia="Arial" w:cstheme="minorHAnsi"/>
                 <w:bCs/>
               </w:rPr>
-              <w:t>&lt;&lt;inventorHomeCity&gt;&gt;</w:t>
             </w:r>
           </w:p>
         </w:tc>
@@ -1163,7 +1158,6 @@
                 <w:rFonts w:eastAsia="Arial" w:cstheme="minorHAnsi"/>
                 <w:bCs/>
               </w:rPr>
-              <w:t>&lt;&lt;inventorHomeState&gt;&gt;</w:t>
             </w:r>
           </w:p>
         </w:tc>
@@ -1251,7 +1245,7 @@
               <w:rPr>
                 <w:rFonts w:eastAsia="Arial" w:cstheme="minorHAnsi"/>
               </w:rPr>
-              <w:t>&lt;&lt;inventorHomeCountry&gt;&gt;</w:t>
+              <w:t xml:space="preserve">US  </w:t>
             </w:r>
           </w:p>
         </w:tc>
@@ -1401,25 +1395,22 @@
               <w:rPr>
                 <w:rFonts w:cs="Arial"/>
               </w:rPr>
-              <w:t>&lt;</w:t>
+              <w:t>9001 Desert Lane East</w:t>
             </w:r>
             <w:r>
               <w:rPr>
                 <w:rFonts w:cs="Arial"/>
               </w:rPr>
-              <w:t>&lt;inventorMailingStreet</w:t>
             </w:r>
             <w:r>
               <w:rPr>
                 <w:rFonts w:cs="Arial"/>
               </w:rPr>
-              <w:t>1</w:t>
             </w:r>
             <w:r>
               <w:rPr>
                 <w:rFonts w:cs="Arial"/>
               </w:rPr>
-              <w:t>&gt;&gt;</w:t>
             </w:r>
           </w:p>
         </w:tc>
@@ -1494,19 +1485,16 @@
               <w:rPr>
                 <w:rFonts w:cs="Arial"/>
               </w:rPr>
-              <w:t>&lt;&lt;inventorMailingStreet</w:t>
             </w:r>
             <w:r>
               <w:rPr>
                 <w:rFonts w:cs="Arial"/>
               </w:rPr>
-              <w:t>2</w:t>
             </w:r>
             <w:r>
               <w:rPr>
                 <w:rFonts w:cs="Arial"/>
               </w:rPr>
-              <w:t>&gt;&gt;</w:t>
             </w:r>
           </w:p>
         </w:tc>
@@ -1585,7 +1573,7 @@
                 <w:rFonts w:cs="Arial"/>
                 <w:bCs/>
               </w:rPr>
-              <w:t>&lt;&lt;inventorMailingCity&gt;&gt;</w:t>
+              <w:t>Dry Gulch</w:t>
             </w:r>
           </w:p>
         </w:tc>
@@ -1660,7 +1648,7 @@
                 <w:rFonts w:eastAsia="Arial" w:cstheme="minorHAnsi"/>
                 <w:bCs/>
               </w:rPr>
-              <w:t>&lt;&lt;inventorMailingState&gt;&gt;</w:t>
+              <w:t>NE</w:t>
             </w:r>
           </w:p>
         </w:tc>
@@ -1746,7 +1734,7 @@
                 <w:rFonts w:eastAsia="Arial" w:cstheme="minorHAnsi"/>
                 <w:bCs/>
               </w:rPr>
-              <w:t>&lt;&lt;inventorMailingZip&gt;&gt;</w:t>
+              <w:t>88888</w:t>
             </w:r>
           </w:p>
         </w:tc>
@@ -1808,7 +1796,7 @@
                 <w:rFonts w:eastAsia="Arial" w:cstheme="minorHAnsi"/>
                 <w:bCs/>
               </w:rPr>
-              <w:t>&lt;&lt;inventorMailingCountry&gt;&gt;</w:t>
+              <w:t xml:space="preserve">US  </w:t>
             </w:r>
           </w:p>
         </w:tc>
@@ -4956,7 +4944,7 @@
                 <w:sz w:val="20"/>
                 <w:szCs w:val="20"/>
               </w:rPr>
-              <w:t xml:space="preserve"> </w:t>
+              <w:t xml:space="preserve">  </w:t>
             </w:r>
             <w:r>
               <w:rPr>
@@ -5810,22 +5798,20 @@
                 <w:rFonts w:cstheme="minorHAnsi"/>
               </w:rPr>
             </w:pPr>
-            <w:r>
-              <w:rPr>
-                <w:rFonts w:cstheme="minorHAnsi"/>
-                <w:b/>
-                <w:sz w:val="24"/>
-                <w:szCs w:val="24"/>
-              </w:rPr>
-              <w:t xml:space="preserve"> </w:t>
-            </w:r>
-            <w:r>
-              <w:t>21186</w:t>
-            </w:r>
           </w:p>
         </w:tc>
       </w:tr>
     </w:tbl>
+    <w:p>
+      <w:pPr>
+        <w:spacing w:before="3" w:after="0" w:line="150" w:lineRule="exact"/>
+        <w:rPr>
+          <w:rFonts w:cstheme="minorHAnsi"/>
+          <w:sz w:val="18"/>
+          <w:szCs w:val="18"/>
+        </w:rPr>
+      </w:pPr>
+    </w:p>
     <w:p>
       <w:pPr>
         <w:spacing w:before="25" w:after="0" w:line="304" w:lineRule="exact"/>
@@ -5952,7 +5938,7 @@
       </w:tblGrid>
       <w:tr>
         <w:trPr>
-          <w:trHeight w:hRule="exact" w:val="1186"/>
+          <w:trHeight w:hRule="exact" w:val="1152"/>
         </w:trPr>
         <w:tc>
           <w:tcPr>
@@ -5966,8 +5952,8 @@
           </w:tcPr>
           <w:p>
             <w:pPr>
-              <w:spacing w:before="63" w:after="0" w:line="240" w:lineRule="auto"/>
-              <w:ind w:left="144" w:right="302"/>
+              <w:spacing w:before="63" w:after="0" w:line="265" w:lineRule="auto"/>
+              <w:ind w:left="137" w:right="306"/>
               <w:rPr>
                 <w:rFonts w:eastAsia="Arial" w:cstheme="minorHAnsi"/>
                 <w:b/>
@@ -6307,7 +6293,7 @@
                 <w:rFonts w:eastAsia="Arial" w:cstheme="minorHAnsi"/>
                 <w:b/>
                 <w:color w:val="010101"/>
-                <w:spacing w:val="18"/>
+                <w:spacing w:val="33"/>
                 <w:sz w:val="20"/>
                 <w:szCs w:val="20"/>
               </w:rPr>
@@ -6328,16 +6314,6 @@
                 <w:rFonts w:eastAsia="Arial" w:cstheme="minorHAnsi"/>
                 <w:b/>
                 <w:color w:val="010101"/>
-                <w:sz w:val="20"/>
-                <w:szCs w:val="20"/>
-              </w:rPr>
-              <w:t xml:space="preserve"> or 386(c)</w:t>
-            </w:r>
-            <w:r>
-              <w:rPr>
-                <w:rFonts w:eastAsia="Arial" w:cstheme="minorHAnsi"/>
-                <w:b/>
-                <w:color w:val="010101"/>
                 <w:spacing w:val="30"/>
                 <w:sz w:val="20"/>
                 <w:szCs w:val="20"/>
@@ -6353,6 +6329,16 @@
                 <w:szCs w:val="20"/>
               </w:rPr>
               <w:t>or</w:t>
+            </w:r>
+            <w:r>
+              <w:rPr>
+                <w:rFonts w:eastAsia="Arial" w:cstheme="minorHAnsi"/>
+                <w:b/>
+                <w:color w:val="010101"/>
+                <w:sz w:val="20"/>
+                <w:szCs w:val="20"/>
+              </w:rPr>
+              <w:t xml:space="preserve"> 386(c) or</w:t>
             </w:r>
             <w:r>
               <w:rPr>
@@ -7050,7 +7036,7 @@
           </w:p>
           <w:p>
             <w:pPr>
-              <w:spacing w:after="0" w:line="264" w:lineRule="auto"/>
+              <w:spacing w:after="100" w:afterAutospacing="1" w:line="240" w:lineRule="auto"/>
               <w:ind w:left="144" w:right="302"/>
               <w:rPr>
                 <w:rFonts w:eastAsia="Arial" w:cstheme="minorHAnsi"/>
@@ -7078,18 +7064,6 @@
               </w:rPr>
               <w:t>.</w:t>
             </w:r>
-          </w:p>
-          <w:p>
-            <w:pPr>
-              <w:spacing w:before="63" w:after="0" w:line="265" w:lineRule="auto"/>
-              <w:ind w:left="137" w:right="306"/>
-              <w:rPr>
-                <w:rFonts w:eastAsia="Arial" w:cstheme="minorHAnsi"/>
-                <w:b/>
-                <w:sz w:val="20"/>
-                <w:szCs w:val="20"/>
-              </w:rPr>
-            </w:pPr>
           </w:p>
         </w:tc>
       </w:tr>
@@ -7490,21 +7464,6 @@
           <w:position w:val="-1"/>
           <w:sz w:val="18"/>
           <w:szCs w:val="18"/>
-        </w:rPr>
-      </w:pPr>
-    </w:p>
-    <w:p>
-      <w:pPr>
-        <w:spacing w:before="25" w:after="0" w:line="304" w:lineRule="exact"/>
-        <w:ind w:left="134" w:right="-20"/>
-        <w:rPr>
-          <w:rFonts w:eastAsia="Arial" w:cstheme="minorHAnsi"/>
-          <w:b/>
-          <w:bCs/>
-          <w:color w:val="010101"/>
-          <w:position w:val="-1"/>
-          <w:sz w:val="28"/>
-          <w:szCs w:val="24"/>
         </w:rPr>
       </w:pPr>
     </w:p>
@@ -8211,7 +8170,7 @@
                 <w:sz w:val="24"/>
                 <w:szCs w:val="24"/>
               </w:rPr>
-              <w:t xml:space="preserve"> 16, 2013 and (2) also contains, or contained at any time, a claim to a claimed invention that has an effe</w:t>
+              <w:t xml:space="preserve"> 16, 2013 and (2) also contains, or contained at any time, a claim to a claimed invention that has an </w:t>
             </w:r>
             <w:r>
               <w:rPr>
@@ -8220,7 +8179,7 @@
                 <w:sz w:val="24"/>
                 <w:szCs w:val="24"/>
               </w:rPr>
-              <w:t>c</w:t>
+              <w:t>effective</w:t>
             </w:r>
             <w:r>
               <w:rPr>
@@ -8229,7 +8188,7 @@
                 <w:sz w:val="24"/>
                 <w:szCs w:val="24"/>
               </w:rPr>
-              <w:t>tive filing date on or after March 16, 2013.</w:t>
+              <w:t xml:space="preserve"> filing date on or after March 16, 2013.</w:t>
             </w:r>
           </w:p>
           <w:p>
@@ -8267,6 +8226,18 @@
         </w:tc>
       </w:tr>
     </w:tbl>
+    <w:p>
+      <w:pPr>
+        <w:spacing w:after="0" w:line="120" w:lineRule="auto"/>
+        <w:ind w:right="-14" w:firstLine="187"/>
+        <w:rPr>
+          <w:rFonts w:eastAsia="Arial" w:cstheme="minorHAnsi"/>
+          <w:b/>
+          <w:sz w:val="28"/>
+          <w:szCs w:val="28"/>
+        </w:rPr>
+      </w:pPr>
+    </w:p>
     <w:p>
       <w:pPr>
         <w:widowControl/>
@@ -8377,26 +8348,7 @@
                 <w:sz w:val="20"/>
                 <w:szCs w:val="20"/>
               </w:rPr>
-              <w:t xml:space="preserve">Should applicant choose not to provide an authorization identified in subsection 1 below, applicant </w:t>
-            </w:r>
-            <w:r>
-              <w:rPr>
-                <w:rFonts w:cstheme="minorHAnsi"/>
-                <w:b/>
-                <w:sz w:val="20"/>
-                <w:szCs w:val="20"/>
-                <w:u w:val="single"/>
-              </w:rPr>
-              <w:t>must opt-out</w:t>
-            </w:r>
-            <w:r>
-              <w:rPr>
-                <w:rFonts w:cstheme="minorHAnsi"/>
-                <w:b/>
-                <w:sz w:val="20"/>
-                <w:szCs w:val="20"/>
-              </w:rPr>
-              <w:t xml:space="preserve"> of the authorization by checking the corresponding box A or B or both in subsection 2 below.</w:t>
+              <w:t>Should applicant choose not to provide an authorization identified in subsection 1 below, applicant must opt-out of the authorization by checking the corresponding box A or B or both in subsection 2 below.</w:t>
             </w:r>
           </w:p>
           <w:p>
@@ -9551,16 +9503,16 @@
                 <w:sz w:val="20"/>
                 <w:szCs w:val="20"/>
               </w:rPr>
-              <w:t>If the applicant is the inventor (or the remaining joint inventor or inventors under 37 CFR 1.45), this section should not be completed</w:t>
-            </w:r>
-            <w:r>
-              <w:rPr>
-                <w:rFonts w:cstheme="minorHAnsi"/>
-                <w:b/>
-                <w:sz w:val="20"/>
-                <w:szCs w:val="20"/>
-              </w:rPr>
-              <w:t>. The information to be provided in this section is the name and address of the legal representative who is the applicant under 37 CFR 1.43; or the name and address of the assignee, person to whom the inventor is under an obligation to assign the invention, or person who otherwise shows sufficient proprietary interest in the matter who is the applicant under 37 CFR 1.46. If the applicant is an applicant under 37 CFR 1.46 (assignee, person to whom the inventor is obligated to assign, or person who otherwise shows sufficient proprietary interest) together with one or more joint inventors, then the joint inventor or inventors who are also the applicant should be identified in this section.</w:t>
+              <w:t>If the applicant is the inventor (or the remaining joint inventor or inventors under 37 CFR 1.45), this section should not be completed.</w:t>
+            </w:r>
+            <w:r>
+              <w:rPr>
+                <w:rFonts w:cstheme="minorHAnsi"/>
+                <w:b/>
+                <w:sz w:val="20"/>
+                <w:szCs w:val="20"/>
+              </w:rPr>
+              <w:t xml:space="preserve"> The information to be provided in this section is the name and address of the legal representative who is the applicant under 37 CFR 1.43; or the name and address of the assignee, person to whom the inventor is under an obligation to assign the invention, or person who otherwise shows sufficient proprietary interest in the matter who is the applicant under 37 CFR 1.46. If the applicant is an applicant under 37 CFR 1.46 (assignee, person to whom the inventor is obligated to assign, or person who otherwise shows sufficient proprietary interest) together with one or more joint inventors, then the joint inventor or inventors who are also the applicant should be identified in this section.</w:t>
             </w:r>
           </w:p>
         </w:tc>
@@ -10764,7 +10716,7 @@
               <w:t xml:space="preserve">  </w:t>
             </w:r>
             <w:r>
-              <w:t>&lt;&lt;assignee&gt;&gt;</w:t>
+              <w:t>ACME Manufacturing</w:t>
             </w:r>
           </w:p>
         </w:tc>
@@ -12577,7 +12529,7 @@
               <w:rPr>
                 <w:rFonts w:cstheme="minorHAnsi"/>
               </w:rPr>
-              <w:t xml:space="preserve"> &lt;&lt;assigneeStreet1&gt;&gt;</w:t>
+              <w:t xml:space="preserve"> 9002 Desert Lane East</w:t>
             </w:r>
           </w:p>
         </w:tc>
@@ -12656,7 +12608,7 @@
               <w:rPr>
                 <w:rFonts w:cstheme="minorHAnsi"/>
               </w:rPr>
-              <w:t>&lt;&lt;assigneeStreet2&gt;&gt;</w:t>
+              <w:t>Aladdin's PArk</w:t>
             </w:r>
           </w:p>
         </w:tc>
@@ -12718,7 +12670,7 @@
               <w:rPr>
                 <w:rFonts w:cstheme="minorHAnsi"/>
               </w:rPr>
-              <w:t xml:space="preserve"> &lt;&lt;assigneeCity&gt;&gt;</w:t>
+              <w:t xml:space="preserve"> Dry Gulch</w:t>
             </w:r>
           </w:p>
         </w:tc>
@@ -12795,7 +12747,7 @@
               <w:rPr>
                 <w:rFonts w:cstheme="minorHAnsi"/>
               </w:rPr>
-              <w:t xml:space="preserve"> &lt;&lt;assigneeState&gt;&gt;</w:t>
+              <w:t xml:space="preserve"> NE</w:t>
             </w:r>
           </w:p>
         </w:tc>
@@ -12866,7 +12818,7 @@
               <w:rPr>
                 <w:rFonts w:eastAsia="Arial" w:cstheme="minorHAnsi"/>
               </w:rPr>
-              <w:t xml:space="preserve"> &lt;&lt;assigneeCountry&gt;&gt;</w:t>
+              <w:t xml:space="preserve"> US  </w:t>
             </w:r>
           </w:p>
         </w:tc>
@@ -12939,7 +12891,7 @@
               <w:rPr>
                 <w:rFonts w:cstheme="minorHAnsi"/>
               </w:rPr>
-              <w:t xml:space="preserve"> &lt;&lt;assigneeZip&gt;&gt;</w:t>
+              <w:t xml:space="preserve"> 88888</w:t>
             </w:r>
           </w:p>
         </w:tc>
@@ -13551,14 +13503,6 @@
                 <w:rFonts w:cstheme="minorHAnsi"/>
               </w:rPr>
             </w:pPr>
-            <w:r>
-              <w:rPr>
-                <w:rFonts w:ascii="Times New Roman" w:hAnsi="Times New Roman" w:cs="Times New Roman"/>
-                <w:sz w:val="24"/>
-                <w:szCs w:val="24"/>
-              </w:rPr>
-              <w:t xml:space="preserve"> </w:t>
-            </w:r>
             <w:r>
               <w:rPr>
                 <w:rFonts w:ascii="Times New Roman" w:hAnsi="Times New Roman" w:cs="Times New Roman"/>
@@ -13846,12 +13790,8 @@
       </w:r>
     </w:p>
     <w:sectPr>
-      <w:headerReference w:type="even" r:id="rId8"/>
-      <w:headerReference w:type="default" r:id="rId9"/>
-      <w:footerReference w:type="even" r:id="rId10"/>
-      <w:footerReference w:type="default" r:id="rId11"/>
-      <w:headerReference w:type="first" r:id="rId12"/>
-      <w:footerReference w:type="first" r:id="rId13"/>
+      <w:headerReference w:type="default" r:id="rId8"/>
+      <w:footerReference w:type="default" r:id="rId9"/>
       <w:pgSz w:w="12240" w:h="15840"/>
       <w:pgMar w:top="1060" w:right="620" w:bottom="220" w:left="620" w:header="187" w:footer="14" w:gutter="0"/>
       <w:cols w:space="720"/>
@@ -13895,16 +13835,6 @@
 </file>
 
 <file path=word/footer1.xml><?xml version="1.0" encoding="utf-8"?>
-<w:ftr xmlns:wpc="http://schemas.microsoft.com/office/word/2010/wordprocessingCanvas" xmlns:cx="http://schemas.microsoft.com/office/drawing/2014/chartex" xmlns:cx1="http://schemas.microsoft.com/office/drawing/2015/9/8/chartex" xmlns:cx2="http://schemas.microsoft.com/office/drawing/2015/10/21/chartex" xmlns:cx3="http://schemas.microsoft.com/office/drawing/2016/5/9/chartex" xmlns:cx4="http://schemas.microsoft.com/office/drawing/2016/5/10/chartex" xmlns:cx5="http://schemas.microsoft.com/office/drawing/2016/5/11/chartex" xmlns:cx6="http://schemas.microsoft.com/office/drawing/2016/5/12/chartex" xmlns:cx7="http://schemas.microsoft.com/office/drawing/2016/5/13/chartex" xmlns:cx8="http://schemas.microsoft.com/office/drawing/2016/5/14/chartex" xmlns:mc="http://schemas.openxmlformats.org/markup-compatibility/2006" xmlns:aink="http://schemas.microsoft.com/office/drawing/2016/ink" xmlns:am3d="http://schemas.microsoft.com/office/drawing/2017/model3d" xmlns:o="urn:schemas-microsoft-com:office:office" xmlns:oel="http://schemas.microsoft.com/office/2019/extlst" xmlns:r="http://schemas.openxmlformats.org/officeDocument/2006/relationships" xmlns:m="http://schemas.openxmlformats.org/officeDocument/2006/math" xmlns:v="urn:schemas-microsoft-com:vml" xmlns:wp14="http://schemas.microsoft.com/office/word/2010/wordprocessingDrawing" xmlns:wp="http://schemas.openxmlformats.org/drawingml/2006/wordprocessingDrawing" xmlns:w10="urn:schemas-microsoft-com:office:word" xmlns:w="http://schemas.openxmlformats.org/wordprocessingml/2006/main" xmlns:w14="http://schemas.microsoft.com/office/word/2010/wordml" xmlns:w15="http://schemas.microsoft.com/office/word/2012/wordml" xmlns:w16cex="http://schemas.microsoft.com/office/word/2018/wordml/cex" xmlns:w16cid="http://schemas.microsoft.com/office/word/2016/wordml/cid" xmlns:w16="http://schemas.microsoft.com/office/word/2018/wordml" xmlns:w16sdtdh="http://schemas.microsoft.com/office/word/2020/wordml/sdtdatahash" xmlns:w16se="http://schemas.microsoft.com/office/word/2015/wordml/symex" xmlns:wpg="http://schemas.microsoft.com/office/word/2010/wordprocessingGroup" xmlns:wpi="http://schemas.microsoft.com/office/word/2010/wordprocessingInk" xmlns:wne="http://schemas.microsoft.com/office/word/2006/wordml" xmlns:wps="http://schemas.microsoft.com/office/word/2010/wordprocessingShape" mc:Ignorable="w14 w15 w16se w16cid w16 w16cex w16sdtdh wp14">
-  <w:p>
-    <w:pPr>
-      <w:pStyle w:val="Footer"/>
-    </w:pPr>
-  </w:p>
-</w:ftr>
-</file>
-
-<file path=word/footer2.xml><?xml version="1.0" encoding="utf-8"?>
 <w:ftr xmlns:wpc="http://schemas.microsoft.com/office/word/2010/wordprocessingCanvas" xmlns:cx="http://schemas.microsoft.com/office/drawing/2014/chartex" xmlns:cx1="http://schemas.microsoft.com/office/drawing/2015/9/8/chartex" xmlns:cx2="http://schemas.microsoft.com/office/drawing/2015/10/21/chartex" xmlns:cx3="http://schemas.microsoft.com/office/drawing/2016/5/9/chartex" xmlns:cx4="http://schemas.microsoft.com/office/drawing/2016/5/10/chartex" xmlns:cx5="http://schemas.microsoft.com/office/drawing/2016/5/11/chartex" xmlns:cx6="http://schemas.microsoft.com/office/drawing/2016/5/12/chartex" xmlns:cx7="http://schemas.microsoft.com/office/drawing/2016/5/13/chartex" xmlns:cx8="http://schemas.microsoft.com/office/drawing/2016/5/14/chartex" xmlns:mc="http://schemas.openxmlformats.org/markup-compatibility/2006" xmlns:aink="http://schemas.microsoft.com/office/drawing/2016/ink" xmlns:am3d="http://schemas.microsoft.com/office/drawing/2017/model3d" xmlns:o="urn:schemas-microsoft-com:office:office" xmlns:oel="http://schemas.microsoft.com/office/2019/extlst" xmlns:r="http://schemas.openxmlformats.org/officeDocument/2006/relationships" xmlns:m="http://schemas.openxmlformats.org/officeDocument/2006/math" xmlns:v="urn:schemas-microsoft-com:vml" xmlns:wp14="http://schemas.microsoft.com/office/word/2010/wordprocessingDrawing" xmlns:wp="http://schemas.openxmlformats.org/drawingml/2006/wordprocessingDrawing" xmlns:w10="urn:schemas-microsoft-com:office:word" xmlns:w="http://schemas.openxmlformats.org/wordprocessingml/2006/main" xmlns:w14="http://schemas.microsoft.com/office/word/2010/wordml" xmlns:w15="http://schemas.microsoft.com/office/word/2012/wordml" xmlns:w16cex="http://schemas.microsoft.com/office/word/2018/wordml/cex" xmlns:w16cid="http://schemas.microsoft.com/office/word/2016/wordml/cid" xmlns:w16="http://schemas.microsoft.com/office/word/2018/wordml" xmlns:w16sdtdh="http://schemas.microsoft.com/office/word/2020/wordml/sdtdatahash" xmlns:w16se="http://schemas.microsoft.com/office/word/2015/wordml/symex" xmlns:wpg="http://schemas.microsoft.com/office/word/2010/wordprocessingGroup" xmlns:wpi="http://schemas.microsoft.com/office/word/2010/wordprocessingInk" xmlns:wne="http://schemas.microsoft.com/office/word/2006/wordml" xmlns:wps="http://schemas.microsoft.com/office/word/2010/wordprocessingShape" mc:Ignorable="w14 w15 w16se w16cid w16 w16cex w16sdtdh wp14">
   <w:sdt>
     <w:sdtPr>
@@ -13963,7 +13893,7 @@
             <w:sz w:val="20"/>
             <w:szCs w:val="20"/>
           </w:rPr>
-          <w:t>6</w:t>
+          <w:t>3</w:t>
         </w:r>
         <w:r>
           <w:rPr>
@@ -13995,16 +13925,6 @@
 </w:ftr>
 </file>
 
-<file path=word/footer3.xml><?xml version="1.0" encoding="utf-8"?>
-<w:ftr xmlns:wpc="http://schemas.microsoft.com/office/word/2010/wordprocessingCanvas" xmlns:cx="http://schemas.microsoft.com/office/drawing/2014/chartex" xmlns:cx1="http://schemas.microsoft.com/office/drawing/2015/9/8/chartex" xmlns:cx2="http://schemas.microsoft.com/office/drawing/2015/10/21/chartex" xmlns:cx3="http://schemas.microsoft.com/office/drawing/2016/5/9/chartex" xmlns:cx4="http://schemas.microsoft.com/office/drawing/2016/5/10/chartex" xmlns:cx5="http://schemas.microsoft.com/office/drawing/2016/5/11/chartex" xmlns:cx6="http://schemas.microsoft.com/office/drawing/2016/5/12/chartex" xmlns:cx7="http://schemas.microsoft.com/office/drawing/2016/5/13/chartex" xmlns:cx8="http://schemas.microsoft.com/office/drawing/2016/5/14/chartex" xmlns:mc="http://schemas.openxmlformats.org/markup-compatibility/2006" xmlns:aink="http://schemas.microsoft.com/office/drawing/2016/ink" xmlns:am3d="http://schemas.microsoft.com/office/drawing/2017/model3d" xmlns:o="urn:schemas-microsoft-com:office:office" xmlns:oel="http://schemas.microsoft.com/office/2019/extlst" xmlns:r="http://schemas.openxmlformats.org/officeDocument/2006/relationships" xmlns:m="http://schemas.openxmlformats.org/officeDocument/2006/math" xmlns:v="urn:schemas-microsoft-com:vml" xmlns:wp14="http://schemas.microsoft.com/office/word/2010/wordprocessingDrawing" xmlns:wp="http://schemas.openxmlformats.org/drawingml/2006/wordprocessingDrawing" xmlns:w10="urn:schemas-microsoft-com:office:word" xmlns:w="http://schemas.openxmlformats.org/wordprocessingml/2006/main" xmlns:w14="http://schemas.microsoft.com/office/word/2010/wordml" xmlns:w15="http://schemas.microsoft.com/office/word/2012/wordml" xmlns:w16cex="http://schemas.microsoft.com/office/word/2018/wordml/cex" xmlns:w16cid="http://schemas.microsoft.com/office/word/2016/wordml/cid" xmlns:w16="http://schemas.microsoft.com/office/word/2018/wordml" xmlns:w16sdtdh="http://schemas.microsoft.com/office/word/2020/wordml/sdtdatahash" xmlns:w16se="http://schemas.microsoft.com/office/word/2015/wordml/symex" xmlns:wpg="http://schemas.microsoft.com/office/word/2010/wordprocessingGroup" xmlns:wpi="http://schemas.microsoft.com/office/word/2010/wordprocessingInk" xmlns:wne="http://schemas.microsoft.com/office/word/2006/wordml" xmlns:wps="http://schemas.microsoft.com/office/word/2010/wordprocessingShape" mc:Ignorable="w14 w15 w16se w16cid w16 w16cex w16sdtdh wp14">
-  <w:p>
-    <w:pPr>
-      <w:pStyle w:val="Footer"/>
-    </w:pPr>
-  </w:p>
-</w:ftr>
-</file>
-
 <file path=word/footnotes.xml><?xml version="1.0" encoding="utf-8"?>
 <w:footnotes xmlns:wpc="http://schemas.microsoft.com/office/word/2010/wordprocessingCanvas" xmlns:cx="http://schemas.microsoft.com/office/drawing/2014/chartex" xmlns:cx1="http://schemas.microsoft.com/office/drawing/2015/9/8/chartex" xmlns:cx2="http://schemas.microsoft.com/office/drawing/2015/10/21/chartex" xmlns:cx3="http://schemas.microsoft.com/office/drawing/2016/5/9/chartex" xmlns:cx4="http://schemas.microsoft.com/office/drawing/2016/5/10/chartex" xmlns:cx5="http://schemas.microsoft.com/office/drawing/2016/5/11/chartex" xmlns:cx6="http://schemas.microsoft.com/office/drawing/2016/5/12/chartex" xmlns:cx7="http://schemas.microsoft.com/office/drawing/2016/5/13/chartex" xmlns:cx8="http://schemas.microsoft.com/office/drawing/2016/5/14/chartex" xmlns:mc="http://schemas.openxmlformats.org/markup-compatibility/2006" xmlns:aink="http://schemas.microsoft.com/office/drawing/2016/ink" xmlns:am3d="http://schemas.microsoft.com/office/drawing/2017/model3d" xmlns:o="urn:schemas-microsoft-com:office:office" xmlns:oel="http://schemas.microsoft.com/office/2019/extlst" xmlns:r="http://schemas.openxmlformats.org/officeDocument/2006/relationships" xmlns:m="http://schemas.openxmlformats.org/officeDocument/2006/math" xmlns:v="urn:schemas-microsoft-com:vml" xmlns:wp14="http://schemas.microsoft.com/office/word/2010/wordprocessingDrawing" xmlns:wp="http://schemas.openxmlformats.org/drawingml/2006/wordprocessingDrawing" xmlns:w10="urn:schemas-microsoft-com:office:word" xmlns:w="http://schemas.openxmlformats.org/wordprocessingml/2006/main" xmlns:w14="http://schemas.microsoft.com/office/word/2010/wordml" xmlns:w15="http://schemas.microsoft.com/office/word/2012/wordml" xmlns:w16cex="http://schemas.microsoft.com/office/word/2018/wordml/cex" xmlns:w16cid="http://schemas.microsoft.com/office/word/2016/wordml/cid" xmlns:w16="http://schemas.microsoft.com/office/word/2018/wordml" xmlns:w16sdtdh="http://schemas.microsoft.com/office/word/2020/wordml/sdtdatahash" xmlns:w16se="http://schemas.microsoft.com/office/word/2015/wordml/symex" xmlns:wpg="http://schemas.microsoft.com/office/word/2010/wordprocessingGroup" xmlns:wpi="http://schemas.microsoft.com/office/word/2010/wordprocessingInk" xmlns:wne="http://schemas.microsoft.com/office/word/2006/wordml" xmlns:wps="http://schemas.microsoft.com/office/word/2010/wordprocessingShape" mc:Ignorable="w14 w15 w16se w16cid w16 w16cex w16sdtdh wp14">
   <w:footnote w:type="separator" w:id="-1">
@@ -14031,16 +13951,6 @@
 </file>
 
 <file path=word/header1.xml><?xml version="1.0" encoding="utf-8"?>
-<w:hdr xmlns:wpc="http://schemas.microsoft.com/office/word/2010/wordprocessingCanvas" xmlns:cx="http://schemas.microsoft.com/office/drawing/2014/chartex" xmlns:cx1="http://schemas.microsoft.com/office/drawing/2015/9/8/chartex" xmlns:cx2="http://schemas.microsoft.com/office/drawing/2015/10/21/chartex" xmlns:cx3="http://schemas.microsoft.com/office/drawing/2016/5/9/chartex" xmlns:cx4="http://schemas.microsoft.com/office/drawing/2016/5/10/chartex" xmlns:cx5="http://schemas.microsoft.com/office/drawing/2016/5/11/chartex" xmlns:cx6="http://schemas.microsoft.com/office/drawing/2016/5/12/chartex" xmlns:cx7="http://schemas.microsoft.com/office/drawing/2016/5/13/chartex" xmlns:cx8="http://schemas.microsoft.com/office/drawing/2016/5/14/chartex" xmlns:mc="http://schemas.openxmlformats.org/markup-compatibility/2006" xmlns:aink="http://schemas.microsoft.com/office/drawing/2016/ink" xmlns:am3d="http://schemas.microsoft.com/office/drawing/2017/model3d" xmlns:o="urn:schemas-microsoft-com:office:office" xmlns:oel="http://schemas.microsoft.com/office/2019/extlst" xmlns:r="http://schemas.openxmlformats.org/officeDocument/2006/relationships" xmlns:m="http://schemas.openxmlformats.org/officeDocument/2006/math" xmlns:v="urn:schemas-microsoft-com:vml" xmlns:wp14="http://schemas.microsoft.com/office/word/2010/wordprocessingDrawing" xmlns:wp="http://schemas.openxmlformats.org/drawingml/2006/wordprocessingDrawing" xmlns:w10="urn:schemas-microsoft-com:office:word" xmlns:w="http://schemas.openxmlformats.org/wordprocessingml/2006/main" xmlns:w14="http://schemas.microsoft.com/office/word/2010/wordml" xmlns:w15="http://schemas.microsoft.com/office/word/2012/wordml" xmlns:w16cex="http://schemas.microsoft.com/office/word/2018/wordml/cex" xmlns:w16cid="http://schemas.microsoft.com/office/word/2016/wordml/cid" xmlns:w16="http://schemas.microsoft.com/office/word/2018/wordml" xmlns:w16sdtdh="http://schemas.microsoft.com/office/word/2020/wordml/sdtdatahash" xmlns:w16se="http://schemas.microsoft.com/office/word/2015/wordml/symex" xmlns:wpg="http://schemas.microsoft.com/office/word/2010/wordprocessingGroup" xmlns:wpi="http://schemas.microsoft.com/office/word/2010/wordprocessingInk" xmlns:wne="http://schemas.microsoft.com/office/word/2006/wordml" xmlns:wps="http://schemas.microsoft.com/office/word/2010/wordprocessingShape" mc:Ignorable="w14 w15 w16se w16cid w16 w16cex w16sdtdh wp14">
-  <w:p>
-    <w:pPr>
-      <w:pStyle w:val="Header"/>
-    </w:pPr>
-  </w:p>
-</w:hdr>
-</file>
-
-<file path=word/header2.xml><?xml version="1.0" encoding="utf-8"?>
 <w:hdr xmlns:wpc="http://schemas.microsoft.com/office/word/2010/wordprocessingCanvas" xmlns:cx="http://schemas.microsoft.com/office/drawing/2014/chartex" xmlns:cx1="http://schemas.microsoft.com/office/drawing/2015/9/8/chartex" xmlns:cx2="http://schemas.microsoft.com/office/drawing/2015/10/21/chartex" xmlns:cx3="http://schemas.microsoft.com/office/drawing/2016/5/9/chartex" xmlns:cx4="http://schemas.microsoft.com/office/drawing/2016/5/10/chartex" xmlns:cx5="http://schemas.microsoft.com/office/drawing/2016/5/11/chartex" xmlns:cx6="http://schemas.microsoft.com/office/drawing/2016/5/12/chartex" xmlns:cx7="http://schemas.microsoft.com/office/drawing/2016/5/13/chartex" xmlns:cx8="http://schemas.microsoft.com/office/drawing/2016/5/14/chartex" xmlns:mc="http://schemas.openxmlformats.org/markup-compatibility/2006" xmlns:aink="http://schemas.microsoft.com/office/drawing/2016/ink" xmlns:am3d="http://schemas.microsoft.com/office/drawing/2017/model3d" xmlns:o="urn:schemas-microsoft-com:office:office" xmlns:oel="http://schemas.microsoft.com/office/2019/extlst" xmlns:r="http://schemas.openxmlformats.org/officeDocument/2006/relationships" xmlns:m="http://schemas.openxmlformats.org/officeDocument/2006/math" xmlns:v="urn:schemas-microsoft-com:vml" xmlns:wp14="http://schemas.microsoft.com/office/word/2010/wordprocessingDrawing" xmlns:wp="http://schemas.openxmlformats.org/drawingml/2006/wordprocessingDrawing" xmlns:w10="urn:schemas-microsoft-com:office:word" xmlns:w="http://schemas.openxmlformats.org/wordprocessingml/2006/main" xmlns:w14="http://schemas.microsoft.com/office/word/2010/wordml" xmlns:w15="http://schemas.microsoft.com/office/word/2012/wordml" xmlns:w16cex="http://schemas.microsoft.com/office/word/2018/wordml/cex" xmlns:w16cid="http://schemas.microsoft.com/office/word/2016/wordml/cid" xmlns:w16="http://schemas.microsoft.com/office/word/2018/wordml" xmlns:w16sdtdh="http://schemas.microsoft.com/office/word/2020/wordml/sdtdatahash" xmlns:w16se="http://schemas.microsoft.com/office/word/2015/wordml/symex" xmlns:wpg="http://schemas.microsoft.com/office/word/2010/wordprocessingGroup" xmlns:wpi="http://schemas.microsoft.com/office/word/2010/wordprocessingInk" xmlns:wne="http://schemas.microsoft.com/office/word/2006/wordml" xmlns:wps="http://schemas.microsoft.com/office/word/2010/wordprocessingShape" mc:Ignorable="w14 w15 w16se w16cid w16 w16cex w16sdtdh wp14">
   <w:p>
     <w:pPr>
@@ -14086,7 +13996,16 @@
         <w:sz w:val="13"/>
         <w:szCs w:val="13"/>
       </w:rPr>
-      <w:t>(01-22</w:t>
+      <w:t>(</w:t>
+    </w:r>
+    <w:r>
+      <w:rPr>
+        <w:rFonts w:ascii="Arial" w:eastAsia="Arial" w:hAnsi="Arial" w:cs="Arial"/>
+        <w:w w:val="108"/>
+        <w:sz w:val="13"/>
+        <w:szCs w:val="13"/>
+      </w:rPr>
+      <w:t>01-22</w:t>
     </w:r>
     <w:r>
       <w:rPr>
@@ -14176,7 +14095,16 @@
         <w:sz w:val="13"/>
         <w:szCs w:val="13"/>
       </w:rPr>
-      <w:t>05/31/2024</w:t>
+      <w:t>0</w:t>
+    </w:r>
+    <w:r>
+      <w:rPr>
+        <w:rFonts w:ascii="Arial" w:eastAsia="Arial" w:hAnsi="Arial" w:cs="Arial"/>
+        <w:w w:val="108"/>
+        <w:sz w:val="13"/>
+        <w:szCs w:val="13"/>
+      </w:rPr>
+      <w:t>5/31/2024</w:t>
     </w:r>
     <w:r>
       <w:rPr>
@@ -15278,7 +15206,7 @@
               <w:tab w:val="left" w:pos="1845"/>
             </w:tabs>
             <w:spacing w:after="0" w:line="240" w:lineRule="auto"/>
-            <w:ind w:left="144" w:right="16"/>
+            <w:ind w:left="144" w:right="-144"/>
             <w:rPr>
               <w:rFonts w:cstheme="minorHAnsi"/>
             </w:rPr>
@@ -15288,6 +15216,12 @@
               <w:rFonts w:cstheme="minorHAnsi"/>
             </w:rPr>
             <w:t xml:space="preserve"> Method and apparatus for making a title for a matter 1000</w:t>
+          </w:r>
+          <w:r>
+            <w:rPr>
+              <w:rFonts w:cstheme="minorHAnsi"/>
+            </w:rPr>
+            <w:tab/>
           </w:r>
         </w:p>
       </w:tc>
@@ -16704,16 +16638,6 @@
         <w:sz w:val="0"/>
         <w:szCs w:val="0"/>
       </w:rPr>
-    </w:pPr>
-  </w:p>
-</w:hdr>
-</file>
-
-<file path=word/header3.xml><?xml version="1.0" encoding="utf-8"?>
-<w:hdr xmlns:wpc="http://schemas.microsoft.com/office/word/2010/wordprocessingCanvas" xmlns:cx="http://schemas.microsoft.com/office/drawing/2014/chartex" xmlns:cx1="http://schemas.microsoft.com/office/drawing/2015/9/8/chartex" xmlns:cx2="http://schemas.microsoft.com/office/drawing/2015/10/21/chartex" xmlns:cx3="http://schemas.microsoft.com/office/drawing/2016/5/9/chartex" xmlns:cx4="http://schemas.microsoft.com/office/drawing/2016/5/10/chartex" xmlns:cx5="http://schemas.microsoft.com/office/drawing/2016/5/11/chartex" xmlns:cx6="http://schemas.microsoft.com/office/drawing/2016/5/12/chartex" xmlns:cx7="http://schemas.microsoft.com/office/drawing/2016/5/13/chartex" xmlns:cx8="http://schemas.microsoft.com/office/drawing/2016/5/14/chartex" xmlns:mc="http://schemas.openxmlformats.org/markup-compatibility/2006" xmlns:aink="http://schemas.microsoft.com/office/drawing/2016/ink" xmlns:am3d="http://schemas.microsoft.com/office/drawing/2017/model3d" xmlns:o="urn:schemas-microsoft-com:office:office" xmlns:oel="http://schemas.microsoft.com/office/2019/extlst" xmlns:r="http://schemas.openxmlformats.org/officeDocument/2006/relationships" xmlns:m="http://schemas.openxmlformats.org/officeDocument/2006/math" xmlns:v="urn:schemas-microsoft-com:vml" xmlns:wp14="http://schemas.microsoft.com/office/word/2010/wordprocessingDrawing" xmlns:wp="http://schemas.openxmlformats.org/drawingml/2006/wordprocessingDrawing" xmlns:w10="urn:schemas-microsoft-com:office:word" xmlns:w="http://schemas.openxmlformats.org/wordprocessingml/2006/main" xmlns:w14="http://schemas.microsoft.com/office/word/2010/wordml" xmlns:w15="http://schemas.microsoft.com/office/word/2012/wordml" xmlns:w16cex="http://schemas.microsoft.com/office/word/2018/wordml/cex" xmlns:w16cid="http://schemas.microsoft.com/office/word/2016/wordml/cid" xmlns:w16="http://schemas.microsoft.com/office/word/2018/wordml" xmlns:w16sdtdh="http://schemas.microsoft.com/office/word/2020/wordml/sdtdatahash" xmlns:w16se="http://schemas.microsoft.com/office/word/2015/wordml/symex" xmlns:wpg="http://schemas.microsoft.com/office/word/2010/wordprocessingGroup" xmlns:wpi="http://schemas.microsoft.com/office/word/2010/wordprocessingInk" xmlns:wne="http://schemas.microsoft.com/office/word/2006/wordml" xmlns:wps="http://schemas.microsoft.com/office/word/2010/wordprocessingShape" mc:Ignorable="w14 w15 w16se w16cid w16 w16cex w16sdtdh wp14">
-  <w:p>
-    <w:pPr>
-      <w:pStyle w:val="Header"/>
     </w:pPr>
   </w:p>
 </w:hdr>
@@ -17604,7 +17528,7 @@
 </file>
 
 <file path=customXml/itemProps1.xml><?xml version="1.0" encoding="utf-8"?>
-<ds:datastoreItem xmlns:ds="http://schemas.openxmlformats.org/officeDocument/2006/customXml" ds:itemID="{6F72C6E8-0CBB-49B4-8881-F38DFDE64A40}">
+<ds:datastoreItem xmlns:ds="http://schemas.openxmlformats.org/officeDocument/2006/customXml" ds:itemID="{37DE41F1-0A0A-4F6D-B11C-67E9B0AF8B6A}">
   <ds:schemaRefs>
     <ds:schemaRef ds:uri="http://schemas.openxmlformats.org/officeDocument/2006/bibliography"/>
   </ds:schemaRefs>

--- a/project/documents/merged/Document1.docx
+++ b/project/documents/merged/Document1.docx
@@ -443,14 +443,86 @@
           <w:noProof/>
           <w:u w:val="single"/>
         </w:rPr>
+      </w:r>
+      <w:r>
+        <w:rPr>
+          <w:noProof/>
+        </w:rPr>
+        <w:tab/>
+      </w:r>
+    </w:p>
+    <w:p>
+      <w:pPr>
+        <w:tabs>
+          <w:tab w:val="left" w:pos="490"/>
+        </w:tabs>
+        <w:ind w:left="490" w:hanging="490"/>
+        <w:rPr>
+          <w:noProof/>
+        </w:rPr>
+      </w:pPr>
+      <w:r>
+        <w:rPr>
+          <w:noProof/>
+          <w:u w:val="single"/>
+        </w:rPr>
+      </w:r>
+      <w:r>
+        <w:rPr>
+          <w:noProof/>
+          <w:u w:val="single"/>
+        </w:rPr>
+      </w:r>
+      <w:r>
+        <w:rPr>
+          <w:noProof/>
+          <w:u w:val="single"/>
+        </w:rPr>
+      </w:r>
+      <w:r>
+        <w:rPr>
+          <w:noProof/>
+        </w:rPr>
+        <w:tab/>
+      </w:r>
+    </w:p>
+    <w:p>
+      <w:pPr>
+        <w:tabs>
+          <w:tab w:val="left" w:pos="490"/>
+        </w:tabs>
+        <w:ind w:left="490" w:hanging="490"/>
+        <w:rPr>
+          <w:noProof/>
+        </w:rPr>
+      </w:pPr>
+      <w:r>
+        <w:rPr>
+          <w:noProof/>
+          <w:u w:val="single"/>
+        </w:rPr>
+        <w:t>&lt;&lt;idsFee</w:t>
+      </w:r>
+      <w:r>
+        <w:rPr>
+          <w:noProof/>
+          <w:u w:val="single"/>
+        </w:rPr>
         <w:t>X</w:t>
       </w:r>
       <w:r>
         <w:rPr>
           <w:noProof/>
-        </w:rPr>
-        <w:tab/>
-        <w:t>Communication Concerning Prior and Copending Applications (5 pgs.)</w:t>
+          <w:u w:val="single"/>
+        </w:rPr>
+        <w:t>&gt;&gt;</w:t>
+      </w:r>
+      <w:r>
+        <w:rPr>
+          <w:noProof/>
+        </w:rPr>
+        <w:tab/>
+        <w:t>&lt;&lt;idsFeeText&gt;&gt;</w:t>
       </w:r>
     </w:p>
     <w:p>
@@ -472,84 +544,8 @@
       <w:r>
         <w:rPr>
           <w:noProof/>
-          <w:u w:val="single"/>
-        </w:rPr>
-      </w:r>
-      <w:r>
-        <w:rPr>
-          <w:noProof/>
-          <w:u w:val="single"/>
-        </w:rPr>
-      </w:r>
-      <w:r>
-        <w:rPr>
-          <w:noProof/>
-        </w:rPr>
-        <w:tab/>
-      </w:r>
-    </w:p>
-    <w:p>
-      <w:pPr>
-        <w:tabs>
-          <w:tab w:val="left" w:pos="490"/>
-        </w:tabs>
-        <w:ind w:left="490" w:hanging="490"/>
-        <w:rPr>
-          <w:noProof/>
-        </w:rPr>
-      </w:pPr>
-      <w:r>
-        <w:rPr>
-          <w:noProof/>
-          <w:u w:val="single"/>
-        </w:rPr>
-        <w:t>&lt;&lt;idsFee</w:t>
-      </w:r>
-      <w:r>
-        <w:rPr>
-          <w:noProof/>
-          <w:u w:val="single"/>
-        </w:rPr>
-        <w:t>X</w:t>
-      </w:r>
-      <w:r>
-        <w:rPr>
-          <w:noProof/>
-          <w:u w:val="single"/>
-        </w:rPr>
-        <w:t>&gt;&gt;</w:t>
-      </w:r>
-      <w:r>
-        <w:rPr>
-          <w:noProof/>
-        </w:rPr>
-        <w:tab/>
-        <w:t>&lt;&lt;idsFeeText&gt;&gt;</w:t>
-      </w:r>
-    </w:p>
-    <w:p>
-      <w:pPr>
-        <w:tabs>
-          <w:tab w:val="left" w:pos="490"/>
-        </w:tabs>
-        <w:ind w:left="490" w:hanging="490"/>
-        <w:rPr>
-          <w:noProof/>
-        </w:rPr>
-      </w:pPr>
-      <w:r>
-        <w:rPr>
-          <w:noProof/>
-          <w:u w:val="single"/>
-        </w:rPr>
-        <w:t>&lt;&lt;drawX&gt;&gt;</w:t>
-      </w:r>
-      <w:r>
-        <w:rPr>
-          <w:noProof/>
-        </w:rPr>
-        <w:tab/>
-        <w:t>&lt;&lt;drawText&gt;&gt;</w:t>
+        </w:rPr>
+        <w:tab/>
       </w:r>
     </w:p>
     <w:p>

--- a/project/documents/merged/Document1.docx
+++ b/project/documents/merged/Document1.docx
@@ -412,7 +412,7 @@
           <w:rFonts w:ascii="Times New Roman" w:hAnsi="Times New Roman"/>
           <w:noProof/>
         </w:rPr>
-        <w:t>&lt;&lt;clientRefNo&gt;&gt;</w:t>
+        <w:t>Ref. No. Pa Da</w:t>
       </w:r>
     </w:p>
     <w:p>
@@ -431,7 +431,7 @@
           <w:sz w:val="23"/>
           <w:szCs w:val="23"/>
         </w:rPr>
-        <w:t>&lt;&lt;</w:t>
+        <w:t>United States of America</w:t>
       </w:r>
       <w:r>
         <w:rPr>
@@ -439,7 +439,6 @@
           <w:sz w:val="23"/>
           <w:szCs w:val="23"/>
         </w:rPr>
-        <w:t>matterCountryN</w:t>
       </w:r>
       <w:r>
         <w:rPr>
@@ -447,7 +446,6 @@
           <w:sz w:val="23"/>
           <w:szCs w:val="23"/>
         </w:rPr>
-        <w:t>ame&gt;&gt;</w:t>
       </w:r>
       <w:r>
         <w:rPr>

--- a/project/documents/merged/Document1.docx
+++ b/project/documents/merged/Document1.docx
@@ -607,7 +607,7 @@
           <w:rFonts w:ascii="Times New Roman" w:hAnsi="Times New Roman"/>
           <w:sz w:val="22"/>
         </w:rPr>
-        <w:t>true</w:t>
+        <w:t>Assignee: ACME Manufacturing</w:t>
       </w:r>
       <w:r>
         <w:rPr>
@@ -798,7 +798,7 @@
           <w:szCs w:val="16"/>
           <w:u w:val="single"/>
         </w:rPr>
-        <w:t xml:space="preserve">             </w:t>
+        <w:t xml:space="preserve"> December 02, 2020            </w:t>
       </w:r>
     </w:p>
     <w:p>
@@ -1115,7 +1115,7 @@
                 <w:sz w:val="22"/>
                 <w:szCs w:val="16"/>
               </w:rPr>
-              <w:t>ACME Manufacturing</w:t>
+              <w:t>ACME</w:t>
             </w:r>
           </w:p>
         </w:tc>
@@ -1172,7 +1172,6 @@
                 <w:sz w:val="22"/>
                 <w:szCs w:val="16"/>
               </w:rPr>
-              <w:t>9002 Desert Lane East</w:t>
             </w:r>
           </w:p>
         </w:tc>
@@ -1229,7 +1228,7 @@
                 <w:sz w:val="22"/>
                 <w:szCs w:val="16"/>
               </w:rPr>
-              <w:t xml:space="preserve">Dry Gulch   </w:t>
+              <w:t xml:space="preserve">   </w:t>
             </w:r>
           </w:p>
         </w:tc>
@@ -1303,7 +1302,7 @@
                 <w:sz w:val="22"/>
                 <w:szCs w:val="16"/>
               </w:rPr>
-              <w:t xml:space="preserve">NE     </w:t>
+              <w:t xml:space="preserve">     </w:t>
             </w:r>
           </w:p>
         </w:tc>
@@ -1361,7 +1360,7 @@
                 <w:sz w:val="22"/>
                 <w:szCs w:val="16"/>
               </w:rPr>
-              <w:t xml:space="preserve">88888  </w:t>
+              <w:t xml:space="preserve">  </w:t>
             </w:r>
           </w:p>
         </w:tc>
@@ -2242,7 +2241,7 @@
           <w:sz w:val="22"/>
           <w:szCs w:val="20"/>
         </w:rPr>
-        <w:t>&lt;&lt;firmName&gt;&gt;</w:t>
+        <w:t>Schwegman Lundberg &amp; Woessner, P.A.</w:t>
       </w:r>
     </w:p>
     <w:p>
@@ -2262,7 +2261,7 @@
           <w:sz w:val="22"/>
           <w:szCs w:val="20"/>
         </w:rPr>
-        <w:t>&lt;&lt;firmPoBox&gt;&gt;</w:t>
+        <w:t>P.O. Box 2938</w:t>
       </w:r>
     </w:p>
     <w:p>
@@ -2282,7 +2281,7 @@
           <w:sz w:val="22"/>
           <w:szCs w:val="20"/>
         </w:rPr>
-        <w:t>&lt;&lt;firmCityStZip&gt;&gt;</w:t>
+        <w:t>Minneapolis, Minnesota  55402</w:t>
       </w:r>
     </w:p>
     <w:p>
@@ -2493,6 +2492,7 @@
           <w:szCs w:val="16"/>
           <w:u w:val="single"/>
         </w:rPr>
+        <w:t>0</w:t>
       </w:r>
       <w:r>
         <w:rPr>
@@ -2540,6 +2540,7 @@
           <w:noProof/>
           <w:sz w:val="22"/>
         </w:rPr>
+        <w:t>X</w:t>
       </w:r>
       <w:r>
         <w:rPr>
@@ -3303,7 +3304,7 @@
           <w:szCs w:val="16"/>
           <w:u w:val="single"/>
         </w:rPr>
-        <w:t>test</w:t>
+        <w:t>6</w:t>
       </w:r>
       <w:r>
         <w:rPr>

--- a/project/documents/merged/Document1.docx
+++ b/project/documents/merged/Document1.docx
@@ -141,18 +141,14 @@
           <w:sz w:val="24"/>
         </w:rPr>
       </w:pPr>
-      <w:smartTag w:uri="urn:schemas-microsoft-com:office:smarttags" w:element="place">
-        <w:smartTag w:uri="urn:schemas-microsoft-com:office:smarttags" w:element="country-region">
-          <w:r>
-            <w:rPr>
-              <w:rFonts w:ascii="Times New Roman" w:hAnsi="Times New Roman"/>
-              <w:noProof/>
-              <w:sz w:val="24"/>
-            </w:rPr>
-            <w:t>SWITZERLAND</w:t>
-          </w:r>
-        </w:smartTag>
-      </w:smartTag>
+      <w:r>
+        <w:rPr>
+          <w:rFonts w:ascii="Times New Roman" w:hAnsi="Times New Roman"/>
+          <w:noProof/>
+          <w:sz w:val="24"/>
+        </w:rPr>
+        <w:t>SWITZERLAND</w:t>
+      </w:r>
     </w:p>
     <w:p>
       <w:pPr>
@@ -213,7 +209,7 @@
           <w:rFonts w:ascii="Times New Roman" w:hAnsi="Times New Roman"/>
           <w:sz w:val="24"/>
         </w:rPr>
-        <w:t xml:space="preserve"> has changed since the publication of the international application.  Therefore, it is respectfully requested that the address be amended under Rule 92</w:t>
+        <w:t xml:space="preserve"> have changed since the publication of the international application.  Therefore, it is respectfully requested that the address be amended under Rule 92</w:t>
       </w:r>
       <w:r>
         <w:rPr>
@@ -233,7 +229,7 @@
     </w:p>
     <w:p>
       <w:pPr>
-        <w:ind w:left="720" w:firstLine="720"/>
+        <w:widowControl/>
         <w:rPr>
           <w:rFonts w:ascii="Times New Roman" w:hAnsi="Times New Roman"/>
           <w:sz w:val="24"/>
@@ -302,15 +298,7 @@
                 <w:noProof/>
                 <w:sz w:val="24"/>
               </w:rPr>
-              <w:t>CA</w:t>
-            </w:r>
-            <w:r>
-              <w:rPr>
-                <w:rFonts w:ascii="Times New Roman" w:hAnsi="Times New Roman"/>
-                <w:noProof/>
-                <w:sz w:val="24"/>
-              </w:rPr>
-              <w:t xml:space="preserve"> </w:t>
+              <w:t xml:space="preserve">Poway, CA  </w:t>
             </w:r>
             <w:r>
               <w:rPr>
@@ -348,21 +336,122 @@
                 <w:noProof/>
                 <w:sz w:val="24"/>
               </w:rPr>
-              <w:t xml:space="preserve">US  </w:t>
+              <w:t>United States of America</w:t>
             </w:r>
           </w:p>
         </w:tc>
       </w:tr>
     </w:tbl>
-    <w:p>
-      <w:pPr>
-        <w:ind w:left="720" w:firstLine="720"/>
-        <w:rPr>
-          <w:rFonts w:ascii="Times New Roman" w:hAnsi="Times New Roman"/>
-          <w:sz w:val="24"/>
-        </w:rPr>
-      </w:pPr>
-    </w:p>
+    <w:p/>
+    <w:tbl>
+      <w:tblPr>
+        <w:tblW w:w="0" w:type="auto"/>
+        <w:tblInd w:w="1368" w:type="dxa"/>
+        <w:tblLook w:val="0000" w:firstRow="0" w:lastRow="0" w:firstColumn="0" w:lastColumn="0" w:noHBand="0" w:noVBand="0"/>
+      </w:tblPr>
+      <w:tblGrid>
+        <w:gridCol w:w="7830"/>
+      </w:tblGrid>
+      <w:tr>
+        <w:trPr>
+          <w:trHeight w:val="288"/>
+        </w:trPr>
+        <w:tc>
+          <w:tcPr>
+            <w:tcW w:w="7830" w:type="dxa"/>
+          </w:tcPr>
+          <w:p>
+            <w:pPr>
+              <w:keepNext/>
+              <w:keepLines/>
+              <w:rPr>
+                <w:rFonts w:ascii="Times New Roman" w:hAnsi="Times New Roman"/>
+                <w:noProof/>
+                <w:sz w:val="24"/>
+              </w:rPr>
+            </w:pPr>
+            <w:r>
+              <w:rPr>
+                <w:rFonts w:ascii="Times New Roman" w:hAnsi="Times New Roman"/>
+                <w:noProof/>
+                <w:sz w:val="24"/>
+              </w:rPr>
+              <w:t>VANSLYKE, Stephen J.</w:t>
+            </w:r>
+          </w:p>
+        </w:tc>
+      </w:tr>
+      <w:tr>
+        <w:trPr>
+          <w:trHeight w:val="288"/>
+        </w:trPr>
+        <w:tc>
+          <w:tcPr>
+            <w:tcW w:w="7830" w:type="dxa"/>
+          </w:tcPr>
+          <w:p>
+            <w:pPr>
+              <w:keepNext/>
+              <w:keepLines/>
+              <w:rPr>
+                <w:rFonts w:ascii="Times New Roman" w:hAnsi="Times New Roman"/>
+                <w:noProof/>
+                <w:sz w:val="24"/>
+              </w:rPr>
+            </w:pPr>
+            <w:r>
+              <w:rPr>
+                <w:rFonts w:ascii="Times New Roman" w:hAnsi="Times New Roman"/>
+                <w:noProof/>
+                <w:sz w:val="24"/>
+              </w:rPr>
+              <w:t>951 Jasmine Court</w:t>
+              <w:br/>
+              <w:t xml:space="preserve">Carlsbad, California 92011 </w:t>
+            </w:r>
+            <w:r>
+              <w:rPr>
+                <w:rFonts w:ascii="Times New Roman" w:hAnsi="Times New Roman"/>
+                <w:b/>
+                <w:color w:val="FF0000"/>
+                <w:sz w:val="24"/>
+              </w:rPr>
+              <w:t>ADD FULL STATE NAME</w:t>
+            </w:r>
+          </w:p>
+        </w:tc>
+      </w:tr>
+      <w:tr>
+        <w:trPr>
+          <w:trHeight w:val="288"/>
+        </w:trPr>
+        <w:tc>
+          <w:tcPr>
+            <w:tcW w:w="7830" w:type="dxa"/>
+          </w:tcPr>
+          <w:p>
+            <w:pPr>
+              <w:keepNext/>
+              <w:keepLines/>
+              <w:rPr>
+                <w:rFonts w:ascii="Times New Roman" w:hAnsi="Times New Roman"/>
+                <w:noProof/>
+                <w:sz w:val="24"/>
+              </w:rPr>
+            </w:pPr>
+            <w:r>
+              <w:rPr>
+                <w:rFonts w:ascii="Times New Roman" w:hAnsi="Times New Roman"/>
+                <w:noProof/>
+                <w:sz w:val="24"/>
+              </w:rPr>
+              <w:t>United States of America</w:t>
+            </w:r>
+          </w:p>
+        </w:tc>
+      </w:tr>
+    </w:tbl>
+    <w:p/>
     <w:p>
       <w:pPr>
         <w:widowControl/>
@@ -378,7 +467,14 @@
           <w:rFonts w:ascii="Times New Roman" w:hAnsi="Times New Roman"/>
           <w:sz w:val="24"/>
         </w:rPr>
-        <w:t xml:space="preserve">We look forward to receiving PCT/IB/306 indicating this change.  </w:t>
+        <w:t xml:space="preserve">We </w:t>
+      </w:r>
+      <w:r>
+        <w:rPr>
+          <w:rFonts w:ascii="Times New Roman" w:hAnsi="Times New Roman"/>
+          <w:sz w:val="24"/>
+        </w:rPr>
+        <w:t xml:space="preserve">look forward to receiving PCT/IB/306 indicating this change.  </w:t>
       </w:r>
     </w:p>
     <w:p>
@@ -440,21 +536,7 @@
           <w:rFonts w:ascii="Times New Roman" w:hAnsi="Times New Roman"/>
           <w:sz w:val="24"/>
         </w:rPr>
-        <w:t xml:space="preserve">SCHWEGMAN </w:t>
-      </w:r>
-      <w:r>
-        <w:rPr>
-          <w:rFonts w:ascii="Times New Roman" w:hAnsi="Times New Roman"/>
-          <w:sz w:val="24"/>
-        </w:rPr>
-        <w:t>LUNDBERG &amp; WOESSNER</w:t>
-      </w:r>
-      <w:r>
-        <w:rPr>
-          <w:rFonts w:ascii="Times New Roman" w:hAnsi="Times New Roman"/>
-          <w:sz w:val="24"/>
-        </w:rPr>
-        <w:t>, P.A.</w:t>
+        <w:t>SCHWEGMAN LUNDBERG &amp; WOESSNER, P.A.</w:t>
       </w:r>
     </w:p>
     <w:p>
@@ -552,7 +634,7 @@
           <w:rFonts w:ascii="Times New Roman" w:hAnsi="Times New Roman"/>
           <w:sz w:val="24"/>
         </w:rPr>
-        <w:t>(858)-203-6195</w:t>
+        <w:t>&lt;&lt;SAPhone&gt;&gt;</w:t>
       </w:r>
     </w:p>
     <w:p>
@@ -577,6 +659,21 @@
           <w:rFonts w:ascii="Times New Roman" w:hAnsi="Times New Roman"/>
           <w:sz w:val="24"/>
         </w:rPr>
+        <w:t xml:space="preserve">         </w:t>
+      </w:r>
+      <w:r>
+        <w:rPr>
+          <w:rFonts w:ascii="Times New Roman" w:hAnsi="Times New Roman"/>
+          <w:sz w:val="24"/>
+        </w:rPr>
+        <w:t>{{Dte_es_:signer1:date}}</w:t>
+      </w:r>
+      <w:r>
+        <w:rPr>
+          <w:rFonts w:ascii="Times New Roman" w:hAnsi="Times New Roman"/>
+          <w:sz w:val="24"/>
+        </w:rPr>
+        <w:tab/>
         <w:t xml:space="preserve">      </w:t>
       </w:r>
       <w:r>
@@ -584,40 +681,7 @@
           <w:rFonts w:ascii="Times New Roman" w:hAnsi="Times New Roman"/>
           <w:sz w:val="24"/>
         </w:rPr>
-        <w:t xml:space="preserve">   </w:t>
-      </w:r>
-      <w:r>
-        <w:rPr>
-          <w:rFonts w:ascii="Times New Roman" w:hAnsi="Times New Roman"/>
-          <w:sz w:val="24"/>
-        </w:rPr>
-      </w:r>
-      <w:r>
-        <w:rPr>
-          <w:rFonts w:ascii="Times New Roman" w:hAnsi="Times New Roman"/>
-          <w:sz w:val="24"/>
-        </w:rPr>
         <w:tab/>
-      </w:r>
-      <w:r>
-        <w:rPr>
-          <w:rFonts w:ascii="Times New Roman" w:hAnsi="Times New Roman"/>
-          <w:sz w:val="24"/>
-        </w:rPr>
-        <w:t xml:space="preserve">      </w:t>
-      </w:r>
-      <w:r>
-        <w:rPr>
-          <w:rFonts w:ascii="Times New Roman" w:hAnsi="Times New Roman"/>
-          <w:sz w:val="24"/>
-        </w:rPr>
-        <w:tab/>
-      </w:r>
-      <w:r>
-        <w:rPr>
-          <w:rFonts w:ascii="Times New Roman" w:hAnsi="Times New Roman"/>
-          <w:sz w:val="24"/>
-        </w:rPr>
         <w:t xml:space="preserve">    </w:t>
       </w:r>
       <w:r>
@@ -625,6 +689,7 @@
           <w:rFonts w:ascii="Times New Roman" w:hAnsi="Times New Roman"/>
           <w:sz w:val="24"/>
         </w:rPr>
+        <w:t>/ {{Sig_es_:signer1:signature}} /</w:t>
       </w:r>
     </w:p>
     <w:p>
@@ -640,9 +705,74 @@
           <w:rFonts w:ascii="Times New Roman" w:hAnsi="Times New Roman"/>
           <w:noProof/>
         </w:rPr>
-        <w:pict w14:anchorId="7008D478">
-          <v:line id="_x0000_s1035" style="position:absolute;z-index:251657728" from="27.75pt,12.4pt" to="144.75pt,12.4pt"/>
-        </w:pict>
+        <mc:AlternateContent>
+          <mc:Choice Requires="wps">
+            <w:drawing>
+              <wp:anchor distT="0" distB="0" distL="114300" distR="114300" simplePos="0" relativeHeight="251659264" behindDoc="0" locked="0" layoutInCell="1" allowOverlap="1" wp14:anchorId="1DE41496" wp14:editId="51F676B0">
+                <wp:simplePos x="0" y="0"/>
+                <wp:positionH relativeFrom="column">
+                  <wp:posOffset>352425</wp:posOffset>
+                </wp:positionH>
+                <wp:positionV relativeFrom="paragraph">
+                  <wp:posOffset>157480</wp:posOffset>
+                </wp:positionV>
+                <wp:extent cx="1485900" cy="0"/>
+                <wp:effectExtent l="9525" t="12065" r="9525" b="6985"/>
+                <wp:wrapNone/>
+                <wp:docPr id="1" name="Straight Connector 2"/>
+                <wp:cNvGraphicFramePr>
+                  <a:graphicFrameLocks xmlns:a="http://schemas.openxmlformats.org/drawingml/2006/main"/>
+                </wp:cNvGraphicFramePr>
+                <a:graphic xmlns:a="http://schemas.openxmlformats.org/drawingml/2006/main">
+                  <a:graphicData uri="http://schemas.microsoft.com/office/word/2010/wordprocessingShape">
+                    <wps:wsp>
+                      <wps:cNvCnPr>
+                        <a:cxnSpLocks noChangeShapeType="1"/>
+                      </wps:cNvCnPr>
+                      <wps:spPr bwMode="auto">
+                        <a:xfrm>
+                          <a:off x="0" y="0"/>
+                          <a:ext cx="1485900" cy="0"/>
+                        </a:xfrm>
+                        <a:prstGeom prst="line">
+                          <a:avLst/>
+                        </a:prstGeom>
+                        <a:noFill/>
+                        <a:ln w="9525">
+                          <a:solidFill>
+                            <a:srgbClr val="000000"/>
+                          </a:solidFill>
+                          <a:round/>
+                          <a:headEnd/>
+                          <a:tailEnd/>
+                        </a:ln>
+                        <a:extLst>
+                          <a:ext uri="{909E8E84-426E-40DD-AFC4-6F175D3DCCD1}">
+                            <a14:hiddenFill xmlns:a14="http://schemas.microsoft.com/office/drawing/2010/main">
+                              <a:noFill/>
+                            </a14:hiddenFill>
+                          </a:ext>
+                        </a:extLst>
+                      </wps:spPr>
+                      <wps:bodyPr/>
+                    </wps:wsp>
+                  </a:graphicData>
+                </a:graphic>
+                <wp14:sizeRelH relativeFrom="page">
+                  <wp14:pctWidth>0</wp14:pctWidth>
+                </wp14:sizeRelH>
+                <wp14:sizeRelV relativeFrom="page">
+                  <wp14:pctHeight>0</wp14:pctHeight>
+                </wp14:sizeRelV>
+              </wp:anchor>
+            </w:drawing>
+          </mc:Choice>
+          <mc:Fallback>
+            <w:pict>
+              <v:line w14:anchorId="0887AFCB" id="Straight Connector 2" o:spid="_x0000_s1026" style="position:absolute;z-index:251659264;visibility:visible;mso-wrap-style:square;mso-width-percent:0;mso-height-percent:0;mso-wrap-distance-left:9pt;mso-wrap-distance-top:0;mso-wrap-distance-right:9pt;mso-wrap-distance-bottom:0;mso-position-horizontal:absolute;mso-position-horizontal-relative:text;mso-position-vertical:absolute;mso-position-vertical-relative:text;mso-width-percent:0;mso-height-percent:0;mso-width-relative:page;mso-height-relative:page" from="27.75pt,12.4pt" to="144.75pt,12.4pt" o:gfxdata="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"/>
+            </w:pict>
+          </mc:Fallback>
+        </mc:AlternateContent>
       </w:r>
       <w:r>
         <w:rPr>
@@ -650,9 +780,74 @@
           <w:noProof/>
           <w:sz w:val="24"/>
         </w:rPr>
-        <w:pict w14:anchorId="1DCBF409">
-          <v:line id="_x0000_s1036" style="position:absolute;z-index:251658752" from="195.3pt,12.4pt" to="423.3pt,12.4pt"/>
-        </w:pict>
+        <mc:AlternateContent>
+          <mc:Choice Requires="wps">
+            <w:drawing>
+              <wp:anchor distT="0" distB="0" distL="114300" distR="114300" simplePos="0" relativeHeight="251660288" behindDoc="0" locked="0" layoutInCell="1" allowOverlap="1" wp14:anchorId="7734209D" wp14:editId="25D42FB5">
+                <wp:simplePos x="0" y="0"/>
+                <wp:positionH relativeFrom="column">
+                  <wp:posOffset>2480310</wp:posOffset>
+                </wp:positionH>
+                <wp:positionV relativeFrom="paragraph">
+                  <wp:posOffset>157480</wp:posOffset>
+                </wp:positionV>
+                <wp:extent cx="2895600" cy="0"/>
+                <wp:effectExtent l="13335" t="12065" r="5715" b="6985"/>
+                <wp:wrapNone/>
+                <wp:docPr id="2" name="Straight Connector 1"/>
+                <wp:cNvGraphicFramePr>
+                  <a:graphicFrameLocks xmlns:a="http://schemas.openxmlformats.org/drawingml/2006/main"/>
+                </wp:cNvGraphicFramePr>
+                <a:graphic xmlns:a="http://schemas.openxmlformats.org/drawingml/2006/main">
+                  <a:graphicData uri="http://schemas.microsoft.com/office/word/2010/wordprocessingShape">
+                    <wps:wsp>
+                      <wps:cNvCnPr>
+                        <a:cxnSpLocks noChangeShapeType="1"/>
+                      </wps:cNvCnPr>
+                      <wps:spPr bwMode="auto">
+                        <a:xfrm>
+                          <a:off x="0" y="0"/>
+                          <a:ext cx="2895600" cy="0"/>
+                        </a:xfrm>
+                        <a:prstGeom prst="line">
+                          <a:avLst/>
+                        </a:prstGeom>
+                        <a:noFill/>
+                        <a:ln w="9525">
+                          <a:solidFill>
+                            <a:srgbClr val="000000"/>
+                          </a:solidFill>
+                          <a:round/>
+                          <a:headEnd/>
+                          <a:tailEnd/>
+                        </a:ln>
+                        <a:extLst>
+                          <a:ext uri="{909E8E84-426E-40DD-AFC4-6F175D3DCCD1}">
+                            <a14:hiddenFill xmlns:a14="http://schemas.microsoft.com/office/drawing/2010/main">
+                              <a:noFill/>
+                            </a14:hiddenFill>
+                          </a:ext>
+                        </a:extLst>
+                      </wps:spPr>
+                      <wps:bodyPr/>
+                    </wps:wsp>
+                  </a:graphicData>
+                </a:graphic>
+                <wp14:sizeRelH relativeFrom="page">
+                  <wp14:pctWidth>0</wp14:pctWidth>
+                </wp14:sizeRelH>
+                <wp14:sizeRelV relativeFrom="page">
+                  <wp14:pctHeight>0</wp14:pctHeight>
+                </wp14:sizeRelV>
+              </wp:anchor>
+            </w:drawing>
+          </mc:Choice>
+          <mc:Fallback>
+            <w:pict>
+              <v:line w14:anchorId="3129BDCE" id="Straight Connector 1" o:spid="_x0000_s1026" style="position:absolute;z-index:251660288;visibility:visible;mso-wrap-style:square;mso-width-percent:0;mso-height-percent:0;mso-wrap-distance-left:9pt;mso-wrap-distance-top:0;mso-wrap-distance-right:9pt;mso-wrap-distance-bottom:0;mso-position-horizontal:absolute;mso-position-horizontal-relative:text;mso-position-vertical:absolute;mso-position-vertical-relative:text;mso-width-percent:0;mso-height-percent:0;mso-width-relative:page;mso-height-relative:page" from="195.3pt,12.4pt" to="423.3pt,12.4pt" o:gfxdata="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"/>
+            </w:pict>
+          </mc:Fallback>
+        </mc:AlternateContent>
       </w:r>
       <w:r>
         <w:rPr>
@@ -675,6 +870,7 @@
         </w:rPr>
         <w:tab/>
       </w:r>
+      <w:proofErr w:type="gramStart"/>
       <w:r>
         <w:rPr>
           <w:rFonts w:ascii="Times New Roman" w:hAnsi="Times New Roman"/>
@@ -690,18 +886,13 @@
         </w:rPr>
         <w:tab/>
       </w:r>
+      <w:proofErr w:type="gramEnd"/>
       <w:r>
         <w:rPr>
           <w:rFonts w:ascii="Times New Roman" w:hAnsi="Times New Roman"/>
           <w:sz w:val="24"/>
         </w:rPr>
         <w:tab/>
-      </w:r>
-      <w:r>
-        <w:rPr>
-          <w:rFonts w:ascii="Times New Roman" w:hAnsi="Times New Roman"/>
-          <w:sz w:val="24"/>
-        </w:rPr>
         <w:t>By</w:t>
       </w:r>
     </w:p>
@@ -719,7 +910,7 @@
           <w:rFonts w:ascii="Times New Roman" w:hAnsi="Times New Roman"/>
           <w:sz w:val="24"/>
         </w:rPr>
-        <w:t>Bradley Scheer</w:t>
+        <w:t>Marvin Beekman</w:t>
       </w:r>
     </w:p>
     <w:p>
@@ -730,19 +921,6 @@
           <w:rFonts w:ascii="Times New Roman" w:hAnsi="Times New Roman"/>
           <w:sz w:val="24"/>
         </w:rPr>
-        <w:sectPr>
-          <w:headerReference w:type="even" r:id="rId7"/>
-          <w:headerReference w:type="default" r:id="rId8"/>
-          <w:headerReference w:type="first" r:id="rId9"/>
-          <w:footerReference w:type="default" r:id="rId12"/>
-          <w:endnotePr>
-            <w:numFmt w:val="decimal"/>
-          </w:endnotePr>
-          <w:pgSz w:w="12240" w:h="15840" w:code="1"/>
-          <w:pgMar w:top="1080" w:right="1440" w:bottom="1080" w:left="1440" w:header="720" w:footer="720" w:gutter="0"/>
-          <w:cols w:space="720"/>
-          <w:noEndnote/>
-        </w:sectPr>
       </w:pPr>
       <w:r>
         <w:rPr>
@@ -756,25 +934,24 @@
           <w:rFonts w:ascii="Times New Roman" w:hAnsi="Times New Roman"/>
           <w:sz w:val="24"/>
         </w:rPr>
-        <w:t>Reg. No. 68,912</w:t>
-      </w:r>
-      <w:r>
-        <w:rPr>
-          <w:rFonts w:ascii="Times New Roman" w:hAnsi="Times New Roman"/>
-          <w:sz w:val="24"/>
-        </w:rPr>
-      </w:r>
-    </w:p>
-    <w:p>
-      <w:pPr>
-        <w:widowControl/>
-        <w:rPr>
-          <w:rFonts w:ascii="Times New Roman" w:hAnsi="Times New Roman"/>
-          <w:sz w:val="24"/>
-        </w:rPr>
-      </w:pPr>
-    </w:p>
+        <w:t>Reg. No. &lt;&lt;SARegNo</w:t>
+      </w:r>
+      <w:r>
+        <w:rPr>
+          <w:rFonts w:ascii="Times New Roman" w:hAnsi="Times New Roman"/>
+          <w:sz w:val="24"/>
+        </w:rPr>
+        <w:t>&gt;&gt;</w:t>
+      </w:r>
+    </w:p>
+    <w:p/>
     <w:sectPr>
+      <w:headerReference w:type="even" r:id="rId7"/>
+      <w:headerReference w:type="default" r:id="rId8"/>
+      <w:footerReference w:type="even" r:id="rId9"/>
+      <w:footerReference w:type="default" r:id="rId10"/>
+      <w:headerReference w:type="first" r:id="rId11"/>
+      <w:footerReference w:type="first" r:id="rId12"/>
       <w:endnotePr>
         <w:numFmt w:val="decimal"/>
       </w:endnotePr>
@@ -817,7 +994,27 @@
 </file>
 
 <file path=word/footer1.xml><?xml version="1.0" encoding="utf-8"?>
-<w:ftr xmlns:m="http://schemas.openxmlformats.org/officeDocument/2006/math" xmlns:mc="http://schemas.openxmlformats.org/markup-compatibility/2006" xmlns:mo="http://schemas.microsoft.com/office/mac/office/2008/main" xmlns:mv="urn:schemas-microsoft-com:mac:vml" xmlns:o="urn:schemas-microsoft-com:office:office" xmlns:r="http://schemas.openxmlformats.org/officeDocument/2006/relationships" xmlns:v="urn:schemas-microsoft-com:vml" xmlns:w10="urn:schemas-microsoft-com:office:word" xmlns:w14="http://schemas.microsoft.com/office/word/2010/wordml" xmlns:w="http://schemas.openxmlformats.org/wordprocessingml/2006/main" xmlns:wne="http://schemas.microsoft.com/office/word/2006/wordml" xmlns:wp14="http://schemas.microsoft.com/office/word/2010/wordprocessingDrawing" xmlns:wp="http://schemas.openxmlformats.org/drawingml/2006/wordprocessingDrawing" xmlns:wpc="http://schemas.microsoft.com/office/word/2010/wordprocessingCanvas" xmlns:wpg="http://schemas.microsoft.com/office/word/2010/wordprocessingGroup" xmlns:wpi="http://schemas.microsoft.com/office/word/2010/wordprocessingInk" xmlns:wps="http://schemas.microsoft.com/office/word/2010/wordprocessingShape" mc:Ignorable="w14 wp14">
+<w:ftr xmlns:wpc="http://schemas.microsoft.com/office/word/2010/wordprocessingCanvas" xmlns:cx="http://schemas.microsoft.com/office/drawing/2014/chartex" xmlns:cx1="http://schemas.microsoft.com/office/drawing/2015/9/8/chartex" xmlns:cx2="http://schemas.microsoft.com/office/drawing/2015/10/21/chartex" xmlns:cx3="http://schemas.microsoft.com/office/drawing/2016/5/9/chartex" xmlns:cx4="http://schemas.microsoft.com/office/drawing/2016/5/10/chartex" xmlns:cx5="http://schemas.microsoft.com/office/drawing/2016/5/11/chartex" xmlns:cx6="http://schemas.microsoft.com/office/drawing/2016/5/12/chartex" xmlns:cx7="http://schemas.microsoft.com/office/drawing/2016/5/13/chartex" xmlns:cx8="http://schemas.microsoft.com/office/drawing/2016/5/14/chartex" xmlns:mc="http://schemas.openxmlformats.org/markup-compatibility/2006" xmlns:aink="http://schemas.microsoft.com/office/drawing/2016/ink" xmlns:am3d="http://schemas.microsoft.com/office/drawing/2017/model3d" xmlns:o="urn:schemas-microsoft-com:office:office" xmlns:oel="http://schemas.microsoft.com/office/2019/extlst" xmlns:r="http://schemas.openxmlformats.org/officeDocument/2006/relationships" xmlns:m="http://schemas.openxmlformats.org/officeDocument/2006/math" xmlns:v="urn:schemas-microsoft-com:vml" xmlns:wp14="http://schemas.microsoft.com/office/word/2010/wordprocessingDrawing" xmlns:wp="http://schemas.openxmlformats.org/drawingml/2006/wordprocessingDrawing" xmlns:w10="urn:schemas-microsoft-com:office:word" xmlns:w="http://schemas.openxmlformats.org/wordprocessingml/2006/main" xmlns:w14="http://schemas.microsoft.com/office/word/2010/wordml" xmlns:w15="http://schemas.microsoft.com/office/word/2012/wordml" xmlns:w16cex="http://schemas.microsoft.com/office/word/2018/wordml/cex" xmlns:w16cid="http://schemas.microsoft.com/office/word/2016/wordml/cid" xmlns:w16="http://schemas.microsoft.com/office/word/2018/wordml" xmlns:w16sdtdh="http://schemas.microsoft.com/office/word/2020/wordml/sdtdatahash" xmlns:w16se="http://schemas.microsoft.com/office/word/2015/wordml/symex" xmlns:wpg="http://schemas.microsoft.com/office/word/2010/wordprocessingGroup" xmlns:wpi="http://schemas.microsoft.com/office/word/2010/wordprocessingInk" xmlns:wne="http://schemas.microsoft.com/office/word/2006/wordml" xmlns:wps="http://schemas.microsoft.com/office/word/2010/wordprocessingShape" mc:Ignorable="w14 w15 w16se w16cid w16 w16cex w16sdtdh wp14">
+  <w:p>
+    <w:pPr>
+      <w:pStyle w:val="Footer"/>
+    </w:pPr>
+  </w:p>
+</w:ftr>
+</file>
+
+<file path=word/footer2.xml><?xml version="1.0" encoding="utf-8"?>
+<w:ftr xmlns:wpc="http://schemas.microsoft.com/office/word/2010/wordprocessingCanvas" xmlns:cx="http://schemas.microsoft.com/office/drawing/2014/chartex" xmlns:cx1="http://schemas.microsoft.com/office/drawing/2015/9/8/chartex" xmlns:cx2="http://schemas.microsoft.com/office/drawing/2015/10/21/chartex" xmlns:cx3="http://schemas.microsoft.com/office/drawing/2016/5/9/chartex" xmlns:cx4="http://schemas.microsoft.com/office/drawing/2016/5/10/chartex" xmlns:cx5="http://schemas.microsoft.com/office/drawing/2016/5/11/chartex" xmlns:cx6="http://schemas.microsoft.com/office/drawing/2016/5/12/chartex" xmlns:cx7="http://schemas.microsoft.com/office/drawing/2016/5/13/chartex" xmlns:cx8="http://schemas.microsoft.com/office/drawing/2016/5/14/chartex" xmlns:mc="http://schemas.openxmlformats.org/markup-compatibility/2006" xmlns:aink="http://schemas.microsoft.com/office/drawing/2016/ink" xmlns:am3d="http://schemas.microsoft.com/office/drawing/2017/model3d" xmlns:o="urn:schemas-microsoft-com:office:office" xmlns:oel="http://schemas.microsoft.com/office/2019/extlst" xmlns:r="http://schemas.openxmlformats.org/officeDocument/2006/relationships" xmlns:m="http://schemas.openxmlformats.org/officeDocument/2006/math" xmlns:v="urn:schemas-microsoft-com:vml" xmlns:wp14="http://schemas.microsoft.com/office/word/2010/wordprocessingDrawing" xmlns:wp="http://schemas.openxmlformats.org/drawingml/2006/wordprocessingDrawing" xmlns:w10="urn:schemas-microsoft-com:office:word" xmlns:w="http://schemas.openxmlformats.org/wordprocessingml/2006/main" xmlns:w14="http://schemas.microsoft.com/office/word/2010/wordml" xmlns:w15="http://schemas.microsoft.com/office/word/2012/wordml" xmlns:w16cex="http://schemas.microsoft.com/office/word/2018/wordml/cex" xmlns:w16cid="http://schemas.microsoft.com/office/word/2016/wordml/cid" xmlns:w16="http://schemas.microsoft.com/office/word/2018/wordml" xmlns:w16sdtdh="http://schemas.microsoft.com/office/word/2020/wordml/sdtdatahash" xmlns:w16se="http://schemas.microsoft.com/office/word/2015/wordml/symex" xmlns:wpg="http://schemas.microsoft.com/office/word/2010/wordprocessingGroup" xmlns:wpi="http://schemas.microsoft.com/office/word/2010/wordprocessingInk" xmlns:wne="http://schemas.microsoft.com/office/word/2006/wordml" xmlns:wps="http://schemas.microsoft.com/office/word/2010/wordprocessingShape" mc:Ignorable="w14 w15 w16se w16cid w16 w16cex w16sdtdh wp14">
+  <w:p>
+    <w:pPr>
+      <w:pStyle w:val="Footer"/>
+    </w:pPr>
+  </w:p>
+</w:ftr>
+</file>
+
+<file path=word/footer3.xml><?xml version="1.0" encoding="utf-8"?>
+<w:ftr xmlns:wpc="http://schemas.microsoft.com/office/word/2010/wordprocessingCanvas" xmlns:cx="http://schemas.microsoft.com/office/drawing/2014/chartex" xmlns:cx1="http://schemas.microsoft.com/office/drawing/2015/9/8/chartex" xmlns:cx2="http://schemas.microsoft.com/office/drawing/2015/10/21/chartex" xmlns:cx3="http://schemas.microsoft.com/office/drawing/2016/5/9/chartex" xmlns:cx4="http://schemas.microsoft.com/office/drawing/2016/5/10/chartex" xmlns:cx5="http://schemas.microsoft.com/office/drawing/2016/5/11/chartex" xmlns:cx6="http://schemas.microsoft.com/office/drawing/2016/5/12/chartex" xmlns:cx7="http://schemas.microsoft.com/office/drawing/2016/5/13/chartex" xmlns:cx8="http://schemas.microsoft.com/office/drawing/2016/5/14/chartex" xmlns:mc="http://schemas.openxmlformats.org/markup-compatibility/2006" xmlns:aink="http://schemas.microsoft.com/office/drawing/2016/ink" xmlns:am3d="http://schemas.microsoft.com/office/drawing/2017/model3d" xmlns:o="urn:schemas-microsoft-com:office:office" xmlns:oel="http://schemas.microsoft.com/office/2019/extlst" xmlns:r="http://schemas.openxmlformats.org/officeDocument/2006/relationships" xmlns:m="http://schemas.openxmlformats.org/officeDocument/2006/math" xmlns:v="urn:schemas-microsoft-com:vml" xmlns:wp14="http://schemas.microsoft.com/office/word/2010/wordprocessingDrawing" xmlns:wp="http://schemas.openxmlformats.org/drawingml/2006/wordprocessingDrawing" xmlns:w10="urn:schemas-microsoft-com:office:word" xmlns:w="http://schemas.openxmlformats.org/wordprocessingml/2006/main" xmlns:w14="http://schemas.microsoft.com/office/word/2010/wordml" xmlns:w15="http://schemas.microsoft.com/office/word/2012/wordml" xmlns:w16cex="http://schemas.microsoft.com/office/word/2018/wordml/cex" xmlns:w16cid="http://schemas.microsoft.com/office/word/2016/wordml/cid" xmlns:w16="http://schemas.microsoft.com/office/word/2018/wordml" xmlns:w16sdtdh="http://schemas.microsoft.com/office/word/2020/wordml/sdtdatahash" xmlns:w16se="http://schemas.microsoft.com/office/word/2015/wordml/symex" xmlns:wpg="http://schemas.microsoft.com/office/word/2010/wordprocessingGroup" xmlns:wpi="http://schemas.microsoft.com/office/word/2010/wordprocessingInk" xmlns:wne="http://schemas.microsoft.com/office/word/2006/wordml" xmlns:wps="http://schemas.microsoft.com/office/word/2010/wordprocessingShape" mc:Ignorable="w14 w15 w16se w16cid w16 w16cex w16sdtdh wp14">
   <w:p>
     <w:pPr>
       <w:pStyle w:val="Footer"/>
@@ -1290,7 +1487,7 @@
         <w:sz w:val="24"/>
       </w:rPr>
       <w:pict w14:anchorId="528D136C">
-        <v:line id="_x0000_s2049" style="position:absolute;z-index:251659264" from="-1.2pt,2.9pt" to="478.8pt,2.9pt"/>
+        <v:line id="_x0000_s1025" style="position:absolute;z-index:1" from="-1.2pt,2.9pt" to="478.8pt,2.9pt"/>
       </w:pict>
     </w:r>
   </w:p>
@@ -1299,58 +1496,6 @@
 
 <file path=word/header3.xml><?xml version="1.0" encoding="utf-8"?>
 <w:hdr xmlns:wpc="http://schemas.microsoft.com/office/word/2010/wordprocessingCanvas" xmlns:cx="http://schemas.microsoft.com/office/drawing/2014/chartex" xmlns:cx1="http://schemas.microsoft.com/office/drawing/2015/9/8/chartex" xmlns:cx2="http://schemas.microsoft.com/office/drawing/2015/10/21/chartex" xmlns:cx3="http://schemas.microsoft.com/office/drawing/2016/5/9/chartex" xmlns:cx4="http://schemas.microsoft.com/office/drawing/2016/5/10/chartex" xmlns:cx5="http://schemas.microsoft.com/office/drawing/2016/5/11/chartex" xmlns:cx6="http://schemas.microsoft.com/office/drawing/2016/5/12/chartex" xmlns:cx7="http://schemas.microsoft.com/office/drawing/2016/5/13/chartex" xmlns:cx8="http://schemas.microsoft.com/office/drawing/2016/5/14/chartex" xmlns:mc="http://schemas.openxmlformats.org/markup-compatibility/2006" xmlns:aink="http://schemas.microsoft.com/office/drawing/2016/ink" xmlns:am3d="http://schemas.microsoft.com/office/drawing/2017/model3d" xmlns:o="urn:schemas-microsoft-com:office:office" xmlns:oel="http://schemas.microsoft.com/office/2019/extlst" xmlns:r="http://schemas.openxmlformats.org/officeDocument/2006/relationships" xmlns:m="http://schemas.openxmlformats.org/officeDocument/2006/math" xmlns:v="urn:schemas-microsoft-com:vml" xmlns:wp14="http://schemas.microsoft.com/office/word/2010/wordprocessingDrawing" xmlns:wp="http://schemas.openxmlformats.org/drawingml/2006/wordprocessingDrawing" xmlns:w10="urn:schemas-microsoft-com:office:word" xmlns:w="http://schemas.openxmlformats.org/wordprocessingml/2006/main" xmlns:w14="http://schemas.microsoft.com/office/word/2010/wordml" xmlns:w15="http://schemas.microsoft.com/office/word/2012/wordml" xmlns:w16cex="http://schemas.microsoft.com/office/word/2018/wordml/cex" xmlns:w16cid="http://schemas.microsoft.com/office/word/2016/wordml/cid" xmlns:w16="http://schemas.microsoft.com/office/word/2018/wordml" xmlns:w16sdtdh="http://schemas.microsoft.com/office/word/2020/wordml/sdtdatahash" xmlns:w16se="http://schemas.microsoft.com/office/word/2015/wordml/symex" xmlns:wpg="http://schemas.microsoft.com/office/word/2010/wordprocessingGroup" xmlns:wpi="http://schemas.microsoft.com/office/word/2010/wordprocessingInk" xmlns:wne="http://schemas.microsoft.com/office/word/2006/wordml" xmlns:wps="http://schemas.microsoft.com/office/word/2010/wordprocessingShape" mc:Ignorable="w14 w15 w16se w16cid w16 w16cex w16sdtdh wp14">
-  <w:p>
-    <w:pPr>
-      <w:pStyle w:val="Header"/>
-      <w:widowControl/>
-      <w:tabs>
-        <w:tab w:val="clear" w:pos="4320"/>
-        <w:tab w:val="clear" w:pos="8640"/>
-        <w:tab w:val="center" w:pos="4081"/>
-      </w:tabs>
-      <w:jc w:val="center"/>
-      <w:rPr>
-        <w:rFonts w:ascii="Times New Roman" w:hAnsi="Times New Roman"/>
-        <w:b/>
-        <w:bCs/>
-        <w:i/>
-        <w:sz w:val="24"/>
-        <w:u w:val="single"/>
-      </w:rPr>
-    </w:pPr>
-    <w:r>
-      <w:rPr>
-        <w:rFonts w:ascii="Times New Roman" w:hAnsi="Times New Roman"/>
-        <w:b/>
-        <w:bCs/>
-        <w:sz w:val="24"/>
-        <w:u w:val="single"/>
-      </w:rPr>
-      <w:t>COMMUNICATION TO CHANGE INVENTOR ADDRESS UNDER RULE 92</w:t>
-    </w:r>
-    <w:r>
-      <w:rPr>
-        <w:rFonts w:ascii="Times New Roman" w:hAnsi="Times New Roman"/>
-        <w:b/>
-        <w:bCs/>
-        <w:i/>
-        <w:sz w:val="24"/>
-        <w:u w:val="single"/>
-      </w:rPr>
-      <w:t>bis</w:t>
-    </w:r>
-  </w:p>
-  <w:p>
-    <w:pPr>
-      <w:widowControl/>
-      <w:spacing w:line="300" w:lineRule="auto"/>
-      <w:ind w:left="2880" w:hanging="2880"/>
-      <w:rPr>
-        <w:rFonts w:ascii="Times New Roman" w:hAnsi="Times New Roman"/>
-        <w:sz w:val="24"/>
-      </w:rPr>
-    </w:pPr>
-  </w:p>
   <w:p>
     <w:pPr>
       <w:pStyle w:val="Header"/>

--- a/project/documents/merged/Document1.docx
+++ b/project/documents/merged/Document1.docx
@@ -3,228 +3,474 @@
 <w:document xmlns:wpc="http://schemas.microsoft.com/office/word/2010/wordprocessingCanvas" xmlns:cx="http://schemas.microsoft.com/office/drawing/2014/chartex" xmlns:cx1="http://schemas.microsoft.com/office/drawing/2015/9/8/chartex" xmlns:cx2="http://schemas.microsoft.com/office/drawing/2015/10/21/chartex" xmlns:cx3="http://schemas.microsoft.com/office/drawing/2016/5/9/chartex" xmlns:cx4="http://schemas.microsoft.com/office/drawing/2016/5/10/chartex" xmlns:cx5="http://schemas.microsoft.com/office/drawing/2016/5/11/chartex" xmlns:cx6="http://schemas.microsoft.com/office/drawing/2016/5/12/chartex" xmlns:cx7="http://schemas.microsoft.com/office/drawing/2016/5/13/chartex" xmlns:cx8="http://schemas.microsoft.com/office/drawing/2016/5/14/chartex" xmlns:mc="http://schemas.openxmlformats.org/markup-compatibility/2006" xmlns:aink="http://schemas.microsoft.com/office/drawing/2016/ink" xmlns:am3d="http://schemas.microsoft.com/office/drawing/2017/model3d" xmlns:o="urn:schemas-microsoft-com:office:office" xmlns:oel="http://schemas.microsoft.com/office/2019/extlst" xmlns:r="http://schemas.openxmlformats.org/officeDocument/2006/relationships" xmlns:m="http://schemas.openxmlformats.org/officeDocument/2006/math" xmlns:v="urn:schemas-microsoft-com:vml" xmlns:wp14="http://schemas.microsoft.com/office/word/2010/wordprocessingDrawing" xmlns:wp="http://schemas.openxmlformats.org/drawingml/2006/wordprocessingDrawing" xmlns:w10="urn:schemas-microsoft-com:office:word" xmlns:w="http://schemas.openxmlformats.org/wordprocessingml/2006/main" xmlns:w14="http://schemas.microsoft.com/office/word/2010/wordml" xmlns:w15="http://schemas.microsoft.com/office/word/2012/wordml" xmlns:w16cex="http://schemas.microsoft.com/office/word/2018/wordml/cex" xmlns:w16cid="http://schemas.microsoft.com/office/word/2016/wordml/cid" xmlns:w16="http://schemas.microsoft.com/office/word/2018/wordml" xmlns:w16sdtdh="http://schemas.microsoft.com/office/word/2020/wordml/sdtdatahash" xmlns:w16se="http://schemas.microsoft.com/office/word/2015/wordml/symex" xmlns:wpg="http://schemas.microsoft.com/office/word/2010/wordprocessingGroup" xmlns:wpi="http://schemas.microsoft.com/office/word/2010/wordprocessingInk" xmlns:wne="http://schemas.microsoft.com/office/word/2006/wordml" xmlns:wps="http://schemas.microsoft.com/office/word/2010/wordprocessingShape" mc:Ignorable="w14 w15 w16se w16cid w16 w16cex w16sdtdh wp14">
   <w:body>
     <w:p>
-      <w:r>
-        <w:t xml:space="preserve">Subject line: ACME Manufacturing Ref. No. Pa Da / SLW Ref: 1.003US1 / SLW Report out: </w:t>
-      </w:r>
-    </w:p>
-    <w:p>
       <w:pPr>
         <w:pStyle w:val="NormalWeb"/>
-      </w:pPr>
-      <w:r>
-        <w:t>Body of email:</w:t>
+        <w:spacing w:before="0" w:beforeAutospacing="0" w:after="0" w:afterAutospacing="0"/>
+      </w:pPr>
+      <w:r>
+        <w:t xml:space="preserve">Subject line: ACME Manufacturing: Ref. No. Pa Da / SLW Ref: 1.003US1 / </w:t>
+      </w:r>
+      <w:r>
+        <w:t>SLW</w:t>
+      </w:r>
+      <w:r>
+        <w:t xml:space="preserve"> Report Out: </w:t>
+      </w:r>
+      <w:r>
+        <w:t>&lt;&lt;activityname&gt;&gt;</w:t>
       </w:r>
     </w:p>
     <w:p>
       <w:pPr>
         <w:pStyle w:val="NormalWeb"/>
-      </w:pPr>
-      <w:r>
-        <w:t xml:space="preserve">SCHWEGMAN LUNDBERG &amp; WOESSNER, P.A. </w:t>
-      </w:r>
-    </w:p>
-    <w:p>
-      <w:pPr>
-        <w:spacing w:after="0" w:line="240" w:lineRule="auto"/>
-      </w:pPr>
-      <w:r>
-        <w:t>Attorney Test 612-373-6900  mmartin@slwip.com</w:t>
-      </w:r>
-    </w:p>
-    <w:p>
-      <w:pPr>
-        <w:spacing w:after="0" w:line="240" w:lineRule="auto"/>
-      </w:pPr>
-      <w:r>
-        <w:t>Emily Bates 612-371-2163  ebates@slwip.com</w:t>
-      </w:r>
-    </w:p>
-    <w:p>
-      <w:pPr>
-        <w:spacing w:after="0" w:line="240" w:lineRule="auto"/>
-      </w:pPr>
-    </w:p>
-    <w:p>
-      <w:pPr>
-        <w:spacing w:after="0" w:line="240" w:lineRule="auto"/>
-      </w:pPr>
-      <w:r>
+        <w:spacing w:before="0" w:beforeAutospacing="0" w:after="0" w:afterAutospacing="0"/>
+      </w:pPr>
+    </w:p>
+    <w:p>
+      <w:pPr>
+        <w:pStyle w:val="NormalWeb"/>
+        <w:spacing w:before="0" w:beforeAutospacing="0" w:after="0" w:afterAutospacing="0"/>
+      </w:pPr>
+    </w:p>
+    <w:p>
+      <w:pPr>
+        <w:pStyle w:val="NormalWeb"/>
+        <w:spacing w:before="0" w:beforeAutospacing="0" w:after="0" w:afterAutospacing="0"/>
+      </w:pPr>
+    </w:p>
+    <w:p>
+      <w:pPr>
+        <w:pStyle w:val="NormalWeb"/>
+        <w:spacing w:before="0" w:beforeAutospacing="0" w:after="0" w:afterAutospacing="0"/>
+      </w:pPr>
+      <w:r>
+        <w:t>Body:</w:t>
+      </w:r>
+    </w:p>
+    <w:p>
+      <w:pPr>
+        <w:pStyle w:val="NormalWeb"/>
+        <w:spacing w:before="0" w:beforeAutospacing="0" w:after="0" w:afterAutospacing="0"/>
+      </w:pPr>
+    </w:p>
+    <w:p>
+      <w:pPr>
+        <w:pStyle w:val="NormalWeb"/>
+        <w:spacing w:before="0" w:beforeAutospacing="0" w:after="0" w:afterAutospacing="0"/>
+      </w:pPr>
+      <w:r>
+        <w:t>Schwegman Lundberg &amp; Woessner, P.A.</w:t>
+      </w:r>
+    </w:p>
+    <w:p>
+      <w:pPr>
+        <w:pStyle w:val="NormalWeb"/>
+        <w:spacing w:before="0" w:beforeAutospacing="0" w:after="0" w:afterAutospacing="0"/>
+      </w:pPr>
+    </w:p>
+    <w:p>
+      <w:pPr>
+        <w:pStyle w:val="NormalWeb"/>
+        <w:spacing w:before="0" w:beforeAutospacing="0" w:after="0" w:afterAutospacing="0"/>
+      </w:pPr>
+      <w:r>
+        <w:t>Attorney Test 612-373-6900</w:t>
+      </w:r>
+      <w:proofErr w:type="gramStart"/>
+      <w:r>
+        <w:t xml:space="preserve">  mmartin@slwip.com</w:t>
+      </w:r>
+      <w:proofErr w:type="gramEnd"/>
+      <w:r/>
+    </w:p>
+    <w:p>
+      <w:pPr>
+        <w:pStyle w:val="NormalWeb"/>
+        <w:spacing w:before="0" w:beforeAutospacing="0" w:after="0" w:afterAutospacing="0"/>
+      </w:pPr>
+      <w:r>
+        <w:t>Emily Bates 612-371-2163</w:t>
+      </w:r>
+      <w:proofErr w:type="gramStart"/>
+      <w:r>
+        <w:t xml:space="preserve">  ebates@slwip.com</w:t>
+      </w:r>
+      <w:proofErr w:type="gramEnd"/>
+      <w:r/>
+    </w:p>
+    <w:p>
+      <w:pPr>
+        <w:tabs>
+          <w:tab w:val="right" w:pos="9360"/>
+        </w:tabs>
+        <w:rPr>
+          <w:sz w:val="24"/>
+        </w:rPr>
+      </w:pPr>
+    </w:p>
+    <w:p>
+      <w:pPr>
+        <w:tabs>
+          <w:tab w:val="left" w:pos="720"/>
+          <w:tab w:val="right" w:pos="9360"/>
+        </w:tabs>
+        <w:ind w:left="720" w:hanging="720"/>
+        <w:rPr>
+          <w:noProof/>
+          <w:sz w:val="24"/>
+        </w:rPr>
+      </w:pPr>
+      <w:r>
+        <w:rPr>
+          <w:sz w:val="24"/>
+        </w:rPr>
         <w:t>Re:</w:t>
       </w:r>
       <w:r>
+        <w:rPr>
+          <w:sz w:val="24"/>
+        </w:rPr>
         <w:tab/>
-        <w:t>ACME Manufacturing Ref. No. Pa Da - SLW Ref. No. 1.003US1</w:t>
-      </w:r>
-    </w:p>
-    <w:p>
-      <w:pPr>
-        <w:spacing w:after="0" w:line="240" w:lineRule="auto"/>
-        <w:ind w:firstLine="720"/>
-      </w:pPr>
-      <w:r>
-        <w:t>Patent Application Serial No. 12/356,986, filed August 21, 2023</w:t>
-      </w:r>
-    </w:p>
-    <w:p>
-      <w:pPr>
-        <w:spacing w:after="0" w:line="240" w:lineRule="auto"/>
-        <w:ind w:firstLine="720"/>
-      </w:pPr>
-      <w:r>
-        <w:rPr>
-          <w:rFonts w:cstheme="minorHAnsi"/>
+        <w:t xml:space="preserve">ACME Manufacturing </w:t>
+      </w:r>
+      <w:r>
+        <w:rPr>
+          <w:bCs/>
+          <w:noProof/>
+          <w:sz w:val="24"/>
+        </w:rPr>
+        <w:t>Ref. No. Pa Da</w:t>
+      </w:r>
+      <w:r>
+        <w:rPr>
+          <w:b/>
+          <w:bCs/>
+          <w:noProof/>
+          <w:sz w:val="24"/>
+        </w:rPr>
+        <w:t xml:space="preserve"> -</w:t>
+      </w:r>
+      <w:r>
+        <w:rPr>
+          <w:noProof/>
+          <w:sz w:val="24"/>
+        </w:rPr>
+        <w:t xml:space="preserve"> SLW Ref. No. 1.003US1</w:t>
+      </w:r>
+    </w:p>
+    <w:p>
+      <w:pPr>
+        <w:tabs>
+          <w:tab w:val="left" w:pos="720"/>
+          <w:tab w:val="right" w:pos="9360"/>
+        </w:tabs>
+        <w:ind w:left="720" w:hanging="720"/>
+        <w:rPr>
+          <w:noProof/>
+          <w:sz w:val="24"/>
+        </w:rPr>
+      </w:pPr>
+      <w:r>
+        <w:rPr>
+          <w:noProof/>
+          <w:sz w:val="24"/>
+        </w:rPr>
+        <w:tab/>
+        <w:t>U.S. Provisional Patent Application Serial No.: 12/356,986</w:t>
+      </w:r>
+    </w:p>
+    <w:p>
+      <w:pPr>
+        <w:tabs>
+          <w:tab w:val="left" w:pos="720"/>
+          <w:tab w:val="right" w:pos="9360"/>
+        </w:tabs>
+        <w:ind w:left="720" w:hanging="720"/>
+        <w:rPr>
+          <w:sz w:val="24"/>
+        </w:rPr>
+      </w:pPr>
+      <w:r>
+        <w:rPr>
+          <w:noProof/>
+          <w:sz w:val="24"/>
+        </w:rPr>
+        <w:tab/>
+        <w:t>Title:  Method and apparatus for making a title for a matter 1000</w:t>
+      </w:r>
+    </w:p>
+    <w:p>
+      <w:pPr>
+        <w:rPr>
+          <w:sz w:val="24"/>
+        </w:rPr>
+      </w:pPr>
+      <w:r>
+        <w:rPr>
+          <w:noProof/>
+          <w:sz w:val="24"/>
+        </w:rPr>
+      </w:r>
+    </w:p>
+    <w:p>
+      <w:pPr>
+        <w:rPr>
+          <w:sz w:val="24"/>
+        </w:rPr>
+      </w:pPr>
+      <w:r>
+        <w:rPr>
+          <w:sz w:val="24"/>
+        </w:rPr>
+        <w:t xml:space="preserve">Please find enclosed an Assignment document for the above-identified provisional application.  We strongly encourage our clients to record executed assignments with the USPTO in provisional matters for </w:t>
+      </w:r>
+      <w:proofErr w:type="gramStart"/>
+      <w:r>
+        <w:rPr>
+          <w:sz w:val="24"/>
+        </w:rPr>
+        <w:t>a number of</w:t>
+      </w:r>
+      <w:proofErr w:type="gramEnd"/>
+      <w:r>
+        <w:rPr>
+          <w:sz w:val="24"/>
+        </w:rPr>
+        <w:t xml:space="preserve"> reasons.  The primary reason involves improved efficiency in terms of both money and time that are realized in the future filing of non-provisional U.S. and foreign applications based on the provisional application.  The deadline for filing the non-provisional and PCT applications for this matter is</w:t>
+      </w:r>
+      <w:r>
+        <w:rPr>
+          <w:b/>
+          <w:bCs/>
+          <w:sz w:val="24"/>
+        </w:rPr>
+        <w:t xml:space="preserve"> August 21, 2024</w:t>
+      </w:r>
+      <w:r>
+        <w:rPr>
+          <w:sz w:val="24"/>
+        </w:rPr>
+        <w:t>.</w:t>
+      </w:r>
+    </w:p>
+    <w:p>
+      <w:pPr>
+        <w:rPr>
+          <w:sz w:val="24"/>
+        </w:rPr>
+      </w:pPr>
+    </w:p>
+    <w:p>
+      <w:pPr>
+        <w:rPr>
+          <w:sz w:val="24"/>
+        </w:rPr>
+      </w:pPr>
+      <w:r>
+        <w:rPr>
+          <w:sz w:val="24"/>
+        </w:rPr>
+        <w:t xml:space="preserve">Please </w:t>
+      </w:r>
+      <w:r>
+        <w:rPr>
+          <w:sz w:val="24"/>
+        </w:rPr>
+        <w:t xml:space="preserve">have the inventor(s) </w:t>
+      </w:r>
+      <w:r>
+        <w:rPr>
+          <w:sz w:val="24"/>
+        </w:rPr>
+      </w:r>
+      <w:r>
+        <w:rPr>
+          <w:sz w:val="24"/>
+        </w:rPr>
+      </w:r>
+      <w:r>
+        <w:rPr>
+          <w:sz w:val="24"/>
+        </w:rPr>
+      </w:r>
+      <w:r>
+        <w:rPr>
+          <w:sz w:val="24"/>
+        </w:rPr>
+      </w:r>
+      <w:r>
+        <w:rPr>
+          <w:sz w:val="24"/>
+        </w:rPr>
+        <w:t xml:space="preserve">sign and date this Assignment document </w:t>
+      </w:r>
+      <w:r>
+        <w:rPr>
+          <w:noProof/>
+          <w:sz w:val="24"/>
+        </w:rPr>
+        <w:t xml:space="preserve">in the presence of a Notary Public </w:t>
+      </w:r>
+      <w:r>
+        <w:rPr>
+          <w:sz w:val="24"/>
+        </w:rPr>
+        <w:t xml:space="preserve">and return it to my attention via email </w:t>
+      </w:r>
+      <w:r>
+        <w:rPr>
+          <w:sz w:val="24"/>
+        </w:rPr>
+        <w:t xml:space="preserve">to </w:t>
+      </w:r>
+      <w:r>
+        <w:rPr>
+          <w:sz w:val="24"/>
+        </w:rPr>
+        <w:t xml:space="preserve">cpuckett@slwip.com or fax </w:t>
+      </w:r>
+      <w:r>
+        <w:rPr>
+          <w:sz w:val="24"/>
+        </w:rPr>
+        <w:t xml:space="preserve">to </w:t>
+      </w:r>
+      <w:r>
+        <w:rPr>
+          <w:sz w:val="24"/>
+        </w:rPr>
+        <w:t>612-339-3061 by</w:t>
+      </w:r>
+      <w:r>
+        <w:rPr>
+          <w:b/>
+          <w:bCs/>
+          <w:sz w:val="24"/>
+        </w:rPr>
+        <w:t xml:space="preserve"> </w:t>
+      </w:r>
+      <w:r>
+        <w:rPr>
+          <w:b/>
+          <w:bCs/>
           <w:color w:val="000000"/>
-        </w:rPr>
-        <w:t>U.S. Patent No. , issued None</w:t>
-      </w:r>
-    </w:p>
-    <w:p>
-      <w:pPr>
-        <w:spacing w:after="0" w:line="240" w:lineRule="auto"/>
-        <w:ind w:firstLine="720"/>
-      </w:pPr>
-      <w:r>
-        <w:t>Title: Method and apparatus for making a title for a matter 1000</w:t>
-      </w:r>
-    </w:p>
-    <w:p>
-      <w:pPr>
-        <w:spacing w:after="0" w:line="240" w:lineRule="auto"/>
-      </w:pPr>
-    </w:p>
-    <w:p>
-      <w:pPr>
-        <w:spacing w:after="0" w:line="240" w:lineRule="auto"/>
-      </w:pPr>
-      <w:r>
-        <w:t xml:space="preserve">We are pleased to attach an electronic copy of United States Letters Patent No.  issued None and entitled "Method and apparatus for making a title for a matter 1000".   </w:t>
-      </w:r>
-    </w:p>
-    <w:p>
-      <w:pPr>
-        <w:spacing w:after="0" w:line="240" w:lineRule="auto"/>
-      </w:pPr>
-    </w:p>
-    <w:p>
-      <w:pPr>
-        <w:spacing w:after="0" w:line="240" w:lineRule="auto"/>
-      </w:pPr>
-      <w:r/>
-    </w:p>
-    <w:p>
-      <w:pPr>
-        <w:spacing w:after="0" w:line="240" w:lineRule="auto"/>
-      </w:pPr>
-    </w:p>
-    <w:p>
-      <w:pPr>
-        <w:spacing w:after="0" w:line="240" w:lineRule="auto"/>
-      </w:pPr>
-      <w:r>
-        <w:t>The patent will remain in effect for a term of twenty years from the date of the earliest filing.  To maintain the patent for its entire term, maintenance fees must be paid when due.  The fees are due as follows:</w:t>
-      </w:r>
-    </w:p>
-    <w:p>
-      <w:pPr>
-        <w:spacing w:after="0" w:line="240" w:lineRule="auto"/>
-      </w:pPr>
-    </w:p>
-    <w:p>
-      <w:pPr>
-        <w:spacing w:after="0" w:line="240" w:lineRule="auto"/>
-      </w:pPr>
-      <w:r>
-        <w:tab/>
-      </w:r>
-      <w:r>
-        <w:tab/>
-      </w:r>
-      <w:r>
-        <w:tab/>
-        <w:t>3-1/2 years from the issue date</w:t>
-      </w:r>
-    </w:p>
-    <w:p>
-      <w:pPr>
-        <w:spacing w:after="0" w:line="240" w:lineRule="auto"/>
-      </w:pPr>
-      <w:r>
-        <w:tab/>
-      </w:r>
-      <w:r>
-        <w:tab/>
-      </w:r>
-      <w:r>
-        <w:tab/>
-        <w:t>7-1/2 years from the issue date</w:t>
-      </w:r>
-    </w:p>
-    <w:p>
-      <w:pPr>
-        <w:spacing w:after="0" w:line="240" w:lineRule="auto"/>
-      </w:pPr>
-      <w:r>
-        <w:tab/>
-      </w:r>
-      <w:r>
-        <w:tab/>
-      </w:r>
-      <w:r>
-        <w:tab/>
-        <w:t>11-1/2 years from the issue date</w:t>
-      </w:r>
-    </w:p>
-    <w:p>
-      <w:pPr>
-        <w:spacing w:after="0" w:line="240" w:lineRule="auto"/>
-      </w:pPr>
-    </w:p>
-    <w:p>
-      <w:pPr>
-        <w:spacing w:after="0" w:line="240" w:lineRule="auto"/>
-      </w:pPr>
-      <w:r>
-        <w:t>Prior instructions have been received acknowledging SLW responsibility for payment of the maintenance fees through our preferred 3rd party provider, Black Hills AI (www.blackhills.ai).  If for any reason this process is no longer valid, please reach out to us expeditiously to confirm new instructions.</w:t>
-      </w:r>
-    </w:p>
-    <w:p>
-      <w:pPr>
-        <w:spacing w:after="0" w:line="240" w:lineRule="auto"/>
-      </w:pPr>
-    </w:p>
-    <w:p>
-      <w:pPr>
-        <w:spacing w:after="0" w:line="240" w:lineRule="auto"/>
-      </w:pPr>
-      <w:r>
-        <w:t xml:space="preserve">Additionally, please note that any request for broadening the claims of your patent via reissue must be made within two (2) years of issuance of the patent.  Broadening reissue applications are filed for a number of reasons and may be used to correct claim scope when it is determined that the issued claims are narrower than what is thought to be allowable.  Once this deadline passes, the only kind of reissue application possible is one where the scope of the claims remains the same or is reduced.  Please contact us if you would like to discuss the possibility of filing a reissue application based on the above patent.  However, we will not send any further reminders regarding the deadline to file a broadening reissue application, and will take no further action unless instructed to do so in writing. </w:t>
-      </w:r>
-    </w:p>
-    <w:p>
-      <w:pPr>
-        <w:spacing w:after="0" w:line="240" w:lineRule="auto"/>
-      </w:pPr>
-    </w:p>
-    <w:p>
-      <w:pPr>
-        <w:spacing w:after="0" w:line="240" w:lineRule="auto"/>
-      </w:pPr>
-      <w:r>
-        <w:t xml:space="preserve">We are pleased to have been of service in helping to secure the issuance of the attached Letters Patent and consider our representation before the USPTO in the above-referenced matter to be completed and are therefore closing our file. We will of course inform you of any future correspondence received in relation to your patent.   </w:t>
-      </w:r>
-    </w:p>
-    <w:p>
-      <w:pPr>
-        <w:spacing w:after="0" w:line="240" w:lineRule="auto"/>
-      </w:pPr>
-    </w:p>
-    <w:p>
-      <w:pPr>
-        <w:spacing w:after="0" w:line="240" w:lineRule="auto"/>
-      </w:pPr>
-      <w:r>
-        <w:t>If you have any questions regarding the attached patent or the possibility of filing a reissue application, please contact &lt;&lt;THIS.WAName&gt;&gt; at &lt;&lt;THIS.WAPhone&gt;&gt;.</w:t>
-      </w:r>
+          <w:sz w:val="24"/>
+        </w:rPr>
+        <w:t>October 17, 2024</w:t>
+      </w:r>
+      <w:r>
+        <w:rPr>
+          <w:b/>
+          <w:bCs/>
+          <w:sz w:val="24"/>
+        </w:rPr>
+        <w:t>.</w:t>
+      </w:r>
+      <w:r>
+        <w:rPr>
+          <w:sz w:val="24"/>
+        </w:rPr>
+        <w:t xml:space="preserve">  If the inventor information on the Assignment is incorrect, please </w:t>
+      </w:r>
+      <w:r>
+        <w:rPr>
+          <w:sz w:val="24"/>
+        </w:rPr>
+        <w:t xml:space="preserve">have the inventor(s) </w:t>
+      </w:r>
+      <w:r>
+        <w:rPr>
+          <w:sz w:val="24"/>
+        </w:rPr>
+        <w:t>manually correct the errors and initial and date</w:t>
+      </w:r>
+      <w:r>
+        <w:rPr>
+          <w:sz w:val="24"/>
+          <w:u w:val="single"/>
+        </w:rPr>
+        <w:t xml:space="preserve"> </w:t>
+      </w:r>
+      <w:r>
+        <w:rPr>
+          <w:sz w:val="24"/>
+        </w:rPr>
+        <w:t>all changes.  We will proceed to file the assignment with the USPTO immediately upon receipt of the executed document.</w:t>
+      </w:r>
+    </w:p>
+    <w:p>
+      <w:pPr>
+        <w:rPr>
+          <w:sz w:val="24"/>
+        </w:rPr>
+      </w:pPr>
+    </w:p>
+    <w:p>
+      <w:pPr>
+        <w:rPr>
+          <w:sz w:val="24"/>
+        </w:rPr>
+      </w:pPr>
+      <w:r>
+        <w:rPr>
+          <w:sz w:val="24"/>
+        </w:rPr>
+        <w:t xml:space="preserve">If the inventor(s) are planning to sign electronically, please note that for the USPTO to accept the signature as valid, the </w:t>
+      </w:r>
+      <w:proofErr w:type="gramStart"/>
+      <w:r>
+        <w:rPr>
+          <w:sz w:val="24"/>
+        </w:rPr>
+        <w:t>inventors</w:t>
+      </w:r>
+      <w:proofErr w:type="gramEnd"/>
+      <w:r>
+        <w:rPr>
+          <w:sz w:val="24"/>
+        </w:rPr>
+        <w:t xml:space="preserve"> signature is required to have (/slashes/) on either side.  Failure to add (/slashes/) on either side of the inventor signature will result in a Notice of Non-Compliance from the USPTO and documents will require re-execution.     Ex.  /John Smith/</w:t>
+      </w:r>
+    </w:p>
+    <w:p>
+      <w:pPr>
+        <w:rPr>
+          <w:sz w:val="24"/>
+        </w:rPr>
+      </w:pPr>
+    </w:p>
+    <w:p>
+      <w:pPr>
+        <w:rPr>
+          <w:sz w:val="24"/>
+        </w:rPr>
+      </w:pPr>
+      <w:r>
+        <w:rPr>
+          <w:sz w:val="24"/>
+        </w:rPr>
+        <w:t xml:space="preserve">If you have any questions regarding this matter, please contact </w:t>
+      </w:r>
+      <w:r>
+        <w:rPr>
+          <w:color w:val="000000"/>
+          <w:sz w:val="24"/>
+        </w:rPr>
+        <w:t>Attorney Test at 612-373-6900</w:t>
+      </w:r>
+      <w:r>
+        <w:rPr>
+          <w:sz w:val="24"/>
+        </w:rPr>
+        <w:t>.</w:t>
+      </w:r>
+    </w:p>
+    <w:p>
+      <w:pPr>
+        <w:rPr>
+          <w:sz w:val="24"/>
+        </w:rPr>
+      </w:pPr>
     </w:p>
     <w:p>
       <w:r>
@@ -280,8 +526,12 @@
       </w:r>
     </w:p>
     <w:sectPr>
-      <w:headerReference w:type="default" r:id="rId6"/>
-      <w:footerReference w:type="default" r:id="rId7"/>
+      <w:headerReference w:type="even" r:id="rId6"/>
+      <w:headerReference w:type="default" r:id="rId7"/>
+      <w:footerReference w:type="even" r:id="rId8"/>
+      <w:footerReference w:type="default" r:id="rId9"/>
+      <w:headerReference w:type="first" r:id="rId10"/>
+      <w:footerReference w:type="first" r:id="rId11"/>
       <w:pgSz w:w="12240" w:h="15840"/>
       <w:pgMar w:top="1440" w:right="1440" w:bottom="1440" w:left="1440" w:header="720" w:footer="720" w:gutter="0"/>
       <w:cols w:space="720"/>
@@ -291,8 +541,27 @@
 </w:document>
 </file>
 
+<file path=word/endnotes.xml><?xml version="1.0" encoding="utf-8"?>
+<w:endnotes xmlns:wpc="http://schemas.microsoft.com/office/word/2010/wordprocessingCanvas" xmlns:cx="http://schemas.microsoft.com/office/drawing/2014/chartex" xmlns:cx1="http://schemas.microsoft.com/office/drawing/2015/9/8/chartex" xmlns:cx2="http://schemas.microsoft.com/office/drawing/2015/10/21/chartex" xmlns:cx3="http://schemas.microsoft.com/office/drawing/2016/5/9/chartex" xmlns:cx4="http://schemas.microsoft.com/office/drawing/2016/5/10/chartex" xmlns:cx5="http://schemas.microsoft.com/office/drawing/2016/5/11/chartex" xmlns:cx6="http://schemas.microsoft.com/office/drawing/2016/5/12/chartex" xmlns:cx7="http://schemas.microsoft.com/office/drawing/2016/5/13/chartex" xmlns:cx8="http://schemas.microsoft.com/office/drawing/2016/5/14/chartex" xmlns:mc="http://schemas.openxmlformats.org/markup-compatibility/2006" xmlns:aink="http://schemas.microsoft.com/office/drawing/2016/ink" xmlns:am3d="http://schemas.microsoft.com/office/drawing/2017/model3d" xmlns:o="urn:schemas-microsoft-com:office:office" xmlns:oel="http://schemas.microsoft.com/office/2019/extlst" xmlns:r="http://schemas.openxmlformats.org/officeDocument/2006/relationships" xmlns:m="http://schemas.openxmlformats.org/officeDocument/2006/math" xmlns:v="urn:schemas-microsoft-com:vml" xmlns:wp14="http://schemas.microsoft.com/office/word/2010/wordprocessingDrawing" xmlns:wp="http://schemas.openxmlformats.org/drawingml/2006/wordprocessingDrawing" xmlns:w10="urn:schemas-microsoft-com:office:word" xmlns:w="http://schemas.openxmlformats.org/wordprocessingml/2006/main" xmlns:w14="http://schemas.microsoft.com/office/word/2010/wordml" xmlns:w15="http://schemas.microsoft.com/office/word/2012/wordml" xmlns:w16cex="http://schemas.microsoft.com/office/word/2018/wordml/cex" xmlns:w16cid="http://schemas.microsoft.com/office/word/2016/wordml/cid" xmlns:w16="http://schemas.microsoft.com/office/word/2018/wordml" xmlns:w16sdtdh="http://schemas.microsoft.com/office/word/2020/wordml/sdtdatahash" xmlns:w16se="http://schemas.microsoft.com/office/word/2015/wordml/symex" xmlns:wpg="http://schemas.microsoft.com/office/word/2010/wordprocessingGroup" xmlns:wpi="http://schemas.microsoft.com/office/word/2010/wordprocessingInk" xmlns:wne="http://schemas.microsoft.com/office/word/2006/wordml" xmlns:wps="http://schemas.microsoft.com/office/word/2010/wordprocessingShape" mc:Ignorable="w14 w15 w16se w16cid w16 w16cex w16sdtdh wp14">
+  <w:endnote w:type="separator" w:id="-1">
+    <w:p>
+      <w:r>
+        <w:separator/>
+      </w:r>
+    </w:p>
+  </w:endnote>
+  <w:endnote w:type="continuationSeparator" w:id="0">
+    <w:p>
+      <w:r>
+        <w:continuationSeparator/>
+      </w:r>
+    </w:p>
+  </w:endnote>
+</w:endnotes>
+</file>
+
 <file path=word/footer1.xml><?xml version="1.0" encoding="utf-8"?>
-<w:ftr xmlns:m="http://schemas.openxmlformats.org/officeDocument/2006/math" xmlns:mc="http://schemas.openxmlformats.org/markup-compatibility/2006" xmlns:mo="http://schemas.microsoft.com/office/mac/office/2008/main" xmlns:mv="urn:schemas-microsoft-com:mac:vml" xmlns:o="urn:schemas-microsoft-com:office:office" xmlns:r="http://schemas.openxmlformats.org/officeDocument/2006/relationships" xmlns:v="urn:schemas-microsoft-com:vml" xmlns:w10="urn:schemas-microsoft-com:office:word" xmlns:w14="http://schemas.microsoft.com/office/word/2010/wordml" xmlns:w="http://schemas.openxmlformats.org/wordprocessingml/2006/main" xmlns:wne="http://schemas.microsoft.com/office/word/2006/wordml" xmlns:wp14="http://schemas.microsoft.com/office/word/2010/wordprocessingDrawing" xmlns:wp="http://schemas.openxmlformats.org/drawingml/2006/wordprocessingDrawing" xmlns:wpc="http://schemas.microsoft.com/office/word/2010/wordprocessingCanvas" xmlns:wpg="http://schemas.microsoft.com/office/word/2010/wordprocessingGroup" xmlns:wpi="http://schemas.microsoft.com/office/word/2010/wordprocessingInk" xmlns:wps="http://schemas.microsoft.com/office/word/2010/wordprocessingShape" mc:Ignorable="w14 wp14">
+<w:ftr xmlns:wpc="http://schemas.microsoft.com/office/word/2010/wordprocessingCanvas" xmlns:cx="http://schemas.microsoft.com/office/drawing/2014/chartex" xmlns:cx1="http://schemas.microsoft.com/office/drawing/2015/9/8/chartex" xmlns:cx2="http://schemas.microsoft.com/office/drawing/2015/10/21/chartex" xmlns:cx3="http://schemas.microsoft.com/office/drawing/2016/5/9/chartex" xmlns:cx4="http://schemas.microsoft.com/office/drawing/2016/5/10/chartex" xmlns:cx5="http://schemas.microsoft.com/office/drawing/2016/5/11/chartex" xmlns:cx6="http://schemas.microsoft.com/office/drawing/2016/5/12/chartex" xmlns:cx7="http://schemas.microsoft.com/office/drawing/2016/5/13/chartex" xmlns:cx8="http://schemas.microsoft.com/office/drawing/2016/5/14/chartex" xmlns:mc="http://schemas.openxmlformats.org/markup-compatibility/2006" xmlns:aink="http://schemas.microsoft.com/office/drawing/2016/ink" xmlns:am3d="http://schemas.microsoft.com/office/drawing/2017/model3d" xmlns:o="urn:schemas-microsoft-com:office:office" xmlns:oel="http://schemas.microsoft.com/office/2019/extlst" xmlns:r="http://schemas.openxmlformats.org/officeDocument/2006/relationships" xmlns:m="http://schemas.openxmlformats.org/officeDocument/2006/math" xmlns:v="urn:schemas-microsoft-com:vml" xmlns:wp14="http://schemas.microsoft.com/office/word/2010/wordprocessingDrawing" xmlns:wp="http://schemas.openxmlformats.org/drawingml/2006/wordprocessingDrawing" xmlns:w10="urn:schemas-microsoft-com:office:word" xmlns:w="http://schemas.openxmlformats.org/wordprocessingml/2006/main" xmlns:w14="http://schemas.microsoft.com/office/word/2010/wordml" xmlns:w15="http://schemas.microsoft.com/office/word/2012/wordml" xmlns:w16cex="http://schemas.microsoft.com/office/word/2018/wordml/cex" xmlns:w16cid="http://schemas.microsoft.com/office/word/2016/wordml/cid" xmlns:w16="http://schemas.microsoft.com/office/word/2018/wordml" xmlns:w16sdtdh="http://schemas.microsoft.com/office/word/2020/wordml/sdtdatahash" xmlns:w16se="http://schemas.microsoft.com/office/word/2015/wordml/symex" xmlns:wpg="http://schemas.microsoft.com/office/word/2010/wordprocessingGroup" xmlns:wpi="http://schemas.microsoft.com/office/word/2010/wordprocessingInk" xmlns:wne="http://schemas.microsoft.com/office/word/2006/wordml" xmlns:wps="http://schemas.microsoft.com/office/word/2010/wordprocessingShape" mc:Ignorable="w14 w15 w16se w16cid w16 w16cex w16sdtdh wp14">
   <w:p>
     <w:pPr>
       <w:pStyle w:val="Footer"/>
@@ -301,8 +570,67 @@
 </w:ftr>
 </file>
 
+<file path=word/footer2.xml><?xml version="1.0" encoding="utf-8"?>
+<w:ftr xmlns:wpc="http://schemas.microsoft.com/office/word/2010/wordprocessingCanvas" xmlns:cx="http://schemas.microsoft.com/office/drawing/2014/chartex" xmlns:cx1="http://schemas.microsoft.com/office/drawing/2015/9/8/chartex" xmlns:cx2="http://schemas.microsoft.com/office/drawing/2015/10/21/chartex" xmlns:cx3="http://schemas.microsoft.com/office/drawing/2016/5/9/chartex" xmlns:cx4="http://schemas.microsoft.com/office/drawing/2016/5/10/chartex" xmlns:cx5="http://schemas.microsoft.com/office/drawing/2016/5/11/chartex" xmlns:cx6="http://schemas.microsoft.com/office/drawing/2016/5/12/chartex" xmlns:cx7="http://schemas.microsoft.com/office/drawing/2016/5/13/chartex" xmlns:cx8="http://schemas.microsoft.com/office/drawing/2016/5/14/chartex" xmlns:mc="http://schemas.openxmlformats.org/markup-compatibility/2006" xmlns:aink="http://schemas.microsoft.com/office/drawing/2016/ink" xmlns:am3d="http://schemas.microsoft.com/office/drawing/2017/model3d" xmlns:o="urn:schemas-microsoft-com:office:office" xmlns:oel="http://schemas.microsoft.com/office/2019/extlst" xmlns:r="http://schemas.openxmlformats.org/officeDocument/2006/relationships" xmlns:m="http://schemas.openxmlformats.org/officeDocument/2006/math" xmlns:v="urn:schemas-microsoft-com:vml" xmlns:wp14="http://schemas.microsoft.com/office/word/2010/wordprocessingDrawing" xmlns:wp="http://schemas.openxmlformats.org/drawingml/2006/wordprocessingDrawing" xmlns:w10="urn:schemas-microsoft-com:office:word" xmlns:w="http://schemas.openxmlformats.org/wordprocessingml/2006/main" xmlns:w14="http://schemas.microsoft.com/office/word/2010/wordml" xmlns:w15="http://schemas.microsoft.com/office/word/2012/wordml" xmlns:w16cex="http://schemas.microsoft.com/office/word/2018/wordml/cex" xmlns:w16cid="http://schemas.microsoft.com/office/word/2016/wordml/cid" xmlns:w16="http://schemas.microsoft.com/office/word/2018/wordml" xmlns:w16sdtdh="http://schemas.microsoft.com/office/word/2020/wordml/sdtdatahash" xmlns:w16se="http://schemas.microsoft.com/office/word/2015/wordml/symex" xmlns:wpg="http://schemas.microsoft.com/office/word/2010/wordprocessingGroup" xmlns:wpi="http://schemas.microsoft.com/office/word/2010/wordprocessingInk" xmlns:wne="http://schemas.microsoft.com/office/word/2006/wordml" xmlns:wps="http://schemas.microsoft.com/office/word/2010/wordprocessingShape" mc:Ignorable="w14 w15 w16se w16cid w16 w16cex w16sdtdh wp14">
+  <w:p>
+    <w:pPr>
+      <w:pStyle w:val="Footer"/>
+    </w:pPr>
+  </w:p>
+</w:ftr>
+</file>
+
+<file path=word/footer3.xml><?xml version="1.0" encoding="utf-8"?>
+<w:ftr xmlns:wpc="http://schemas.microsoft.com/office/word/2010/wordprocessingCanvas" xmlns:cx="http://schemas.microsoft.com/office/drawing/2014/chartex" xmlns:cx1="http://schemas.microsoft.com/office/drawing/2015/9/8/chartex" xmlns:cx2="http://schemas.microsoft.com/office/drawing/2015/10/21/chartex" xmlns:cx3="http://schemas.microsoft.com/office/drawing/2016/5/9/chartex" xmlns:cx4="http://schemas.microsoft.com/office/drawing/2016/5/10/chartex" xmlns:cx5="http://schemas.microsoft.com/office/drawing/2016/5/11/chartex" xmlns:cx6="http://schemas.microsoft.com/office/drawing/2016/5/12/chartex" xmlns:cx7="http://schemas.microsoft.com/office/drawing/2016/5/13/chartex" xmlns:cx8="http://schemas.microsoft.com/office/drawing/2016/5/14/chartex" xmlns:mc="http://schemas.openxmlformats.org/markup-compatibility/2006" xmlns:aink="http://schemas.microsoft.com/office/drawing/2016/ink" xmlns:am3d="http://schemas.microsoft.com/office/drawing/2017/model3d" xmlns:o="urn:schemas-microsoft-com:office:office" xmlns:oel="http://schemas.microsoft.com/office/2019/extlst" xmlns:r="http://schemas.openxmlformats.org/officeDocument/2006/relationships" xmlns:m="http://schemas.openxmlformats.org/officeDocument/2006/math" xmlns:v="urn:schemas-microsoft-com:vml" xmlns:wp14="http://schemas.microsoft.com/office/word/2010/wordprocessingDrawing" xmlns:wp="http://schemas.openxmlformats.org/drawingml/2006/wordprocessingDrawing" xmlns:w10="urn:schemas-microsoft-com:office:word" xmlns:w="http://schemas.openxmlformats.org/wordprocessingml/2006/main" xmlns:w14="http://schemas.microsoft.com/office/word/2010/wordml" xmlns:w15="http://schemas.microsoft.com/office/word/2012/wordml" xmlns:w16cex="http://schemas.microsoft.com/office/word/2018/wordml/cex" xmlns:w16cid="http://schemas.microsoft.com/office/word/2016/wordml/cid" xmlns:w16="http://schemas.microsoft.com/office/word/2018/wordml" xmlns:w16sdtdh="http://schemas.microsoft.com/office/word/2020/wordml/sdtdatahash" xmlns:w16se="http://schemas.microsoft.com/office/word/2015/wordml/symex" xmlns:wpg="http://schemas.microsoft.com/office/word/2010/wordprocessingGroup" xmlns:wpi="http://schemas.microsoft.com/office/word/2010/wordprocessingInk" xmlns:wne="http://schemas.microsoft.com/office/word/2006/wordml" xmlns:wps="http://schemas.microsoft.com/office/word/2010/wordprocessingShape" mc:Ignorable="w14 w15 w16se w16cid w16 w16cex w16sdtdh wp14">
+  <w:p>
+    <w:pPr>
+      <w:pStyle w:val="Footer"/>
+    </w:pPr>
+  </w:p>
+</w:ftr>
+</file>
+
+<file path=word/footnotes.xml><?xml version="1.0" encoding="utf-8"?>
+<w:footnotes xmlns:wpc="http://schemas.microsoft.com/office/word/2010/wordprocessingCanvas" xmlns:cx="http://schemas.microsoft.com/office/drawing/2014/chartex" xmlns:cx1="http://schemas.microsoft.com/office/drawing/2015/9/8/chartex" xmlns:cx2="http://schemas.microsoft.com/office/drawing/2015/10/21/chartex" xmlns:cx3="http://schemas.microsoft.com/office/drawing/2016/5/9/chartex" xmlns:cx4="http://schemas.microsoft.com/office/drawing/2016/5/10/chartex" xmlns:cx5="http://schemas.microsoft.com/office/drawing/2016/5/11/chartex" xmlns:cx6="http://schemas.microsoft.com/office/drawing/2016/5/12/chartex" xmlns:cx7="http://schemas.microsoft.com/office/drawing/2016/5/13/chartex" xmlns:cx8="http://schemas.microsoft.com/office/drawing/2016/5/14/chartex" xmlns:mc="http://schemas.openxmlformats.org/markup-compatibility/2006" xmlns:aink="http://schemas.microsoft.com/office/drawing/2016/ink" xmlns:am3d="http://schemas.microsoft.com/office/drawing/2017/model3d" xmlns:o="urn:schemas-microsoft-com:office:office" xmlns:oel="http://schemas.microsoft.com/office/2019/extlst" xmlns:r="http://schemas.openxmlformats.org/officeDocument/2006/relationships" xmlns:m="http://schemas.openxmlformats.org/officeDocument/2006/math" xmlns:v="urn:schemas-microsoft-com:vml" xmlns:wp14="http://schemas.microsoft.com/office/word/2010/wordprocessingDrawing" xmlns:wp="http://schemas.openxmlformats.org/drawingml/2006/wordprocessingDrawing" xmlns:w10="urn:schemas-microsoft-com:office:word" xmlns:w="http://schemas.openxmlformats.org/wordprocessingml/2006/main" xmlns:w14="http://schemas.microsoft.com/office/word/2010/wordml" xmlns:w15="http://schemas.microsoft.com/office/word/2012/wordml" xmlns:w16cex="http://schemas.microsoft.com/office/word/2018/wordml/cex" xmlns:w16cid="http://schemas.microsoft.com/office/word/2016/wordml/cid" xmlns:w16="http://schemas.microsoft.com/office/word/2018/wordml" xmlns:w16sdtdh="http://schemas.microsoft.com/office/word/2020/wordml/sdtdatahash" xmlns:w16se="http://schemas.microsoft.com/office/word/2015/wordml/symex" xmlns:wpg="http://schemas.microsoft.com/office/word/2010/wordprocessingGroup" xmlns:wpi="http://schemas.microsoft.com/office/word/2010/wordprocessingInk" xmlns:wne="http://schemas.microsoft.com/office/word/2006/wordml" xmlns:wps="http://schemas.microsoft.com/office/word/2010/wordprocessingShape" mc:Ignorable="w14 w15 w16se w16cid w16 w16cex w16sdtdh wp14">
+  <w:footnote w:type="separator" w:id="-1">
+    <w:p>
+      <w:r>
+        <w:separator/>
+      </w:r>
+    </w:p>
+  </w:footnote>
+  <w:footnote w:type="continuationSeparator" w:id="0">
+    <w:p>
+      <w:r>
+        <w:continuationSeparator/>
+      </w:r>
+    </w:p>
+  </w:footnote>
+</w:footnotes>
+</file>
+
 <file path=word/header1.xml><?xml version="1.0" encoding="utf-8"?>
-<w:hdr xmlns:m="http://schemas.openxmlformats.org/officeDocument/2006/math" xmlns:mc="http://schemas.openxmlformats.org/markup-compatibility/2006" xmlns:mo="http://schemas.microsoft.com/office/mac/office/2008/main" xmlns:mv="urn:schemas-microsoft-com:mac:vml" xmlns:o="urn:schemas-microsoft-com:office:office" xmlns:r="http://schemas.openxmlformats.org/officeDocument/2006/relationships" xmlns:v="urn:schemas-microsoft-com:vml" xmlns:w10="urn:schemas-microsoft-com:office:word" xmlns:w14="http://schemas.microsoft.com/office/word/2010/wordml" xmlns:w="http://schemas.openxmlformats.org/wordprocessingml/2006/main" xmlns:wne="http://schemas.microsoft.com/office/word/2006/wordml" xmlns:wp14="http://schemas.microsoft.com/office/word/2010/wordprocessingDrawing" xmlns:wp="http://schemas.openxmlformats.org/drawingml/2006/wordprocessingDrawing" xmlns:wpc="http://schemas.microsoft.com/office/word/2010/wordprocessingCanvas" xmlns:wpg="http://schemas.microsoft.com/office/word/2010/wordprocessingGroup" xmlns:wpi="http://schemas.microsoft.com/office/word/2010/wordprocessingInk" xmlns:wps="http://schemas.microsoft.com/office/word/2010/wordprocessingShape" mc:Ignorable="w14 wp14">
+<w:hdr xmlns:wpc="http://schemas.microsoft.com/office/word/2010/wordprocessingCanvas" xmlns:cx="http://schemas.microsoft.com/office/drawing/2014/chartex" xmlns:cx1="http://schemas.microsoft.com/office/drawing/2015/9/8/chartex" xmlns:cx2="http://schemas.microsoft.com/office/drawing/2015/10/21/chartex" xmlns:cx3="http://schemas.microsoft.com/office/drawing/2016/5/9/chartex" xmlns:cx4="http://schemas.microsoft.com/office/drawing/2016/5/10/chartex" xmlns:cx5="http://schemas.microsoft.com/office/drawing/2016/5/11/chartex" xmlns:cx6="http://schemas.microsoft.com/office/drawing/2016/5/12/chartex" xmlns:cx7="http://schemas.microsoft.com/office/drawing/2016/5/13/chartex" xmlns:cx8="http://schemas.microsoft.com/office/drawing/2016/5/14/chartex" xmlns:mc="http://schemas.openxmlformats.org/markup-compatibility/2006" xmlns:aink="http://schemas.microsoft.com/office/drawing/2016/ink" xmlns:am3d="http://schemas.microsoft.com/office/drawing/2017/model3d" xmlns:o="urn:schemas-microsoft-com:office:office" xmlns:oel="http://schemas.microsoft.com/office/2019/extlst" xmlns:r="http://schemas.openxmlformats.org/officeDocument/2006/relationships" xmlns:m="http://schemas.openxmlformats.org/officeDocument/2006/math" xmlns:v="urn:schemas-microsoft-com:vml" xmlns:wp14="http://schemas.microsoft.com/office/word/2010/wordprocessingDrawing" xmlns:wp="http://schemas.openxmlformats.org/drawingml/2006/wordprocessingDrawing" xmlns:w10="urn:schemas-microsoft-com:office:word" xmlns:w="http://schemas.openxmlformats.org/wordprocessingml/2006/main" xmlns:w14="http://schemas.microsoft.com/office/word/2010/wordml" xmlns:w15="http://schemas.microsoft.com/office/word/2012/wordml" xmlns:w16cex="http://schemas.microsoft.com/office/word/2018/wordml/cex" xmlns:w16cid="http://schemas.microsoft.com/office/word/2016/wordml/cid" xmlns:w16="http://schemas.microsoft.com/office/word/2018/wordml" xmlns:w16sdtdh="http://schemas.microsoft.com/office/word/2020/wordml/sdtdatahash" xmlns:w16se="http://schemas.microsoft.com/office/word/2015/wordml/symex" xmlns:wpg="http://schemas.microsoft.com/office/word/2010/wordprocessingGroup" xmlns:wpi="http://schemas.microsoft.com/office/word/2010/wordprocessingInk" xmlns:wne="http://schemas.microsoft.com/office/word/2006/wordml" xmlns:wps="http://schemas.microsoft.com/office/word/2010/wordprocessingShape" mc:Ignorable="w14 w15 w16se w16cid w16 w16cex w16sdtdh wp14">
+  <w:p>
+    <w:pPr>
+      <w:pStyle w:val="Header"/>
+    </w:pPr>
+  </w:p>
+</w:hdr>
+</file>
+
+<file path=word/header2.xml><?xml version="1.0" encoding="utf-8"?>
+<w:hdr xmlns:wpc="http://schemas.microsoft.com/office/word/2010/wordprocessingCanvas" xmlns:cx="http://schemas.microsoft.com/office/drawing/2014/chartex" xmlns:cx1="http://schemas.microsoft.com/office/drawing/2015/9/8/chartex" xmlns:cx2="http://schemas.microsoft.com/office/drawing/2015/10/21/chartex" xmlns:cx3="http://schemas.microsoft.com/office/drawing/2016/5/9/chartex" xmlns:cx4="http://schemas.microsoft.com/office/drawing/2016/5/10/chartex" xmlns:cx5="http://schemas.microsoft.com/office/drawing/2016/5/11/chartex" xmlns:cx6="http://schemas.microsoft.com/office/drawing/2016/5/12/chartex" xmlns:cx7="http://schemas.microsoft.com/office/drawing/2016/5/13/chartex" xmlns:cx8="http://schemas.microsoft.com/office/drawing/2016/5/14/chartex" xmlns:mc="http://schemas.openxmlformats.org/markup-compatibility/2006" xmlns:aink="http://schemas.microsoft.com/office/drawing/2016/ink" xmlns:am3d="http://schemas.microsoft.com/office/drawing/2017/model3d" xmlns:o="urn:schemas-microsoft-com:office:office" xmlns:oel="http://schemas.microsoft.com/office/2019/extlst" xmlns:r="http://schemas.openxmlformats.org/officeDocument/2006/relationships" xmlns:m="http://schemas.openxmlformats.org/officeDocument/2006/math" xmlns:v="urn:schemas-microsoft-com:vml" xmlns:wp14="http://schemas.microsoft.com/office/word/2010/wordprocessingDrawing" xmlns:wp="http://schemas.openxmlformats.org/drawingml/2006/wordprocessingDrawing" xmlns:w10="urn:schemas-microsoft-com:office:word" xmlns:w="http://schemas.openxmlformats.org/wordprocessingml/2006/main" xmlns:w14="http://schemas.microsoft.com/office/word/2010/wordml" xmlns:w15="http://schemas.microsoft.com/office/word/2012/wordml" xmlns:w16cex="http://schemas.microsoft.com/office/word/2018/wordml/cex" xmlns:w16cid="http://schemas.microsoft.com/office/word/2016/wordml/cid" xmlns:w16="http://schemas.microsoft.com/office/word/2018/wordml" xmlns:w16sdtdh="http://schemas.microsoft.com/office/word/2020/wordml/sdtdatahash" xmlns:w16se="http://schemas.microsoft.com/office/word/2015/wordml/symex" xmlns:wpg="http://schemas.microsoft.com/office/word/2010/wordprocessingGroup" xmlns:wpi="http://schemas.microsoft.com/office/word/2010/wordprocessingInk" xmlns:wne="http://schemas.microsoft.com/office/word/2006/wordml" xmlns:wps="http://schemas.microsoft.com/office/word/2010/wordprocessingShape" mc:Ignorable="w14 w15 w16se w16cid w16 w16cex w16sdtdh wp14">
+  <w:p>
+    <w:pPr>
+      <w:pStyle w:val="Header"/>
+    </w:pPr>
+  </w:p>
+</w:hdr>
+</file>
+
+<file path=word/header3.xml><?xml version="1.0" encoding="utf-8"?>
+<w:hdr xmlns:wpc="http://schemas.microsoft.com/office/word/2010/wordprocessingCanvas" xmlns:cx="http://schemas.microsoft.com/office/drawing/2014/chartex" xmlns:cx1="http://schemas.microsoft.com/office/drawing/2015/9/8/chartex" xmlns:cx2="http://schemas.microsoft.com/office/drawing/2015/10/21/chartex" xmlns:cx3="http://schemas.microsoft.com/office/drawing/2016/5/9/chartex" xmlns:cx4="http://schemas.microsoft.com/office/drawing/2016/5/10/chartex" xmlns:cx5="http://schemas.microsoft.com/office/drawing/2016/5/11/chartex" xmlns:cx6="http://schemas.microsoft.com/office/drawing/2016/5/12/chartex" xmlns:cx7="http://schemas.microsoft.com/office/drawing/2016/5/13/chartex" xmlns:cx8="http://schemas.microsoft.com/office/drawing/2016/5/14/chartex" xmlns:mc="http://schemas.openxmlformats.org/markup-compatibility/2006" xmlns:aink="http://schemas.microsoft.com/office/drawing/2016/ink" xmlns:am3d="http://schemas.microsoft.com/office/drawing/2017/model3d" xmlns:o="urn:schemas-microsoft-com:office:office" xmlns:oel="http://schemas.microsoft.com/office/2019/extlst" xmlns:r="http://schemas.openxmlformats.org/officeDocument/2006/relationships" xmlns:m="http://schemas.openxmlformats.org/officeDocument/2006/math" xmlns:v="urn:schemas-microsoft-com:vml" xmlns:wp14="http://schemas.microsoft.com/office/word/2010/wordprocessingDrawing" xmlns:wp="http://schemas.openxmlformats.org/drawingml/2006/wordprocessingDrawing" xmlns:w10="urn:schemas-microsoft-com:office:word" xmlns:w="http://schemas.openxmlformats.org/wordprocessingml/2006/main" xmlns:w14="http://schemas.microsoft.com/office/word/2010/wordml" xmlns:w15="http://schemas.microsoft.com/office/word/2012/wordml" xmlns:w16cex="http://schemas.microsoft.com/office/word/2018/wordml/cex" xmlns:w16cid="http://schemas.microsoft.com/office/word/2016/wordml/cid" xmlns:w16="http://schemas.microsoft.com/office/word/2018/wordml" xmlns:w16sdtdh="http://schemas.microsoft.com/office/word/2020/wordml/sdtdatahash" xmlns:w16se="http://schemas.microsoft.com/office/word/2015/wordml/symex" xmlns:wpg="http://schemas.microsoft.com/office/word/2010/wordprocessingGroup" xmlns:wpi="http://schemas.microsoft.com/office/word/2010/wordprocessingInk" xmlns:wne="http://schemas.microsoft.com/office/word/2006/wordml" xmlns:wps="http://schemas.microsoft.com/office/word/2010/wordprocessingShape" mc:Ignorable="w14 w15 w16se w16cid w16 w16cex w16sdtdh wp14">
   <w:p>
     <w:pPr>
       <w:pStyle w:val="Header"/>
@@ -316,17 +644,11 @@
   <w:docDefaults>
     <w:rPrDefault>
       <w:rPr>
-        <w:rFonts w:asciiTheme="minorHAnsi" w:eastAsiaTheme="minorHAnsi" w:hAnsiTheme="minorHAnsi" w:cstheme="minorBidi"/>
-        <w:sz w:val="22"/>
-        <w:szCs w:val="22"/>
+        <w:rFonts w:ascii="Calibri" w:eastAsia="Calibri" w:hAnsi="Calibri" w:cs="Times New Roman"/>
         <w:lang w:val="en-US" w:eastAsia="en-US" w:bidi="ar-SA"/>
       </w:rPr>
     </w:rPrDefault>
-    <w:pPrDefault>
-      <w:pPr>
-        <w:spacing w:after="160" w:line="259" w:lineRule="auto"/>
-      </w:pPr>
-    </w:pPrDefault>
+    <w:pPrDefault/>
   </w:docDefaults>
   <w:latentStyles w:defLockedState="0" w:defUIPriority="99" w:defSemiHidden="0" w:defUnhideWhenUsed="0" w:defQFormat="0" w:count="376">
     <w:lsdException w:name="Normal" w:uiPriority="0" w:qFormat="1"/>
@@ -483,7 +805,7 @@
     <w:lsdException w:name="Table Web 2" w:semiHidden="1" w:unhideWhenUsed="1"/>
     <w:lsdException w:name="Table Web 3" w:semiHidden="1" w:unhideWhenUsed="1"/>
     <w:lsdException w:name="Balloon Text" w:semiHidden="1" w:unhideWhenUsed="1"/>
-    <w:lsdException w:name="Table Grid" w:uiPriority="39"/>
+    <w:lsdException w:name="Table Grid" w:uiPriority="59"/>
     <w:lsdException w:name="Table Theme" w:semiHidden="1" w:unhideWhenUsed="1"/>
     <w:lsdException w:name="Placeholder Text" w:semiHidden="1"/>
     <w:lsdException w:name="No Spacing" w:uiPriority="1" w:qFormat="1"/>
@@ -709,6 +1031,17 @@
   <w:style w:type="paragraph" w:default="1" w:styleId="Normal">
     <w:name w:val="Normal"/>
     <w:qFormat/>
+    <w:rsid w:val="00BF4C09"/>
+    <w:pPr>
+      <w:widowControl w:val="0"/>
+      <w:autoSpaceDE w:val="0"/>
+      <w:autoSpaceDN w:val="0"/>
+      <w:adjustRightInd w:val="0"/>
+    </w:pPr>
+    <w:rPr>
+      <w:rFonts w:ascii="Times New Roman" w:eastAsia="Times New Roman" w:hAnsi="Times New Roman"/>
+      <w:szCs w:val="24"/>
+    </w:rPr>
   </w:style>
   <w:style w:type="character" w:default="1" w:styleId="DefaultParagraphFont">
     <w:name w:val="Default Paragraph Font"/>
@@ -737,18 +1070,71 @@
     <w:semiHidden/>
     <w:unhideWhenUsed/>
   </w:style>
+  <w:style w:type="paragraph" w:styleId="Header">
+    <w:name w:val="header"/>
+    <w:basedOn w:val="Normal"/>
+    <w:link w:val="HeaderChar"/>
+    <w:uiPriority w:val="99"/>
+    <w:unhideWhenUsed/>
+    <w:rsid w:val="0046251E"/>
+    <w:pPr>
+      <w:tabs>
+        <w:tab w:val="center" w:pos="4680"/>
+        <w:tab w:val="right" w:pos="9360"/>
+      </w:tabs>
+    </w:pPr>
+  </w:style>
+  <w:style w:type="character" w:customStyle="1" w:styleId="HeaderChar">
+    <w:name w:val="Header Char"/>
+    <w:link w:val="Header"/>
+    <w:uiPriority w:val="99"/>
+    <w:rsid w:val="0046251E"/>
+    <w:rPr>
+      <w:rFonts w:ascii="Times New Roman" w:eastAsia="Times New Roman" w:hAnsi="Times New Roman"/>
+      <w:szCs w:val="24"/>
+    </w:rPr>
+  </w:style>
+  <w:style w:type="paragraph" w:styleId="Footer">
+    <w:name w:val="footer"/>
+    <w:basedOn w:val="Normal"/>
+    <w:link w:val="FooterChar"/>
+    <w:uiPriority w:val="99"/>
+    <w:unhideWhenUsed/>
+    <w:rsid w:val="0046251E"/>
+    <w:pPr>
+      <w:tabs>
+        <w:tab w:val="center" w:pos="4680"/>
+        <w:tab w:val="right" w:pos="9360"/>
+      </w:tabs>
+    </w:pPr>
+  </w:style>
+  <w:style w:type="character" w:customStyle="1" w:styleId="FooterChar">
+    <w:name w:val="Footer Char"/>
+    <w:link w:val="Footer"/>
+    <w:uiPriority w:val="99"/>
+    <w:rsid w:val="0046251E"/>
+    <w:rPr>
+      <w:rFonts w:ascii="Times New Roman" w:eastAsia="Times New Roman" w:hAnsi="Times New Roman"/>
+      <w:szCs w:val="24"/>
+    </w:rPr>
+  </w:style>
   <w:style w:type="paragraph" w:styleId="NormalWeb">
     <w:name w:val="Normal (Web)"/>
     <w:basedOn w:val="Normal"/>
     <w:uiPriority w:val="99"/>
-    <w:semiHidden/>
     <w:unhideWhenUsed/>
-    <w:rsid w:val="00BD72B7"/>
+    <w:rsid w:val="003232B7"/>
     <w:pPr>
-      <w:spacing w:before="100" w:beforeAutospacing="1" w:after="100" w:afterAutospacing="1" w:line="240" w:lineRule="auto"/>
+      <w:widowControl/>
+      <w:autoSpaceDE/>
+      <w:autoSpaceDN/>
+      <w:adjustRightInd/>
+      <w:spacing w:before="100" w:beforeAutospacing="1" w:after="100" w:afterAutospacing="1"/>
     </w:pPr>
     <w:rPr>
-      <w:rFonts w:ascii="Calibri" w:hAnsi="Calibri" w:cs="Calibri"/>
+      <w:rFonts w:ascii="Calibri" w:eastAsia="Calibri" w:hAnsi="Calibri" w:cs="Calibri"/>
+      <w:sz w:val="22"/>
+      <w:szCs w:val="22"/>
     </w:rPr>
   </w:style>
 </w:styles>

--- a/project/documents/merged/Document1.docx
+++ b/project/documents/merged/Document1.docx
@@ -2,538 +2,1396 @@
 <file path=word/document.xml><?xml version="1.0" encoding="utf-8"?>
 <w:document xmlns:wpc="http://schemas.microsoft.com/office/word/2010/wordprocessingCanvas" xmlns:cx="http://schemas.microsoft.com/office/drawing/2014/chartex" xmlns:cx1="http://schemas.microsoft.com/office/drawing/2015/9/8/chartex" xmlns:cx2="http://schemas.microsoft.com/office/drawing/2015/10/21/chartex" xmlns:cx3="http://schemas.microsoft.com/office/drawing/2016/5/9/chartex" xmlns:cx4="http://schemas.microsoft.com/office/drawing/2016/5/10/chartex" xmlns:cx5="http://schemas.microsoft.com/office/drawing/2016/5/11/chartex" xmlns:cx6="http://schemas.microsoft.com/office/drawing/2016/5/12/chartex" xmlns:cx7="http://schemas.microsoft.com/office/drawing/2016/5/13/chartex" xmlns:cx8="http://schemas.microsoft.com/office/drawing/2016/5/14/chartex" xmlns:mc="http://schemas.openxmlformats.org/markup-compatibility/2006" xmlns:aink="http://schemas.microsoft.com/office/drawing/2016/ink" xmlns:am3d="http://schemas.microsoft.com/office/drawing/2017/model3d" xmlns:o="urn:schemas-microsoft-com:office:office" xmlns:oel="http://schemas.microsoft.com/office/2019/extlst" xmlns:r="http://schemas.openxmlformats.org/officeDocument/2006/relationships" xmlns:m="http://schemas.openxmlformats.org/officeDocument/2006/math" xmlns:v="urn:schemas-microsoft-com:vml" xmlns:wp14="http://schemas.microsoft.com/office/word/2010/wordprocessingDrawing" xmlns:wp="http://schemas.openxmlformats.org/drawingml/2006/wordprocessingDrawing" xmlns:w10="urn:schemas-microsoft-com:office:word" xmlns:w="http://schemas.openxmlformats.org/wordprocessingml/2006/main" xmlns:w14="http://schemas.microsoft.com/office/word/2010/wordml" xmlns:w15="http://schemas.microsoft.com/office/word/2012/wordml" xmlns:w16cex="http://schemas.microsoft.com/office/word/2018/wordml/cex" xmlns:w16cid="http://schemas.microsoft.com/office/word/2016/wordml/cid" xmlns:w16="http://schemas.microsoft.com/office/word/2018/wordml" xmlns:w16sdtdh="http://schemas.microsoft.com/office/word/2020/wordml/sdtdatahash" xmlns:w16se="http://schemas.microsoft.com/office/word/2015/wordml/symex" xmlns:wpg="http://schemas.microsoft.com/office/word/2010/wordprocessingGroup" xmlns:wpi="http://schemas.microsoft.com/office/word/2010/wordprocessingInk" xmlns:wne="http://schemas.microsoft.com/office/word/2006/wordml" xmlns:wps="http://schemas.microsoft.com/office/word/2010/wordprocessingShape" mc:Ignorable="w14 w15 w16se w16cid w16 w16cex w16sdtdh wp14">
   <w:body>
+    <w:tbl>
+      <w:tblPr>
+        <w:tblStyle w:val="TableGrid"/>
+        <w:tblW w:w="10260" w:type="dxa"/>
+        <w:tblInd w:w="-545" w:type="dxa"/>
+        <w:tblBorders>
+          <w:top w:val="single" w:sz="12" w:space="0" w:color="auto"/>
+          <w:left w:val="single" w:sz="12" w:space="0" w:color="auto"/>
+          <w:bottom w:val="single" w:sz="12" w:space="0" w:color="auto"/>
+          <w:right w:val="single" w:sz="12" w:space="0" w:color="auto"/>
+          <w:insideH w:val="single" w:sz="2" w:space="0" w:color="auto"/>
+          <w:insideV w:val="single" w:sz="2" w:space="0" w:color="auto"/>
+        </w:tblBorders>
+        <w:tblLook w:val="04A0" w:firstRow="1" w:lastRow="0" w:firstColumn="1" w:lastColumn="0" w:noHBand="0" w:noVBand="1"/>
+      </w:tblPr>
+      <w:tblGrid>
+        <w:gridCol w:w="4410"/>
+        <w:gridCol w:w="2340"/>
+        <w:gridCol w:w="3510"/>
+      </w:tblGrid>
+      <w:tr>
+        <w:trPr>
+          <w:trHeight w:val="350"/>
+        </w:trPr>
+        <w:tc>
+          <w:tcPr>
+            <w:tcW w:w="4410" w:type="dxa"/>
+            <w:vMerge w:val="restart"/>
+            <w:vAlign w:val="center"/>
+          </w:tcPr>
+          <w:p>
+            <w:pPr>
+              <w:pStyle w:val="CM1"/>
+              <w:jc w:val="center"/>
+              <w:rPr>
+                <w:rFonts w:cs="Calibri"/>
+                <w:color w:val="000000"/>
+                <w:sz w:val="28"/>
+                <w:szCs w:val="28"/>
+              </w:rPr>
+            </w:pPr>
+            <w:bookmarkStart w:id="0" w:name="_Hlk509404904"/>
+            <w:r>
+              <w:rPr>
+                <w:sz w:val="28"/>
+                <w:szCs w:val="28"/>
+              </w:rPr>
+              <w:t xml:space="preserve"> </w:t>
+            </w:r>
+            <w:r>
+              <w:rPr>
+                <w:rFonts w:cs="Calibri"/>
+                <w:b/>
+                <w:bCs/>
+                <w:color w:val="000000"/>
+                <w:sz w:val="28"/>
+                <w:szCs w:val="28"/>
+              </w:rPr>
+              <w:t xml:space="preserve">REQUEST TO CORRECT OR UPDATE </w:t>
+            </w:r>
+          </w:p>
+          <w:p>
+            <w:pPr>
+              <w:autoSpaceDE w:val="0"/>
+              <w:autoSpaceDN w:val="0"/>
+              <w:adjustRightInd w:val="0"/>
+              <w:spacing w:line="293" w:lineRule="atLeast"/>
+              <w:jc w:val="center"/>
+              <w:rPr>
+                <w:rFonts w:ascii="Calibri" w:hAnsi="Calibri" w:cs="Calibri"/>
+                <w:color w:val="000000"/>
+                <w:sz w:val="28"/>
+                <w:szCs w:val="28"/>
+              </w:rPr>
+            </w:pPr>
+            <w:r>
+              <w:rPr>
+                <w:rFonts w:ascii="Calibri" w:hAnsi="Calibri" w:cs="Calibri"/>
+                <w:b/>
+                <w:bCs/>
+                <w:color w:val="000000"/>
+                <w:sz w:val="28"/>
+                <w:szCs w:val="28"/>
+              </w:rPr>
+              <w:t xml:space="preserve">THE NAME OF THE APPLICANT UNDER 37 CFR 1.46(c)(1), OR CHANGE THE APPLICANT UNDER 37 CFR 1.46(c)(2) </w:t>
+            </w:r>
+          </w:p>
+          <w:p>
+            <w:pPr>
+              <w:jc w:val="center"/>
+            </w:pPr>
+            <w:r>
+              <w:rPr>
+                <w:rFonts w:ascii="Calibri" w:hAnsi="Calibri" w:cs="Calibri"/>
+                <w:b/>
+                <w:bCs/>
+                <w:color w:val="000000"/>
+                <w:sz w:val="16"/>
+                <w:szCs w:val="16"/>
+              </w:rPr>
+              <w:t>(FOR USE ONLY IN APPLICATIONS FILED ON OR AFTER SEPTEMBER 16, 2012)</w:t>
+            </w:r>
+          </w:p>
+        </w:tc>
+        <w:tc>
+          <w:tcPr>
+            <w:tcW w:w="2340" w:type="dxa"/>
+            <w:vAlign w:val="center"/>
+          </w:tcPr>
+          <w:p>
+            <w:r>
+              <w:t xml:space="preserve">Application No. </w:t>
+            </w:r>
+          </w:p>
+        </w:tc>
+        <w:tc>
+          <w:tcPr>
+            <w:tcW w:w="3510" w:type="dxa"/>
+            <w:vAlign w:val="center"/>
+          </w:tcPr>
+          <w:p>
+            <w:r>
+              <w:t>12/356,986</w:t>
+            </w:r>
+          </w:p>
+        </w:tc>
+      </w:tr>
+      <w:tr>
+        <w:trPr>
+          <w:trHeight w:val="350"/>
+        </w:trPr>
+        <w:tc>
+          <w:tcPr>
+            <w:tcW w:w="4410" w:type="dxa"/>
+            <w:vMerge/>
+          </w:tcPr>
+          <w:p>
+            <w:pPr>
+              <w:jc w:val="center"/>
+            </w:pPr>
+          </w:p>
+        </w:tc>
+        <w:tc>
+          <w:tcPr>
+            <w:tcW w:w="2340" w:type="dxa"/>
+            <w:vAlign w:val="center"/>
+          </w:tcPr>
+          <w:p>
+            <w:r>
+              <w:t xml:space="preserve">Filing Date </w:t>
+            </w:r>
+          </w:p>
+        </w:tc>
+        <w:tc>
+          <w:tcPr>
+            <w:tcW w:w="3510" w:type="dxa"/>
+            <w:vAlign w:val="center"/>
+          </w:tcPr>
+          <w:p>
+            <w:r>
+              <w:t>August 21, 2023</w:t>
+            </w:r>
+          </w:p>
+        </w:tc>
+      </w:tr>
+      <w:tr>
+        <w:trPr>
+          <w:trHeight w:val="350"/>
+        </w:trPr>
+        <w:tc>
+          <w:tcPr>
+            <w:tcW w:w="4410" w:type="dxa"/>
+            <w:vMerge/>
+          </w:tcPr>
+          <w:p>
+            <w:pPr>
+              <w:jc w:val="center"/>
+            </w:pPr>
+          </w:p>
+        </w:tc>
+        <w:tc>
+          <w:tcPr>
+            <w:tcW w:w="2340" w:type="dxa"/>
+            <w:vAlign w:val="center"/>
+          </w:tcPr>
+          <w:p>
+            <w:r>
+              <w:t xml:space="preserve">First Named Inventor </w:t>
+            </w:r>
+          </w:p>
+        </w:tc>
+        <w:tc>
+          <w:tcPr>
+            <w:tcW w:w="3510" w:type="dxa"/>
+            <w:vAlign w:val="center"/>
+          </w:tcPr>
+          <w:p>
+            <w:r>
+              <w:t>Wiley E. Coyote</w:t>
+            </w:r>
+          </w:p>
+        </w:tc>
+      </w:tr>
+      <w:tr>
+        <w:trPr>
+          <w:trHeight w:val="350"/>
+        </w:trPr>
+        <w:tc>
+          <w:tcPr>
+            <w:tcW w:w="4410" w:type="dxa"/>
+            <w:vMerge/>
+          </w:tcPr>
+          <w:p>
+            <w:pPr>
+              <w:jc w:val="center"/>
+            </w:pPr>
+          </w:p>
+        </w:tc>
+        <w:tc>
+          <w:tcPr>
+            <w:tcW w:w="2340" w:type="dxa"/>
+            <w:vAlign w:val="center"/>
+          </w:tcPr>
+          <w:p>
+            <w:r>
+              <w:t xml:space="preserve">Art Unit </w:t>
+            </w:r>
+          </w:p>
+        </w:tc>
+        <w:tc>
+          <w:tcPr>
+            <w:tcW w:w="3510" w:type="dxa"/>
+            <w:vAlign w:val="center"/>
+          </w:tcPr>
+          <w:p>
+            <w:r>
+              <w:t>Unknown</w:t>
+            </w:r>
+          </w:p>
+        </w:tc>
+      </w:tr>
+      <w:tr>
+        <w:trPr>
+          <w:trHeight w:val="350"/>
+        </w:trPr>
+        <w:tc>
+          <w:tcPr>
+            <w:tcW w:w="4410" w:type="dxa"/>
+            <w:vMerge/>
+          </w:tcPr>
+          <w:p>
+            <w:pPr>
+              <w:jc w:val="center"/>
+            </w:pPr>
+          </w:p>
+        </w:tc>
+        <w:tc>
+          <w:tcPr>
+            <w:tcW w:w="2340" w:type="dxa"/>
+            <w:vAlign w:val="center"/>
+          </w:tcPr>
+          <w:p>
+            <w:r>
+              <w:t>Examiner Name</w:t>
+            </w:r>
+          </w:p>
+        </w:tc>
+        <w:tc>
+          <w:tcPr>
+            <w:tcW w:w="3510" w:type="dxa"/>
+            <w:vAlign w:val="center"/>
+          </w:tcPr>
+          <w:p>
+            <w:r>
+              <w:t>Unknown</w:t>
+            </w:r>
+          </w:p>
+        </w:tc>
+      </w:tr>
+      <w:tr>
+        <w:trPr>
+          <w:trHeight w:val="350"/>
+        </w:trPr>
+        <w:tc>
+          <w:tcPr>
+            <w:tcW w:w="4410" w:type="dxa"/>
+            <w:vMerge/>
+          </w:tcPr>
+          <w:p>
+            <w:pPr>
+              <w:jc w:val="center"/>
+            </w:pPr>
+          </w:p>
+        </w:tc>
+        <w:tc>
+          <w:tcPr>
+            <w:tcW w:w="2340" w:type="dxa"/>
+            <w:vAlign w:val="center"/>
+          </w:tcPr>
+          <w:p>
+            <w:r>
+              <w:t>Practitioner Docket No.</w:t>
+            </w:r>
+          </w:p>
+        </w:tc>
+        <w:tc>
+          <w:tcPr>
+            <w:tcW w:w="3510" w:type="dxa"/>
+            <w:vAlign w:val="center"/>
+          </w:tcPr>
+          <w:p>
+            <w:r>
+              <w:t>1.003US1</w:t>
+            </w:r>
+          </w:p>
+        </w:tc>
+      </w:tr>
+      <w:bookmarkEnd w:id="0"/>
+    </w:tbl>
     <w:p>
       <w:pPr>
-        <w:pStyle w:val="NormalWeb"/>
-        <w:spacing w:before="0" w:beforeAutospacing="0" w:after="0" w:afterAutospacing="0"/>
-      </w:pPr>
-      <w:r>
-        <w:t xml:space="preserve">Subject line: ACME Manufacturing: Ref. No. Pa Da / SLW Ref: 1.003US1 / </w:t>
-      </w:r>
-      <w:r>
-        <w:t>SLW</w:t>
-      </w:r>
-      <w:r>
-        <w:t xml:space="preserve"> Report Out: </w:t>
-      </w:r>
-      <w:r>
-        <w:t>&lt;&lt;activityname&gt;&gt;</w:t>
-      </w:r>
-    </w:p>
-    <w:p>
-      <w:pPr>
-        <w:pStyle w:val="NormalWeb"/>
-        <w:spacing w:before="0" w:beforeAutospacing="0" w:after="0" w:afterAutospacing="0"/>
+        <w:spacing w:after="0" w:line="120" w:lineRule="auto"/>
       </w:pPr>
     </w:p>
-    <w:p>
-      <w:pPr>
-        <w:pStyle w:val="NormalWeb"/>
-        <w:spacing w:before="0" w:beforeAutospacing="0" w:after="0" w:afterAutospacing="0"/>
-      </w:pPr>
-    </w:p>
-    <w:p>
-      <w:pPr>
-        <w:pStyle w:val="NormalWeb"/>
-        <w:spacing w:before="0" w:beforeAutospacing="0" w:after="0" w:afterAutospacing="0"/>
-      </w:pPr>
-    </w:p>
-    <w:p>
-      <w:pPr>
-        <w:pStyle w:val="NormalWeb"/>
-        <w:spacing w:before="0" w:beforeAutospacing="0" w:after="0" w:afterAutospacing="0"/>
-      </w:pPr>
-      <w:r>
-        <w:t>Body:</w:t>
-      </w:r>
-    </w:p>
-    <w:p>
-      <w:pPr>
-        <w:pStyle w:val="NormalWeb"/>
-        <w:spacing w:before="0" w:beforeAutospacing="0" w:after="0" w:afterAutospacing="0"/>
-      </w:pPr>
-    </w:p>
-    <w:p>
-      <w:pPr>
-        <w:pStyle w:val="NormalWeb"/>
-        <w:spacing w:before="0" w:beforeAutospacing="0" w:after="0" w:afterAutospacing="0"/>
-      </w:pPr>
-      <w:r>
-        <w:t>Schwegman Lundberg &amp; Woessner, P.A.</w:t>
-      </w:r>
-    </w:p>
-    <w:p>
-      <w:pPr>
-        <w:pStyle w:val="NormalWeb"/>
-        <w:spacing w:before="0" w:beforeAutospacing="0" w:after="0" w:afterAutospacing="0"/>
-      </w:pPr>
-    </w:p>
-    <w:p>
-      <w:pPr>
-        <w:pStyle w:val="NormalWeb"/>
-        <w:spacing w:before="0" w:beforeAutospacing="0" w:after="0" w:afterAutospacing="0"/>
-      </w:pPr>
-      <w:r>
-        <w:t>Attorney Test 612-373-6900</w:t>
-      </w:r>
-      <w:proofErr w:type="gramStart"/>
-      <w:r>
-        <w:t xml:space="preserve">  mmartin@slwip.com</w:t>
-      </w:r>
-      <w:proofErr w:type="gramEnd"/>
-      <w:r/>
-    </w:p>
-    <w:p>
-      <w:pPr>
-        <w:pStyle w:val="NormalWeb"/>
-        <w:spacing w:before="0" w:beforeAutospacing="0" w:after="0" w:afterAutospacing="0"/>
-      </w:pPr>
-      <w:r>
-        <w:t>Emily Bates 612-371-2163</w:t>
-      </w:r>
-      <w:proofErr w:type="gramStart"/>
-      <w:r>
-        <w:t xml:space="preserve">  ebates@slwip.com</w:t>
-      </w:r>
-      <w:proofErr w:type="gramEnd"/>
-      <w:r/>
-    </w:p>
+    <w:tbl>
+      <w:tblPr>
+        <w:tblStyle w:val="TableGrid"/>
+        <w:tblW w:w="10260" w:type="dxa"/>
+        <w:tblInd w:w="-545" w:type="dxa"/>
+        <w:tblBorders>
+          <w:top w:val="single" w:sz="12" w:space="0" w:color="auto"/>
+          <w:left w:val="single" w:sz="12" w:space="0" w:color="auto"/>
+          <w:bottom w:val="single" w:sz="12" w:space="0" w:color="auto"/>
+          <w:right w:val="single" w:sz="12" w:space="0" w:color="auto"/>
+        </w:tblBorders>
+        <w:tblLook w:val="04A0" w:firstRow="1" w:lastRow="0" w:firstColumn="1" w:lastColumn="0" w:noHBand="0" w:noVBand="1"/>
+      </w:tblPr>
+      <w:tblGrid>
+        <w:gridCol w:w="10260"/>
+      </w:tblGrid>
+      <w:tr>
+        <w:trPr>
+          <w:trHeight w:val="11265"/>
+        </w:trPr>
+        <w:tc>
+          <w:tcPr>
+            <w:tcW w:w="10260" w:type="dxa"/>
+          </w:tcPr>
+          <w:p>
+            <w:pPr>
+              <w:spacing w:line="120" w:lineRule="auto"/>
+            </w:pPr>
+          </w:p>
+          <w:p>
+            <w:pPr>
+              <w:rPr>
+                <w:b/>
+              </w:rPr>
+            </w:pPr>
+            <w:r>
+              <w:rPr>
+                <w:b/>
+              </w:rPr>
+              <w:t>To:           Commissioner for Patents</w:t>
+            </w:r>
+          </w:p>
+          <w:p>
+            <w:pPr>
+              <w:rPr>
+                <w:b/>
+              </w:rPr>
+            </w:pPr>
+            <w:r>
+              <w:rPr>
+                <w:b/>
+              </w:rPr>
+              <w:t xml:space="preserve">                 P.O. Box 1450</w:t>
+            </w:r>
+          </w:p>
+          <w:p>
+            <w:pPr>
+              <w:rPr>
+                <w:b/>
+              </w:rPr>
+            </w:pPr>
+            <w:r>
+              <w:rPr>
+                <w:b/>
+              </w:rPr>
+              <w:t xml:space="preserve">                 Alexandria, VA 22313-1450</w:t>
+            </w:r>
+          </w:p>
+          <w:p>
+            <w:pPr>
+              <w:spacing w:line="120" w:lineRule="auto"/>
+            </w:pPr>
+          </w:p>
+          <w:p>
+            <w:r>
+              <w:t>Applicant hereby requests that the name of the applicant be corrected or updated under 37 CFR 1.46(c)(1), or that the applicant be changed under 37 CFR 1.46(c)(2), in the above-identified application. Requests under 37 CFR 1.46(c)(1) or (c)(2) cannot be submitted after payment of the issue fee or if the application has been patented.</w:t>
+            </w:r>
+          </w:p>
+          <w:p>
+            <w:pPr>
+              <w:spacing w:line="120" w:lineRule="auto"/>
+            </w:pPr>
+          </w:p>
+          <w:p>
+            <w:r>
+              <w:t xml:space="preserve">Please check the applicable box(es) below. </w:t>
+            </w:r>
+          </w:p>
+          <w:p>
+            <w:pPr>
+              <w:spacing w:line="120" w:lineRule="auto"/>
+              <w:rPr>
+                <w:b/>
+                <w:bCs/>
+              </w:rPr>
+            </w:pPr>
+          </w:p>
+          <w:p>
+            <w:pPr>
+              <w:rPr>
+                <w:sz w:val="32"/>
+                <w:szCs w:val="32"/>
+              </w:rPr>
+            </w:pPr>
+            <w:sdt>
+              <w:sdtPr>
+                <w:rPr>
+                  <w:sz w:val="32"/>
+                  <w:szCs w:val="32"/>
+                </w:rPr>
+                <w:id w:val="642324403"/>
+                <w14:checkbox>
+                  <w14:checked w14:val="0"/>
+                  <w14:checkedState w14:val="2612" w14:font="MS Gothic"/>
+                  <w14:uncheckedState w14:val="2610" w14:font="MS Gothic"/>
+                </w14:checkbox>
+              </w:sdtPr>
+              <w:sdtEndPr/>
+              <w:sdtContent>
+                <w:r>
+                  <w:rPr>
+                    <w:rFonts w:ascii="Segoe UI Symbol" w:eastAsia="MS Gothic" w:hAnsi="Segoe UI Symbol" w:cs="Segoe UI Symbol"/>
+                    <w:sz w:val="32"/>
+                    <w:szCs w:val="32"/>
+                  </w:rPr>
+                  <w:t>☐</w:t>
+                </w:r>
+              </w:sdtContent>
+            </w:sdt>
+            <w:r>
+              <w:rPr>
+                <w:sz w:val="32"/>
+                <w:szCs w:val="32"/>
+              </w:rPr>
+              <w:t xml:space="preserve"> </w:t>
+            </w:r>
+            <w:r>
+              <w:rPr>
+                <w:rFonts w:cs="Calibri"/>
+              </w:rPr>
+              <w:t xml:space="preserve">1.This request is to </w:t>
+            </w:r>
+            <w:r>
+              <w:rPr>
+                <w:rFonts w:cs="Calibri-Bold"/>
+                <w:bCs/>
+              </w:rPr>
+              <w:t xml:space="preserve">correct or update the name of the applicant </w:t>
+            </w:r>
+            <w:r>
+              <w:rPr>
+                <w:rFonts w:cs="Calibri"/>
+              </w:rPr>
+              <w:t>(</w:t>
+            </w:r>
+            <w:r>
+              <w:rPr>
+                <w:rFonts w:cs="Calibri-Bold"/>
+                <w:bCs/>
+              </w:rPr>
+              <w:t>under 37 CFR 1.46(c)(1)</w:t>
+            </w:r>
+            <w:r>
+              <w:rPr>
+                <w:rFonts w:cs="Calibri"/>
+              </w:rPr>
+              <w:t>) and includes:</w:t>
+            </w:r>
+          </w:p>
+          <w:p>
+            <w:pPr>
+              <w:spacing w:line="120" w:lineRule="auto"/>
+            </w:pPr>
+          </w:p>
+          <w:p>
+            <w:pPr>
+              <w:ind w:left="960" w:hanging="960"/>
+              <w:rPr>
+                <w:rFonts w:cs="Calibri"/>
+              </w:rPr>
+            </w:pPr>
+            <w:r>
+              <w:t xml:space="preserve">    </w:t>
+            </w:r>
+            <w:r>
+              <w:rPr>
+                <w:sz w:val="32"/>
+                <w:szCs w:val="32"/>
+              </w:rPr>
+              <w:t xml:space="preserve">     </w:t>
+            </w:r>
+            <w:sdt>
+              <w:sdtPr>
+                <w:rPr>
+                  <w:sz w:val="32"/>
+                  <w:szCs w:val="32"/>
+                </w:rPr>
+                <w:id w:val="-372227089"/>
+                <w14:checkbox>
+                  <w14:checked w14:val="0"/>
+                  <w14:checkedState w14:val="2612" w14:font="MS Gothic"/>
+                  <w14:uncheckedState w14:val="2610" w14:font="MS Gothic"/>
+                </w14:checkbox>
+              </w:sdtPr>
+              <w:sdtEndPr/>
+              <w:sdtContent>
+                <w:r>
+                  <w:rPr>
+                    <w:rFonts w:ascii="MS Gothic" w:eastAsia="MS Gothic" w:hAnsi="MS Gothic" w:hint="eastAsia"/>
+                    <w:sz w:val="32"/>
+                    <w:szCs w:val="32"/>
+                  </w:rPr>
+                  <w:t>☐</w:t>
+                </w:r>
+              </w:sdtContent>
+            </w:sdt>
+            <w:r>
+              <w:rPr>
+                <w:sz w:val="32"/>
+                <w:szCs w:val="32"/>
+              </w:rPr>
+              <w:t xml:space="preserve"> </w:t>
+            </w:r>
+            <w:r>
+              <w:rPr>
+                <w:rFonts w:cs="Calibri"/>
+              </w:rPr>
+              <w:t>An application data sheet (ADS) in accordance with 37 CFR 1.76(c) with the corrected or updated information shown with markings (</w:t>
+            </w:r>
+            <w:r>
+              <w:rPr>
+                <w:rFonts w:cs="Calibri-Italic"/>
+                <w:i/>
+                <w:iCs/>
+              </w:rPr>
+              <w:t>e.g.</w:t>
+            </w:r>
+            <w:r>
+              <w:rPr>
+                <w:rFonts w:cs="Calibri"/>
+              </w:rPr>
+              <w:t>, underlining for insertions, strikethrough for deletions). A Corrected Web-based ADS may be used.</w:t>
+            </w:r>
+          </w:p>
+          <w:p>
+            <w:pPr>
+              <w:spacing w:line="120" w:lineRule="auto"/>
+              <w:ind w:left="965" w:hanging="965"/>
+              <w:rPr>
+                <w:rFonts w:cs="Calibri"/>
+              </w:rPr>
+            </w:pPr>
+          </w:p>
+          <w:p>
+            <w:pPr>
+              <w:ind w:left="960" w:hanging="960"/>
+              <w:rPr>
+                <w:rFonts w:ascii="Calibri" w:hAnsi="Calibri" w:cs="Calibri"/>
+              </w:rPr>
+            </w:pPr>
+            <w:r>
+              <w:rPr>
+                <w:rFonts w:ascii="Calibri-Bold" w:hAnsi="Calibri-Bold" w:cs="Calibri-Bold"/>
+                <w:b/>
+                <w:bCs/>
+                <w:sz w:val="16"/>
+                <w:szCs w:val="16"/>
+              </w:rPr>
+              <w:t xml:space="preserve">                          </w:t>
+            </w:r>
+            <w:r>
+              <w:rPr>
+                <w:rFonts w:ascii="Calibri" w:hAnsi="Calibri" w:cs="Calibri-Bold"/>
+                <w:b/>
+                <w:bCs/>
+              </w:rPr>
+              <w:t xml:space="preserve">Note: </w:t>
+            </w:r>
+            <w:r>
+              <w:rPr>
+                <w:rFonts w:ascii="Calibri" w:hAnsi="Calibri" w:cs="Calibri"/>
+              </w:rPr>
+              <w:t>Requests under 37 CFR 1.46(c)(1) may be filed to correct typographical errors in the name of the § 1.46 applicant, or for updating the name of the § 1.46 applicant (</w:t>
+            </w:r>
+            <w:r>
+              <w:rPr>
+                <w:rFonts w:ascii="Calibri" w:hAnsi="Calibri" w:cs="Calibri-Italic"/>
+                <w:i/>
+                <w:iCs/>
+              </w:rPr>
+              <w:t>i.e.</w:t>
+            </w:r>
+            <w:r>
+              <w:rPr>
+                <w:rFonts w:ascii="Calibri" w:hAnsi="Calibri" w:cs="Calibri"/>
+              </w:rPr>
+              <w:t>, where there is no change in the applicant itself but just in the applicant’s name). See the Manual of Patent Examining Procedure (MPEP) section 605.01.</w:t>
+            </w:r>
+          </w:p>
+          <w:p>
+            <w:pPr>
+              <w:rPr>
+                <w:sz w:val="32"/>
+                <w:szCs w:val="32"/>
+              </w:rPr>
+            </w:pPr>
+            <w:sdt>
+              <w:sdtPr>
+                <w:rPr>
+                  <w:sz w:val="32"/>
+                  <w:szCs w:val="32"/>
+                </w:rPr>
+                <w:id w:val="1651703405"/>
+                <w14:checkbox>
+                  <w14:checked w14:val="0"/>
+                  <w14:checkedState w14:val="2612" w14:font="MS Gothic"/>
+                  <w14:uncheckedState w14:val="2610" w14:font="MS Gothic"/>
+                </w14:checkbox>
+              </w:sdtPr>
+              <w:sdtEndPr/>
+              <w:sdtContent>
+                <w:r>
+                  <w:rPr>
+                    <w:rFonts w:ascii="MS Gothic" w:eastAsia="MS Gothic" w:hAnsi="MS Gothic" w:hint="eastAsia"/>
+                    <w:sz w:val="32"/>
+                    <w:szCs w:val="32"/>
+                  </w:rPr>
+                  <w:t>☐</w:t>
+                </w:r>
+              </w:sdtContent>
+            </w:sdt>
+            <w:r>
+              <w:rPr>
+                <w:sz w:val="32"/>
+                <w:szCs w:val="32"/>
+              </w:rPr>
+              <w:t xml:space="preserve">  </w:t>
+            </w:r>
+            <w:r>
+              <w:rPr>
+                <w:rFonts w:cs="Calibri"/>
+              </w:rPr>
+              <w:t xml:space="preserve">2.This request is to </w:t>
+            </w:r>
+            <w:r>
+              <w:rPr>
+                <w:rFonts w:cs="Calibri-Bold"/>
+                <w:b/>
+                <w:bCs/>
+              </w:rPr>
+              <w:t xml:space="preserve">change the applicant </w:t>
+            </w:r>
+            <w:r>
+              <w:rPr>
+                <w:rFonts w:cs="Calibri"/>
+              </w:rPr>
+              <w:t>(</w:t>
+            </w:r>
+            <w:r>
+              <w:rPr>
+                <w:rFonts w:cs="Calibri-Bold"/>
+                <w:b/>
+                <w:bCs/>
+              </w:rPr>
+              <w:t>under 37 CFR 1.46(c)(2)</w:t>
+            </w:r>
+            <w:r>
+              <w:rPr>
+                <w:rFonts w:cs="Calibri"/>
+              </w:rPr>
+              <w:t>) and includes:</w:t>
+            </w:r>
+          </w:p>
+          <w:p>
+            <w:pPr>
+              <w:spacing w:line="120" w:lineRule="auto"/>
+              <w:ind w:left="965" w:hanging="965"/>
+            </w:pPr>
+          </w:p>
+          <w:p>
+            <w:pPr>
+              <w:ind w:left="960" w:hanging="960"/>
+              <w:rPr>
+                <w:rFonts w:ascii="Calibri" w:hAnsi="Calibri" w:cs="Calibri"/>
+              </w:rPr>
+            </w:pPr>
+            <w:r>
+              <w:t xml:space="preserve">     </w:t>
+            </w:r>
+            <w:r>
+              <w:rPr>
+                <w:sz w:val="32"/>
+                <w:szCs w:val="32"/>
+              </w:rPr>
+              <w:t xml:space="preserve">    </w:t>
+            </w:r>
+            <w:sdt>
+              <w:sdtPr>
+                <w:rPr>
+                  <w:sz w:val="32"/>
+                  <w:szCs w:val="32"/>
+                </w:rPr>
+                <w:id w:val="123970514"/>
+                <w14:checkbox>
+                  <w14:checked w14:val="0"/>
+                  <w14:checkedState w14:val="2612" w14:font="MS Gothic"/>
+                  <w14:uncheckedState w14:val="2610" w14:font="MS Gothic"/>
+                </w14:checkbox>
+              </w:sdtPr>
+              <w:sdtEndPr/>
+              <w:sdtContent>
+                <w:r>
+                  <w:rPr>
+                    <w:rFonts w:ascii="MS Gothic" w:eastAsia="MS Gothic" w:hAnsi="MS Gothic" w:hint="eastAsia"/>
+                    <w:sz w:val="32"/>
+                    <w:szCs w:val="32"/>
+                  </w:rPr>
+                  <w:t>☐</w:t>
+                </w:r>
+              </w:sdtContent>
+            </w:sdt>
+            <w:r>
+              <w:rPr>
+                <w:sz w:val="32"/>
+                <w:szCs w:val="32"/>
+              </w:rPr>
+              <w:t xml:space="preserve"> </w:t>
+            </w:r>
+            <w:r>
+              <w:rPr>
+                <w:rFonts w:ascii="Calibri" w:hAnsi="Calibri" w:cs="Calibri"/>
+              </w:rPr>
+              <w:t>An application data sheet (ADS) in accordance with 37 CFR 1.76(c) t</w:t>
+            </w:r>
+            <w:r>
+              <w:rPr>
+                <w:rFonts w:ascii="Calibri" w:hAnsi="Calibri" w:cs="Calibri"/>
+              </w:rPr>
+              <w:t>hat identifies the changes with</w:t>
+            </w:r>
+          </w:p>
+          <w:p>
+            <w:pPr>
+              <w:ind w:left="960" w:hanging="960"/>
+              <w:rPr>
+                <w:rFonts w:ascii="Calibri" w:hAnsi="Calibri" w:cs="Calibri"/>
+              </w:rPr>
+            </w:pPr>
+            <w:r>
+              <w:rPr>
+                <w:rFonts w:ascii="Calibri" w:hAnsi="Calibri" w:cs="Calibri"/>
+              </w:rPr>
+              <w:t xml:space="preserve">                   </w:t>
+            </w:r>
+            <w:r>
+              <w:rPr>
+                <w:rFonts w:ascii="Calibri" w:hAnsi="Calibri" w:cs="Calibri"/>
+              </w:rPr>
+              <w:t>proper markings (underlining for insertions and strikethrough for deletions). A Corrected Web-based ADS may be used.</w:t>
+            </w:r>
+          </w:p>
+          <w:p>
+            <w:pPr>
+              <w:ind w:left="965" w:hanging="965"/>
+            </w:pPr>
+            <w:r>
+              <w:t xml:space="preserve">    </w:t>
+            </w:r>
+            <w:r>
+              <w:rPr>
+                <w:sz w:val="32"/>
+                <w:szCs w:val="32"/>
+              </w:rPr>
+              <w:t xml:space="preserve">     </w:t>
+            </w:r>
+            <w:sdt>
+              <w:sdtPr>
+                <w:rPr>
+                  <w:sz w:val="32"/>
+                  <w:szCs w:val="32"/>
+                </w:rPr>
+                <w:id w:val="-34195230"/>
+                <w14:checkbox>
+                  <w14:checked w14:val="0"/>
+                  <w14:checkedState w14:val="2612" w14:font="MS Gothic"/>
+                  <w14:uncheckedState w14:val="2610" w14:font="MS Gothic"/>
+                </w14:checkbox>
+              </w:sdtPr>
+              <w:sdtEndPr/>
+              <w:sdtContent>
+                <w:r>
+                  <w:rPr>
+                    <w:rFonts w:ascii="MS Gothic" w:eastAsia="MS Gothic" w:hAnsi="MS Gothic" w:hint="eastAsia"/>
+                    <w:sz w:val="32"/>
+                    <w:szCs w:val="32"/>
+                  </w:rPr>
+                  <w:t>☐</w:t>
+                </w:r>
+              </w:sdtContent>
+            </w:sdt>
+            <w:r>
+              <w:rPr>
+                <w:sz w:val="32"/>
+                <w:szCs w:val="32"/>
+              </w:rPr>
+              <w:t xml:space="preserve"> </w:t>
+            </w:r>
+            <w:r>
+              <w:rPr>
+                <w:rFonts w:ascii="Calibri" w:hAnsi="Calibri" w:cs="Calibri"/>
+              </w:rPr>
+              <w:t>A Statement Under 37 CFR 3.73(c) (Form PTO/AIA/96 or equivalent). See MPEP 325.</w:t>
+            </w:r>
+          </w:p>
+          <w:p>
+            <w:r>
+              <w:t>I am the</w:t>
+            </w:r>
+          </w:p>
+          <w:p>
+            <w:pPr>
+              <w:rPr>
+                <w:rFonts w:ascii="Calibri" w:hAnsi="Calibri" w:cs="Calibri"/>
+              </w:rPr>
+            </w:pPr>
+            <w:sdt>
+              <w:sdtPr>
+                <w:rPr>
+                  <w:sz w:val="32"/>
+                  <w:szCs w:val="32"/>
+                </w:rPr>
+                <w:id w:val="985212212"/>
+                <w14:checkbox>
+                  <w14:checked w14:val="0"/>
+                  <w14:checkedState w14:val="2612" w14:font="MS Gothic"/>
+                  <w14:uncheckedState w14:val="2610" w14:font="MS Gothic"/>
+                </w14:checkbox>
+              </w:sdtPr>
+              <w:sdtEndPr/>
+              <w:sdtContent>
+                <w:r>
+                  <w:rPr>
+                    <w:rFonts w:ascii="Segoe UI Symbol" w:eastAsia="MS Gothic" w:hAnsi="Segoe UI Symbol" w:cs="Segoe UI Symbol"/>
+                    <w:sz w:val="32"/>
+                    <w:szCs w:val="32"/>
+                  </w:rPr>
+                  <w:t>☐</w:t>
+                </w:r>
+              </w:sdtContent>
+            </w:sdt>
+            <w:r>
+              <w:rPr>
+                <w:sz w:val="32"/>
+                <w:szCs w:val="32"/>
+              </w:rPr>
+              <w:t xml:space="preserve"> </w:t>
+            </w:r>
+            <w:r>
+              <w:t xml:space="preserve"> Applicant</w:t>
+            </w:r>
+            <w:r>
+              <w:t xml:space="preserve">      </w:t>
+            </w:r>
+            <w:r>
+              <w:rPr>
+                <w:sz w:val="32"/>
+                <w:szCs w:val="32"/>
+              </w:rPr>
+              <w:t xml:space="preserve"> </w:t>
+            </w:r>
+            <w:sdt>
+              <w:sdtPr>
+                <w:rPr>
+                  <w:sz w:val="32"/>
+                  <w:szCs w:val="32"/>
+                </w:rPr>
+                <w:id w:val="-2042193311"/>
+                <w14:checkbox>
+                  <w14:checked w14:val="0"/>
+                  <w14:checkedState w14:val="2612" w14:font="MS Gothic"/>
+                  <w14:uncheckedState w14:val="2610" w14:font="MS Gothic"/>
+                </w14:checkbox>
+              </w:sdtPr>
+              <w:sdtEndPr/>
+              <w:sdtContent>
+                <w:r>
+                  <w:rPr>
+                    <w:rFonts w:ascii="Segoe UI Symbol" w:eastAsia="MS Gothic" w:hAnsi="Segoe UI Symbol" w:cs="Segoe UI Symbol"/>
+                    <w:sz w:val="32"/>
+                    <w:szCs w:val="32"/>
+                  </w:rPr>
+                  <w:t>☐</w:t>
+                </w:r>
+              </w:sdtContent>
+            </w:sdt>
+            <w:r>
+              <w:rPr>
+                <w:sz w:val="32"/>
+                <w:szCs w:val="32"/>
+              </w:rPr>
+              <w:t xml:space="preserve">  </w:t>
+            </w:r>
+            <w:r>
+              <w:t>attorney or agent of record</w:t>
+            </w:r>
+            <w:r>
+              <w:t xml:space="preserve">      </w:t>
+            </w:r>
+            <w:r>
+              <w:rPr>
+                <w:sz w:val="32"/>
+                <w:szCs w:val="32"/>
+              </w:rPr>
+              <w:t xml:space="preserve"> </w:t>
+            </w:r>
+            <w:sdt>
+              <w:sdtPr>
+                <w:rPr>
+                  <w:sz w:val="32"/>
+                  <w:szCs w:val="32"/>
+                </w:rPr>
+                <w:id w:val="-402448281"/>
+                <w14:checkbox>
+                  <w14:checked w14:val="0"/>
+                  <w14:checkedState w14:val="2612" w14:font="MS Gothic"/>
+                  <w14:uncheckedState w14:val="2610" w14:font="MS Gothic"/>
+                </w14:checkbox>
+              </w:sdtPr>
+              <w:sdtEndPr/>
+              <w:sdtContent>
+                <w:r>
+                  <w:rPr>
+                    <w:rFonts w:ascii="Segoe UI Symbol" w:eastAsia="MS Gothic" w:hAnsi="Segoe UI Symbol" w:cs="Segoe UI Symbol"/>
+                    <w:sz w:val="32"/>
+                    <w:szCs w:val="32"/>
+                  </w:rPr>
+                  <w:t>☐</w:t>
+                </w:r>
+              </w:sdtContent>
+            </w:sdt>
+            <w:r>
+              <w:rPr>
+                <w:sz w:val="32"/>
+                <w:szCs w:val="32"/>
+              </w:rPr>
+              <w:t xml:space="preserve">  </w:t>
+            </w:r>
+            <w:r>
+              <w:rPr>
+                <w:rFonts w:ascii="Calibri" w:hAnsi="Calibri" w:cs="Calibri"/>
+              </w:rPr>
+              <w:t>attorney or agent acting under 37 CFR 1.34</w:t>
+            </w:r>
+          </w:p>
+          <w:p>
+            <w:pPr>
+              <w:spacing w:line="120" w:lineRule="auto"/>
+              <w:rPr>
+                <w:rFonts w:ascii="Calibri" w:hAnsi="Calibri" w:cs="Calibri"/>
+              </w:rPr>
+            </w:pPr>
+            <w:r>
+              <w:rPr>
+                <w:rFonts w:ascii="Calibri" w:hAnsi="Calibri" w:cs="Calibri"/>
+              </w:rPr>
+              <w:t xml:space="preserve">                                    </w:t>
+            </w:r>
+          </w:p>
+          <w:p>
+            <w:r>
+              <w:rPr>
+                <w:rFonts w:ascii="Calibri" w:hAnsi="Calibri" w:cs="Calibri"/>
+              </w:rPr>
+              <w:t xml:space="preserve">                                      Registration number        </w:t>
+            </w:r>
+          </w:p>
+          <w:tbl>
+            <w:tblPr>
+              <w:tblStyle w:val="TableGrid"/>
+              <w:tblpPr w:leftFromText="180" w:rightFromText="180" w:vertAnchor="text" w:horzAnchor="margin" w:tblpXSpec="center" w:tblpY="-304"/>
+              <w:tblOverlap w:val="never"/>
+              <w:tblW w:w="0" w:type="auto"/>
+              <w:tblLook w:val="04A0" w:firstRow="1" w:lastRow="0" w:firstColumn="1" w:lastColumn="0" w:noHBand="0" w:noVBand="1"/>
+            </w:tblPr>
+            <w:tblGrid>
+              <w:gridCol w:w="2155"/>
+            </w:tblGrid>
+            <w:tr>
+              <w:tc>
+                <w:tcPr>
+                  <w:tcW w:w="2155" w:type="dxa"/>
+                </w:tcPr>
+                <w:p>
+                  <w:r>
+                    <w:t>&lt;&lt;SARegNo&gt;&gt;</w:t>
+                  </w:r>
+                </w:p>
+              </w:tc>
+            </w:tr>
+          </w:tbl>
+          <w:tbl>
+            <w:tblPr>
+              <w:tblStyle w:val="TableGrid"/>
+              <w:tblW w:w="0" w:type="auto"/>
+              <w:tblLook w:val="04A0" w:firstRow="1" w:lastRow="0" w:firstColumn="1" w:lastColumn="0" w:noHBand="0" w:noVBand="1"/>
+            </w:tblPr>
+            <w:tblGrid>
+              <w:gridCol w:w="4740"/>
+              <w:gridCol w:w="973"/>
+              <w:gridCol w:w="236"/>
+              <w:gridCol w:w="3185"/>
+            </w:tblGrid>
+            <w:tr>
+              <w:trPr>
+                <w:trHeight w:val="540"/>
+              </w:trPr>
+              <w:tc>
+                <w:tcPr>
+                  <w:tcW w:w="4740" w:type="dxa"/>
+                  <w:tcBorders>
+                    <w:top w:val="nil"/>
+                    <w:left w:val="nil"/>
+                    <w:bottom w:val="nil"/>
+                    <w:right w:val="nil"/>
+                  </w:tcBorders>
+                </w:tcPr>
+                <w:p>
+                  <w:pPr>
+                    <w:spacing w:before="120"/>
+                  </w:pPr>
+                  <w:r>
+                    <w:rPr>
+                      <w:rFonts w:ascii="Times New Roman" w:hAnsi="Times New Roman" w:cs="Times New Roman"/>
+                      <w:sz w:val="24"/>
+                      <w:szCs w:val="24"/>
+                    </w:rPr>
+                    <w:t>&lt;&lt;echoSignature&gt;&gt;</w:t>
+                  </w:r>
+                </w:p>
+              </w:tc>
+              <w:tc>
+                <w:tcPr>
+                  <w:tcW w:w="1209" w:type="dxa"/>
+                  <w:gridSpan w:val="2"/>
+                  <w:tcBorders>
+                    <w:top w:val="nil"/>
+                    <w:left w:val="nil"/>
+                    <w:bottom w:val="nil"/>
+                    <w:right w:val="nil"/>
+                  </w:tcBorders>
+                </w:tcPr>
+                <w:p>
+                  <w:pPr>
+                    <w:spacing w:before="120"/>
+                  </w:pPr>
+                </w:p>
+              </w:tc>
+              <w:tc>
+                <w:tcPr>
+                  <w:tcW w:w="3185" w:type="dxa"/>
+                  <w:tcBorders>
+                    <w:top w:val="nil"/>
+                    <w:left w:val="nil"/>
+                    <w:bottom w:val="single" w:sz="4" w:space="0" w:color="auto"/>
+                    <w:right w:val="nil"/>
+                  </w:tcBorders>
+                </w:tcPr>
+                <w:p>
+                  <w:pPr>
+                    <w:spacing w:before="120"/>
+                  </w:pPr>
+                  <w:r>
+                    <w:rPr>
+                      <w:rFonts w:ascii="Times New Roman" w:hAnsi="Times New Roman" w:cs="Times New Roman"/>
+                      <w:sz w:val="24"/>
+                      <w:szCs w:val="24"/>
+                    </w:rPr>
+                    <w:t>&lt;&lt;signatureDate&gt;&gt;</w:t>
+                  </w:r>
+                </w:p>
+              </w:tc>
+            </w:tr>
+            <w:tr>
+              <w:tc>
+                <w:tcPr>
+                  <w:tcW w:w="5713" w:type="dxa"/>
+                  <w:gridSpan w:val="2"/>
+                  <w:tcBorders>
+                    <w:top w:val="single" w:sz="4" w:space="0" w:color="auto"/>
+                    <w:left w:val="nil"/>
+                    <w:bottom w:val="nil"/>
+                    <w:right w:val="nil"/>
+                  </w:tcBorders>
+                </w:tcPr>
+                <w:p>
+                  <w:pPr>
+                    <w:jc w:val="center"/>
+                  </w:pPr>
+                  <w:r>
+                    <w:t>Signature</w:t>
+                  </w:r>
+                </w:p>
+              </w:tc>
+              <w:tc>
+                <w:tcPr>
+                  <w:tcW w:w="236" w:type="dxa"/>
+                  <w:tcBorders>
+                    <w:top w:val="nil"/>
+                    <w:left w:val="nil"/>
+                    <w:bottom w:val="nil"/>
+                    <w:right w:val="nil"/>
+                  </w:tcBorders>
+                </w:tcPr>
+                <w:p>
+                  <w:pPr>
+                    <w:jc w:val="center"/>
+                  </w:pPr>
+                </w:p>
+              </w:tc>
+              <w:tc>
+                <w:tcPr>
+                  <w:tcW w:w="3185" w:type="dxa"/>
+                  <w:tcBorders>
+                    <w:top w:val="single" w:sz="4" w:space="0" w:color="auto"/>
+                    <w:left w:val="nil"/>
+                    <w:bottom w:val="nil"/>
+                    <w:right w:val="nil"/>
+                  </w:tcBorders>
+                </w:tcPr>
+                <w:p>
+                  <w:pPr>
+                    <w:jc w:val="center"/>
+                  </w:pPr>
+                  <w:r>
+                    <w:t>Date</w:t>
+                  </w:r>
+                </w:p>
+              </w:tc>
+            </w:tr>
+            <w:tr>
+              <w:trPr>
+                <w:trHeight w:val="540"/>
+              </w:trPr>
+              <w:tc>
+                <w:tcPr>
+                  <w:tcW w:w="5713" w:type="dxa"/>
+                  <w:gridSpan w:val="2"/>
+                  <w:tcBorders>
+                    <w:top w:val="nil"/>
+                    <w:left w:val="nil"/>
+                    <w:right w:val="nil"/>
+                  </w:tcBorders>
+                  <w:vAlign w:val="bottom"/>
+                </w:tcPr>
+                <w:p>
+                  <w:pPr>
+                    <w:jc w:val="center"/>
+                  </w:pPr>
+                  <w:r>
+                    <w:t>&lt;&lt;SAName&gt;&gt;</w:t>
+                  </w:r>
+                </w:p>
+              </w:tc>
+              <w:tc>
+                <w:tcPr>
+                  <w:tcW w:w="236" w:type="dxa"/>
+                  <w:tcBorders>
+                    <w:top w:val="nil"/>
+                    <w:left w:val="nil"/>
+                    <w:bottom w:val="nil"/>
+                    <w:right w:val="nil"/>
+                  </w:tcBorders>
+                </w:tcPr>
+                <w:p/>
+              </w:tc>
+              <w:tc>
+                <w:tcPr>
+                  <w:tcW w:w="3185" w:type="dxa"/>
+                  <w:tcBorders>
+                    <w:top w:val="nil"/>
+                    <w:left w:val="nil"/>
+                    <w:bottom w:val="nil"/>
+                    <w:right w:val="nil"/>
+                  </w:tcBorders>
+                </w:tcPr>
+                <w:p/>
+              </w:tc>
+            </w:tr>
+            <w:tr>
+              <w:tc>
+                <w:tcPr>
+                  <w:tcW w:w="5713" w:type="dxa"/>
+                  <w:gridSpan w:val="2"/>
+                  <w:tcBorders>
+                    <w:left w:val="nil"/>
+                    <w:bottom w:val="nil"/>
+                    <w:right w:val="nil"/>
+                  </w:tcBorders>
+                </w:tcPr>
+                <w:p>
+                  <w:pPr>
+                    <w:jc w:val="center"/>
+                  </w:pPr>
+                  <w:r>
+                    <w:t>Typed or printed name</w:t>
+                  </w:r>
+                </w:p>
+              </w:tc>
+              <w:tc>
+                <w:tcPr>
+                  <w:tcW w:w="236" w:type="dxa"/>
+                  <w:tcBorders>
+                    <w:top w:val="nil"/>
+                    <w:left w:val="nil"/>
+                    <w:bottom w:val="nil"/>
+                    <w:right w:val="nil"/>
+                  </w:tcBorders>
+                </w:tcPr>
+                <w:p>
+                  <w:pPr>
+                    <w:jc w:val="center"/>
+                  </w:pPr>
+                </w:p>
+              </w:tc>
+              <w:tc>
+                <w:tcPr>
+                  <w:tcW w:w="3185" w:type="dxa"/>
+                  <w:tcBorders>
+                    <w:top w:val="nil"/>
+                    <w:left w:val="nil"/>
+                    <w:bottom w:val="nil"/>
+                    <w:right w:val="nil"/>
+                  </w:tcBorders>
+                </w:tcPr>
+                <w:p>
+                  <w:pPr>
+                    <w:spacing w:line="120" w:lineRule="auto"/>
+                  </w:pPr>
+                </w:p>
+              </w:tc>
+            </w:tr>
+          </w:tbl>
+          <w:p>
+            <w:pPr>
+              <w:rPr>
+                <w:rFonts w:ascii="Calibri-Bold" w:hAnsi="Calibri-Bold" w:cs="Calibri-Bold"/>
+                <w:b/>
+                <w:bCs/>
+                <w:sz w:val="16"/>
+                <w:szCs w:val="16"/>
+              </w:rPr>
+            </w:pPr>
+          </w:p>
+          <w:p>
+            <w:pPr>
+              <w:rPr>
+                <w:rFonts w:ascii="Calibri" w:hAnsi="Calibri" w:cs="Calibri"/>
+                <w:sz w:val="16"/>
+                <w:szCs w:val="16"/>
+              </w:rPr>
+            </w:pPr>
+            <w:r>
+              <w:rPr>
+                <w:rFonts w:ascii="Calibri-Bold" w:hAnsi="Calibri-Bold" w:cs="Calibri-Bold"/>
+                <w:b/>
+                <w:bCs/>
+                <w:sz w:val="16"/>
+                <w:szCs w:val="16"/>
+              </w:rPr>
+              <w:t xml:space="preserve">NOTE: </w:t>
+            </w:r>
+            <w:r>
+              <w:rPr>
+                <w:rFonts w:ascii="Calibri" w:hAnsi="Calibri" w:cs="Calibri"/>
+                <w:sz w:val="16"/>
+                <w:szCs w:val="16"/>
+              </w:rPr>
+              <w:t>This form must be signed in accordance with 37 CFR 1.33. See 37 CFR 1.4 for signature requirements and certifications. *Juristic entities must be represented by a patent practitioner (See 37 CFR 1.31, applicable to any paper filed on or after September 16, 2012 that is presented on behalf of a juristic entity, regardless of application filing date). Submit multiple forms if more than one signature is required, see below**.</w:t>
+            </w:r>
+          </w:p>
+          <w:p>
+            <w:pPr>
+              <w:rPr>
+                <w:rFonts w:ascii="Calibri" w:hAnsi="Calibri" w:cs="Calibri"/>
+                <w:sz w:val="16"/>
+                <w:szCs w:val="16"/>
+              </w:rPr>
+            </w:pPr>
+          </w:p>
+          <w:p>
+            <w:sdt>
+              <w:sdtPr>
+                <w:rPr>
+                  <w:sz w:val="16"/>
+                  <w:szCs w:val="16"/>
+                </w:rPr>
+                <w:id w:val="1694873446"/>
+                <w14:checkbox>
+                  <w14:checked w14:val="1"/>
+                  <w14:checkedState w14:val="2612" w14:font="MS Gothic"/>
+                  <w14:uncheckedState w14:val="2610" w14:font="MS Gothic"/>
+                </w14:checkbox>
+              </w:sdtPr>
+              <w:sdtEndPr/>
+              <w:sdtContent>
+                <w:r>
+                  <w:rPr>
+                    <w:rFonts w:ascii="MS Gothic" w:eastAsia="MS Gothic" w:hAnsi="MS Gothic" w:hint="eastAsia"/>
+                    <w:sz w:val="16"/>
+                    <w:szCs w:val="16"/>
+                  </w:rPr>
+                  <w:t>☒</w:t>
+                </w:r>
+              </w:sdtContent>
+            </w:sdt>
+            <w:r>
+              <w:rPr>
+                <w:sz w:val="16"/>
+                <w:szCs w:val="16"/>
+              </w:rPr>
+              <w:t xml:space="preserve">  </w:t>
+            </w:r>
+            <w:r>
+              <w:rPr>
+                <w:rFonts w:ascii="Calibri" w:hAnsi="Calibri" w:cs="Calibri"/>
+                <w:sz w:val="16"/>
+                <w:szCs w:val="16"/>
+              </w:rPr>
+              <w:t>** Total of</w:t>
+            </w:r>
+            <w:r>
+              <w:rPr>
+                <w:rFonts w:ascii="Calibri" w:hAnsi="Calibri" w:cs="Calibri"/>
+                <w:sz w:val="16"/>
+                <w:szCs w:val="16"/>
+                <w:u w:val="single"/>
+              </w:rPr>
+              <w:t xml:space="preserve">    1   </w:t>
+            </w:r>
+            <w:r>
+              <w:rPr>
+                <w:rFonts w:ascii="Calibri" w:hAnsi="Calibri" w:cs="Calibri"/>
+                <w:sz w:val="16"/>
+                <w:szCs w:val="16"/>
+              </w:rPr>
+              <w:t>forms are submitted.</w:t>
+            </w:r>
+            <w:r>
+              <w:t xml:space="preserve"> </w:t>
+            </w:r>
+          </w:p>
+        </w:tc>
+      </w:tr>
+    </w:tbl>
     <w:p>
       <w:pPr>
         <w:tabs>
-          <w:tab w:val="right" w:pos="9360"/>
+          <w:tab w:val="left" w:pos="2715"/>
         </w:tabs>
-        <w:rPr>
-          <w:sz w:val="24"/>
-        </w:rPr>
       </w:pPr>
     </w:p>
-    <w:p>
-      <w:pPr>
-        <w:tabs>
-          <w:tab w:val="left" w:pos="720"/>
-          <w:tab w:val="right" w:pos="9360"/>
-        </w:tabs>
-        <w:ind w:left="720" w:hanging="720"/>
-        <w:rPr>
-          <w:noProof/>
-          <w:sz w:val="24"/>
-        </w:rPr>
-      </w:pPr>
-      <w:r>
-        <w:rPr>
-          <w:sz w:val="24"/>
-        </w:rPr>
-        <w:t>Re:</w:t>
-      </w:r>
-      <w:r>
-        <w:rPr>
-          <w:sz w:val="24"/>
-        </w:rPr>
-        <w:tab/>
-        <w:t xml:space="preserve">ACME Manufacturing </w:t>
-      </w:r>
-      <w:r>
-        <w:rPr>
-          <w:bCs/>
-          <w:noProof/>
-          <w:sz w:val="24"/>
-        </w:rPr>
-        <w:t>Ref. No. Pa Da</w:t>
-      </w:r>
-      <w:r>
-        <w:rPr>
-          <w:b/>
-          <w:bCs/>
-          <w:noProof/>
-          <w:sz w:val="24"/>
-        </w:rPr>
-        <w:t xml:space="preserve"> -</w:t>
-      </w:r>
-      <w:r>
-        <w:rPr>
-          <w:noProof/>
-          <w:sz w:val="24"/>
-        </w:rPr>
-        <w:t xml:space="preserve"> SLW Ref. No. 1.003US1</w:t>
-      </w:r>
-    </w:p>
-    <w:p>
-      <w:pPr>
-        <w:tabs>
-          <w:tab w:val="left" w:pos="720"/>
-          <w:tab w:val="right" w:pos="9360"/>
-        </w:tabs>
-        <w:ind w:left="720" w:hanging="720"/>
-        <w:rPr>
-          <w:noProof/>
-          <w:sz w:val="24"/>
-        </w:rPr>
-      </w:pPr>
-      <w:r>
-        <w:rPr>
-          <w:noProof/>
-          <w:sz w:val="24"/>
-        </w:rPr>
-        <w:tab/>
-        <w:t>U.S. Provisional Patent Application Serial No.: 12/356,986</w:t>
-      </w:r>
-    </w:p>
-    <w:p>
-      <w:pPr>
-        <w:tabs>
-          <w:tab w:val="left" w:pos="720"/>
-          <w:tab w:val="right" w:pos="9360"/>
-        </w:tabs>
-        <w:ind w:left="720" w:hanging="720"/>
-        <w:rPr>
-          <w:sz w:val="24"/>
-        </w:rPr>
-      </w:pPr>
-      <w:r>
-        <w:rPr>
-          <w:noProof/>
-          <w:sz w:val="24"/>
-        </w:rPr>
-        <w:tab/>
-        <w:t>Title:  Method and apparatus for making a title for a matter 1000</w:t>
-      </w:r>
-    </w:p>
-    <w:p>
-      <w:pPr>
-        <w:rPr>
-          <w:sz w:val="24"/>
-        </w:rPr>
-      </w:pPr>
-      <w:r>
-        <w:rPr>
-          <w:noProof/>
-          <w:sz w:val="24"/>
-        </w:rPr>
-      </w:r>
-    </w:p>
-    <w:p>
-      <w:pPr>
-        <w:rPr>
-          <w:sz w:val="24"/>
-        </w:rPr>
-      </w:pPr>
-      <w:r>
-        <w:rPr>
-          <w:sz w:val="24"/>
-        </w:rPr>
-        <w:t xml:space="preserve">Please find enclosed an Assignment document for the above-identified provisional application.  We strongly encourage our clients to record executed assignments with the USPTO in provisional matters for </w:t>
-      </w:r>
-      <w:proofErr w:type="gramStart"/>
-      <w:r>
-        <w:rPr>
-          <w:sz w:val="24"/>
-        </w:rPr>
-        <w:t>a number of</w:t>
-      </w:r>
-      <w:proofErr w:type="gramEnd"/>
-      <w:r>
-        <w:rPr>
-          <w:sz w:val="24"/>
-        </w:rPr>
-        <w:t xml:space="preserve"> reasons.  The primary reason involves improved efficiency in terms of both money and time that are realized in the future filing of non-provisional U.S. and foreign applications based on the provisional application.  The deadline for filing the non-provisional and PCT applications for this matter is</w:t>
-      </w:r>
-      <w:r>
-        <w:rPr>
-          <w:b/>
-          <w:bCs/>
-          <w:sz w:val="24"/>
-        </w:rPr>
-        <w:t xml:space="preserve"> August 21, 2024</w:t>
-      </w:r>
-      <w:r>
-        <w:rPr>
-          <w:sz w:val="24"/>
-        </w:rPr>
-        <w:t>.</w:t>
-      </w:r>
-    </w:p>
-    <w:p>
-      <w:pPr>
-        <w:rPr>
-          <w:sz w:val="24"/>
-        </w:rPr>
-      </w:pPr>
-    </w:p>
-    <w:p>
-      <w:pPr>
-        <w:rPr>
-          <w:sz w:val="24"/>
-        </w:rPr>
-      </w:pPr>
-      <w:r>
-        <w:rPr>
-          <w:sz w:val="24"/>
-        </w:rPr>
-        <w:t xml:space="preserve">Please </w:t>
-      </w:r>
-      <w:r>
-        <w:rPr>
-          <w:sz w:val="24"/>
-        </w:rPr>
-        <w:t xml:space="preserve">have the inventor(s) </w:t>
-      </w:r>
-      <w:r>
-        <w:rPr>
-          <w:sz w:val="24"/>
-        </w:rPr>
-      </w:r>
-      <w:r>
-        <w:rPr>
-          <w:sz w:val="24"/>
-        </w:rPr>
-      </w:r>
-      <w:r>
-        <w:rPr>
-          <w:sz w:val="24"/>
-        </w:rPr>
-      </w:r>
-      <w:r>
-        <w:rPr>
-          <w:sz w:val="24"/>
-        </w:rPr>
-      </w:r>
-      <w:r>
-        <w:rPr>
-          <w:sz w:val="24"/>
-        </w:rPr>
-        <w:t xml:space="preserve">sign and date this Assignment document </w:t>
-      </w:r>
-      <w:r>
-        <w:rPr>
-          <w:noProof/>
-          <w:sz w:val="24"/>
-        </w:rPr>
-        <w:t xml:space="preserve">in the presence of a Notary Public </w:t>
-      </w:r>
-      <w:r>
-        <w:rPr>
-          <w:sz w:val="24"/>
-        </w:rPr>
-        <w:t xml:space="preserve">and return it to my attention via email </w:t>
-      </w:r>
-      <w:r>
-        <w:rPr>
-          <w:sz w:val="24"/>
-        </w:rPr>
-        <w:t xml:space="preserve">to </w:t>
-      </w:r>
-      <w:r>
-        <w:rPr>
-          <w:sz w:val="24"/>
-        </w:rPr>
-        <w:t xml:space="preserve">cpuckett@slwip.com or fax </w:t>
-      </w:r>
-      <w:r>
-        <w:rPr>
-          <w:sz w:val="24"/>
-        </w:rPr>
-        <w:t xml:space="preserve">to </w:t>
-      </w:r>
-      <w:r>
-        <w:rPr>
-          <w:sz w:val="24"/>
-        </w:rPr>
-        <w:t>612-339-3061 by</w:t>
-      </w:r>
-      <w:r>
-        <w:rPr>
-          <w:b/>
-          <w:bCs/>
-          <w:sz w:val="24"/>
-        </w:rPr>
-        <w:t xml:space="preserve"> </w:t>
-      </w:r>
-      <w:r>
-        <w:rPr>
-          <w:b/>
-          <w:bCs/>
-          <w:color w:val="000000"/>
-          <w:sz w:val="24"/>
-        </w:rPr>
-        <w:t>October 17, 2024</w:t>
-      </w:r>
-      <w:r>
-        <w:rPr>
-          <w:b/>
-          <w:bCs/>
-          <w:sz w:val="24"/>
-        </w:rPr>
-        <w:t>.</w:t>
-      </w:r>
-      <w:r>
-        <w:rPr>
-          <w:sz w:val="24"/>
-        </w:rPr>
-        <w:t xml:space="preserve">  If the inventor information on the Assignment is incorrect, please </w:t>
-      </w:r>
-      <w:r>
-        <w:rPr>
-          <w:sz w:val="24"/>
-        </w:rPr>
-        <w:t xml:space="preserve">have the inventor(s) </w:t>
-      </w:r>
-      <w:r>
-        <w:rPr>
-          <w:sz w:val="24"/>
-        </w:rPr>
-        <w:t>manually correct the errors and initial and date</w:t>
-      </w:r>
-      <w:r>
-        <w:rPr>
-          <w:sz w:val="24"/>
-          <w:u w:val="single"/>
-        </w:rPr>
-        <w:t xml:space="preserve"> </w:t>
-      </w:r>
-      <w:r>
-        <w:rPr>
-          <w:sz w:val="24"/>
-        </w:rPr>
-        <w:t>all changes.  We will proceed to file the assignment with the USPTO immediately upon receipt of the executed document.</w:t>
-      </w:r>
-    </w:p>
-    <w:p>
-      <w:pPr>
-        <w:rPr>
-          <w:sz w:val="24"/>
-        </w:rPr>
-      </w:pPr>
-    </w:p>
-    <w:p>
-      <w:pPr>
-        <w:rPr>
-          <w:sz w:val="24"/>
-        </w:rPr>
-      </w:pPr>
-      <w:r>
-        <w:rPr>
-          <w:sz w:val="24"/>
-        </w:rPr>
-        <w:t xml:space="preserve">If the inventor(s) are planning to sign electronically, please note that for the USPTO to accept the signature as valid, the </w:t>
-      </w:r>
-      <w:proofErr w:type="gramStart"/>
-      <w:r>
-        <w:rPr>
-          <w:sz w:val="24"/>
-        </w:rPr>
-        <w:t>inventors</w:t>
-      </w:r>
-      <w:proofErr w:type="gramEnd"/>
-      <w:r>
-        <w:rPr>
-          <w:sz w:val="24"/>
-        </w:rPr>
-        <w:t xml:space="preserve"> signature is required to have (/slashes/) on either side.  Failure to add (/slashes/) on either side of the inventor signature will result in a Notice of Non-Compliance from the USPTO and documents will require re-execution.     Ex.  /John Smith/</w:t>
-      </w:r>
-    </w:p>
-    <w:p>
-      <w:pPr>
-        <w:rPr>
-          <w:sz w:val="24"/>
-        </w:rPr>
-      </w:pPr>
-    </w:p>
-    <w:p>
-      <w:pPr>
-        <w:rPr>
-          <w:sz w:val="24"/>
-        </w:rPr>
-      </w:pPr>
-      <w:r>
-        <w:rPr>
-          <w:sz w:val="24"/>
-        </w:rPr>
-        <w:t xml:space="preserve">If you have any questions regarding this matter, please contact </w:t>
-      </w:r>
-      <w:r>
-        <w:rPr>
-          <w:color w:val="000000"/>
-          <w:sz w:val="24"/>
-        </w:rPr>
-        <w:t>Attorney Test at 612-373-6900</w:t>
-      </w:r>
-      <w:r>
-        <w:rPr>
-          <w:sz w:val="24"/>
-        </w:rPr>
-        <w:t>.</w:t>
-      </w:r>
-    </w:p>
-    <w:p>
-      <w:pPr>
-        <w:rPr>
-          <w:sz w:val="24"/>
-        </w:rPr>
-      </w:pPr>
-    </w:p>
-    <w:p>
-      <w:r>
-        <w:t xml:space="preserve">Reported By: </w:t>
-      </w:r>
-    </w:p>
-    <w:p/>
-    <w:p>
-      <w:r>
-        <w:t>Caitlin E. Puckett</w:t>
-      </w:r>
-    </w:p>
-    <w:p>
-      <w:r>
-        <w:t xml:space="preserve">Case Management Assistant </w:t>
-      </w:r>
-    </w:p>
-    <w:p/>
-    <w:p>
-      <w:r>
-        <w:t xml:space="preserve">Attachments </w:t>
-      </w:r>
-    </w:p>
-    <w:p>
-      <w:r>
-        <w:t xml:space="preserve">This electronic transmission contains information which is confidential and/or privileged. The information is intended for use only by the individual or entity named above. If you are not the intended recipient (or the employee or agent responsible for delivering this information to the intended recipient), you are hereby notified that any use, dissemination, distribution, or copying of this communication is prohibited. If you have received this information in error, please notify me immediately by telephone at 612-373-6900 or by electronic mail and delete all copies of the transmission. Thank you.      </w:t>
-      </w:r>
-    </w:p>
-    <w:p/>
-    <w:p>
-      <w:r>
-        <w:t xml:space="preserve">Schwegman Lundberg &amp; Woessner, P.A  </w:t>
-      </w:r>
-    </w:p>
-    <w:p>
-      <w:r>
-        <w:t xml:space="preserve">1600 TCF Tower, 121 South Eighth Street, Minneapolis, MN 55402  </w:t>
-      </w:r>
-    </w:p>
-    <w:p>
-      <w:r>
-        <w:t xml:space="preserve">Telephone: (612) 373-6900  </w:t>
-      </w:r>
-    </w:p>
-    <w:p>
-      <w:r>
-        <w:t xml:space="preserve">Fax: (612) 339-3061  </w:t>
-      </w:r>
-    </w:p>
-    <w:p>
-      <w:r>
-        <w:t>Web site: www.slwip.com</w:t>
-      </w:r>
-    </w:p>
     <w:sectPr>
-      <w:headerReference w:type="even" r:id="rId6"/>
       <w:headerReference w:type="default" r:id="rId7"/>
-      <w:footerReference w:type="even" r:id="rId8"/>
-      <w:footerReference w:type="default" r:id="rId9"/>
-      <w:headerReference w:type="first" r:id="rId10"/>
-      <w:footerReference w:type="first" r:id="rId11"/>
+      <w:footerReference w:type="default" r:id="rId10"/>
       <w:pgSz w:w="12240" w:h="15840"/>
-      <w:pgMar w:top="1440" w:right="1440" w:bottom="1440" w:left="1440" w:header="720" w:footer="720" w:gutter="0"/>
+      <w:pgMar w:top="900" w:right="1080" w:bottom="540" w:left="1440" w:header="270" w:footer="180" w:gutter="0"/>
       <w:cols w:space="720"/>
       <w:docGrid w:linePitch="360"/>
     </w:sectPr>
@@ -545,6 +1403,9 @@
 <w:endnotes xmlns:wpc="http://schemas.microsoft.com/office/word/2010/wordprocessingCanvas" xmlns:cx="http://schemas.microsoft.com/office/drawing/2014/chartex" xmlns:cx1="http://schemas.microsoft.com/office/drawing/2015/9/8/chartex" xmlns:cx2="http://schemas.microsoft.com/office/drawing/2015/10/21/chartex" xmlns:cx3="http://schemas.microsoft.com/office/drawing/2016/5/9/chartex" xmlns:cx4="http://schemas.microsoft.com/office/drawing/2016/5/10/chartex" xmlns:cx5="http://schemas.microsoft.com/office/drawing/2016/5/11/chartex" xmlns:cx6="http://schemas.microsoft.com/office/drawing/2016/5/12/chartex" xmlns:cx7="http://schemas.microsoft.com/office/drawing/2016/5/13/chartex" xmlns:cx8="http://schemas.microsoft.com/office/drawing/2016/5/14/chartex" xmlns:mc="http://schemas.openxmlformats.org/markup-compatibility/2006" xmlns:aink="http://schemas.microsoft.com/office/drawing/2016/ink" xmlns:am3d="http://schemas.microsoft.com/office/drawing/2017/model3d" xmlns:o="urn:schemas-microsoft-com:office:office" xmlns:oel="http://schemas.microsoft.com/office/2019/extlst" xmlns:r="http://schemas.openxmlformats.org/officeDocument/2006/relationships" xmlns:m="http://schemas.openxmlformats.org/officeDocument/2006/math" xmlns:v="urn:schemas-microsoft-com:vml" xmlns:wp14="http://schemas.microsoft.com/office/word/2010/wordprocessingDrawing" xmlns:wp="http://schemas.openxmlformats.org/drawingml/2006/wordprocessingDrawing" xmlns:w10="urn:schemas-microsoft-com:office:word" xmlns:w="http://schemas.openxmlformats.org/wordprocessingml/2006/main" xmlns:w14="http://schemas.microsoft.com/office/word/2010/wordml" xmlns:w15="http://schemas.microsoft.com/office/word/2012/wordml" xmlns:w16cex="http://schemas.microsoft.com/office/word/2018/wordml/cex" xmlns:w16cid="http://schemas.microsoft.com/office/word/2016/wordml/cid" xmlns:w16="http://schemas.microsoft.com/office/word/2018/wordml" xmlns:w16sdtdh="http://schemas.microsoft.com/office/word/2020/wordml/sdtdatahash" xmlns:w16se="http://schemas.microsoft.com/office/word/2015/wordml/symex" xmlns:wpg="http://schemas.microsoft.com/office/word/2010/wordprocessingGroup" xmlns:wpi="http://schemas.microsoft.com/office/word/2010/wordprocessingInk" xmlns:wne="http://schemas.microsoft.com/office/word/2006/wordml" xmlns:wps="http://schemas.microsoft.com/office/word/2010/wordprocessingShape" mc:Ignorable="w14 w15 w16se w16cid w16 w16cex w16sdtdh wp14">
   <w:endnote w:type="separator" w:id="-1">
     <w:p>
+      <w:pPr>
+        <w:spacing w:after="0" w:line="240" w:lineRule="auto"/>
+      </w:pPr>
       <w:r>
         <w:separator/>
       </w:r>
@@ -552,6 +1413,9 @@
   </w:endnote>
   <w:endnote w:type="continuationSeparator" w:id="0">
     <w:p>
+      <w:pPr>
+        <w:spacing w:after="0" w:line="240" w:lineRule="auto"/>
+      </w:pPr>
       <w:r>
         <w:continuationSeparator/>
       </w:r>
@@ -561,27 +1425,7 @@
 </file>
 
 <file path=word/footer1.xml><?xml version="1.0" encoding="utf-8"?>
-<w:ftr xmlns:wpc="http://schemas.microsoft.com/office/word/2010/wordprocessingCanvas" xmlns:cx="http://schemas.microsoft.com/office/drawing/2014/chartex" xmlns:cx1="http://schemas.microsoft.com/office/drawing/2015/9/8/chartex" xmlns:cx2="http://schemas.microsoft.com/office/drawing/2015/10/21/chartex" xmlns:cx3="http://schemas.microsoft.com/office/drawing/2016/5/9/chartex" xmlns:cx4="http://schemas.microsoft.com/office/drawing/2016/5/10/chartex" xmlns:cx5="http://schemas.microsoft.com/office/drawing/2016/5/11/chartex" xmlns:cx6="http://schemas.microsoft.com/office/drawing/2016/5/12/chartex" xmlns:cx7="http://schemas.microsoft.com/office/drawing/2016/5/13/chartex" xmlns:cx8="http://schemas.microsoft.com/office/drawing/2016/5/14/chartex" xmlns:mc="http://schemas.openxmlformats.org/markup-compatibility/2006" xmlns:aink="http://schemas.microsoft.com/office/drawing/2016/ink" xmlns:am3d="http://schemas.microsoft.com/office/drawing/2017/model3d" xmlns:o="urn:schemas-microsoft-com:office:office" xmlns:oel="http://schemas.microsoft.com/office/2019/extlst" xmlns:r="http://schemas.openxmlformats.org/officeDocument/2006/relationships" xmlns:m="http://schemas.openxmlformats.org/officeDocument/2006/math" xmlns:v="urn:schemas-microsoft-com:vml" xmlns:wp14="http://schemas.microsoft.com/office/word/2010/wordprocessingDrawing" xmlns:wp="http://schemas.openxmlformats.org/drawingml/2006/wordprocessingDrawing" xmlns:w10="urn:schemas-microsoft-com:office:word" xmlns:w="http://schemas.openxmlformats.org/wordprocessingml/2006/main" xmlns:w14="http://schemas.microsoft.com/office/word/2010/wordml" xmlns:w15="http://schemas.microsoft.com/office/word/2012/wordml" xmlns:w16cex="http://schemas.microsoft.com/office/word/2018/wordml/cex" xmlns:w16cid="http://schemas.microsoft.com/office/word/2016/wordml/cid" xmlns:w16="http://schemas.microsoft.com/office/word/2018/wordml" xmlns:w16sdtdh="http://schemas.microsoft.com/office/word/2020/wordml/sdtdatahash" xmlns:w16se="http://schemas.microsoft.com/office/word/2015/wordml/symex" xmlns:wpg="http://schemas.microsoft.com/office/word/2010/wordprocessingGroup" xmlns:wpi="http://schemas.microsoft.com/office/word/2010/wordprocessingInk" xmlns:wne="http://schemas.microsoft.com/office/word/2006/wordml" xmlns:wps="http://schemas.microsoft.com/office/word/2010/wordprocessingShape" mc:Ignorable="w14 w15 w16se w16cid w16 w16cex w16sdtdh wp14">
-  <w:p>
-    <w:pPr>
-      <w:pStyle w:val="Footer"/>
-    </w:pPr>
-  </w:p>
-</w:ftr>
-</file>
-
-<file path=word/footer2.xml><?xml version="1.0" encoding="utf-8"?>
-<w:ftr xmlns:wpc="http://schemas.microsoft.com/office/word/2010/wordprocessingCanvas" xmlns:cx="http://schemas.microsoft.com/office/drawing/2014/chartex" xmlns:cx1="http://schemas.microsoft.com/office/drawing/2015/9/8/chartex" xmlns:cx2="http://schemas.microsoft.com/office/drawing/2015/10/21/chartex" xmlns:cx3="http://schemas.microsoft.com/office/drawing/2016/5/9/chartex" xmlns:cx4="http://schemas.microsoft.com/office/drawing/2016/5/10/chartex" xmlns:cx5="http://schemas.microsoft.com/office/drawing/2016/5/11/chartex" xmlns:cx6="http://schemas.microsoft.com/office/drawing/2016/5/12/chartex" xmlns:cx7="http://schemas.microsoft.com/office/drawing/2016/5/13/chartex" xmlns:cx8="http://schemas.microsoft.com/office/drawing/2016/5/14/chartex" xmlns:mc="http://schemas.openxmlformats.org/markup-compatibility/2006" xmlns:aink="http://schemas.microsoft.com/office/drawing/2016/ink" xmlns:am3d="http://schemas.microsoft.com/office/drawing/2017/model3d" xmlns:o="urn:schemas-microsoft-com:office:office" xmlns:oel="http://schemas.microsoft.com/office/2019/extlst" xmlns:r="http://schemas.openxmlformats.org/officeDocument/2006/relationships" xmlns:m="http://schemas.openxmlformats.org/officeDocument/2006/math" xmlns:v="urn:schemas-microsoft-com:vml" xmlns:wp14="http://schemas.microsoft.com/office/word/2010/wordprocessingDrawing" xmlns:wp="http://schemas.openxmlformats.org/drawingml/2006/wordprocessingDrawing" xmlns:w10="urn:schemas-microsoft-com:office:word" xmlns:w="http://schemas.openxmlformats.org/wordprocessingml/2006/main" xmlns:w14="http://schemas.microsoft.com/office/word/2010/wordml" xmlns:w15="http://schemas.microsoft.com/office/word/2012/wordml" xmlns:w16cex="http://schemas.microsoft.com/office/word/2018/wordml/cex" xmlns:w16cid="http://schemas.microsoft.com/office/word/2016/wordml/cid" xmlns:w16="http://schemas.microsoft.com/office/word/2018/wordml" xmlns:w16sdtdh="http://schemas.microsoft.com/office/word/2020/wordml/sdtdatahash" xmlns:w16se="http://schemas.microsoft.com/office/word/2015/wordml/symex" xmlns:wpg="http://schemas.microsoft.com/office/word/2010/wordprocessingGroup" xmlns:wpi="http://schemas.microsoft.com/office/word/2010/wordprocessingInk" xmlns:wne="http://schemas.microsoft.com/office/word/2006/wordml" xmlns:wps="http://schemas.microsoft.com/office/word/2010/wordprocessingShape" mc:Ignorable="w14 w15 w16se w16cid w16 w16cex w16sdtdh wp14">
-  <w:p>
-    <w:pPr>
-      <w:pStyle w:val="Footer"/>
-    </w:pPr>
-  </w:p>
-</w:ftr>
-</file>
-
-<file path=word/footer3.xml><?xml version="1.0" encoding="utf-8"?>
-<w:ftr xmlns:wpc="http://schemas.microsoft.com/office/word/2010/wordprocessingCanvas" xmlns:cx="http://schemas.microsoft.com/office/drawing/2014/chartex" xmlns:cx1="http://schemas.microsoft.com/office/drawing/2015/9/8/chartex" xmlns:cx2="http://schemas.microsoft.com/office/drawing/2015/10/21/chartex" xmlns:cx3="http://schemas.microsoft.com/office/drawing/2016/5/9/chartex" xmlns:cx4="http://schemas.microsoft.com/office/drawing/2016/5/10/chartex" xmlns:cx5="http://schemas.microsoft.com/office/drawing/2016/5/11/chartex" xmlns:cx6="http://schemas.microsoft.com/office/drawing/2016/5/12/chartex" xmlns:cx7="http://schemas.microsoft.com/office/drawing/2016/5/13/chartex" xmlns:cx8="http://schemas.microsoft.com/office/drawing/2016/5/14/chartex" xmlns:mc="http://schemas.openxmlformats.org/markup-compatibility/2006" xmlns:aink="http://schemas.microsoft.com/office/drawing/2016/ink" xmlns:am3d="http://schemas.microsoft.com/office/drawing/2017/model3d" xmlns:o="urn:schemas-microsoft-com:office:office" xmlns:oel="http://schemas.microsoft.com/office/2019/extlst" xmlns:r="http://schemas.openxmlformats.org/officeDocument/2006/relationships" xmlns:m="http://schemas.openxmlformats.org/officeDocument/2006/math" xmlns:v="urn:schemas-microsoft-com:vml" xmlns:wp14="http://schemas.microsoft.com/office/word/2010/wordprocessingDrawing" xmlns:wp="http://schemas.openxmlformats.org/drawingml/2006/wordprocessingDrawing" xmlns:w10="urn:schemas-microsoft-com:office:word" xmlns:w="http://schemas.openxmlformats.org/wordprocessingml/2006/main" xmlns:w14="http://schemas.microsoft.com/office/word/2010/wordml" xmlns:w15="http://schemas.microsoft.com/office/word/2012/wordml" xmlns:w16cex="http://schemas.microsoft.com/office/word/2018/wordml/cex" xmlns:w16cid="http://schemas.microsoft.com/office/word/2016/wordml/cid" xmlns:w16="http://schemas.microsoft.com/office/word/2018/wordml" xmlns:w16sdtdh="http://schemas.microsoft.com/office/word/2020/wordml/sdtdatahash" xmlns:w16se="http://schemas.microsoft.com/office/word/2015/wordml/symex" xmlns:wpg="http://schemas.microsoft.com/office/word/2010/wordprocessingGroup" xmlns:wpi="http://schemas.microsoft.com/office/word/2010/wordprocessingInk" xmlns:wne="http://schemas.microsoft.com/office/word/2006/wordml" xmlns:wps="http://schemas.microsoft.com/office/word/2010/wordprocessingShape" mc:Ignorable="w14 w15 w16se w16cid w16 w16cex w16sdtdh wp14">
+<w:ftr xmlns:m="http://schemas.openxmlformats.org/officeDocument/2006/math" xmlns:mc="http://schemas.openxmlformats.org/markup-compatibility/2006" xmlns:mo="http://schemas.microsoft.com/office/mac/office/2008/main" xmlns:mv="urn:schemas-microsoft-com:mac:vml" xmlns:o="urn:schemas-microsoft-com:office:office" xmlns:r="http://schemas.openxmlformats.org/officeDocument/2006/relationships" xmlns:v="urn:schemas-microsoft-com:vml" xmlns:w10="urn:schemas-microsoft-com:office:word" xmlns:w14="http://schemas.microsoft.com/office/word/2010/wordml" xmlns:w="http://schemas.openxmlformats.org/wordprocessingml/2006/main" xmlns:wne="http://schemas.microsoft.com/office/word/2006/wordml" xmlns:wp14="http://schemas.microsoft.com/office/word/2010/wordprocessingDrawing" xmlns:wp="http://schemas.openxmlformats.org/drawingml/2006/wordprocessingDrawing" xmlns:wpc="http://schemas.microsoft.com/office/word/2010/wordprocessingCanvas" xmlns:wpg="http://schemas.microsoft.com/office/word/2010/wordprocessingGroup" xmlns:wpi="http://schemas.microsoft.com/office/word/2010/wordprocessingInk" xmlns:wps="http://schemas.microsoft.com/office/word/2010/wordprocessingShape" mc:Ignorable="w14 wp14">
   <w:p>
     <w:pPr>
       <w:pStyle w:val="Footer"/>
@@ -594,6 +1438,9 @@
 <w:footnotes xmlns:wpc="http://schemas.microsoft.com/office/word/2010/wordprocessingCanvas" xmlns:cx="http://schemas.microsoft.com/office/drawing/2014/chartex" xmlns:cx1="http://schemas.microsoft.com/office/drawing/2015/9/8/chartex" xmlns:cx2="http://schemas.microsoft.com/office/drawing/2015/10/21/chartex" xmlns:cx3="http://schemas.microsoft.com/office/drawing/2016/5/9/chartex" xmlns:cx4="http://schemas.microsoft.com/office/drawing/2016/5/10/chartex" xmlns:cx5="http://schemas.microsoft.com/office/drawing/2016/5/11/chartex" xmlns:cx6="http://schemas.microsoft.com/office/drawing/2016/5/12/chartex" xmlns:cx7="http://schemas.microsoft.com/office/drawing/2016/5/13/chartex" xmlns:cx8="http://schemas.microsoft.com/office/drawing/2016/5/14/chartex" xmlns:mc="http://schemas.openxmlformats.org/markup-compatibility/2006" xmlns:aink="http://schemas.microsoft.com/office/drawing/2016/ink" xmlns:am3d="http://schemas.microsoft.com/office/drawing/2017/model3d" xmlns:o="urn:schemas-microsoft-com:office:office" xmlns:oel="http://schemas.microsoft.com/office/2019/extlst" xmlns:r="http://schemas.openxmlformats.org/officeDocument/2006/relationships" xmlns:m="http://schemas.openxmlformats.org/officeDocument/2006/math" xmlns:v="urn:schemas-microsoft-com:vml" xmlns:wp14="http://schemas.microsoft.com/office/word/2010/wordprocessingDrawing" xmlns:wp="http://schemas.openxmlformats.org/drawingml/2006/wordprocessingDrawing" xmlns:w10="urn:schemas-microsoft-com:office:word" xmlns:w="http://schemas.openxmlformats.org/wordprocessingml/2006/main" xmlns:w14="http://schemas.microsoft.com/office/word/2010/wordml" xmlns:w15="http://schemas.microsoft.com/office/word/2012/wordml" xmlns:w16cex="http://schemas.microsoft.com/office/word/2018/wordml/cex" xmlns:w16cid="http://schemas.microsoft.com/office/word/2016/wordml/cid" xmlns:w16="http://schemas.microsoft.com/office/word/2018/wordml" xmlns:w16sdtdh="http://schemas.microsoft.com/office/word/2020/wordml/sdtdatahash" xmlns:w16se="http://schemas.microsoft.com/office/word/2015/wordml/symex" xmlns:wpg="http://schemas.microsoft.com/office/word/2010/wordprocessingGroup" xmlns:wpi="http://schemas.microsoft.com/office/word/2010/wordprocessingInk" xmlns:wne="http://schemas.microsoft.com/office/word/2006/wordml" xmlns:wps="http://schemas.microsoft.com/office/word/2010/wordprocessingShape" mc:Ignorable="w14 w15 w16se w16cid w16 w16cex w16sdtdh wp14">
   <w:footnote w:type="separator" w:id="-1">
     <w:p>
+      <w:pPr>
+        <w:spacing w:after="0" w:line="240" w:lineRule="auto"/>
+      </w:pPr>
       <w:r>
         <w:separator/>
       </w:r>
@@ -601,6 +1448,9 @@
   </w:footnote>
   <w:footnote w:type="continuationSeparator" w:id="0">
     <w:p>
+      <w:pPr>
+        <w:spacing w:after="0" w:line="240" w:lineRule="auto"/>
+      </w:pPr>
       <w:r>
         <w:continuationSeparator/>
       </w:r>
@@ -613,30 +1463,209 @@
 <w:hdr xmlns:wpc="http://schemas.microsoft.com/office/word/2010/wordprocessingCanvas" xmlns:cx="http://schemas.microsoft.com/office/drawing/2014/chartex" xmlns:cx1="http://schemas.microsoft.com/office/drawing/2015/9/8/chartex" xmlns:cx2="http://schemas.microsoft.com/office/drawing/2015/10/21/chartex" xmlns:cx3="http://schemas.microsoft.com/office/drawing/2016/5/9/chartex" xmlns:cx4="http://schemas.microsoft.com/office/drawing/2016/5/10/chartex" xmlns:cx5="http://schemas.microsoft.com/office/drawing/2016/5/11/chartex" xmlns:cx6="http://schemas.microsoft.com/office/drawing/2016/5/12/chartex" xmlns:cx7="http://schemas.microsoft.com/office/drawing/2016/5/13/chartex" xmlns:cx8="http://schemas.microsoft.com/office/drawing/2016/5/14/chartex" xmlns:mc="http://schemas.openxmlformats.org/markup-compatibility/2006" xmlns:aink="http://schemas.microsoft.com/office/drawing/2016/ink" xmlns:am3d="http://schemas.microsoft.com/office/drawing/2017/model3d" xmlns:o="urn:schemas-microsoft-com:office:office" xmlns:oel="http://schemas.microsoft.com/office/2019/extlst" xmlns:r="http://schemas.openxmlformats.org/officeDocument/2006/relationships" xmlns:m="http://schemas.openxmlformats.org/officeDocument/2006/math" xmlns:v="urn:schemas-microsoft-com:vml" xmlns:wp14="http://schemas.microsoft.com/office/word/2010/wordprocessingDrawing" xmlns:wp="http://schemas.openxmlformats.org/drawingml/2006/wordprocessingDrawing" xmlns:w10="urn:schemas-microsoft-com:office:word" xmlns:w="http://schemas.openxmlformats.org/wordprocessingml/2006/main" xmlns:w14="http://schemas.microsoft.com/office/word/2010/wordml" xmlns:w15="http://schemas.microsoft.com/office/word/2012/wordml" xmlns:w16cex="http://schemas.microsoft.com/office/word/2018/wordml/cex" xmlns:w16cid="http://schemas.microsoft.com/office/word/2016/wordml/cid" xmlns:w16="http://schemas.microsoft.com/office/word/2018/wordml" xmlns:w16sdtdh="http://schemas.microsoft.com/office/word/2020/wordml/sdtdatahash" xmlns:w16se="http://schemas.microsoft.com/office/word/2015/wordml/symex" xmlns:wpg="http://schemas.microsoft.com/office/word/2010/wordprocessingGroup" xmlns:wpi="http://schemas.microsoft.com/office/word/2010/wordprocessingInk" xmlns:wne="http://schemas.microsoft.com/office/word/2006/wordml" xmlns:wps="http://schemas.microsoft.com/office/word/2010/wordprocessingShape" mc:Ignorable="w14 w15 w16se w16cid w16 w16cex w16sdtdh wp14">
   <w:p>
     <w:pPr>
-      <w:pStyle w:val="Header"/>
+      <w:autoSpaceDE w:val="0"/>
+      <w:autoSpaceDN w:val="0"/>
+      <w:adjustRightInd w:val="0"/>
+      <w:spacing w:after="0" w:line="171" w:lineRule="atLeast"/>
+      <w:jc w:val="right"/>
+      <w:rPr>
+        <w:rFonts w:ascii="Calibri" w:hAnsi="Calibri" w:cs="Calibri"/>
+        <w:color w:val="000000"/>
+        <w:sz w:val="16"/>
+        <w:szCs w:val="16"/>
+      </w:rPr>
     </w:pPr>
+    <w:r>
+      <w:rPr>
+        <w:rFonts w:ascii="Calibri" w:hAnsi="Calibri" w:cs="Calibri"/>
+        <w:color w:val="000000"/>
+        <w:sz w:val="16"/>
+        <w:szCs w:val="16"/>
+      </w:rPr>
+      <w:t xml:space="preserve">Modified </w:t>
+    </w:r>
+    <w:r>
+      <w:rPr>
+        <w:rFonts w:ascii="Calibri" w:hAnsi="Calibri" w:cs="Calibri"/>
+        <w:color w:val="000000"/>
+        <w:sz w:val="16"/>
+        <w:szCs w:val="16"/>
+      </w:rPr>
+      <w:t xml:space="preserve">PTO/AIA/41 (04-15) </w:t>
+    </w:r>
+  </w:p>
+  <w:p>
+    <w:pPr>
+      <w:autoSpaceDE w:val="0"/>
+      <w:autoSpaceDN w:val="0"/>
+      <w:adjustRightInd w:val="0"/>
+      <w:spacing w:after="0" w:line="171" w:lineRule="atLeast"/>
+      <w:jc w:val="right"/>
+      <w:rPr>
+        <w:rFonts w:ascii="Calibri" w:hAnsi="Calibri" w:cs="Calibri"/>
+        <w:color w:val="000000"/>
+        <w:sz w:val="16"/>
+        <w:szCs w:val="16"/>
+      </w:rPr>
+    </w:pPr>
+    <w:r>
+      <w:rPr>
+        <w:rFonts w:ascii="Calibri" w:hAnsi="Calibri" w:cs="Calibri"/>
+        <w:color w:val="000000"/>
+        <w:sz w:val="16"/>
+        <w:szCs w:val="16"/>
+      </w:rPr>
+      <w:t>Approved for use through 11/30/2020. OMB 0651-0031</w:t>
+    </w:r>
+  </w:p>
+  <w:p>
+    <w:pPr>
+      <w:autoSpaceDE w:val="0"/>
+      <w:autoSpaceDN w:val="0"/>
+      <w:adjustRightInd w:val="0"/>
+      <w:spacing w:after="0" w:line="171" w:lineRule="atLeast"/>
+      <w:jc w:val="right"/>
+      <w:rPr>
+        <w:rFonts w:ascii="Calibri" w:hAnsi="Calibri" w:cs="Calibri"/>
+        <w:color w:val="000000"/>
+        <w:sz w:val="16"/>
+        <w:szCs w:val="16"/>
+      </w:rPr>
+    </w:pPr>
+    <w:r>
+      <w:rPr>
+        <w:rFonts w:ascii="Calibri" w:hAnsi="Calibri" w:cs="Calibri"/>
+        <w:color w:val="000000"/>
+        <w:sz w:val="16"/>
+        <w:szCs w:val="16"/>
+      </w:rPr>
+      <w:t xml:space="preserve">U.S. Patent and Trademark Office, U.S. DEPARTMENT OF COMMERCE </w:t>
+    </w:r>
+  </w:p>
+  <w:p>
+    <w:pPr>
+      <w:tabs>
+        <w:tab w:val="left" w:pos="270"/>
+      </w:tabs>
+      <w:autoSpaceDE w:val="0"/>
+      <w:autoSpaceDN w:val="0"/>
+      <w:adjustRightInd w:val="0"/>
+      <w:spacing w:after="0" w:line="171" w:lineRule="atLeast"/>
+      <w:ind w:hanging="540"/>
+      <w:jc w:val="right"/>
+      <w:rPr>
+        <w:rFonts w:ascii="Calibri" w:hAnsi="Calibri" w:cs="Calibri"/>
+        <w:color w:val="000000"/>
+        <w:sz w:val="16"/>
+        <w:szCs w:val="16"/>
+      </w:rPr>
+    </w:pPr>
+    <w:r>
+      <w:rPr>
+        <w:rFonts w:ascii="Calibri" w:hAnsi="Calibri" w:cs="Calibri"/>
+        <w:color w:val="000000"/>
+        <w:sz w:val="16"/>
+        <w:szCs w:val="16"/>
+      </w:rPr>
+      <w:t>Under the Paperwork Reduction Act of 1995, no persons are required to respond to a collection of information unless it displays a valid OMB control number.</w:t>
+    </w:r>
   </w:p>
 </w:hdr>
 </file>
 
-<file path=word/header2.xml><?xml version="1.0" encoding="utf-8"?>
-<w:hdr xmlns:wpc="http://schemas.microsoft.com/office/word/2010/wordprocessingCanvas" xmlns:cx="http://schemas.microsoft.com/office/drawing/2014/chartex" xmlns:cx1="http://schemas.microsoft.com/office/drawing/2015/9/8/chartex" xmlns:cx2="http://schemas.microsoft.com/office/drawing/2015/10/21/chartex" xmlns:cx3="http://schemas.microsoft.com/office/drawing/2016/5/9/chartex" xmlns:cx4="http://schemas.microsoft.com/office/drawing/2016/5/10/chartex" xmlns:cx5="http://schemas.microsoft.com/office/drawing/2016/5/11/chartex" xmlns:cx6="http://schemas.microsoft.com/office/drawing/2016/5/12/chartex" xmlns:cx7="http://schemas.microsoft.com/office/drawing/2016/5/13/chartex" xmlns:cx8="http://schemas.microsoft.com/office/drawing/2016/5/14/chartex" xmlns:mc="http://schemas.openxmlformats.org/markup-compatibility/2006" xmlns:aink="http://schemas.microsoft.com/office/drawing/2016/ink" xmlns:am3d="http://schemas.microsoft.com/office/drawing/2017/model3d" xmlns:o="urn:schemas-microsoft-com:office:office" xmlns:oel="http://schemas.microsoft.com/office/2019/extlst" xmlns:r="http://schemas.openxmlformats.org/officeDocument/2006/relationships" xmlns:m="http://schemas.openxmlformats.org/officeDocument/2006/math" xmlns:v="urn:schemas-microsoft-com:vml" xmlns:wp14="http://schemas.microsoft.com/office/word/2010/wordprocessingDrawing" xmlns:wp="http://schemas.openxmlformats.org/drawingml/2006/wordprocessingDrawing" xmlns:w10="urn:schemas-microsoft-com:office:word" xmlns:w="http://schemas.openxmlformats.org/wordprocessingml/2006/main" xmlns:w14="http://schemas.microsoft.com/office/word/2010/wordml" xmlns:w15="http://schemas.microsoft.com/office/word/2012/wordml" xmlns:w16cex="http://schemas.microsoft.com/office/word/2018/wordml/cex" xmlns:w16cid="http://schemas.microsoft.com/office/word/2016/wordml/cid" xmlns:w16="http://schemas.microsoft.com/office/word/2018/wordml" xmlns:w16sdtdh="http://schemas.microsoft.com/office/word/2020/wordml/sdtdatahash" xmlns:w16se="http://schemas.microsoft.com/office/word/2015/wordml/symex" xmlns:wpg="http://schemas.microsoft.com/office/word/2010/wordprocessingGroup" xmlns:wpi="http://schemas.microsoft.com/office/word/2010/wordprocessingInk" xmlns:wne="http://schemas.microsoft.com/office/word/2006/wordml" xmlns:wps="http://schemas.microsoft.com/office/word/2010/wordprocessingShape" mc:Ignorable="w14 w15 w16se w16cid w16 w16cex w16sdtdh wp14">
-  <w:p>
-    <w:pPr>
-      <w:pStyle w:val="Header"/>
-    </w:pPr>
-  </w:p>
-</w:hdr>
-</file>
-
-<file path=word/header3.xml><?xml version="1.0" encoding="utf-8"?>
-<w:hdr xmlns:wpc="http://schemas.microsoft.com/office/word/2010/wordprocessingCanvas" xmlns:cx="http://schemas.microsoft.com/office/drawing/2014/chartex" xmlns:cx1="http://schemas.microsoft.com/office/drawing/2015/9/8/chartex" xmlns:cx2="http://schemas.microsoft.com/office/drawing/2015/10/21/chartex" xmlns:cx3="http://schemas.microsoft.com/office/drawing/2016/5/9/chartex" xmlns:cx4="http://schemas.microsoft.com/office/drawing/2016/5/10/chartex" xmlns:cx5="http://schemas.microsoft.com/office/drawing/2016/5/11/chartex" xmlns:cx6="http://schemas.microsoft.com/office/drawing/2016/5/12/chartex" xmlns:cx7="http://schemas.microsoft.com/office/drawing/2016/5/13/chartex" xmlns:cx8="http://schemas.microsoft.com/office/drawing/2016/5/14/chartex" xmlns:mc="http://schemas.openxmlformats.org/markup-compatibility/2006" xmlns:aink="http://schemas.microsoft.com/office/drawing/2016/ink" xmlns:am3d="http://schemas.microsoft.com/office/drawing/2017/model3d" xmlns:o="urn:schemas-microsoft-com:office:office" xmlns:oel="http://schemas.microsoft.com/office/2019/extlst" xmlns:r="http://schemas.openxmlformats.org/officeDocument/2006/relationships" xmlns:m="http://schemas.openxmlformats.org/officeDocument/2006/math" xmlns:v="urn:schemas-microsoft-com:vml" xmlns:wp14="http://schemas.microsoft.com/office/word/2010/wordprocessingDrawing" xmlns:wp="http://schemas.openxmlformats.org/drawingml/2006/wordprocessingDrawing" xmlns:w10="urn:schemas-microsoft-com:office:word" xmlns:w="http://schemas.openxmlformats.org/wordprocessingml/2006/main" xmlns:w14="http://schemas.microsoft.com/office/word/2010/wordml" xmlns:w15="http://schemas.microsoft.com/office/word/2012/wordml" xmlns:w16cex="http://schemas.microsoft.com/office/word/2018/wordml/cex" xmlns:w16cid="http://schemas.microsoft.com/office/word/2016/wordml/cid" xmlns:w16="http://schemas.microsoft.com/office/word/2018/wordml" xmlns:w16sdtdh="http://schemas.microsoft.com/office/word/2020/wordml/sdtdatahash" xmlns:w16se="http://schemas.microsoft.com/office/word/2015/wordml/symex" xmlns:wpg="http://schemas.microsoft.com/office/word/2010/wordprocessingGroup" xmlns:wpi="http://schemas.microsoft.com/office/word/2010/wordprocessingInk" xmlns:wne="http://schemas.microsoft.com/office/word/2006/wordml" xmlns:wps="http://schemas.microsoft.com/office/word/2010/wordprocessingShape" mc:Ignorable="w14 w15 w16se w16cid w16 w16cex w16sdtdh wp14">
-  <w:p>
-    <w:pPr>
-      <w:pStyle w:val="Header"/>
-    </w:pPr>
-  </w:p>
-</w:hdr>
+<file path=word/numbering.xml><?xml version="1.0" encoding="utf-8"?>
+<w:numbering xmlns:wpc="http://schemas.microsoft.com/office/word/2010/wordprocessingCanvas" xmlns:cx="http://schemas.microsoft.com/office/drawing/2014/chartex" xmlns:cx1="http://schemas.microsoft.com/office/drawing/2015/9/8/chartex" xmlns:cx2="http://schemas.microsoft.com/office/drawing/2015/10/21/chartex" xmlns:cx3="http://schemas.microsoft.com/office/drawing/2016/5/9/chartex" xmlns:cx4="http://schemas.microsoft.com/office/drawing/2016/5/10/chartex" xmlns:cx5="http://schemas.microsoft.com/office/drawing/2016/5/11/chartex" xmlns:cx6="http://schemas.microsoft.com/office/drawing/2016/5/12/chartex" xmlns:cx7="http://schemas.microsoft.com/office/drawing/2016/5/13/chartex" xmlns:cx8="http://schemas.microsoft.com/office/drawing/2016/5/14/chartex" xmlns:mc="http://schemas.openxmlformats.org/markup-compatibility/2006" xmlns:aink="http://schemas.microsoft.com/office/drawing/2016/ink" xmlns:am3d="http://schemas.microsoft.com/office/drawing/2017/model3d" xmlns:o="urn:schemas-microsoft-com:office:office" xmlns:oel="http://schemas.microsoft.com/office/2019/extlst" xmlns:r="http://schemas.openxmlformats.org/officeDocument/2006/relationships" xmlns:m="http://schemas.openxmlformats.org/officeDocument/2006/math" xmlns:v="urn:schemas-microsoft-com:vml" xmlns:wp14="http://schemas.microsoft.com/office/word/2010/wordprocessingDrawing" xmlns:wp="http://schemas.openxmlformats.org/drawingml/2006/wordprocessingDrawing" xmlns:w10="urn:schemas-microsoft-com:office:word" xmlns:w="http://schemas.openxmlformats.org/wordprocessingml/2006/main" xmlns:w14="http://schemas.microsoft.com/office/word/2010/wordml" xmlns:w15="http://schemas.microsoft.com/office/word/2012/wordml" xmlns:w16cex="http://schemas.microsoft.com/office/word/2018/wordml/cex" xmlns:w16cid="http://schemas.microsoft.com/office/word/2016/wordml/cid" xmlns:w16="http://schemas.microsoft.com/office/word/2018/wordml" xmlns:w16sdtdh="http://schemas.microsoft.com/office/word/2020/wordml/sdtdatahash" xmlns:w16se="http://schemas.microsoft.com/office/word/2015/wordml/symex" xmlns:wpg="http://schemas.microsoft.com/office/word/2010/wordprocessingGroup" xmlns:wpi="http://schemas.microsoft.com/office/word/2010/wordprocessingInk" xmlns:wne="http://schemas.microsoft.com/office/word/2006/wordml" xmlns:wps="http://schemas.microsoft.com/office/word/2010/wordprocessingShape" mc:Ignorable="w14 w15 w16se w16cid w16 w16cex w16sdtdh wp14">
+  <w:abstractNum w:abstractNumId="0" w15:restartNumberingAfterBreak="0">
+    <w:nsid w:val="00000402"/>
+    <w:multiLevelType w:val="multilevel"/>
+    <w:tmpl w:val="00000885"/>
+    <w:lvl w:ilvl="0">
+      <w:start w:val="1"/>
+      <w:numFmt w:val="upperRoman"/>
+      <w:lvlText w:val="%1."/>
+      <w:lvlJc w:val="left"/>
+      <w:pPr>
+        <w:ind w:left="391" w:hanging="152"/>
+      </w:pPr>
+      <w:rPr>
+        <w:rFonts w:ascii="Calibri" w:hAnsi="Calibri" w:cs="Calibri"/>
+        <w:b/>
+        <w:bCs/>
+        <w:spacing w:val="-1"/>
+        <w:w w:val="99"/>
+        <w:sz w:val="20"/>
+        <w:szCs w:val="20"/>
+      </w:rPr>
+    </w:lvl>
+    <w:lvl w:ilvl="1">
+      <w:numFmt w:val="bullet"/>
+      <w:lvlText w:val="•"/>
+      <w:lvlJc w:val="left"/>
+      <w:pPr>
+        <w:ind w:left="1344" w:hanging="152"/>
+      </w:pPr>
+    </w:lvl>
+    <w:lvl w:ilvl="2">
+      <w:numFmt w:val="bullet"/>
+      <w:lvlText w:val="•"/>
+      <w:lvlJc w:val="left"/>
+      <w:pPr>
+        <w:ind w:left="2288" w:hanging="152"/>
+      </w:pPr>
+    </w:lvl>
+    <w:lvl w:ilvl="3">
+      <w:numFmt w:val="bullet"/>
+      <w:lvlText w:val="•"/>
+      <w:lvlJc w:val="left"/>
+      <w:pPr>
+        <w:ind w:left="3232" w:hanging="152"/>
+      </w:pPr>
+    </w:lvl>
+    <w:lvl w:ilvl="4">
+      <w:numFmt w:val="bullet"/>
+      <w:lvlText w:val="•"/>
+      <w:lvlJc w:val="left"/>
+      <w:pPr>
+        <w:ind w:left="4176" w:hanging="152"/>
+      </w:pPr>
+    </w:lvl>
+    <w:lvl w:ilvl="5">
+      <w:numFmt w:val="bullet"/>
+      <w:lvlText w:val="•"/>
+      <w:lvlJc w:val="left"/>
+      <w:pPr>
+        <w:ind w:left="5120" w:hanging="152"/>
+      </w:pPr>
+    </w:lvl>
+    <w:lvl w:ilvl="6">
+      <w:numFmt w:val="bullet"/>
+      <w:lvlText w:val="•"/>
+      <w:lvlJc w:val="left"/>
+      <w:pPr>
+        <w:ind w:left="6064" w:hanging="152"/>
+      </w:pPr>
+    </w:lvl>
+    <w:lvl w:ilvl="7">
+      <w:numFmt w:val="bullet"/>
+      <w:lvlText w:val="•"/>
+      <w:lvlJc w:val="left"/>
+      <w:pPr>
+        <w:ind w:left="7008" w:hanging="152"/>
+      </w:pPr>
+    </w:lvl>
+    <w:lvl w:ilvl="8">
+      <w:numFmt w:val="bullet"/>
+      <w:lvlText w:val="•"/>
+      <w:lvlJc w:val="left"/>
+      <w:pPr>
+        <w:ind w:left="7952" w:hanging="152"/>
+      </w:pPr>
+    </w:lvl>
+  </w:abstractNum>
+  <w:num w:numId="1" w16cid:durableId="2029519474">
+    <w:abstractNumId w:val="0"/>
+  </w:num>
+</w:numbering>
 </file>
 
 <file path=word/styles.xml><?xml version="1.0" encoding="utf-8"?>
@@ -644,11 +1673,17 @@
   <w:docDefaults>
     <w:rPrDefault>
       <w:rPr>
-        <w:rFonts w:ascii="Calibri" w:eastAsia="Calibri" w:hAnsi="Calibri" w:cs="Times New Roman"/>
+        <w:rFonts w:asciiTheme="minorHAnsi" w:eastAsiaTheme="minorHAnsi" w:hAnsiTheme="minorHAnsi" w:cstheme="minorBidi"/>
+        <w:sz w:val="22"/>
+        <w:szCs w:val="22"/>
         <w:lang w:val="en-US" w:eastAsia="en-US" w:bidi="ar-SA"/>
       </w:rPr>
     </w:rPrDefault>
-    <w:pPrDefault/>
+    <w:pPrDefault>
+      <w:pPr>
+        <w:spacing w:after="160" w:line="259" w:lineRule="auto"/>
+      </w:pPr>
+    </w:pPrDefault>
   </w:docDefaults>
   <w:latentStyles w:defLockedState="0" w:defUIPriority="99" w:defSemiHidden="0" w:defUnhideWhenUsed="0" w:defQFormat="0" w:count="376">
     <w:lsdException w:name="Normal" w:uiPriority="0" w:qFormat="1"/>
@@ -805,7 +1840,7 @@
     <w:lsdException w:name="Table Web 2" w:semiHidden="1" w:unhideWhenUsed="1"/>
     <w:lsdException w:name="Table Web 3" w:semiHidden="1" w:unhideWhenUsed="1"/>
     <w:lsdException w:name="Balloon Text" w:semiHidden="1" w:unhideWhenUsed="1"/>
-    <w:lsdException w:name="Table Grid" w:uiPriority="59"/>
+    <w:lsdException w:name="Table Grid" w:uiPriority="39"/>
     <w:lsdException w:name="Table Theme" w:semiHidden="1" w:unhideWhenUsed="1"/>
     <w:lsdException w:name="Placeholder Text" w:semiHidden="1"/>
     <w:lsdException w:name="No Spacing" w:uiPriority="1" w:qFormat="1"/>
@@ -1031,17 +2066,7 @@
   <w:style w:type="paragraph" w:default="1" w:styleId="Normal">
     <w:name w:val="Normal"/>
     <w:qFormat/>
-    <w:rsid w:val="00BF4C09"/>
-    <w:pPr>
-      <w:widowControl w:val="0"/>
-      <w:autoSpaceDE w:val="0"/>
-      <w:autoSpaceDN w:val="0"/>
-      <w:adjustRightInd w:val="0"/>
-    </w:pPr>
-    <w:rPr>
-      <w:rFonts w:ascii="Times New Roman" w:eastAsia="Times New Roman" w:hAnsi="Times New Roman"/>
-      <w:szCs w:val="24"/>
-    </w:rPr>
+    <w:rsid w:val="00D266C8"/>
   </w:style>
   <w:style w:type="character" w:default="1" w:styleId="DefaultParagraphFont">
     <w:name w:val="Default Paragraph Font"/>
@@ -1070,29 +2095,62 @@
     <w:semiHidden/>
     <w:unhideWhenUsed/>
   </w:style>
+  <w:style w:type="table" w:styleId="TableGrid">
+    <w:name w:val="Table Grid"/>
+    <w:basedOn w:val="TableNormal"/>
+    <w:uiPriority w:val="39"/>
+    <w:rsid w:val="00021496"/>
+    <w:pPr>
+      <w:spacing w:after="0" w:line="240" w:lineRule="auto"/>
+    </w:pPr>
+    <w:tblPr>
+      <w:tblBorders>
+        <w:top w:val="single" w:sz="4" w:space="0" w:color="auto"/>
+        <w:left w:val="single" w:sz="4" w:space="0" w:color="auto"/>
+        <w:bottom w:val="single" w:sz="4" w:space="0" w:color="auto"/>
+        <w:right w:val="single" w:sz="4" w:space="0" w:color="auto"/>
+        <w:insideH w:val="single" w:sz="4" w:space="0" w:color="auto"/>
+        <w:insideV w:val="single" w:sz="4" w:space="0" w:color="auto"/>
+      </w:tblBorders>
+    </w:tblPr>
+  </w:style>
+  <w:style w:type="paragraph" w:customStyle="1" w:styleId="Default">
+    <w:name w:val="Default"/>
+    <w:rsid w:val="00F52B5A"/>
+    <w:pPr>
+      <w:autoSpaceDE w:val="0"/>
+      <w:autoSpaceDN w:val="0"/>
+      <w:adjustRightInd w:val="0"/>
+      <w:spacing w:after="0" w:line="240" w:lineRule="auto"/>
+    </w:pPr>
+    <w:rPr>
+      <w:rFonts w:ascii="Calibri" w:hAnsi="Calibri" w:cs="Calibri"/>
+      <w:color w:val="000000"/>
+      <w:sz w:val="24"/>
+      <w:szCs w:val="24"/>
+    </w:rPr>
+  </w:style>
   <w:style w:type="paragraph" w:styleId="Header">
     <w:name w:val="header"/>
     <w:basedOn w:val="Normal"/>
     <w:link w:val="HeaderChar"/>
     <w:uiPriority w:val="99"/>
     <w:unhideWhenUsed/>
-    <w:rsid w:val="0046251E"/>
+    <w:rsid w:val="003D1F64"/>
     <w:pPr>
       <w:tabs>
         <w:tab w:val="center" w:pos="4680"/>
         <w:tab w:val="right" w:pos="9360"/>
       </w:tabs>
+      <w:spacing w:after="0" w:line="240" w:lineRule="auto"/>
     </w:pPr>
   </w:style>
   <w:style w:type="character" w:customStyle="1" w:styleId="HeaderChar">
     <w:name w:val="Header Char"/>
+    <w:basedOn w:val="DefaultParagraphFont"/>
     <w:link w:val="Header"/>
     <w:uiPriority w:val="99"/>
-    <w:rsid w:val="0046251E"/>
-    <w:rPr>
-      <w:rFonts w:ascii="Times New Roman" w:eastAsia="Times New Roman" w:hAnsi="Times New Roman"/>
-      <w:szCs w:val="24"/>
-    </w:rPr>
+    <w:rsid w:val="003D1F64"/>
   </w:style>
   <w:style w:type="paragraph" w:styleId="Footer">
     <w:name w:val="footer"/>
@@ -1100,41 +2158,34 @@
     <w:link w:val="FooterChar"/>
     <w:uiPriority w:val="99"/>
     <w:unhideWhenUsed/>
-    <w:rsid w:val="0046251E"/>
+    <w:rsid w:val="003D1F64"/>
     <w:pPr>
       <w:tabs>
         <w:tab w:val="center" w:pos="4680"/>
         <w:tab w:val="right" w:pos="9360"/>
       </w:tabs>
+      <w:spacing w:after="0" w:line="240" w:lineRule="auto"/>
     </w:pPr>
   </w:style>
   <w:style w:type="character" w:customStyle="1" w:styleId="FooterChar">
     <w:name w:val="Footer Char"/>
+    <w:basedOn w:val="DefaultParagraphFont"/>
     <w:link w:val="Footer"/>
     <w:uiPriority w:val="99"/>
-    <w:rsid w:val="0046251E"/>
-    <w:rPr>
-      <w:rFonts w:ascii="Times New Roman" w:eastAsia="Times New Roman" w:hAnsi="Times New Roman"/>
-      <w:szCs w:val="24"/>
-    </w:rPr>
+    <w:rsid w:val="003D1F64"/>
   </w:style>
-  <w:style w:type="paragraph" w:styleId="NormalWeb">
-    <w:name w:val="Normal (Web)"/>
-    <w:basedOn w:val="Normal"/>
+  <w:style w:type="paragraph" w:customStyle="1" w:styleId="CM1">
+    <w:name w:val="CM1"/>
+    <w:basedOn w:val="Default"/>
+    <w:next w:val="Default"/>
     <w:uiPriority w:val="99"/>
-    <w:unhideWhenUsed/>
-    <w:rsid w:val="003232B7"/>
+    <w:rsid w:val="00D425E6"/>
     <w:pPr>
-      <w:widowControl/>
-      <w:autoSpaceDE/>
-      <w:autoSpaceDN/>
-      <w:adjustRightInd/>
-      <w:spacing w:before="100" w:beforeAutospacing="1" w:after="100" w:afterAutospacing="1"/>
+      <w:spacing w:line="293" w:lineRule="atLeast"/>
     </w:pPr>
     <w:rPr>
-      <w:rFonts w:ascii="Calibri" w:eastAsia="Calibri" w:hAnsi="Calibri" w:cs="Calibri"/>
-      <w:sz w:val="22"/>
-      <w:szCs w:val="22"/>
+      <w:rFonts w:cstheme="minorBidi"/>
+      <w:color w:val="auto"/>
     </w:rPr>
   </w:style>
 </w:styles>
@@ -1157,7 +2208,7 @@
         <a:srgbClr val="E7E6E6"/>
       </a:lt2>
       <a:accent1>
-        <a:srgbClr val="4472C4"/>
+        <a:srgbClr val="5B9BD5"/>
       </a:accent1>
       <a:accent2>
         <a:srgbClr val="ED7D31"/>
@@ -1169,7 +2220,7 @@
         <a:srgbClr val="FFC000"/>
       </a:accent4>
       <a:accent5>
-        <a:srgbClr val="5B9BD5"/>
+        <a:srgbClr val="4472C4"/>
       </a:accent5>
       <a:accent6>
         <a:srgbClr val="70AD47"/>
@@ -1186,9 +2237,9 @@
         <a:latin typeface="Calibri Light" panose="020F0302020204030204"/>
         <a:ea typeface=""/>
         <a:cs typeface=""/>
-        <a:font script="Jpan" typeface="游ゴシック Light"/>
+        <a:font script="Jpan" typeface="ＭＳ ゴシック"/>
         <a:font script="Hang" typeface="맑은 고딕"/>
-        <a:font script="Hans" typeface="等线 Light"/>
+        <a:font script="Hans" typeface="宋体"/>
         <a:font script="Hant" typeface="新細明體"/>
         <a:font script="Arab" typeface="Times New Roman"/>
         <a:font script="Hebr" typeface="Times New Roman"/>
@@ -1216,31 +2267,14 @@
         <a:font script="Viet" typeface="Times New Roman"/>
         <a:font script="Uigh" typeface="Microsoft Uighur"/>
         <a:font script="Geor" typeface="Sylfaen"/>
-        <a:font script="Armn" typeface="Arial"/>
-        <a:font script="Bugi" typeface="Leelawadee UI"/>
-        <a:font script="Bopo" typeface="Microsoft JhengHei"/>
-        <a:font script="Java" typeface="Javanese Text"/>
-        <a:font script="Lisu" typeface="Segoe UI"/>
-        <a:font script="Mymr" typeface="Myanmar Text"/>
-        <a:font script="Nkoo" typeface="Ebrima"/>
-        <a:font script="Olck" typeface="Nirmala UI"/>
-        <a:font script="Osma" typeface="Ebrima"/>
-        <a:font script="Phag" typeface="Phagspa"/>
-        <a:font script="Syrn" typeface="Estrangelo Edessa"/>
-        <a:font script="Syrj" typeface="Estrangelo Edessa"/>
-        <a:font script="Syre" typeface="Estrangelo Edessa"/>
-        <a:font script="Sora" typeface="Nirmala UI"/>
-        <a:font script="Tale" typeface="Microsoft Tai Le"/>
-        <a:font script="Talu" typeface="Microsoft New Tai Lue"/>
-        <a:font script="Tfng" typeface="Ebrima"/>
       </a:majorFont>
       <a:minorFont>
         <a:latin typeface="Calibri" panose="020F0502020204030204"/>
         <a:ea typeface=""/>
         <a:cs typeface=""/>
-        <a:font script="Jpan" typeface="游明朝"/>
+        <a:font script="Jpan" typeface="ＭＳ 明朝"/>
         <a:font script="Hang" typeface="맑은 고딕"/>
-        <a:font script="Hans" typeface="等线"/>
+        <a:font script="Hans" typeface="宋体"/>
         <a:font script="Hant" typeface="新細明體"/>
         <a:font script="Arab" typeface="Arial"/>
         <a:font script="Hebr" typeface="Arial"/>
@@ -1268,23 +2302,6 @@
         <a:font script="Viet" typeface="Arial"/>
         <a:font script="Uigh" typeface="Microsoft Uighur"/>
         <a:font script="Geor" typeface="Sylfaen"/>
-        <a:font script="Armn" typeface="Arial"/>
-        <a:font script="Bugi" typeface="Leelawadee UI"/>
-        <a:font script="Bopo" typeface="Microsoft JhengHei"/>
-        <a:font script="Java" typeface="Javanese Text"/>
-        <a:font script="Lisu" typeface="Segoe UI"/>
-        <a:font script="Mymr" typeface="Myanmar Text"/>
-        <a:font script="Nkoo" typeface="Ebrima"/>
-        <a:font script="Olck" typeface="Nirmala UI"/>
-        <a:font script="Osma" typeface="Ebrima"/>
-        <a:font script="Phag" typeface="Phagspa"/>
-        <a:font script="Syrn" typeface="Estrangelo Edessa"/>
-        <a:font script="Syrj" typeface="Estrangelo Edessa"/>
-        <a:font script="Syre" typeface="Estrangelo Edessa"/>
-        <a:font script="Sora" typeface="Nirmala UI"/>
-        <a:font script="Tale" typeface="Microsoft Tai Le"/>
-        <a:font script="Talu" typeface="Microsoft New Tai Lue"/>
-        <a:font script="Tfng" typeface="Ebrima"/>
       </a:minorFont>
     </a:fontScheme>
     <a:fmtScheme name="Office">

--- a/project/documents/merged/Document1.docx
+++ b/project/documents/merged/Document1.docx
@@ -3,359 +3,737 @@
 <w:document xmlns:wpc="http://schemas.microsoft.com/office/word/2010/wordprocessingCanvas" xmlns:cx="http://schemas.microsoft.com/office/drawing/2014/chartex" xmlns:cx1="http://schemas.microsoft.com/office/drawing/2015/9/8/chartex" xmlns:cx2="http://schemas.microsoft.com/office/drawing/2015/10/21/chartex" xmlns:cx3="http://schemas.microsoft.com/office/drawing/2016/5/9/chartex" xmlns:cx4="http://schemas.microsoft.com/office/drawing/2016/5/10/chartex" xmlns:cx5="http://schemas.microsoft.com/office/drawing/2016/5/11/chartex" xmlns:cx6="http://schemas.microsoft.com/office/drawing/2016/5/12/chartex" xmlns:cx7="http://schemas.microsoft.com/office/drawing/2016/5/13/chartex" xmlns:cx8="http://schemas.microsoft.com/office/drawing/2016/5/14/chartex" xmlns:mc="http://schemas.openxmlformats.org/markup-compatibility/2006" xmlns:aink="http://schemas.microsoft.com/office/drawing/2016/ink" xmlns:am3d="http://schemas.microsoft.com/office/drawing/2017/model3d" xmlns:o="urn:schemas-microsoft-com:office:office" xmlns:oel="http://schemas.microsoft.com/office/2019/extlst" xmlns:r="http://schemas.openxmlformats.org/officeDocument/2006/relationships" xmlns:m="http://schemas.openxmlformats.org/officeDocument/2006/math" xmlns:v="urn:schemas-microsoft-com:vml" xmlns:wp14="http://schemas.microsoft.com/office/word/2010/wordprocessingDrawing" xmlns:wp="http://schemas.openxmlformats.org/drawingml/2006/wordprocessingDrawing" xmlns:w10="urn:schemas-microsoft-com:office:word" xmlns:w="http://schemas.openxmlformats.org/wordprocessingml/2006/main" xmlns:w14="http://schemas.microsoft.com/office/word/2010/wordml" xmlns:w15="http://schemas.microsoft.com/office/word/2012/wordml" xmlns:w16cex="http://schemas.microsoft.com/office/word/2018/wordml/cex" xmlns:w16cid="http://schemas.microsoft.com/office/word/2016/wordml/cid" xmlns:w16="http://schemas.microsoft.com/office/word/2018/wordml" xmlns:w16sdtdh="http://schemas.microsoft.com/office/word/2020/wordml/sdtdatahash" xmlns:w16se="http://schemas.microsoft.com/office/word/2015/wordml/symex" xmlns:wpg="http://schemas.microsoft.com/office/word/2010/wordprocessingGroup" xmlns:wpi="http://schemas.microsoft.com/office/word/2010/wordprocessingInk" xmlns:wne="http://schemas.microsoft.com/office/word/2006/wordml" xmlns:wps="http://schemas.microsoft.com/office/word/2010/wordprocessingShape" mc:Ignorable="w14 w15 w16se w16cid w16 w16cex w16sdtdh wp14">
   <w:body>
     <w:p>
-      <w:bookmarkStart w:id="0" w:name="OLE_LINK1"/>
-      <w:bookmarkStart w:id="1" w:name="OLE_LINK2"/>
-      <w:r>
-        <w:t>Subject line: ACME Manufacturing Ref. No. Pa Da / SLW Ref: 1.003US1 / SLW</w:t>
-      </w:r>
-      <w:r>
-        <w:t xml:space="preserve"> </w:t>
-      </w:r>
-      <w:r>
-        <w:t>Report out: Date Mailed Date Mailed 11/01/2024</w:t>
-      </w:r>
-    </w:p>
-    <w:p>
-      <w:pPr>
-        <w:pStyle w:val="NormalWeb"/>
-      </w:pPr>
-      <w:r>
-        <w:t>Body of email:</w:t>
-      </w:r>
-    </w:p>
-    <w:p>
-      <w:pPr>
-        <w:pStyle w:val="NormalWeb"/>
-      </w:pPr>
-    </w:p>
-    <w:p>
-      <w:pPr>
-        <w:pStyle w:val="NormalWeb"/>
-      </w:pPr>
-    </w:p>
-    <w:p>
-      <w:pPr>
-        <w:pStyle w:val="NormalWeb"/>
-      </w:pPr>
-    </w:p>
-    <w:p>
-      <w:pPr>
-        <w:pStyle w:val="NormalWeb"/>
-      </w:pPr>
-      <w:r>
-        <w:t xml:space="preserve">SCHWEGMAN LUNDBERG &amp; WOESSNER, P.A. </w:t>
-      </w:r>
-    </w:p>
-    <w:p>
-      <w:pPr>
-        <w:pStyle w:val="NormalWeb"/>
-      </w:pPr>
-    </w:p>
-    <w:p>
-      <w:r>
-        <w:t>Attorney Test 612-373-6900  mmartin@slwip.com</w:t>
-      </w:r>
-    </w:p>
-    <w:p>
-      <w:r>
-        <w:t>Emily Bates 612-371-2163  ebates@slwip.com</w:t>
-      </w:r>
-    </w:p>
-    <w:p>
       <w:pPr>
         <w:tabs>
           <w:tab w:val="right" w:pos="9360"/>
         </w:tabs>
-      </w:pPr>
-    </w:p>
-    <w:p>
-      <w:pPr>
-        <w:tabs>
-          <w:tab w:val="left" w:pos="720"/>
-          <w:tab w:val="right" w:pos="9360"/>
-        </w:tabs>
-        <w:ind w:left="720" w:hanging="720"/>
-        <w:rPr>
-          <w:noProof/>
-        </w:rPr>
-      </w:pPr>
-      <w:r>
-        <w:t>Re:</w:t>
-      </w:r>
-      <w:r>
-        <w:tab/>
-        <w:t xml:space="preserve">ACME Manufacturing </w:t>
-      </w:r>
-      <w:r>
-        <w:rPr>
-          <w:bCs/>
-          <w:noProof/>
-        </w:rPr>
-        <w:t>Ref. No. Pa Da</w:t>
-      </w:r>
+        <w:rPr>
+          <w:sz w:val="24"/>
+        </w:rPr>
+      </w:pPr>
       <w:r>
         <w:rPr>
           <w:b/>
           <w:bCs/>
+          <w:sz w:val="24"/>
+          <w:u w:val="single"/>
+        </w:rPr>
+        <w:t>S/N 12/356,986</w:t>
+      </w:r>
+      <w:r>
+        <w:rPr>
+          <w:sz w:val="24"/>
+        </w:rPr>
+        <w:tab/>
+      </w:r>
+      <w:r>
+        <w:rPr>
+          <w:b/>
+          <w:bCs/>
+          <w:sz w:val="24"/>
+          <w:u w:val="single"/>
+        </w:rPr>
+        <w:t>PATENT</w:t>
+      </w:r>
+    </w:p>
+    <w:p>
+      <w:pPr>
+        <w:tabs>
+          <w:tab w:val="left" w:pos="1080"/>
+          <w:tab w:val="center" w:pos="4680"/>
+        </w:tabs>
+        <w:spacing w:line="300" w:lineRule="auto"/>
+        <w:rPr>
+          <w:sz w:val="24"/>
+        </w:rPr>
+      </w:pPr>
+      <w:r>
+        <w:rPr>
+          <w:sz w:val="24"/>
+        </w:rPr>
+        <w:tab/>
+      </w:r>
+      <w:r>
+        <w:rPr>
+          <w:b/>
+          <w:bCs/>
+          <w:sz w:val="24"/>
+          <w:u w:val="single"/>
+        </w:rPr>
+        <w:t>IN THE UNITED STATES PATENT AND TRADEMARK OFFICE</w:t>
+      </w:r>
+    </w:p>
+    <w:p>
+      <w:pPr>
+        <w:tabs>
+          <w:tab w:val="left" w:pos="1440"/>
+          <w:tab w:val="left" w:pos="5400"/>
+        </w:tabs>
+        <w:spacing w:line="300" w:lineRule="auto"/>
+        <w:rPr>
+          <w:sz w:val="24"/>
+        </w:rPr>
+      </w:pPr>
+      <w:r>
+        <w:rPr>
+          <w:sz w:val="24"/>
+        </w:rPr>
+        <w:t>Inventor(s):</w:t>
+      </w:r>
+      <w:r>
+        <w:rPr>
+          <w:sz w:val="24"/>
+        </w:rPr>
+        <w:tab/>
+        <w:t>Wiley E. Coyote</w:t>
+      </w:r>
+      <w:r>
+        <w:rPr>
+          <w:sz w:val="24"/>
+        </w:rPr>
+        <w:tab/>
+        <w:t>Examiner: Unknown</w:t>
+      </w:r>
+    </w:p>
+    <w:p>
+      <w:pPr>
+        <w:tabs>
+          <w:tab w:val="left" w:pos="1440"/>
+          <w:tab w:val="left" w:pos="5400"/>
+        </w:tabs>
+        <w:spacing w:line="300" w:lineRule="auto"/>
+        <w:rPr>
+          <w:sz w:val="24"/>
+        </w:rPr>
+      </w:pPr>
+      <w:r>
+        <w:rPr>
+          <w:sz w:val="24"/>
+        </w:rPr>
+        <w:t xml:space="preserve">Serial No.: </w:t>
+      </w:r>
+      <w:r>
+        <w:rPr>
+          <w:sz w:val="24"/>
+        </w:rPr>
+        <w:tab/>
+        <w:t>12/356,986</w:t>
+      </w:r>
+      <w:r>
+        <w:rPr>
+          <w:sz w:val="24"/>
+        </w:rPr>
+        <w:tab/>
+        <w:t>Group Art Unit: Unknown</w:t>
+      </w:r>
+    </w:p>
+    <w:p>
+      <w:pPr>
+        <w:tabs>
+          <w:tab w:val="left" w:pos="1440"/>
+          <w:tab w:val="left" w:pos="5400"/>
+        </w:tabs>
+        <w:spacing w:line="300" w:lineRule="auto"/>
+        <w:rPr>
+          <w:sz w:val="24"/>
+        </w:rPr>
+      </w:pPr>
+      <w:r>
+        <w:rPr>
+          <w:sz w:val="24"/>
+        </w:rPr>
+        <w:t>Filed:</w:t>
+      </w:r>
+      <w:r>
+        <w:rPr>
+          <w:sz w:val="24"/>
+        </w:rPr>
+        <w:tab/>
+        <w:t>August 21, 2023</w:t>
+      </w:r>
+      <w:r>
+        <w:rPr>
+          <w:sz w:val="24"/>
+        </w:rPr>
+        <w:tab/>
+        <w:t>Docket No.: 1.003US1</w:t>
+      </w:r>
+    </w:p>
+    <w:p>
+      <w:pPr>
+        <w:tabs>
+          <w:tab w:val="left" w:pos="1260"/>
+          <w:tab w:val="left" w:pos="5400"/>
+          <w:tab w:val="left" w:pos="6480"/>
+          <w:tab w:val="left" w:pos="9352"/>
+        </w:tabs>
+        <w:spacing w:line="300" w:lineRule="auto"/>
+        <w:ind w:left="1260" w:hanging="1260"/>
+        <w:rPr>
+          <w:sz w:val="24"/>
+        </w:rPr>
+      </w:pPr>
+      <w:r>
+        <w:rPr>
+          <w:sz w:val="24"/>
+        </w:rPr>
+        <w:t>Customer No.: 21186</w:t>
+      </w:r>
+      <w:r>
+        <w:rPr>
+          <w:sz w:val="24"/>
+        </w:rPr>
+        <w:tab/>
+        <w:t>Confirmation No.: 2225</w:t>
+      </w:r>
+    </w:p>
+    <w:p>
+      <w:pPr>
+        <w:tabs>
+          <w:tab w:val="left" w:pos="1432"/>
+          <w:tab w:val="left" w:pos="6112"/>
+          <w:tab w:val="left" w:pos="9352"/>
+        </w:tabs>
+        <w:spacing w:line="300" w:lineRule="auto"/>
+        <w:ind w:left="1440" w:hanging="1448"/>
+        <w:rPr>
+          <w:sz w:val="24"/>
+        </w:rPr>
+      </w:pPr>
+      <w:r>
+        <w:rPr>
+          <w:sz w:val="24"/>
+        </w:rPr>
+        <w:t>Title:</w:t>
+      </w:r>
+      <w:r>
+        <w:rPr>
+          <w:sz w:val="24"/>
+        </w:rPr>
+        <w:tab/>
+        <w:t>Method and apparatus for making a title for a matter 1000</w:t>
+      </w:r>
+      <w:r>
+        <w:rPr>
+          <w:sz w:val="24"/>
+        </w:rPr>
+        <w:tab/>
+      </w:r>
+    </w:p>
+    <w:p>
+      <w:pPr>
+        <w:spacing w:line="19" w:lineRule="exact"/>
+        <w:rPr>
+          <w:sz w:val="24"/>
+        </w:rPr>
+      </w:pPr>
+      <w:r>
+        <w:rPr>
           <w:noProof/>
         </w:rPr>
-        <w:t xml:space="preserve"> -</w:t>
-      </w:r>
-      <w:r>
+        <mc:AlternateContent>
+          <mc:Choice Requires="wps">
+            <w:drawing>
+              <wp:anchor distT="0" distB="0" distL="114300" distR="114300" simplePos="0" relativeHeight="251657728" behindDoc="1" locked="1" layoutInCell="0" allowOverlap="1" wp14:anchorId="11597697" wp14:editId="71D4AEAC">
+                <wp:simplePos x="0" y="0"/>
+                <wp:positionH relativeFrom="page">
+                  <wp:posOffset>914400</wp:posOffset>
+                </wp:positionH>
+                <wp:positionV relativeFrom="paragraph">
+                  <wp:posOffset>0</wp:posOffset>
+                </wp:positionV>
+                <wp:extent cx="5943600" cy="12065"/>
+                <wp:effectExtent l="0" t="0" r="0" b="0"/>
+                <wp:wrapNone/>
+                <wp:docPr id="2" name="Rectangle 2"/>
+                <wp:cNvGraphicFramePr>
+                  <a:graphicFrameLocks xmlns:a="http://schemas.openxmlformats.org/drawingml/2006/main"/>
+                </wp:cNvGraphicFramePr>
+                <a:graphic xmlns:a="http://schemas.openxmlformats.org/drawingml/2006/main">
+                  <a:graphicData uri="http://schemas.microsoft.com/office/word/2010/wordprocessingShape">
+                    <wps:wsp>
+                      <wps:cNvSpPr>
+                        <a:spLocks noChangeArrowheads="1"/>
+                      </wps:cNvSpPr>
+                      <wps:spPr bwMode="auto">
+                        <a:xfrm>
+                          <a:off x="0" y="0"/>
+                          <a:ext cx="5943600" cy="12065"/>
+                        </a:xfrm>
+                        <a:prstGeom prst="rect">
+                          <a:avLst/>
+                        </a:prstGeom>
+                        <a:solidFill>
+                          <a:srgbClr val="000000"/>
+                        </a:solidFill>
+                        <a:ln>
+                          <a:noFill/>
+                        </a:ln>
+                        <a:effectLst/>
+                        <a:extLst>
+                          <a:ext uri="{91240B29-F687-4F45-9708-019B960494DF}">
+                            <a14:hiddenLine xmlns:a14="http://schemas.microsoft.com/office/drawing/2010/main" w="0">
+                              <a:solidFill>
+                                <a:srgbClr val="000000"/>
+                              </a:solidFill>
+                              <a:miter lim="800000"/>
+                              <a:headEnd/>
+                              <a:tailEnd/>
+                            </a14:hiddenLine>
+                          </a:ext>
+                          <a:ext uri="{AF507438-7753-43E0-B8FC-AC1667EBCBE1}">
+                            <a14:hiddenEffects xmlns:a14="http://schemas.microsoft.com/office/drawing/2010/main">
+                              <a:effectLst>
+                                <a:outerShdw dist="35921" dir="2700000" algn="ctr" rotWithShape="0">
+                                  <a:srgbClr val="808080"/>
+                                </a:outerShdw>
+                              </a:effectLst>
+                            </a14:hiddenEffects>
+                          </a:ext>
+                        </a:extLst>
+                      </wps:spPr>
+                      <wps:bodyPr rot="0" vert="horz" wrap="square" lIns="91440" tIns="45720" rIns="91440" bIns="45720" anchor="t" anchorCtr="0" upright="1">
+                        <a:noAutofit/>
+                      </wps:bodyPr>
+                    </wps:wsp>
+                  </a:graphicData>
+                </a:graphic>
+                <wp14:sizeRelH relativeFrom="page">
+                  <wp14:pctWidth>0</wp14:pctWidth>
+                </wp14:sizeRelH>
+                <wp14:sizeRelV relativeFrom="page">
+                  <wp14:pctHeight>0</wp14:pctHeight>
+                </wp14:sizeRelV>
+              </wp:anchor>
+            </w:drawing>
+          </mc:Choice>
+          <mc:Fallback>
+            <w:pict>
+              <v:rect w14:anchorId="672F5D64" id="Rectangle 2" o:spid="_x0000_s1026" style="position:absolute;margin-left:1in;margin-top:0;width:468pt;height:.95pt;z-index:-251658752;visibility:visible;mso-wrap-style:square;mso-width-percent:0;mso-height-percent:0;mso-wrap-distance-left:9pt;mso-wrap-distance-top:0;mso-wrap-distance-right:9pt;mso-wrap-distance-bottom:0;mso-position-horizontal:absolute;mso-position-horizontal-relative:page;mso-position-vertical:absolute;mso-position-vertical-relative:text;mso-width-percent:0;mso-height-percent:0;mso-width-relative:page;mso-height-relative:page;v-text-anchor:top" o:gfxdata="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" o:allowincell="f" fillcolor="black" stroked="f" strokeweight="0">
+                <w10:wrap anchorx="page"/>
+                <w10:anchorlock/>
+              </v:rect>
+            </w:pict>
+          </mc:Fallback>
+        </mc:AlternateContent>
+      </w:r>
+    </w:p>
+    <w:p>
+      <w:pPr>
+        <w:rPr>
+          <w:sz w:val="24"/>
+        </w:rPr>
+      </w:pPr>
+    </w:p>
+    <w:p>
+      <w:pPr>
+        <w:tabs>
+          <w:tab w:val="center" w:pos="4680"/>
+        </w:tabs>
+        <w:rPr>
+          <w:sz w:val="24"/>
+        </w:rPr>
+      </w:pPr>
+      <w:r>
+        <w:rPr>
+          <w:sz w:val="24"/>
+        </w:rPr>
+        <w:tab/>
+      </w:r>
+      <w:r>
+        <w:rPr>
+          <w:b/>
+          <w:bCs/>
+          <w:sz w:val="24"/>
+          <w:u w:val="single"/>
+        </w:rPr>
+        <w:t>ADDENDUM TO EXPRESS ABANDONMENT UNDER 37 CFR 1.138</w:t>
+      </w:r>
+    </w:p>
+    <w:p>
+      <w:pPr>
+        <w:rPr>
+          <w:sz w:val="24"/>
+        </w:rPr>
+      </w:pPr>
+    </w:p>
+    <w:p>
+      <w:pPr>
         <w:rPr>
           <w:noProof/>
-        </w:rPr>
-        <w:t xml:space="preserve"> </w:t>
-      </w:r>
-      <w:r>
-        <w:rPr>
-          <w:noProof/>
-        </w:rPr>
-        <w:t>SLW Ref. No. 1.003US1</w:t>
-      </w:r>
-    </w:p>
-    <w:p>
-      <w:pPr>
-        <w:tabs>
-          <w:tab w:val="left" w:pos="720"/>
-          <w:tab w:val="right" w:pos="9360"/>
-        </w:tabs>
-        <w:ind w:left="720" w:hanging="720"/>
-        <w:rPr>
-          <w:noProof/>
-        </w:rPr>
-      </w:pPr>
-      <w:r>
-        <w:rPr>
-          <w:noProof/>
-        </w:rPr>
-        <w:tab/>
-      </w:r>
-      <w:smartTag w:uri="urn:schemas-microsoft-com:office:smarttags" w:element="country-region">
-        <w:smartTag w:uri="urn:schemas-microsoft-com:office:smarttags" w:element="place">
+          <w:sz w:val="24"/>
+        </w:rPr>
+      </w:pPr>
+      <w:r>
+        <w:rPr>
+          <w:sz w:val="24"/>
+        </w:rPr>
+        <w:t>Mail Stop Express Abandonment</w:t>
+      </w:r>
+    </w:p>
+    <w:p>
+      <w:pPr>
+        <w:rPr>
+          <w:sz w:val="24"/>
+        </w:rPr>
+      </w:pPr>
+      <w:r>
+        <w:rPr>
+          <w:sz w:val="24"/>
+        </w:rPr>
+        <w:t>Commissioner for Patents</w:t>
+      </w:r>
+    </w:p>
+    <w:p>
+      <w:pPr>
+        <w:widowControl/>
+        <w:autoSpaceDE/>
+        <w:autoSpaceDN/>
+        <w:adjustRightInd/>
+        <w:rPr>
+          <w:sz w:val="24"/>
+        </w:rPr>
+      </w:pPr>
+      <w:smartTag w:uri="urn:schemas-microsoft-com:office:smarttags" w:element="address">
+        <w:smartTag w:uri="urn:schemas-microsoft-com:office:smarttags" w:element="Street">
           <w:r>
             <w:rPr>
-              <w:noProof/>
+              <w:sz w:val="24"/>
             </w:rPr>
-            <w:t>U.S.</w:t>
+            <w:t>P.O. Box</w:t>
+          </w:r>
+        </w:smartTag>
+        <w:r>
+          <w:rPr>
+            <w:sz w:val="24"/>
+          </w:rPr>
+          <w:t xml:space="preserve"> 1450</w:t>
+        </w:r>
+      </w:smartTag>
+    </w:p>
+    <w:p>
+      <w:pPr>
+        <w:rPr>
+          <w:sz w:val="24"/>
+        </w:rPr>
+      </w:pPr>
+      <w:r>
+        <w:rPr>
+          <w:sz w:val="24"/>
+        </w:rPr>
+        <w:t>Alexandria, VA 22313-1450</w:t>
+      </w:r>
+    </w:p>
+    <w:p>
+      <w:pPr>
+        <w:rPr>
+          <w:sz w:val="24"/>
+        </w:rPr>
+      </w:pPr>
+    </w:p>
+    <w:p>
+      <w:pPr>
+        <w:spacing w:line="360" w:lineRule="auto"/>
+        <w:rPr>
+          <w:sz w:val="24"/>
+        </w:rPr>
+      </w:pPr>
+      <w:r>
+        <w:rPr>
+          <w:sz w:val="24"/>
+        </w:rPr>
+        <w:tab/>
+      </w:r>
+      <w:r>
+        <w:rPr>
+          <w:sz w:val="24"/>
+        </w:rPr>
+        <w:t>This submission accompanies Applicant’s concurrently</w:t>
+      </w:r>
+      <w:r>
+        <w:rPr>
+          <w:sz w:val="24"/>
+        </w:rPr>
+        <w:t xml:space="preserve"> </w:t>
+      </w:r>
+      <w:r>
+        <w:rPr>
+          <w:sz w:val="24"/>
+        </w:rPr>
+        <w:t>filed express abandonment of the application identified above.  Applicant further clarifies that the application is expressly abandoned leaving no rights outstanding, including any right to claim the benefit of priority to the filing date of the application and the right to request reinstatement of this provisional patent application.</w:t>
+      </w:r>
+    </w:p>
+    <w:p>
+      <w:pPr>
+        <w:tabs>
+          <w:tab w:val="center" w:pos="4680"/>
+        </w:tabs>
+        <w:spacing w:line="360" w:lineRule="auto"/>
+        <w:ind w:firstLine="720"/>
+        <w:rPr>
+          <w:sz w:val="24"/>
+        </w:rPr>
+      </w:pPr>
+      <w:r>
+        <w:rPr>
+          <w:sz w:val="24"/>
+        </w:rPr>
+        <w:t xml:space="preserve">If necessary, please charge any additional fees or credit overpayment to Deposit Account </w:t>
+      </w:r>
+      <w:r>
+        <w:rPr>
+          <w:sz w:val="24"/>
+        </w:rPr>
+        <w:t>19-0743</w:t>
+      </w:r>
+      <w:r>
+        <w:rPr>
+          <w:sz w:val="24"/>
+        </w:rPr>
+        <w:t>.</w:t>
+      </w:r>
+    </w:p>
+    <w:p>
+      <w:pPr>
+        <w:rPr>
+          <w:sz w:val="24"/>
+        </w:rPr>
+      </w:pPr>
+    </w:p>
+    <w:p>
+      <w:pPr>
+        <w:ind w:firstLine="3600"/>
+        <w:rPr>
+          <w:sz w:val="24"/>
+        </w:rPr>
+      </w:pPr>
+      <w:r>
+        <w:rPr>
+          <w:sz w:val="24"/>
+        </w:rPr>
+        <w:t>Respectfully submitted,</w:t>
+      </w:r>
+    </w:p>
+    <w:p>
+      <w:pPr>
+        <w:ind w:firstLine="3600"/>
+        <w:rPr>
+          <w:sz w:val="24"/>
+        </w:rPr>
+      </w:pPr>
+    </w:p>
+    <w:p>
+      <w:pPr>
+        <w:ind w:firstLine="3600"/>
+        <w:rPr>
+          <w:sz w:val="24"/>
+        </w:rPr>
+      </w:pPr>
+      <w:r>
+        <w:rPr>
+          <w:sz w:val="22"/>
+          <w:szCs w:val="22"/>
+        </w:rPr>
+        <w:t>SCHWEGMAN, LUNDBERG &amp; WOESSNER, P.A.</w:t>
+      </w:r>
+    </w:p>
+    <w:p>
+      <w:pPr>
+        <w:ind w:firstLine="3600"/>
+        <w:rPr>
+          <w:sz w:val="24"/>
+        </w:rPr>
+      </w:pPr>
+      <w:smartTag w:uri="urn:schemas-microsoft-com:office:smarttags" w:element="address">
+        <w:smartTag w:uri="urn:schemas-microsoft-com:office:smarttags" w:element="Street">
+          <w:r>
+            <w:rPr>
+              <w:sz w:val="24"/>
+            </w:rPr>
+            <w:t>P.O. Box</w:t>
+          </w:r>
+        </w:smartTag>
+        <w:r>
+          <w:rPr>
+            <w:sz w:val="24"/>
+          </w:rPr>
+          <w:t xml:space="preserve"> 2938</w:t>
+        </w:r>
+      </w:smartTag>
+    </w:p>
+    <w:p>
+      <w:pPr>
+        <w:ind w:firstLine="3600"/>
+        <w:rPr>
+          <w:sz w:val="24"/>
+        </w:rPr>
+      </w:pPr>
+      <w:smartTag w:uri="urn:schemas-microsoft-com:office:smarttags" w:element="place">
+        <w:smartTag w:uri="urn:schemas-microsoft-com:office:smarttags" w:element="City">
+          <w:r>
+            <w:rPr>
+              <w:sz w:val="24"/>
+            </w:rPr>
+            <w:t>Minneapolis</w:t>
+          </w:r>
+        </w:smartTag>
+        <w:r>
+          <w:rPr>
+            <w:sz w:val="24"/>
+          </w:rPr>
+          <w:t xml:space="preserve">, </w:t>
+        </w:r>
+        <w:smartTag w:uri="urn:schemas-microsoft-com:office:smarttags" w:element="State">
+          <w:r>
+            <w:rPr>
+              <w:sz w:val="24"/>
+            </w:rPr>
+            <w:t>MN</w:t>
+          </w:r>
+        </w:smartTag>
+        <w:r>
+          <w:rPr>
+            <w:sz w:val="24"/>
+          </w:rPr>
+          <w:t xml:space="preserve">  </w:t>
+        </w:r>
+        <w:smartTag w:uri="urn:schemas-microsoft-com:office:smarttags" w:element="PostalCode">
+          <w:r>
+            <w:rPr>
+              <w:sz w:val="24"/>
+            </w:rPr>
+            <w:t>55402</w:t>
           </w:r>
         </w:smartTag>
       </w:smartTag>
-      <w:r>
-        <w:rPr>
-          <w:noProof/>
-        </w:rPr>
-        <w:t xml:space="preserve"> Patent Application Serial No.: 12/356,986</w:t>
+    </w:p>
+    <w:p>
+      <w:pPr>
+        <w:ind w:firstLine="3600"/>
+        <w:rPr>
+          <w:sz w:val="24"/>
+        </w:rPr>
+      </w:pPr>
+      <w:r>
+        <w:rPr>
+          <w:sz w:val="24"/>
+        </w:rPr>
+        <w:t>()--</w:t>
+      </w:r>
+    </w:p>
+    <w:p>
+      <w:pPr>
+        <w:rPr>
+          <w:sz w:val="24"/>
+        </w:rPr>
+      </w:pPr>
+    </w:p>
+    <w:p>
+      <w:pPr>
+        <w:rPr>
+          <w:sz w:val="24"/>
+        </w:rPr>
+      </w:pPr>
+      <w:r>
+        <w:rPr>
+          <w:sz w:val="24"/>
+        </w:rPr>
+        <w:tab/>
+        <w:t>{{Dte_es_:signer1:date}}</w:t>
+      </w:r>
+      <w:r>
+        <w:rPr>
+          <w:sz w:val="24"/>
+        </w:rPr>
+        <w:tab/>
+      </w:r>
+      <w:r>
+        <w:rPr>
+          <w:sz w:val="24"/>
+        </w:rPr>
+        <w:tab/>
+        <w:t>/ {{Sig_es_:signer1:signature}} /</w:t>
       </w:r>
     </w:p>
     <w:p>
       <w:pPr>
         <w:tabs>
-          <w:tab w:val="left" w:pos="720"/>
-          <w:tab w:val="right" w:pos="9360"/>
+          <w:tab w:val="left" w:pos="3600"/>
         </w:tabs>
-        <w:ind w:left="720" w:hanging="720"/>
-      </w:pPr>
-      <w:r>
-        <w:rPr>
-          <w:noProof/>
+        <w:rPr>
+          <w:sz w:val="24"/>
+        </w:rPr>
+      </w:pPr>
+      <w:r>
+        <w:rPr>
+          <w:sz w:val="24"/>
+        </w:rPr>
+        <w:t>Date _________________________</w:t>
+      </w:r>
+      <w:r>
+        <w:rPr>
+          <w:sz w:val="24"/>
         </w:rPr>
         <w:tab/>
-        <w:t>Title:  Method and apparatus for making a title for a matter 1000</w:t>
-      </w:r>
-    </w:p>
-    <w:p>
-      <w:pPr>
-        <w:rPr>
-          <w:noProof/>
-        </w:rPr>
-      </w:pPr>
-      <w:r>
-        <w:rPr>
-          <w:noProof/>
-        </w:rPr>
-      </w:r>
-    </w:p>
-    <w:p>
-      <w:pPr>
-        <w:rPr>
-          <w:noProof/>
-        </w:rPr>
-      </w:pPr>
-      <w:r>
-        <w:t xml:space="preserve">The following represents </w:t>
-      </w:r>
-      <w:r>
-        <w:t>new activity on the above mentioned matter.</w:t>
-      </w:r>
-      <w:r>
-        <w:t xml:space="preserve"> </w:t>
-      </w:r>
-    </w:p>
-    <w:p>
-      <w:pPr>
-        <w:tabs>
-          <w:tab w:val="right" w:pos="9360"/>
-        </w:tabs>
-      </w:pPr>
-    </w:p>
-    <w:p>
-      <w:pPr>
-        <w:tabs>
-          <w:tab w:val="right" w:pos="9360"/>
-        </w:tabs>
-      </w:pPr>
-      <w:r>
-        <w:t>Attached for your file is a copy of the following items filed in the U.S. Patent and Trademark Office with regard to the above identified application:</w:t>
-      </w:r>
-    </w:p>
-    <w:p>
-      <w:pPr>
-        <w:tabs>
-          <w:tab w:val="right" w:pos="9360"/>
-        </w:tabs>
-      </w:pPr>
-    </w:p>
-    <w:p>
-      <w:pPr>
-        <w:tabs>
-          <w:tab w:val="right" w:pos="9360"/>
-        </w:tabs>
-        <w:rPr>
-          <w:u w:val="single"/>
-        </w:rPr>
-      </w:pPr>
-      <w:r>
-        <w:rPr>
-          <w:u w:val="single"/>
-        </w:rPr>
-        <w:t>Date Filed</w:t>
-      </w:r>
-      <w:r>
-        <w:t xml:space="preserve">                             </w:t>
-      </w:r>
-      <w:r>
-        <w:rPr>
-          <w:u w:val="single"/>
-        </w:rPr>
-        <w:t>Document(s)</w:t>
-      </w:r>
-    </w:p>
-    <w:p>
-      <w:pPr>
-        <w:tabs>
-          <w:tab w:val="right" w:pos="9360"/>
-        </w:tabs>
-      </w:pPr>
-      <w:r>
-        <w:t>November 01, 2024</w:t>
-        <w:tab/>
-        <w:tab/>
-        <w:tab/>
-        <w:t xml:space="preserve">Notice of Allowance Received            </w:t>
-      </w:r>
-    </w:p>
-    <w:p>
-      <w:pPr>
-        <w:tabs>
-          <w:tab w:val="right" w:pos="9360"/>
-        </w:tabs>
-      </w:pPr>
-    </w:p>
-    <w:p>
-      <w:r>
-        <w:t>ACTION REQUIRED:  None at this time.</w:t>
-      </w:r>
-    </w:p>
-    <w:p>
-      <w:pPr>
-        <w:tabs>
-          <w:tab w:val="right" w:pos="9360"/>
-        </w:tabs>
-      </w:pPr>
-    </w:p>
-    <w:p>
-      <w:r>
-        <w:t xml:space="preserve">ADDITIONAL NOTES:  </w:t>
-      </w:r>
-      <w:r>
-        <w:t xml:space="preserve">If you have any questions or comments, please contact </w:t>
-      </w:r>
-      <w:r>
-        <w:rPr>
-          <w:noProof/>
-        </w:rPr>
-        <w:t>Attorney Test at 612-373-6900 or Emily Bates at 612-371-2163</w:t>
-      </w:r>
-      <w:r>
-        <w:t>.</w:t>
-      </w:r>
-    </w:p>
-    <w:bookmarkEnd w:id="0"/>
-    <w:bookmarkEnd w:id="1"/>
-    <w:p/>
-    <w:p>
-      <w:r>
-        <w:t xml:space="preserve">Reported By: </w:t>
-      </w:r>
-    </w:p>
-    <w:p/>
-    <w:p>
-      <w:r>
-        <w:t>Caitlin E. Puckett</w:t>
-      </w:r>
-    </w:p>
-    <w:p>
-      <w:r>
-        <w:t xml:space="preserve">Case Management Assistant </w:t>
-      </w:r>
-    </w:p>
-    <w:p/>
-    <w:p>
-      <w:r>
-        <w:t xml:space="preserve">Attachments </w:t>
-      </w:r>
-    </w:p>
-    <w:p>
-      <w:r>
-        <w:t xml:space="preserve">This electronic transmission contains information which is confidential and/or privileged. The information is intended for use only by the individual or entity named above. If you are not the intended recipient (or the employee or agent responsible for delivering this information to the intended recipient), you are hereby notified that any use, dissemination, distribution, or copying of this communication is prohibited. If you have received this information in error, please notify me immediately by telephone at 612-373-6900 or by electronic mail and delete all copies of the transmission. Thank you.      </w:t>
-      </w:r>
-    </w:p>
-    <w:p/>
-    <w:p>
-      <w:r>
-        <w:t xml:space="preserve">Schwegman Lundberg &amp; Woessner, P.A  </w:t>
-      </w:r>
-    </w:p>
-    <w:p>
-      <w:r>
-        <w:t xml:space="preserve">1600 TCF Tower, 121 South Eighth Street, Minneapolis, MN 55402  </w:t>
-      </w:r>
-    </w:p>
-    <w:p>
-      <w:r>
-        <w:t xml:space="preserve">Telephone: (612) 373-6900  </w:t>
-      </w:r>
-    </w:p>
-    <w:p>
-      <w:r>
-        <w:t xml:space="preserve">Fax: (612) 339-3061  </w:t>
-      </w:r>
-    </w:p>
-    <w:p>
-      <w:r>
-        <w:t>Web site: www.slwip.com</w:t>
-      </w:r>
+        <w:t>By  ___________________________________________</w:t>
+      </w:r>
+    </w:p>
+    <w:p>
+      <w:pPr>
+        <w:ind w:firstLine="4320"/>
+        <w:rPr>
+          <w:sz w:val="24"/>
+        </w:rPr>
+      </w:pPr>
+      <w:r>
+        <w:rPr>
+          <w:rFonts w:cs="Arial"/>
+          <w:sz w:val="24"/>
+        </w:rPr>
+        <w:t>Homer J. Simpson</w:t>
+      </w:r>
+    </w:p>
+    <w:p>
+      <w:pPr>
+        <w:ind w:firstLine="4320"/>
+        <w:rPr>
+          <w:sz w:val="16"/>
+          <w:szCs w:val="16"/>
+        </w:rPr>
+      </w:pPr>
+      <w:r>
+        <w:rPr>
+          <w:sz w:val="24"/>
+        </w:rPr>
+        <w:t xml:space="preserve">Reg. No. </w:t>
+      </w:r>
+      <w:r>
+        <w:rPr>
+          <w:rFonts w:cs="Arial"/>
+          <w:sz w:val="24"/>
+        </w:rPr>
+      </w:r>
+    </w:p>
+    <w:p>
+      <w:pPr>
+        <w:rPr>
+          <w:sz w:val="16"/>
+          <w:szCs w:val="16"/>
+        </w:rPr>
+      </w:pPr>
     </w:p>
     <w:sectPr>
       <w:headerReference w:type="default" r:id="rId6"/>
       <w:footerReference w:type="default" r:id="rId9"/>
+      <w:endnotePr>
+        <w:numFmt w:val="decimal"/>
+      </w:endnotePr>
+      <w:type w:val="continuous"/>
       <w:pgSz w:w="12240" w:h="15840" w:code="1"/>
-      <w:pgMar w:top="1872" w:right="1440" w:bottom="1440" w:left="1440" w:header="720" w:footer="720" w:gutter="0"/>
-      <w:paperSrc w:first="1" w:other="2"/>
+      <w:pgMar w:top="1080" w:right="1440" w:bottom="1080" w:left="1440" w:header="1080" w:footer="1080" w:gutter="0"/>
       <w:cols w:space="720"/>
+      <w:noEndnote/>
       <w:titlePg/>
-      <w:docGrid w:linePitch="360"/>
     </w:sectPr>
   </w:body>
 </w:document>
@@ -413,17 +791,253 @@
 <w:hdr xmlns:wpc="http://schemas.microsoft.com/office/word/2010/wordprocessingCanvas" xmlns:cx="http://schemas.microsoft.com/office/drawing/2014/chartex" xmlns:cx1="http://schemas.microsoft.com/office/drawing/2015/9/8/chartex" xmlns:cx2="http://schemas.microsoft.com/office/drawing/2015/10/21/chartex" xmlns:cx3="http://schemas.microsoft.com/office/drawing/2016/5/9/chartex" xmlns:cx4="http://schemas.microsoft.com/office/drawing/2016/5/10/chartex" xmlns:cx5="http://schemas.microsoft.com/office/drawing/2016/5/11/chartex" xmlns:cx6="http://schemas.microsoft.com/office/drawing/2016/5/12/chartex" xmlns:cx7="http://schemas.microsoft.com/office/drawing/2016/5/13/chartex" xmlns:cx8="http://schemas.microsoft.com/office/drawing/2016/5/14/chartex" xmlns:mc="http://schemas.openxmlformats.org/markup-compatibility/2006" xmlns:aink="http://schemas.microsoft.com/office/drawing/2016/ink" xmlns:am3d="http://schemas.microsoft.com/office/drawing/2017/model3d" xmlns:o="urn:schemas-microsoft-com:office:office" xmlns:oel="http://schemas.microsoft.com/office/2019/extlst" xmlns:r="http://schemas.openxmlformats.org/officeDocument/2006/relationships" xmlns:m="http://schemas.openxmlformats.org/officeDocument/2006/math" xmlns:v="urn:schemas-microsoft-com:vml" xmlns:wp14="http://schemas.microsoft.com/office/word/2010/wordprocessingDrawing" xmlns:wp="http://schemas.openxmlformats.org/drawingml/2006/wordprocessingDrawing" xmlns:w10="urn:schemas-microsoft-com:office:word" xmlns:w="http://schemas.openxmlformats.org/wordprocessingml/2006/main" xmlns:w14="http://schemas.microsoft.com/office/word/2010/wordml" xmlns:w15="http://schemas.microsoft.com/office/word/2012/wordml" xmlns:w16cex="http://schemas.microsoft.com/office/word/2018/wordml/cex" xmlns:w16cid="http://schemas.microsoft.com/office/word/2016/wordml/cid" xmlns:w16="http://schemas.microsoft.com/office/word/2018/wordml" xmlns:w16sdtdh="http://schemas.microsoft.com/office/word/2020/wordml/sdtdatahash" xmlns:w16se="http://schemas.microsoft.com/office/word/2015/wordml/symex" xmlns:wpg="http://schemas.microsoft.com/office/word/2010/wordprocessingGroup" xmlns:wpi="http://schemas.microsoft.com/office/word/2010/wordprocessingInk" xmlns:wne="http://schemas.microsoft.com/office/word/2006/wordml" xmlns:wps="http://schemas.microsoft.com/office/word/2010/wordprocessingShape" mc:Ignorable="w14 w15 w16se w16cid w16 w16cex w16sdtdh wp14">
   <w:p>
     <w:pPr>
-      <w:pStyle w:val="Header"/>
-      <w:framePr w:wrap="around" w:vAnchor="text" w:hAnchor="margin" w:y="1"/>
-      <w:rPr>
-        <w:rStyle w:val="PageNumber"/>
+      <w:tabs>
+        <w:tab w:val="left" w:pos="2175"/>
+        <w:tab w:val="right" w:pos="9360"/>
+      </w:tabs>
+      <w:jc w:val="both"/>
+      <w:rPr>
+        <w:sz w:val="16"/>
+        <w:szCs w:val="16"/>
       </w:rPr>
     </w:pPr>
+    <w:r>
+      <w:rPr>
+        <w:b/>
+        <w:bCs/>
+        <w:sz w:val="16"/>
+        <w:szCs w:val="16"/>
+      </w:rPr>
+      <w:t>&lt;&lt;headerText&gt;&gt;</w:t>
+    </w:r>
+    <w:r>
+      <w:rPr>
+        <w:b/>
+        <w:bCs/>
+        <w:sz w:val="16"/>
+        <w:szCs w:val="16"/>
+      </w:rPr>
+      <w:tab/>
+    </w:r>
+    <w:r>
+      <w:rPr>
+        <w:b/>
+        <w:bCs/>
+        <w:sz w:val="16"/>
+        <w:szCs w:val="16"/>
+      </w:rPr>
+      <w:tab/>
+      <w:t xml:space="preserve">Page </w:t>
+    </w:r>
+    <w:r>
+      <w:rPr>
+        <w:b/>
+        <w:bCs/>
+        <w:sz w:val="16"/>
+        <w:szCs w:val="16"/>
+      </w:rPr>
+      <w:fldChar w:fldCharType="begin"/>
+    </w:r>
+    <w:r>
+      <w:rPr>
+        <w:b/>
+        <w:bCs/>
+        <w:sz w:val="16"/>
+        <w:szCs w:val="16"/>
+      </w:rPr>
+      <w:instrText xml:space="preserve">PAGE </w:instrText>
+    </w:r>
+    <w:r>
+      <w:rPr>
+        <w:b/>
+        <w:bCs/>
+        <w:sz w:val="16"/>
+        <w:szCs w:val="16"/>
+      </w:rPr>
+      <w:fldChar w:fldCharType="separate"/>
+    </w:r>
+    <w:r>
+      <w:rPr>
+        <w:b/>
+        <w:bCs/>
+        <w:noProof/>
+        <w:sz w:val="16"/>
+        <w:szCs w:val="16"/>
+      </w:rPr>
+      <w:t>2</w:t>
+    </w:r>
+    <w:r>
+      <w:rPr>
+        <w:b/>
+        <w:bCs/>
+        <w:sz w:val="16"/>
+        <w:szCs w:val="16"/>
+      </w:rPr>
+      <w:fldChar w:fldCharType="end"/>
+    </w:r>
   </w:p>
   <w:p>
     <w:pPr>
-      <w:pStyle w:val="Header"/>
+      <w:tabs>
+        <w:tab w:val="right" w:pos="9360"/>
+      </w:tabs>
+      <w:jc w:val="both"/>
+      <w:rPr>
+        <w:sz w:val="16"/>
+        <w:szCs w:val="16"/>
+      </w:rPr>
     </w:pPr>
+    <w:r>
+      <w:rPr>
+        <w:sz w:val="16"/>
+        <w:szCs w:val="16"/>
+      </w:rPr>
+      <w:t>Serial Number: 12/356,986</w:t>
+    </w:r>
+    <w:r>
+      <w:rPr>
+        <w:sz w:val="16"/>
+        <w:szCs w:val="16"/>
+      </w:rPr>
+      <w:tab/>
+      <w:t>Dkt: 1.003US1</w:t>
+    </w:r>
+  </w:p>
+  <w:p>
+    <w:pPr>
+      <w:jc w:val="both"/>
+      <w:rPr>
+        <w:sz w:val="16"/>
+        <w:szCs w:val="16"/>
+      </w:rPr>
+    </w:pPr>
+    <w:r>
+      <w:rPr>
+        <w:sz w:val="16"/>
+        <w:szCs w:val="16"/>
+      </w:rPr>
+      <w:t>Filing Date: August 21, 2023</w:t>
+    </w:r>
+  </w:p>
+  <w:p>
+    <w:pPr>
+      <w:tabs>
+        <w:tab w:val="left" w:pos="-1440"/>
+      </w:tabs>
+      <w:ind w:left="720" w:hanging="720"/>
+      <w:jc w:val="both"/>
+      <w:rPr>
+        <w:sz w:val="16"/>
+        <w:szCs w:val="16"/>
+      </w:rPr>
+    </w:pPr>
+    <w:r>
+      <w:rPr>
+        <w:sz w:val="16"/>
+        <w:szCs w:val="16"/>
+      </w:rPr>
+      <w:t>Title:  Method and apparatus for making a title for a matter 1000</w:t>
+    </w:r>
+  </w:p>
+  <w:p>
+    <w:pPr>
+      <w:spacing w:line="19" w:lineRule="exact"/>
+      <w:jc w:val="both"/>
+      <w:rPr>
+        <w:sz w:val="16"/>
+        <w:szCs w:val="16"/>
+      </w:rPr>
+    </w:pPr>
+    <w:r>
+      <w:rPr>
+        <w:noProof/>
+      </w:rPr>
+      <mc:AlternateContent>
+        <mc:Choice Requires="wps">
+          <w:drawing>
+            <wp:anchor distT="0" distB="0" distL="114300" distR="114300" simplePos="0" relativeHeight="251657728" behindDoc="1" locked="1" layoutInCell="0" allowOverlap="1" wp14:anchorId="182952F3" wp14:editId="360F79C4">
+              <wp:simplePos x="0" y="0"/>
+              <wp:positionH relativeFrom="page">
+                <wp:posOffset>914400</wp:posOffset>
+              </wp:positionH>
+              <wp:positionV relativeFrom="paragraph">
+                <wp:posOffset>0</wp:posOffset>
+              </wp:positionV>
+              <wp:extent cx="5943600" cy="12065"/>
+              <wp:effectExtent l="0" t="0" r="0" b="0"/>
+              <wp:wrapNone/>
+              <wp:docPr id="1" name="Rectangle 1"/>
+              <wp:cNvGraphicFramePr>
+                <a:graphicFrameLocks xmlns:a="http://schemas.openxmlformats.org/drawingml/2006/main"/>
+              </wp:cNvGraphicFramePr>
+              <a:graphic xmlns:a="http://schemas.openxmlformats.org/drawingml/2006/main">
+                <a:graphicData uri="http://schemas.microsoft.com/office/word/2010/wordprocessingShape">
+                  <wps:wsp>
+                    <wps:cNvSpPr>
+                      <a:spLocks noChangeArrowheads="1"/>
+                    </wps:cNvSpPr>
+                    <wps:spPr bwMode="auto">
+                      <a:xfrm>
+                        <a:off x="0" y="0"/>
+                        <a:ext cx="5943600" cy="12065"/>
+                      </a:xfrm>
+                      <a:prstGeom prst="rect">
+                        <a:avLst/>
+                      </a:prstGeom>
+                      <a:solidFill>
+                        <a:srgbClr val="000000"/>
+                      </a:solidFill>
+                      <a:ln>
+                        <a:noFill/>
+                      </a:ln>
+                      <a:effectLst/>
+                      <a:extLst>
+                        <a:ext uri="{91240B29-F687-4F45-9708-019B960494DF}">
+                          <a14:hiddenLine xmlns:a14="http://schemas.microsoft.com/office/drawing/2010/main" w="0">
+                            <a:solidFill>
+                              <a:srgbClr val="000000"/>
+                            </a:solidFill>
+                            <a:miter lim="800000"/>
+                            <a:headEnd/>
+                            <a:tailEnd/>
+                          </a14:hiddenLine>
+                        </a:ext>
+                        <a:ext uri="{AF507438-7753-43E0-B8FC-AC1667EBCBE1}">
+                          <a14:hiddenEffects xmlns:a14="http://schemas.microsoft.com/office/drawing/2010/main">
+                            <a:effectLst>
+                              <a:outerShdw dist="35921" dir="2700000" algn="ctr" rotWithShape="0">
+                                <a:srgbClr val="808080"/>
+                              </a:outerShdw>
+                            </a:effectLst>
+                          </a14:hiddenEffects>
+                        </a:ext>
+                      </a:extLst>
+                    </wps:spPr>
+                    <wps:bodyPr rot="0" vert="horz" wrap="square" lIns="91440" tIns="45720" rIns="91440" bIns="45720" anchor="t" anchorCtr="0" upright="1">
+                      <a:noAutofit/>
+                    </wps:bodyPr>
+                  </wps:wsp>
+                </a:graphicData>
+              </a:graphic>
+              <wp14:sizeRelH relativeFrom="page">
+                <wp14:pctWidth>0</wp14:pctWidth>
+              </wp14:sizeRelH>
+              <wp14:sizeRelV relativeFrom="page">
+                <wp14:pctHeight>0</wp14:pctHeight>
+              </wp14:sizeRelV>
+            </wp:anchor>
+          </w:drawing>
+        </mc:Choice>
+        <mc:Fallback>
+          <w:pict>
+            <v:rect w14:anchorId="36D31AEF" id="Rectangle 1" o:spid="_x0000_s1026" style="position:absolute;margin-left:1in;margin-top:0;width:468pt;height:.95pt;z-index:-251658752;visibility:visible;mso-wrap-style:square;mso-width-percent:0;mso-height-percent:0;mso-wrap-distance-left:9pt;mso-wrap-distance-top:0;mso-wrap-distance-right:9pt;mso-wrap-distance-bottom:0;mso-position-horizontal:absolute;mso-position-horizontal-relative:page;mso-position-vertical:absolute;mso-position-vertical-relative:text;mso-width-percent:0;mso-height-percent:0;mso-width-relative:page;mso-height-relative:page;v-text-anchor:top" o:gfxdata="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" o:allowincell="f" fillcolor="black" stroked="f" strokeweight="0">
+              <w10:wrap anchorx="page"/>
+              <w10:anchorlock/>
+            </v:rect>
+          </w:pict>
+        </mc:Fallback>
+      </mc:AlternateContent>
+    </w:r>
   </w:p>
 </w:hdr>
 </file>
@@ -455,7 +1069,6 @@
     <w:lsdException w:name="Subtitle" w:qFormat="1"/>
     <w:lsdException w:name="Strong" w:qFormat="1"/>
     <w:lsdException w:name="Emphasis" w:qFormat="1"/>
-    <w:lsdException w:name="Normal (Web)" w:uiPriority="99"/>
     <w:lsdException w:name="Normal Table" w:semiHidden="1" w:unhideWhenUsed="1"/>
     <w:lsdException w:name="Table Simple 1" w:semiHidden="1" w:unhideWhenUsed="1"/>
     <w:lsdException w:name="Table Simple 2" w:semiHidden="1" w:unhideWhenUsed="1"/>
@@ -724,8 +1337,13 @@
   <w:style w:type="paragraph" w:default="1" w:styleId="Normal">
     <w:name w:val="Normal"/>
     <w:qFormat/>
+    <w:pPr>
+      <w:widowControl w:val="0"/>
+      <w:autoSpaceDE w:val="0"/>
+      <w:autoSpaceDN w:val="0"/>
+      <w:adjustRightInd w:val="0"/>
+    </w:pPr>
     <w:rPr>
-      <w:sz w:val="24"/>
       <w:szCs w:val="24"/>
     </w:rPr>
   </w:style>
@@ -756,6 +1374,10 @@
     <w:semiHidden/>
     <w:unhideWhenUsed/>
   </w:style>
+  <w:style w:type="character" w:styleId="FootnoteReference">
+    <w:name w:val="footnote reference"/>
+    <w:semiHidden/>
+  </w:style>
   <w:style w:type="paragraph" w:styleId="Header">
     <w:name w:val="header"/>
     <w:basedOn w:val="Normal"/>
@@ -776,14 +1398,10 @@
       </w:tabs>
     </w:pPr>
   </w:style>
-  <w:style w:type="character" w:styleId="PageNumber">
-    <w:name w:val="page number"/>
-    <w:basedOn w:val="DefaultParagraphFont"/>
-  </w:style>
   <w:style w:type="character" w:styleId="CommentReference">
     <w:name w:val="annotation reference"/>
     <w:semiHidden/>
-    <w:rsid w:val="00E37330"/>
+    <w:rsid w:val="00304F90"/>
     <w:rPr>
       <w:sz w:val="16"/>
       <w:szCs w:val="16"/>
@@ -793,9 +1411,8 @@
     <w:name w:val="annotation text"/>
     <w:basedOn w:val="Normal"/>
     <w:semiHidden/>
-    <w:rsid w:val="00E37330"/>
+    <w:rsid w:val="00304F90"/>
     <w:rPr>
-      <w:sz w:val="20"/>
       <w:szCs w:val="20"/>
     </w:rPr>
   </w:style>
@@ -804,7 +1421,7 @@
     <w:basedOn w:val="CommentText"/>
     <w:next w:val="CommentText"/>
     <w:semiHidden/>
-    <w:rsid w:val="00E37330"/>
+    <w:rsid w:val="00304F90"/>
     <w:rPr>
       <w:b/>
       <w:bCs/>
@@ -814,41 +1431,11 @@
     <w:name w:val="Balloon Text"/>
     <w:basedOn w:val="Normal"/>
     <w:semiHidden/>
-    <w:rsid w:val="00E37330"/>
+    <w:rsid w:val="00304F90"/>
     <w:rPr>
       <w:rFonts w:ascii="Tahoma" w:hAnsi="Tahoma" w:cs="Tahoma"/>
       <w:sz w:val="16"/>
       <w:szCs w:val="16"/>
-    </w:rPr>
-  </w:style>
-  <w:style w:type="table" w:styleId="TableGrid">
-    <w:name w:val="Table Grid"/>
-    <w:basedOn w:val="TableNormal"/>
-    <w:rsid w:val="00B15302"/>
-    <w:tblPr>
-      <w:tblBorders>
-        <w:top w:val="single" w:sz="4" w:space="0" w:color="auto"/>
-        <w:left w:val="single" w:sz="4" w:space="0" w:color="auto"/>
-        <w:bottom w:val="single" w:sz="4" w:space="0" w:color="auto"/>
-        <w:right w:val="single" w:sz="4" w:space="0" w:color="auto"/>
-        <w:insideH w:val="single" w:sz="4" w:space="0" w:color="auto"/>
-        <w:insideV w:val="single" w:sz="4" w:space="0" w:color="auto"/>
-      </w:tblBorders>
-    </w:tblPr>
-  </w:style>
-  <w:style w:type="paragraph" w:styleId="NormalWeb">
-    <w:name w:val="Normal (Web)"/>
-    <w:basedOn w:val="Normal"/>
-    <w:uiPriority w:val="99"/>
-    <w:unhideWhenUsed/>
-    <w:rsid w:val="00125027"/>
-    <w:pPr>
-      <w:spacing w:before="100" w:beforeAutospacing="1" w:after="100" w:afterAutospacing="1"/>
-    </w:pPr>
-    <w:rPr>
-      <w:rFonts w:ascii="Calibri" w:eastAsia="Calibri" w:hAnsi="Calibri" w:cs="Calibri"/>
-      <w:sz w:val="22"/>
-      <w:szCs w:val="22"/>
     </w:rPr>
   </w:style>
 </w:styles>

--- a/project/documents/merged/Document1.docx
+++ b/project/documents/merged/Document1.docx
@@ -4,546 +4,1750 @@
   <w:body>
     <w:p>
       <w:pPr>
-        <w:widowControl/>
         <w:tabs>
-          <w:tab w:val="center" w:pos="3902"/>
+          <w:tab w:val="left" w:pos="2520"/>
         </w:tabs>
-        <w:spacing w:line="360" w:lineRule="auto"/>
-        <w:rPr>
-          <w:rFonts w:ascii="Times New Roman" w:eastAsia="@WipoUni" w:hAnsi="Times New Roman"/>
-        </w:rPr>
-      </w:pPr>
-      <w:r>
-        <w:rPr>
-          <w:rFonts w:ascii="Times New Roman" w:eastAsia="@WipoUni" w:hAnsi="Times New Roman"/>
-          <w:u w:val="single"/>
-        </w:rPr>
-        <w:t>NOTARIAL CERTIFICATE</w:t>
-      </w:r>
-    </w:p>
-    <w:p>
-      <w:pPr>
-        <w:widowControl/>
-        <w:spacing w:line="360" w:lineRule="auto"/>
-        <w:rPr>
-          <w:rFonts w:ascii="Times New Roman" w:eastAsia="@WipoUni" w:hAnsi="Times New Roman"/>
-        </w:rPr>
-      </w:pPr>
-    </w:p>
-    <w:p>
-      <w:pPr>
-        <w:widowControl/>
-        <w:spacing w:line="360" w:lineRule="auto"/>
-        <w:rPr>
-          <w:rFonts w:ascii="Times New Roman" w:eastAsia="@WipoUni" w:hAnsi="Times New Roman"/>
-        </w:rPr>
-      </w:pPr>
-    </w:p>
-    <w:p>
-      <w:pPr>
-        <w:widowControl/>
-        <w:rPr>
-          <w:rFonts w:ascii="Times New Roman" w:eastAsia="@WipoUni" w:hAnsi="Times New Roman"/>
-        </w:rPr>
-      </w:pPr>
-      <w:r>
-        <w:rPr>
-          <w:rFonts w:ascii="Times New Roman" w:eastAsia="@WipoUni" w:hAnsi="Times New Roman"/>
-        </w:rPr>
-        <w:t xml:space="preserve">State of </w:t>
-      </w:r>
-      <w:smartTag w:uri="urn:schemas-microsoft-com:office:smarttags" w:element="place">
-        <w:smartTag w:uri="urn:schemas-microsoft-com:office:smarttags" w:element="State">
-          <w:r>
-            <w:rPr>
-              <w:rFonts w:ascii="Times New Roman" w:eastAsia="@WipoUni" w:hAnsi="Times New Roman"/>
-            </w:rPr>
-            <w:t>Minnesota</w:t>
-          </w:r>
-        </w:smartTag>
-      </w:smartTag>
-      <w:r>
-        <w:rPr>
-          <w:rFonts w:ascii="Times New Roman" w:eastAsia="@WipoUni" w:hAnsi="Times New Roman"/>
-        </w:rPr>
-        <w:tab/>
-        <w:t>)</w:t>
-      </w:r>
-    </w:p>
-    <w:p>
-      <w:pPr>
-        <w:widowControl/>
-        <w:ind w:firstLine="2160"/>
-        <w:rPr>
-          <w:rFonts w:ascii="Times New Roman" w:eastAsia="@WipoUni" w:hAnsi="Times New Roman"/>
-        </w:rPr>
-      </w:pPr>
-      <w:r>
-        <w:rPr>
-          <w:rFonts w:ascii="Times New Roman" w:eastAsia="@WipoUni" w:hAnsi="Times New Roman"/>
-        </w:rPr>
-        <w:t>)</w:t>
-      </w:r>
-      <w:r>
-        <w:rPr>
-          <w:rFonts w:ascii="Times New Roman" w:eastAsia="@WipoUni" w:hAnsi="Times New Roman"/>
-        </w:rPr>
-        <w:tab/>
-      </w:r>
-    </w:p>
-    <w:p>
-      <w:pPr>
-        <w:widowControl/>
-        <w:rPr>
-          <w:rFonts w:ascii="Times New Roman" w:eastAsia="@WipoUni" w:hAnsi="Times New Roman"/>
-        </w:rPr>
-      </w:pPr>
-      <w:smartTag w:uri="urn:schemas-microsoft-com:office:smarttags" w:element="place">
-        <w:smartTag w:uri="urn:schemas-microsoft-com:office:smarttags" w:element="PlaceType">
-          <w:r>
-            <w:rPr>
-              <w:rFonts w:ascii="Times New Roman" w:eastAsia="@WipoUni" w:hAnsi="Times New Roman"/>
-            </w:rPr>
-            <w:t>County</w:t>
-          </w:r>
-        </w:smartTag>
-        <w:r>
-          <w:rPr>
-            <w:rFonts w:ascii="Times New Roman" w:eastAsia="@WipoUni" w:hAnsi="Times New Roman"/>
-          </w:rPr>
-          <w:t xml:space="preserve"> of </w:t>
-        </w:r>
-        <w:smartTag w:uri="urn:schemas-microsoft-com:office:smarttags" w:element="PlaceName">
-          <w:r>
-            <w:rPr>
-              <w:rFonts w:ascii="Times New Roman" w:eastAsia="@WipoUni" w:hAnsi="Times New Roman"/>
-            </w:rPr>
-            <w:t>Hennepin</w:t>
-          </w:r>
-        </w:smartTag>
-      </w:smartTag>
-      <w:r>
-        <w:rPr>
-          <w:rFonts w:ascii="Times New Roman" w:eastAsia="@WipoUni" w:hAnsi="Times New Roman"/>
-        </w:rPr>
-        <w:tab/>
-        <w:t>)</w:t>
-      </w:r>
-    </w:p>
-    <w:p>
-      <w:pPr>
-        <w:widowControl/>
-        <w:rPr>
-          <w:rFonts w:ascii="Times New Roman" w:eastAsia="@WipoUni" w:hAnsi="Times New Roman"/>
-        </w:rPr>
-      </w:pPr>
-    </w:p>
-    <w:p>
-      <w:pPr>
-        <w:widowControl/>
-        <w:rPr>
-          <w:rFonts w:ascii="Times New Roman" w:eastAsia="@WipoUni" w:hAnsi="Times New Roman"/>
-        </w:rPr>
-      </w:pPr>
-    </w:p>
-    <w:p>
-      <w:pPr>
-        <w:widowControl/>
-        <w:spacing w:line="360" w:lineRule="auto"/>
-        <w:rPr>
-          <w:rFonts w:ascii="Times New Roman" w:eastAsia="@WipoUni" w:hAnsi="Times New Roman"/>
-        </w:rPr>
-      </w:pPr>
-      <w:r>
-        <w:rPr>
-          <w:rFonts w:ascii="Times New Roman" w:eastAsia="@WipoUni" w:hAnsi="Times New Roman"/>
-        </w:rPr>
-        <w:t xml:space="preserve">I, </w:t>
-      </w:r>
-      <w:r>
-        <w:rPr>
-          <w:rFonts w:ascii="Times New Roman" w:eastAsia="@WipoUni" w:hAnsi="Times New Roman"/>
-        </w:rPr>
-        <w:t>NO FF CMG PERSONNEL</w:t>
-      </w:r>
-      <w:r>
-        <w:rPr>
-          <w:rFonts w:ascii="Times New Roman" w:eastAsia="@WipoUni" w:hAnsi="Times New Roman"/>
-        </w:rPr>
-        <w:t xml:space="preserve">, a foreign filing case manager of the law firm Schwegman Lundberg &amp; Woessner, P.A., </w:t>
-      </w:r>
-      <w:r>
-        <w:rPr>
-          <w:rFonts w:ascii="Times New Roman" w:eastAsia="@WipoUni" w:hAnsi="Times New Roman"/>
+        <w:jc w:val="center"/>
+        <w:rPr>
+          <w:bCs/>
+          <w:u w:val="single"/>
+        </w:rPr>
+      </w:pPr>
+      <w:r>
+        <w:rPr>
+          <w:bCs/>
+          <w:u w:val="single"/>
+        </w:rPr>
+        <w:t>IN THE UNITED STATES PATENT AND TRADEMARK OFFICE</w:t>
+      </w:r>
+    </w:p>
+    <w:p>
+      <w:pPr>
+        <w:pStyle w:val="EnvelopeReturn"/>
+        <w:jc w:val="center"/>
+        <w:rPr>
+          <w:rFonts w:ascii="Times New Roman" w:hAnsi="Times New Roman" w:cs="Times New Roman"/>
+          <w:sz w:val="24"/>
+          <w:szCs w:val="24"/>
+        </w:rPr>
+      </w:pPr>
+    </w:p>
+    <w:p>
+      <w:pPr>
+        <w:tabs>
+          <w:tab w:val="left" w:pos="-1440"/>
+        </w:tabs>
+        <w:ind w:left="720" w:hanging="720"/>
+      </w:pPr>
+      <w:r>
+        <w:t>Inventor(s):     Wiley E. Coyote</w:t>
+      </w:r>
+    </w:p>
+    <w:p>
+      <w:pPr>
+        <w:tabs>
+          <w:tab w:val="left" w:pos="-1440"/>
+        </w:tabs>
+        <w:ind w:left="720" w:hanging="720"/>
+      </w:pPr>
+      <w:r>
+        <w:t>Title:</w:t>
+      </w:r>
+      <w:r>
+        <w:tab/>
+        <w:t>Method and apparatus for making a title for a matter 1000</w:t>
+      </w:r>
+    </w:p>
+    <w:p>
+      <w:pPr>
+        <w:tabs>
+          <w:tab w:val="left" w:pos="-1440"/>
+        </w:tabs>
+      </w:pPr>
+    </w:p>
+    <w:p>
+      <w:pPr>
+        <w:tabs>
+          <w:tab w:val="left" w:pos="1800"/>
+          <w:tab w:val="left" w:pos="6120"/>
+          <w:tab w:val="left" w:pos="8280"/>
+        </w:tabs>
+      </w:pPr>
+      <w:r>
+        <w:t>Docket No.:</w:t>
+      </w:r>
+      <w:r>
+        <w:tab/>
+        <w:t>1.003US1</w:t>
+      </w:r>
+      <w:r>
+        <w:tab/>
+        <w:t>Serial No.:</w:t>
+      </w:r>
+      <w:r>
+        <w:tab/>
+        <w:t>12/356,986</w:t>
+      </w:r>
+    </w:p>
+    <w:p>
+      <w:pPr>
+        <w:tabs>
+          <w:tab w:val="left" w:pos="1800"/>
+          <w:tab w:val="left" w:pos="6120"/>
+          <w:tab w:val="left" w:pos="8280"/>
+        </w:tabs>
+      </w:pPr>
+      <w:r>
+        <w:t>Filed:</w:t>
+      </w:r>
+      <w:r>
+        <w:tab/>
+        <w:t>August 21, 2023</w:t>
+      </w:r>
+      <w:r>
+        <w:tab/>
+      </w:r>
+      <w:r>
+        <w:t>Group Art Unit:</w:t>
+      </w:r>
+      <w:r>
+        <w:tab/>
+        <w:t>Unknown</w:t>
+      </w:r>
+    </w:p>
+    <w:p>
+      <w:pPr>
+        <w:tabs>
+          <w:tab w:val="left" w:pos="1800"/>
+          <w:tab w:val="left" w:pos="6120"/>
+          <w:tab w:val="left" w:pos="8280"/>
+        </w:tabs>
+      </w:pPr>
+      <w:r>
+        <w:t>Examiner:</w:t>
+      </w:r>
+      <w:r>
+        <w:tab/>
+        <w:t>Unknown</w:t>
+      </w:r>
+      <w:r>
+        <w:tab/>
+      </w:r>
+      <w:r>
+        <w:t>Confirmation No.:</w:t>
+      </w:r>
+      <w:r>
+        <w:tab/>
+        <w:t>2225</w:t>
+      </w:r>
+    </w:p>
+    <w:p>
+      <w:pPr>
+        <w:tabs>
+          <w:tab w:val="left" w:pos="1800"/>
+          <w:tab w:val="left" w:pos="6120"/>
+          <w:tab w:val="left" w:pos="8280"/>
+        </w:tabs>
+      </w:pPr>
+      <w:r>
+        <w:t>Customer No.:</w:t>
+      </w:r>
+      <w:r>
+        <w:tab/>
+        <w:t>21186</w:t>
+      </w:r>
+      <w:r>
+        <w:tab/>
+      </w:r>
+    </w:p>
+    <w:p>
+      <w:pPr>
+        <w:rPr>
+          <w:bCs/>
+        </w:rPr>
+      </w:pPr>
+    </w:p>
+    <w:p>
+      <w:r>
+        <w:t>Mail Stop Amendment</w:t>
+      </w:r>
+    </w:p>
+    <w:p>
+      <w:r>
+        <w:t>Commissioner for Patents</w:t>
+      </w:r>
+    </w:p>
+    <w:p>
+      <w:r>
+        <w:t>P.O. Box 1450</w:t>
+      </w:r>
+    </w:p>
+    <w:p>
+      <w:r>
+        <w:t>Alexandria, VA 22313-1450</w:t>
+      </w:r>
+    </w:p>
+    <w:p/>
+    <w:p>
+      <w:pPr>
+        <w:jc w:val="both"/>
+      </w:pPr>
+      <w:r>
+        <w:t>We are transmitting herewith the following attached items (as indicated with an “X”):</w:t>
+      </w:r>
+    </w:p>
+    <w:p>
+      <w:pPr>
+        <w:tabs>
+          <w:tab w:val="left" w:pos="490"/>
+        </w:tabs>
+        <w:ind w:left="490" w:hanging="490"/>
+        <w:rPr>
+          <w:noProof/>
+        </w:rPr>
+      </w:pPr>
+    </w:p>
+    <w:p>
+      <w:pPr>
+        <w:tabs>
+          <w:tab w:val="left" w:pos="490"/>
+        </w:tabs>
+        <w:ind w:left="490" w:hanging="490"/>
+        <w:rPr>
+          <w:noProof/>
+        </w:rPr>
+      </w:pPr>
+      <w:r>
+        <w:rPr>
+          <w:noProof/>
+          <w:u w:val="single"/>
+        </w:rPr>
+        <w:t>X</w:t>
+      </w:r>
+      <w:r>
+        <w:rPr>
+          <w:noProof/>
+          <w:u w:val="single"/>
+        </w:rPr>
+      </w:r>
+      <w:r>
+        <w:rPr>
+          <w:noProof/>
+          <w:u w:val="single"/>
+        </w:rPr>
+      </w:r>
+      <w:r>
+        <w:rPr>
+          <w:noProof/>
+        </w:rPr>
+        <w:tab/>
+      </w:r>
+      <w:r>
+        <w:rPr>
+          <w:noProof/>
+        </w:rPr>
+        <w:t>Transmittal for Power of Attorney to one or More Registered Practioners (PTO/AIA/82) (1 pg.)</w:t>
+      </w:r>
+      <w:r>
+        <w:rPr>
+          <w:noProof/>
+        </w:rPr>
+      </w:r>
+      <w:r>
+        <w:rPr>
+          <w:noProof/>
+        </w:rPr>
+      </w:r>
+    </w:p>
+    <w:p>
+      <w:pPr>
+        <w:tabs>
+          <w:tab w:val="left" w:pos="490"/>
+        </w:tabs>
+        <w:ind w:left="490" w:hanging="490"/>
+        <w:rPr>
+          <w:noProof/>
           <w:sz w:val="22"/>
           <w:szCs w:val="22"/>
         </w:rPr>
-        <w:t>hereby certify that attached hereto</w:t>
-      </w:r>
-      <w:r>
-        <w:rPr>
-          <w:rFonts w:ascii="Times New Roman" w:eastAsia="@WipoUni" w:hAnsi="Times New Roman"/>
+      </w:pPr>
+      <w:r>
+        <w:rPr>
+          <w:noProof/>
           <w:sz w:val="22"/>
           <w:szCs w:val="22"/>
-        </w:rPr>
-        <w:t xml:space="preserve"> is a</w:t>
-      </w:r>
-      <w:r>
-        <w:rPr>
-          <w:rFonts w:ascii="Times New Roman" w:eastAsia="@WipoUni" w:hAnsi="Times New Roman"/>
+          <w:u w:val="single"/>
+        </w:rPr>
+        <w:t>X</w:t>
+      </w:r>
+      <w:r>
+        <w:rPr>
+          <w:noProof/>
           <w:sz w:val="22"/>
           <w:szCs w:val="22"/>
-        </w:rPr>
-        <w:t xml:space="preserve"> true and correct copy of </w:t>
-      </w:r>
-      <w:r>
-        <w:rPr>
-          <w:rFonts w:ascii="Times New Roman" w:eastAsia="@WipoUni" w:hAnsi="Times New Roman"/>
+          <w:u w:val="single"/>
+        </w:rPr>
+      </w:r>
+      <w:r>
+        <w:rPr>
+          <w:noProof/>
           <w:sz w:val="22"/>
           <w:szCs w:val="22"/>
-        </w:rPr>
-        <w:t xml:space="preserve">an </w:t>
-      </w:r>
-      <w:r>
-        <w:rPr>
-          <w:rFonts w:ascii="Times New Roman" w:eastAsia="@WipoUni" w:hAnsi="Times New Roman"/>
+          <w:u w:val="single"/>
+        </w:rPr>
+      </w:r>
+      <w:r>
+        <w:rPr>
+          <w:noProof/>
           <w:sz w:val="22"/>
           <w:szCs w:val="22"/>
         </w:rPr>
-        <w:t>Assignment document in</w:t>
-      </w:r>
-      <w:r>
-        <w:rPr>
-          <w:rFonts w:ascii="Times New Roman" w:eastAsia="@WipoUni" w:hAnsi="Times New Roman"/>
+        <w:tab/>
+      </w:r>
+      <w:r>
+        <w:rPr>
+          <w:noProof/>
           <w:sz w:val="22"/>
           <w:szCs w:val="22"/>
         </w:rPr>
-        <w:t xml:space="preserve"> my </w:t>
-      </w:r>
-      <w:r>
-        <w:rPr>
-          <w:rFonts w:ascii="Times New Roman" w:eastAsia="@WipoUni" w:hAnsi="Times New Roman"/>
+        <w:t>Transmittal for Power of Attorney to one or More Registered Practioners (PTO/AIA/82) (2 pg.)</w:t>
+      </w:r>
+      <w:r>
+        <w:rPr>
+          <w:noProof/>
+        </w:rPr>
+      </w:r>
+      <w:r>
+        <w:rPr>
+          <w:noProof/>
+        </w:rPr>
+      </w:r>
+      <w:r>
+        <w:rPr>
+          <w:noProof/>
           <w:sz w:val="22"/>
           <w:szCs w:val="22"/>
         </w:rPr>
-        <w:t>possession</w:t>
-      </w:r>
-      <w:r>
-        <w:rPr>
-          <w:rFonts w:ascii="Times New Roman" w:eastAsia="@WipoUni" w:hAnsi="Times New Roman"/>
+      </w:r>
+    </w:p>
+    <w:p>
+      <w:pPr>
+        <w:tabs>
+          <w:tab w:val="left" w:pos="490"/>
+        </w:tabs>
+        <w:ind w:left="490" w:hanging="490"/>
+        <w:rPr>
+          <w:bCs/>
+          <w:noProof/>
+        </w:rPr>
+      </w:pPr>
+      <w:r>
+        <w:rPr>
+          <w:bCs/>
+          <w:noProof/>
+          <w:u w:val="single"/>
+        </w:rPr>
+        <w:t>X</w:t>
+      </w:r>
+      <w:r>
+        <w:rPr>
+          <w:bCs/>
+          <w:noProof/>
+        </w:rPr>
+        <w:tab/>
+      </w:r>
+      <w:r>
+        <w:rPr>
+          <w:bCs/>
+          <w:noProof/>
+        </w:rPr>
+        <w:t>test1 (1 pg)</w:t>
+      </w:r>
+    </w:p>
+    <w:p>
+      <w:pPr>
+        <w:tabs>
+          <w:tab w:val="left" w:pos="490"/>
+        </w:tabs>
+        <w:ind w:left="490" w:hanging="490"/>
+        <w:rPr>
+          <w:noProof/>
+        </w:rPr>
+      </w:pPr>
+      <w:r>
+        <w:rPr>
+          <w:noProof/>
+          <w:u w:val="single"/>
+        </w:rPr>
+        <w:t>X</w:t>
+      </w:r>
+      <w:r>
+        <w:rPr>
+          <w:noProof/>
+        </w:rPr>
+        <w:tab/>
+      </w:r>
+      <w:r>
+        <w:rPr>
+          <w:noProof/>
+        </w:rPr>
+        <w:t>test2 (2 pg)</w:t>
+      </w:r>
+    </w:p>
+    <w:p>
+      <w:pPr>
+        <w:tabs>
+          <w:tab w:val="left" w:pos="490"/>
+        </w:tabs>
+        <w:ind w:left="490" w:hanging="490"/>
+        <w:rPr>
+          <w:noProof/>
+        </w:rPr>
+      </w:pPr>
+      <w:r>
+        <w:rPr>
+          <w:noProof/>
+          <w:u w:val="single"/>
+        </w:rPr>
+      </w:r>
+      <w:r>
+        <w:rPr>
+          <w:noProof/>
+        </w:rPr>
+        <w:tab/>
+      </w:r>
+    </w:p>
+    <w:p>
+      <w:pPr>
+        <w:tabs>
+          <w:tab w:val="left" w:pos="490"/>
+        </w:tabs>
+        <w:ind w:left="490" w:hanging="490"/>
+        <w:rPr>
+          <w:noProof/>
+        </w:rPr>
+      </w:pPr>
+      <w:r>
+        <w:rPr>
+          <w:noProof/>
+          <w:u w:val="single"/>
+        </w:rPr>
+      </w:r>
+      <w:r>
+        <w:rPr>
+          <w:noProof/>
+        </w:rPr>
+        <w:tab/>
+      </w:r>
+    </w:p>
+    <w:p>
+      <w:pPr>
+        <w:tabs>
+          <w:tab w:val="left" w:pos="490"/>
+        </w:tabs>
+        <w:ind w:left="490" w:hanging="490"/>
+        <w:rPr>
+          <w:noProof/>
+        </w:rPr>
+      </w:pPr>
+      <w:r>
+        <w:rPr>
+          <w:noProof/>
+          <w:u w:val="single"/>
+        </w:rPr>
+      </w:r>
+      <w:r>
+        <w:rPr>
+          <w:noProof/>
+        </w:rPr>
+        <w:tab/>
+      </w:r>
+    </w:p>
+    <w:p>
+      <w:pPr>
+        <w:tabs>
+          <w:tab w:val="left" w:pos="490"/>
+        </w:tabs>
+        <w:ind w:left="490" w:hanging="490"/>
+        <w:rPr>
+          <w:noProof/>
+        </w:rPr>
+      </w:pPr>
+      <w:r>
+        <w:rPr>
+          <w:noProof/>
+          <w:u w:val="single"/>
+        </w:rPr>
+      </w:r>
+      <w:r>
+        <w:rPr>
+          <w:noProof/>
+        </w:rPr>
+        <w:tab/>
+      </w:r>
+    </w:p>
+    <w:p>
+      <w:pPr>
+        <w:tabs>
+          <w:tab w:val="left" w:pos="490"/>
+        </w:tabs>
+        <w:ind w:left="490" w:hanging="490"/>
+        <w:rPr>
+          <w:noProof/>
+        </w:rPr>
+      </w:pPr>
+      <w:r>
+        <w:rPr>
+          <w:noProof/>
+          <w:u w:val="single"/>
+        </w:rPr>
+      </w:r>
+      <w:r>
+        <w:rPr>
+          <w:noProof/>
+        </w:rPr>
+        <w:tab/>
+      </w:r>
+    </w:p>
+    <w:p>
+      <w:pPr>
+        <w:tabs>
+          <w:tab w:val="left" w:pos="490"/>
+        </w:tabs>
+        <w:ind w:left="490" w:hanging="490"/>
+        <w:rPr>
+          <w:noProof/>
+        </w:rPr>
+      </w:pPr>
+      <w:r>
+        <w:rPr>
+          <w:noProof/>
+          <w:u w:val="single"/>
+        </w:rPr>
+      </w:r>
+      <w:r>
+        <w:rPr>
+          <w:noProof/>
+        </w:rPr>
+        <w:tab/>
+      </w:r>
+    </w:p>
+    <w:p>
+      <w:pPr>
+        <w:tabs>
+          <w:tab w:val="left" w:pos="490"/>
+        </w:tabs>
+        <w:ind w:left="490" w:hanging="490"/>
+        <w:rPr>
+          <w:noProof/>
+        </w:rPr>
+      </w:pPr>
+      <w:r>
+        <w:rPr>
+          <w:noProof/>
+          <w:u w:val="single"/>
+        </w:rPr>
+      </w:r>
+      <w:r>
+        <w:rPr>
+          <w:noProof/>
+        </w:rPr>
+        <w:tab/>
+      </w:r>
+    </w:p>
+    <w:p>
+      <w:pPr>
+        <w:tabs>
+          <w:tab w:val="left" w:pos="490"/>
+        </w:tabs>
+        <w:ind w:left="490" w:hanging="490"/>
+        <w:rPr>
+          <w:noProof/>
+        </w:rPr>
+      </w:pPr>
+      <w:r>
+        <w:rPr>
+          <w:noProof/>
+          <w:u w:val="single"/>
+        </w:rPr>
+      </w:r>
+      <w:r>
+        <w:rPr>
+          <w:noProof/>
+        </w:rPr>
+        <w:tab/>
+      </w:r>
+    </w:p>
+    <w:p>
+      <w:pPr>
+        <w:tabs>
+          <w:tab w:val="left" w:pos="490"/>
+        </w:tabs>
+        <w:ind w:left="490" w:hanging="490"/>
+      </w:pPr>
+      <w:r>
+        <w:rPr>
+          <w:noProof/>
+          <w:u w:val="single"/>
+        </w:rPr>
+      </w:r>
+      <w:r>
+        <w:rPr>
+          <w:noProof/>
+          <w:u w:val="single"/>
+        </w:rPr>
+      </w:r>
+      <w:r>
+        <w:rPr>
+          <w:noProof/>
+          <w:u w:val="single"/>
+        </w:rPr>
+      </w:r>
+      <w:r>
+        <w:rPr>
+          <w:noProof/>
+        </w:rPr>
+        <w:tab/>
+      </w:r>
+    </w:p>
+    <w:p>
+      <w:pPr>
+        <w:tabs>
+          <w:tab w:val="left" w:pos="490"/>
+        </w:tabs>
+        <w:ind w:left="490" w:hanging="490"/>
+      </w:pPr>
+    </w:p>
+    <w:p>
+      <w:pPr>
+        <w:rPr>
+          <w:b/>
+          <w:bCs/>
+          <w:noProof/>
+          <w:sz w:val="20"/>
+        </w:rPr>
+      </w:pPr>
+    </w:p>
+    <w:p>
+      <w:pPr>
+        <w:rPr>
+          <w:b/>
+          <w:bCs/>
+          <w:sz w:val="20"/>
+        </w:rPr>
+      </w:pPr>
+      <w:r>
+        <w:rPr>
+          <w:b/>
+          <w:bCs/>
+          <w:sz w:val="20"/>
+        </w:rPr>
+        <w:t xml:space="preserve">If not provided for in a separate paper filed herewith, please consider this a PETITION FOR EXTENSION OF TIME for </w:t>
+      </w:r>
+      <w:proofErr w:type="gramStart"/>
+      <w:r>
+        <w:rPr>
+          <w:b/>
+          <w:bCs/>
+          <w:sz w:val="20"/>
+        </w:rPr>
+        <w:t>sufficient number of</w:t>
+      </w:r>
+      <w:proofErr w:type="gramEnd"/>
+      <w:r>
+        <w:rPr>
+          <w:b/>
+          <w:bCs/>
+          <w:sz w:val="20"/>
+        </w:rPr>
+        <w:t xml:space="preserve"> months to enter these papers and please charge any additional fees or credit overpayment to Deposit Account No. 19-0743. If </w:t>
+      </w:r>
+      <w:r>
+        <w:rPr>
+          <w:b/>
+          <w:bCs/>
+          <w:sz w:val="20"/>
+        </w:rPr>
+        <w:t xml:space="preserve">applicable, any papers or fees supplied herewith </w:t>
+      </w:r>
+      <w:proofErr w:type="gramStart"/>
+      <w:r>
+        <w:rPr>
+          <w:b/>
+          <w:bCs/>
+          <w:sz w:val="20"/>
+        </w:rPr>
+        <w:t>are considered to be</w:t>
+      </w:r>
+      <w:proofErr w:type="gramEnd"/>
+      <w:r>
+        <w:rPr>
+          <w:b/>
+          <w:bCs/>
+          <w:sz w:val="20"/>
+        </w:rPr>
+        <w:t xml:space="preserve"> timely filed pursuant to </w:t>
+      </w:r>
+      <w:r>
+        <w:rPr>
+          <w:b/>
+          <w:bCs/>
+          <w:sz w:val="20"/>
+          <w:lang w:val="en"/>
+        </w:rPr>
+        <w:t>37 C.F.R. § 1.7(a)</w:t>
+      </w:r>
+      <w:r>
+        <w:rPr>
+          <w:b/>
+          <w:bCs/>
+          <w:sz w:val="20"/>
+        </w:rPr>
+        <w:t>, the response period falling on a Federal Holiday, Saturday or Sunday being extended to the next succeeding business day.</w:t>
+      </w:r>
+    </w:p>
+    <w:p>
+      <w:pPr>
+        <w:rPr>
+          <w:b/>
+          <w:bCs/>
+          <w:sz w:val="20"/>
+        </w:rPr>
+      </w:pPr>
+    </w:p>
+    <w:p>
+      <w:pPr>
+        <w:pStyle w:val="EnvelopeReturn"/>
+        <w:rPr>
+          <w:rFonts w:ascii="Times New Roman" w:hAnsi="Times New Roman" w:cs="Times New Roman"/>
+          <w:szCs w:val="24"/>
+        </w:rPr>
+      </w:pPr>
+    </w:p>
+    <w:p>
+      <w:pPr>
+        <w:rPr>
+          <w:spacing w:val="-3"/>
+          <w:sz w:val="28"/>
+          <w:szCs w:val="28"/>
+        </w:rPr>
+      </w:pPr>
+      <w:r>
+        <w:tab/>
+      </w:r>
+      <w:r>
+        <w:tab/>
+      </w:r>
+      <w:r>
+        <w:tab/>
+      </w:r>
+      <w:r>
+        <w:tab/>
+      </w:r>
+      <w:r>
+        <w:tab/>
+      </w:r>
+      <w:r>
+        <w:tab/>
+      </w:r>
+      <w:r>
+        <w:tab/>
+      </w:r>
+      <w:r>
+        <w:tab/>
+      </w:r>
+      <w:r>
+        <w:tab/>
+      </w:r>
+      <w:bookmarkStart w:id="0" w:name="_Hlk31103761"/>
+      <w:r>
+        <w:rPr>
+          <w:sz w:val="28"/>
+          <w:szCs w:val="28"/>
+        </w:rPr>
+        <w:t>/ {{Sig_es_:signer1:signature}} /</w:t>
+      </w:r>
+    </w:p>
+    <w:bookmarkEnd w:id="0"/>
+    <w:p>
+      <w:pPr>
+        <w:tabs>
+          <w:tab w:val="left" w:pos="5940"/>
+          <w:tab w:val="left" w:pos="10080"/>
+        </w:tabs>
+        <w:rPr>
+          <w:u w:val="single"/>
+        </w:rPr>
+      </w:pPr>
+      <w:r>
+        <w:rPr>
           <w:sz w:val="22"/>
           <w:szCs w:val="22"/>
-        </w:rPr>
-        <w:t>.</w:t>
-      </w:r>
-    </w:p>
-    <w:p>
-      <w:pPr>
-        <w:spacing w:line="360" w:lineRule="auto"/>
-        <w:jc w:val="both"/>
-        <w:rPr>
-          <w:rFonts w:ascii="Times New Roman" w:eastAsia="@WipoUni" w:hAnsi="Times New Roman"/>
-        </w:rPr>
-      </w:pPr>
-    </w:p>
-    <w:p>
-      <w:pPr>
-        <w:spacing w:line="360" w:lineRule="auto"/>
-        <w:jc w:val="both"/>
-        <w:rPr>
-          <w:rFonts w:ascii="Times New Roman" w:eastAsia="@WipoUni" w:hAnsi="Times New Roman"/>
-        </w:rPr>
-      </w:pPr>
-      <w:r>
-        <w:rPr>
-          <w:rFonts w:ascii="Times New Roman" w:eastAsia="@WipoUni" w:hAnsi="Times New Roman"/>
-        </w:rPr>
-        <w:t>The Assignment documents show Wiley E. Coyote to &lt;&lt;assignee&gt;&gt; of patent rights, as filed with the United States Patent and Trademark Office in United States Patent Application Serial No.</w:t>
-      </w:r>
-      <w:r>
-        <w:rPr>
-          <w:rFonts w:ascii="Times New Roman" w:hAnsi="Times New Roman"/>
-          <w:bCs/>
-          <w:color w:val="000000"/>
-        </w:rPr>
-        <w:t xml:space="preserve"> 12/356,986 </w:t>
-      </w:r>
-      <w:r>
-        <w:rPr>
-          <w:rFonts w:ascii="Times New Roman" w:eastAsia="@WipoUni" w:hAnsi="Times New Roman"/>
-        </w:rPr>
-        <w:t>filed August 21, 2023 for Method and apparatus for making a title for a matter 1000.</w:t>
-      </w:r>
-    </w:p>
-    <w:p>
-      <w:pPr>
-        <w:spacing w:line="360" w:lineRule="auto"/>
-        <w:jc w:val="both"/>
-        <w:rPr>
-          <w:rFonts w:ascii="Times New Roman" w:eastAsia="@WipoUni" w:hAnsi="Times New Roman"/>
-        </w:rPr>
-      </w:pPr>
-    </w:p>
-    <w:p>
-      <w:pPr>
-        <w:spacing w:line="360" w:lineRule="auto"/>
-        <w:jc w:val="both"/>
-        <w:rPr>
-          <w:rFonts w:ascii="Times New Roman" w:eastAsia="@WipoUni" w:hAnsi="Times New Roman"/>
+          <w:u w:val="single"/>
+        </w:rPr>
+        <w:t xml:space="preserve">SCHWEGMAN </w:t>
+      </w:r>
+      <w:r>
+        <w:rPr>
           <w:sz w:val="22"/>
           <w:szCs w:val="22"/>
-        </w:rPr>
-      </w:pPr>
-      <w:r>
-        <w:rPr>
-          <w:rFonts w:ascii="Times New Roman" w:eastAsia="@WipoUni" w:hAnsi="Times New Roman"/>
-        </w:rPr>
-        <w:t>Signature</w:t>
-      </w:r>
-      <w:r>
-        <w:rPr>
-          <w:rFonts w:ascii="Times New Roman" w:eastAsia="@WipoUni" w:hAnsi="Times New Roman"/>
+          <w:u w:val="single"/>
+        </w:rPr>
+        <w:t>LUNDBERG</w:t>
+      </w:r>
+      <w:r>
+        <w:rPr>
           <w:sz w:val="22"/>
           <w:szCs w:val="22"/>
-        </w:rPr>
-        <w:t>: _________________________</w:t>
-      </w:r>
-      <w:r>
-        <w:rPr>
-          <w:rFonts w:ascii="Times New Roman" w:eastAsia="@WipoUni" w:hAnsi="Times New Roman"/>
+          <w:u w:val="single"/>
+        </w:rPr>
+        <w:t xml:space="preserve"> &amp;</w:t>
+      </w:r>
+      <w:r>
+        <w:rPr>
           <w:sz w:val="22"/>
           <w:szCs w:val="22"/>
-        </w:rPr>
-        <w:t>__</w:t>
-      </w:r>
-      <w:r>
-        <w:rPr>
-          <w:rFonts w:ascii="Times New Roman" w:eastAsia="@WipoUni" w:hAnsi="Times New Roman"/>
-          <w:sz w:val="22"/>
-          <w:szCs w:val="22"/>
-        </w:rPr>
-        <w:t xml:space="preserve">___ </w:t>
-      </w:r>
-      <w:r>
-        <w:rPr>
-          <w:rFonts w:ascii="Times New Roman" w:eastAsia="@WipoUni" w:hAnsi="Times New Roman"/>
-          <w:sz w:val="22"/>
-          <w:szCs w:val="22"/>
-        </w:rPr>
-        <w:t xml:space="preserve">        </w:t>
-      </w:r>
-      <w:r>
-        <w:rPr>
-          <w:rFonts w:ascii="Times New Roman" w:eastAsia="@WipoUni" w:hAnsi="Times New Roman"/>
-        </w:rPr>
-        <w:t>Dated</w:t>
-      </w:r>
-      <w:r>
-        <w:rPr>
-          <w:rFonts w:ascii="Times New Roman" w:eastAsia="@WipoUni" w:hAnsi="Times New Roman"/>
-          <w:sz w:val="22"/>
-          <w:szCs w:val="22"/>
-        </w:rPr>
-        <w:t xml:space="preserve">: </w:t>
-      </w:r>
-      <w:r>
-        <w:rPr>
-          <w:rFonts w:ascii="Times New Roman" w:eastAsia="@WipoUni" w:hAnsi="Times New Roman"/>
-          <w:sz w:val="22"/>
-          <w:szCs w:val="22"/>
-          <w:u w:val="single"/>
-        </w:rPr>
-        <w:t>_________________________</w:t>
-      </w:r>
-      <w:r>
-        <w:rPr>
-          <w:rFonts w:ascii="Times New Roman" w:eastAsia="@WipoUni" w:hAnsi="Times New Roman"/>
-          <w:sz w:val="22"/>
-          <w:szCs w:val="22"/>
-          <w:u w:val="single"/>
-        </w:rPr>
-        <w:t>______</w:t>
-      </w:r>
-    </w:p>
-    <w:p>
-      <w:pPr>
-        <w:spacing w:line="360" w:lineRule="auto"/>
-        <w:jc w:val="both"/>
-        <w:rPr>
-          <w:rFonts w:ascii="Times New Roman" w:eastAsia="@WipoUni" w:hAnsi="Times New Roman"/>
-        </w:rPr>
-      </w:pPr>
-    </w:p>
-    <w:p>
-      <w:pPr>
-        <w:widowControl/>
-        <w:spacing w:line="360" w:lineRule="auto"/>
-        <w:jc w:val="both"/>
-        <w:rPr>
-          <w:rFonts w:ascii="Times New Roman" w:eastAsia="@WipoUni" w:hAnsi="Times New Roman"/>
-        </w:rPr>
-      </w:pPr>
-      <w:r>
-        <w:rPr>
-          <w:rFonts w:ascii="Times New Roman" w:eastAsia="@WipoUni" w:hAnsi="Times New Roman"/>
-        </w:rPr>
-        <w:t xml:space="preserve">I have witnessed before me, in person, </w:t>
-      </w:r>
-      <w:r>
-        <w:rPr>
-          <w:rFonts w:ascii="Times New Roman" w:eastAsia="@WipoUni" w:hAnsi="Times New Roman"/>
-        </w:rPr>
-        <w:t>NO FF CMG PERSONNEL</w:t>
-      </w:r>
-      <w:r>
-        <w:rPr>
-          <w:rFonts w:ascii="Times New Roman" w:eastAsia="@WipoUni" w:hAnsi="Times New Roman"/>
-        </w:rPr>
-        <w:t xml:space="preserve"> and have satisfactory evidence to verify that this person’s true signature was executed on the statement above. </w:t>
-      </w:r>
-    </w:p>
-    <w:p>
-      <w:pPr>
-        <w:widowControl/>
-        <w:spacing w:line="360" w:lineRule="auto"/>
-        <w:jc w:val="both"/>
-        <w:rPr>
-          <w:rFonts w:ascii="Times New Roman" w:eastAsia="@WipoUni" w:hAnsi="Times New Roman"/>
-        </w:rPr>
-      </w:pPr>
-    </w:p>
-    <w:p>
-      <w:pPr>
-        <w:widowControl/>
-        <w:spacing w:line="360" w:lineRule="auto"/>
-        <w:jc w:val="both"/>
-        <w:rPr>
-          <w:rFonts w:ascii="Times New Roman" w:eastAsia="@WipoUni" w:hAnsi="Times New Roman"/>
-        </w:rPr>
-      </w:pPr>
-    </w:p>
-    <w:p>
-      <w:pPr>
-        <w:widowControl/>
-        <w:jc w:val="both"/>
-        <w:rPr>
-          <w:rFonts w:ascii="Times New Roman" w:eastAsia="@WipoUni" w:hAnsi="Times New Roman"/>
-        </w:rPr>
-      </w:pPr>
-      <w:r>
-        <w:rPr>
-          <w:rFonts w:ascii="Times New Roman" w:eastAsia="@WipoUni" w:hAnsi="Times New Roman"/>
-        </w:rPr>
-        <w:t>_______________________________</w:t>
-      </w:r>
-    </w:p>
-    <w:p>
-      <w:pPr>
-        <w:widowControl/>
-        <w:jc w:val="both"/>
-        <w:rPr>
-          <w:rFonts w:ascii="Times New Roman" w:eastAsia="@WipoUni" w:hAnsi="Times New Roman"/>
-        </w:rPr>
-      </w:pPr>
-      <w:r>
-        <w:rPr>
-          <w:rFonts w:ascii="Times New Roman" w:eastAsia="@WipoUni" w:hAnsi="Times New Roman"/>
-        </w:rPr>
-        <w:t>Notary Public</w:t>
-      </w:r>
-      <w:r>
-        <w:rPr>
-          <w:rFonts w:ascii="Times New Roman" w:eastAsia="@WipoUni" w:hAnsi="Times New Roman"/>
-        </w:rPr>
-        <w:tab/>
-      </w:r>
-      <w:r>
-        <w:rPr>
-          <w:rFonts w:ascii="Times New Roman" w:eastAsia="@WipoUni" w:hAnsi="Times New Roman"/>
-        </w:rPr>
-        <w:tab/>
-      </w:r>
-      <w:r>
-        <w:rPr>
-          <w:rFonts w:ascii="Times New Roman" w:eastAsia="@WipoUni" w:hAnsi="Times New Roman"/>
-        </w:rPr>
-        <w:tab/>
-      </w:r>
-      <w:r>
-        <w:rPr>
-          <w:rFonts w:ascii="Times New Roman" w:eastAsia="@WipoUni" w:hAnsi="Times New Roman"/>
-        </w:rPr>
-        <w:tab/>
-      </w:r>
-      <w:r>
-        <w:rPr>
-          <w:rFonts w:ascii="Times New Roman" w:eastAsia="@WipoUni" w:hAnsi="Times New Roman"/>
-        </w:rPr>
-        <w:tab/>
-      </w:r>
-      <w:r>
-        <w:rPr>
-          <w:rFonts w:ascii="Times New Roman" w:eastAsia="@WipoUni" w:hAnsi="Times New Roman"/>
-        </w:rPr>
-        <w:tab/>
-      </w:r>
-      <w:r>
-        <w:rPr>
-          <w:rFonts w:ascii="Times New Roman" w:eastAsia="@WipoUni" w:hAnsi="Times New Roman"/>
-        </w:rPr>
-        <w:tab/>
-        <w:t>(SEAL)</w:t>
-      </w:r>
-    </w:p>
-    <w:p>
-      <w:pPr>
-        <w:widowControl/>
-        <w:jc w:val="both"/>
-        <w:rPr>
-          <w:rFonts w:ascii="Times New Roman" w:eastAsia="@WipoUni" w:hAnsi="Times New Roman"/>
-        </w:rPr>
-      </w:pPr>
-    </w:p>
-    <w:p>
-      <w:pPr>
-        <w:widowControl/>
-        <w:jc w:val="both"/>
-        <w:rPr>
-          <w:rFonts w:ascii="Times New Roman" w:eastAsia="@WipoUni" w:hAnsi="Times New Roman"/>
-        </w:rPr>
-      </w:pPr>
-    </w:p>
-    <w:p>
-      <w:pPr>
-        <w:widowControl/>
-        <w:jc w:val="both"/>
-        <w:rPr>
-          <w:rFonts w:ascii="Times New Roman" w:eastAsia="@WipoUni" w:hAnsi="Times New Roman"/>
-        </w:rPr>
-      </w:pPr>
-    </w:p>
-    <w:p>
-      <w:pPr>
-        <w:widowControl/>
-        <w:jc w:val="both"/>
-        <w:rPr>
-          <w:rFonts w:ascii="Times New Roman" w:eastAsia="@WipoUni" w:hAnsi="Times New Roman"/>
-        </w:rPr>
-      </w:pPr>
-    </w:p>
-    <w:p>
-      <w:r>
-        <w:rPr>
-          <w:rFonts w:ascii="Times New Roman" w:eastAsia="@WipoUni" w:hAnsi="Times New Roman"/>
-        </w:rPr>
-        <w:t>Dated: __________________________</w:t>
-      </w:r>
-    </w:p>
+          <w:u w:val="single"/>
+        </w:rPr>
+        <w:t xml:space="preserve"> WOESSNER, P.A.</w:t>
+      </w:r>
+      <w:r>
+        <w:tab/>
+        <w:t>By: _____________________________________</w:t>
+      </w:r>
+    </w:p>
+    <w:p>
+      <w:pPr>
+        <w:tabs>
+          <w:tab w:val="left" w:pos="6480"/>
+          <w:tab w:val="left" w:pos="10080"/>
+        </w:tabs>
+        <w:rPr>
+          <w:sz w:val="20"/>
+          <w:u w:val="single"/>
+        </w:rPr>
+      </w:pPr>
+      <w:r>
+        <w:t>Customer No.: 21186</w:t>
+      </w:r>
+      <w:r>
+        <w:rPr>
+          <w:sz w:val="20"/>
+        </w:rPr>
+        <w:tab/>
+      </w:r>
+      <w:r>
+        <w:t>dep</w:t>
+      </w:r>
+    </w:p>
+    <w:p>
+      <w:pPr>
+        <w:tabs>
+          <w:tab w:val="left" w:pos="6480"/>
+          <w:tab w:val="left" w:pos="10080"/>
+        </w:tabs>
+        <w:rPr>
+          <w:sz w:val="20"/>
+          <w:u w:val="single"/>
+        </w:rPr>
+      </w:pPr>
+      <w:r>
+        <w:rPr>
+          <w:sz w:val="20"/>
+        </w:rPr>
+        <w:tab/>
+      </w:r>
+      <w:r>
+        <w:t xml:space="preserve">Reg. No. </w:t>
+      </w:r>
+      <w:r/>
+      <w:r>
+        <w:br w:type="page"/>
+      </w:r>
+    </w:p>
+    <w:tbl>
+      <w:tblPr>
+        <w:tblStyle w:val="TableGrid"/>
+        <w:tblW w:w="9288" w:type="dxa"/>
+        <w:tblInd w:w="540" w:type="dxa"/>
+        <w:tblLook w:val="04A0" w:firstRow="1" w:lastRow="0" w:firstColumn="1" w:lastColumn="0" w:noHBand="0" w:noVBand="1"/>
+      </w:tblPr>
+      <w:tblGrid>
+        <w:gridCol w:w="828"/>
+        <w:gridCol w:w="1080"/>
+        <w:gridCol w:w="900"/>
+        <w:gridCol w:w="180"/>
+        <w:gridCol w:w="1620"/>
+        <w:gridCol w:w="540"/>
+        <w:gridCol w:w="1800"/>
+        <w:gridCol w:w="2340"/>
+      </w:tblGrid>
+      <w:tr>
+        <w:tc>
+          <w:tcPr>
+            <w:tcW w:w="4608" w:type="dxa"/>
+            <w:gridSpan w:val="5"/>
+            <w:tcBorders>
+              <w:top w:val="nil"/>
+              <w:left w:val="nil"/>
+              <w:bottom w:val="nil"/>
+              <w:right w:val="nil"/>
+            </w:tcBorders>
+          </w:tcPr>
+          <w:p>
+            <w:pPr>
+              <w:rPr>
+                <w:bCs/>
+                <w:color w:val="000000"/>
+                <w:sz w:val="20"/>
+                <w:szCs w:val="20"/>
+              </w:rPr>
+            </w:pPr>
+            <w:r>
+              <w:rPr>
+                <w:bCs/>
+                <w:color w:val="000000"/>
+                <w:sz w:val="20"/>
+                <w:szCs w:val="20"/>
+              </w:rPr>
+              <w:lastRenderedPageBreak/>
+              <w:t>Doc code: PA..</w:t>
+            </w:r>
+          </w:p>
+        </w:tc>
+        <w:tc>
+          <w:tcPr>
+            <w:tcW w:w="4680" w:type="dxa"/>
+            <w:gridSpan w:val="3"/>
+            <w:tcBorders>
+              <w:top w:val="nil"/>
+              <w:left w:val="nil"/>
+              <w:bottom w:val="nil"/>
+              <w:right w:val="nil"/>
+            </w:tcBorders>
+          </w:tcPr>
+          <w:p>
+            <w:pPr>
+              <w:jc w:val="right"/>
+              <w:rPr>
+                <w:bCs/>
+                <w:color w:val="000000"/>
+                <w:sz w:val="14"/>
+                <w:szCs w:val="14"/>
+              </w:rPr>
+            </w:pPr>
+            <w:r>
+              <w:rPr>
+                <w:bCs/>
+                <w:color w:val="000000"/>
+                <w:sz w:val="14"/>
+                <w:szCs w:val="14"/>
+              </w:rPr>
+              <w:t>PTO/AIA/82A (07-13)</w:t>
+            </w:r>
+          </w:p>
+        </w:tc>
+      </w:tr>
+      <w:tr>
+        <w:tc>
+          <w:tcPr>
+            <w:tcW w:w="4608" w:type="dxa"/>
+            <w:gridSpan w:val="5"/>
+            <w:tcBorders>
+              <w:top w:val="nil"/>
+              <w:left w:val="nil"/>
+              <w:bottom w:val="nil"/>
+              <w:right w:val="nil"/>
+            </w:tcBorders>
+          </w:tcPr>
+          <w:p>
+            <w:pPr>
+              <w:rPr>
+                <w:bCs/>
+                <w:color w:val="000000"/>
+                <w:sz w:val="20"/>
+                <w:szCs w:val="20"/>
+              </w:rPr>
+            </w:pPr>
+            <w:r>
+              <w:rPr>
+                <w:bCs/>
+                <w:color w:val="000000"/>
+                <w:sz w:val="20"/>
+                <w:szCs w:val="20"/>
+              </w:rPr>
+              <w:t>Document Description: Power of Attorney</w:t>
+            </w:r>
+          </w:p>
+        </w:tc>
+        <w:tc>
+          <w:tcPr>
+            <w:tcW w:w="4680" w:type="dxa"/>
+            <w:gridSpan w:val="3"/>
+            <w:tcBorders>
+              <w:top w:val="nil"/>
+              <w:left w:val="nil"/>
+              <w:bottom w:val="nil"/>
+              <w:right w:val="nil"/>
+            </w:tcBorders>
+          </w:tcPr>
+          <w:p>
+            <w:pPr>
+              <w:jc w:val="right"/>
+              <w:rPr>
+                <w:bCs/>
+                <w:color w:val="000000"/>
+                <w:sz w:val="14"/>
+                <w:szCs w:val="14"/>
+              </w:rPr>
+            </w:pPr>
+            <w:r>
+              <w:rPr>
+                <w:bCs/>
+                <w:color w:val="000000"/>
+                <w:sz w:val="14"/>
+                <w:szCs w:val="14"/>
+              </w:rPr>
+              <w:t xml:space="preserve">Approved for use through </w:t>
+            </w:r>
+            <w:r>
+              <w:rPr>
+                <w:bCs/>
+                <w:color w:val="000000"/>
+                <w:sz w:val="14"/>
+                <w:szCs w:val="14"/>
+              </w:rPr>
+              <w:t>03/31/2021</w:t>
+            </w:r>
+            <w:r>
+              <w:rPr>
+                <w:bCs/>
+                <w:color w:val="000000"/>
+                <w:sz w:val="14"/>
+                <w:szCs w:val="14"/>
+              </w:rPr>
+              <w:t>. OMB 0651-0051</w:t>
+            </w:r>
+          </w:p>
+        </w:tc>
+      </w:tr>
+      <w:tr>
+        <w:tc>
+          <w:tcPr>
+            <w:tcW w:w="9288" w:type="dxa"/>
+            <w:gridSpan w:val="8"/>
+            <w:tcBorders>
+              <w:top w:val="nil"/>
+              <w:left w:val="nil"/>
+              <w:bottom w:val="single" w:sz="4" w:space="0" w:color="auto"/>
+              <w:right w:val="nil"/>
+            </w:tcBorders>
+          </w:tcPr>
+          <w:p>
+            <w:pPr>
+              <w:jc w:val="right"/>
+              <w:rPr>
+                <w:bCs/>
+                <w:color w:val="000000"/>
+                <w:sz w:val="14"/>
+                <w:szCs w:val="14"/>
+              </w:rPr>
+            </w:pPr>
+            <w:r>
+              <w:rPr>
+                <w:bCs/>
+                <w:color w:val="000000"/>
+                <w:sz w:val="14"/>
+                <w:szCs w:val="14"/>
+              </w:rPr>
+              <w:t xml:space="preserve">U.S. Patent and Trademark Office; U.S. DEPARTMENT OF COMMERCE </w:t>
+            </w:r>
+          </w:p>
+          <w:p>
+            <w:pPr>
+              <w:jc w:val="right"/>
+              <w:rPr>
+                <w:bCs/>
+                <w:color w:val="000000"/>
+                <w:sz w:val="14"/>
+                <w:szCs w:val="14"/>
+              </w:rPr>
+            </w:pPr>
+            <w:r>
+              <w:rPr>
+                <w:bCs/>
+                <w:color w:val="000000"/>
+                <w:sz w:val="14"/>
+                <w:szCs w:val="14"/>
+              </w:rPr>
+              <w:t>Under the Paperwork Reduction Act of 1995, no persons are required to respond to a collection of information unless it displays a valid OMB control number.</w:t>
+            </w:r>
+          </w:p>
+        </w:tc>
+      </w:tr>
+      <w:tr>
+        <w:tc>
+          <w:tcPr>
+            <w:tcW w:w="9288" w:type="dxa"/>
+            <w:gridSpan w:val="8"/>
+            <w:tcBorders>
+              <w:top w:val="single" w:sz="4" w:space="0" w:color="auto"/>
+            </w:tcBorders>
+          </w:tcPr>
+          <w:p>
+            <w:pPr>
+              <w:jc w:val="center"/>
+              <w:rPr>
+                <w:sz w:val="18"/>
+                <w:szCs w:val="18"/>
+              </w:rPr>
+            </w:pPr>
+            <w:r>
+              <w:rPr>
+                <w:b/>
+                <w:bCs/>
+                <w:color w:val="000000"/>
+                <w:sz w:val="32"/>
+                <w:szCs w:val="32"/>
+              </w:rPr>
+              <w:t>TRANSMITTAL FOR POWER OF ATTORNEY TO ONE OR MORE REGISTERED PRACTITIONERS</w:t>
+            </w:r>
+          </w:p>
+        </w:tc>
+      </w:tr>
+      <w:tr>
+        <w:trPr>
+          <w:trHeight w:val="1160"/>
+        </w:trPr>
+        <w:tc>
+          <w:tcPr>
+            <w:tcW w:w="9288" w:type="dxa"/>
+            <w:gridSpan w:val="8"/>
+          </w:tcPr>
+          <w:p>
+            <w:r>
+              <w:rPr>
+                <w:sz w:val="18"/>
+                <w:szCs w:val="18"/>
+              </w:rPr>
+              <w:t>NOTE: This form is to be submitted with the Power of Attorney by Applicant form (PTO/AIA/82B) to identify the application to which the Power of Attorney is directed, in accordance with 37 CFR 1.5, unless the application number and filing date are identified in the Power of Attorney by Applicant form. If neither form PTO/AIA/82A nor form PTO/AIA82B identifies the application to which the Power of Attorney is directed, the Power of Attorney will not be recognized in the application.</w:t>
+            </w:r>
+          </w:p>
+        </w:tc>
+      </w:tr>
+      <w:tr>
+        <w:trPr>
+          <w:trHeight w:val="440"/>
+        </w:trPr>
+        <w:tc>
+          <w:tcPr>
+            <w:tcW w:w="2988" w:type="dxa"/>
+            <w:gridSpan w:val="4"/>
+          </w:tcPr>
+          <w:p>
+            <w:r>
+              <w:t>Application Number</w:t>
+            </w:r>
+          </w:p>
+        </w:tc>
+        <w:tc>
+          <w:tcPr>
+            <w:tcW w:w="6300" w:type="dxa"/>
+            <w:gridSpan w:val="4"/>
+          </w:tcPr>
+          <w:p>
+            <w:r>
+              <w:t>12/356,986</w:t>
+            </w:r>
+          </w:p>
+        </w:tc>
+      </w:tr>
+      <w:tr>
+        <w:trPr>
+          <w:trHeight w:val="440"/>
+        </w:trPr>
+        <w:tc>
+          <w:tcPr>
+            <w:tcW w:w="2988" w:type="dxa"/>
+            <w:gridSpan w:val="4"/>
+          </w:tcPr>
+          <w:p>
+            <w:r>
+              <w:t>Filing Date</w:t>
+            </w:r>
+          </w:p>
+        </w:tc>
+        <w:tc>
+          <w:tcPr>
+            <w:tcW w:w="6300" w:type="dxa"/>
+            <w:gridSpan w:val="4"/>
+          </w:tcPr>
+          <w:p>
+            <w:r>
+              <w:t>August 21, 2023</w:t>
+            </w:r>
+          </w:p>
+        </w:tc>
+      </w:tr>
+      <w:tr>
+        <w:trPr>
+          <w:trHeight w:val="440"/>
+        </w:trPr>
+        <w:tc>
+          <w:tcPr>
+            <w:tcW w:w="2988" w:type="dxa"/>
+            <w:gridSpan w:val="4"/>
+          </w:tcPr>
+          <w:p>
+            <w:r>
+              <w:t>First Named Inventor</w:t>
+            </w:r>
+          </w:p>
+        </w:tc>
+        <w:tc>
+          <w:tcPr>
+            <w:tcW w:w="6300" w:type="dxa"/>
+            <w:gridSpan w:val="4"/>
+          </w:tcPr>
+          <w:p>
+            <w:r>
+              <w:t>Wiley E. Coyote</w:t>
+            </w:r>
+          </w:p>
+        </w:tc>
+      </w:tr>
+      <w:tr>
+        <w:trPr>
+          <w:trHeight w:val="440"/>
+        </w:trPr>
+        <w:tc>
+          <w:tcPr>
+            <w:tcW w:w="2988" w:type="dxa"/>
+            <w:gridSpan w:val="4"/>
+          </w:tcPr>
+          <w:p>
+            <w:r>
+              <w:t>Title</w:t>
+            </w:r>
+          </w:p>
+        </w:tc>
+        <w:tc>
+          <w:tcPr>
+            <w:tcW w:w="6300" w:type="dxa"/>
+            <w:gridSpan w:val="4"/>
+          </w:tcPr>
+          <w:p>
+            <w:r>
+              <w:t>Method and apparatus for making a title for a matter 1000</w:t>
+            </w:r>
+          </w:p>
+        </w:tc>
+      </w:tr>
+      <w:tr>
+        <w:trPr>
+          <w:trHeight w:val="440"/>
+        </w:trPr>
+        <w:tc>
+          <w:tcPr>
+            <w:tcW w:w="2988" w:type="dxa"/>
+            <w:gridSpan w:val="4"/>
+          </w:tcPr>
+          <w:p>
+            <w:r>
+              <w:t>Art Unit</w:t>
+            </w:r>
+          </w:p>
+        </w:tc>
+        <w:tc>
+          <w:tcPr>
+            <w:tcW w:w="6300" w:type="dxa"/>
+            <w:gridSpan w:val="4"/>
+          </w:tcPr>
+          <w:p>
+            <w:r>
+              <w:t>Unknown</w:t>
+            </w:r>
+          </w:p>
+        </w:tc>
+      </w:tr>
+      <w:tr>
+        <w:trPr>
+          <w:trHeight w:val="440"/>
+        </w:trPr>
+        <w:tc>
+          <w:tcPr>
+            <w:tcW w:w="2988" w:type="dxa"/>
+            <w:gridSpan w:val="4"/>
+          </w:tcPr>
+          <w:p>
+            <w:r>
+              <w:t>Examiner Name</w:t>
+            </w:r>
+          </w:p>
+        </w:tc>
+        <w:tc>
+          <w:tcPr>
+            <w:tcW w:w="6300" w:type="dxa"/>
+            <w:gridSpan w:val="4"/>
+          </w:tcPr>
+          <w:p>
+            <w:r>
+              <w:t>Unknown</w:t>
+            </w:r>
+          </w:p>
+        </w:tc>
+      </w:tr>
+      <w:tr>
+        <w:trPr>
+          <w:trHeight w:val="440"/>
+        </w:trPr>
+        <w:tc>
+          <w:tcPr>
+            <w:tcW w:w="2988" w:type="dxa"/>
+            <w:gridSpan w:val="4"/>
+          </w:tcPr>
+          <w:p>
+            <w:r>
+              <w:t>Attorney Docket Number</w:t>
+            </w:r>
+          </w:p>
+        </w:tc>
+        <w:tc>
+          <w:tcPr>
+            <w:tcW w:w="6300" w:type="dxa"/>
+            <w:gridSpan w:val="4"/>
+          </w:tcPr>
+          <w:p>
+            <w:r>
+              <w:t>1.003US1</w:t>
+            </w:r>
+          </w:p>
+        </w:tc>
+      </w:tr>
+      <w:tr>
+        <w:trPr>
+          <w:trHeight w:val="350"/>
+        </w:trPr>
+        <w:tc>
+          <w:tcPr>
+            <w:tcW w:w="9288" w:type="dxa"/>
+            <w:gridSpan w:val="8"/>
+          </w:tcPr>
+          <w:p>
+            <w:pPr>
+              <w:rPr>
+                <w:b/>
+              </w:rPr>
+            </w:pPr>
+            <w:r>
+              <w:rPr>
+                <w:b/>
+              </w:rPr>
+              <w:t xml:space="preserve">             </w:t>
+            </w:r>
+            <w:r>
+              <w:rPr>
+                <w:b/>
+              </w:rPr>
+              <w:t>SIGNATURE of Applicant or Patent Practitioner</w:t>
+            </w:r>
+          </w:p>
+        </w:tc>
+      </w:tr>
+      <w:tr>
+        <w:trPr>
+          <w:trHeight w:val="440"/>
+        </w:trPr>
+        <w:tc>
+          <w:tcPr>
+            <w:tcW w:w="1908" w:type="dxa"/>
+            <w:gridSpan w:val="2"/>
+          </w:tcPr>
+          <w:p>
+            <w:pPr>
+              <w:rPr>
+                <w:sz w:val="20"/>
+                <w:szCs w:val="20"/>
+              </w:rPr>
+            </w:pPr>
+            <w:r>
+              <w:rPr>
+                <w:sz w:val="20"/>
+                <w:szCs w:val="20"/>
+              </w:rPr>
+              <w:t>Signature</w:t>
+            </w:r>
+          </w:p>
+        </w:tc>
+        <w:tc>
+          <w:tcPr>
+            <w:tcW w:w="3240" w:type="dxa"/>
+            <w:gridSpan w:val="4"/>
+          </w:tcPr>
+          <w:p>
+            <w:pPr>
+              <w:rPr>
+                <w:sz w:val="22"/>
+                <w:szCs w:val="22"/>
+              </w:rPr>
+            </w:pPr>
+            <w:r>
+              <w:rPr>
+                <w:sz w:val="22"/>
+                <w:szCs w:val="22"/>
+              </w:rPr>
+              <w:t>/ {{Sig_es_:signer1:signature}} /</w:t>
+            </w:r>
+          </w:p>
+        </w:tc>
+        <w:tc>
+          <w:tcPr>
+            <w:tcW w:w="1800" w:type="dxa"/>
+          </w:tcPr>
+          <w:p>
+            <w:pPr>
+              <w:rPr>
+                <w:sz w:val="20"/>
+                <w:szCs w:val="20"/>
+              </w:rPr>
+            </w:pPr>
+            <w:r>
+              <w:rPr>
+                <w:sz w:val="20"/>
+                <w:szCs w:val="20"/>
+              </w:rPr>
+              <w:t>Date (Optional)</w:t>
+            </w:r>
+          </w:p>
+        </w:tc>
+        <w:tc>
+          <w:tcPr>
+            <w:tcW w:w="2340" w:type="dxa"/>
+          </w:tcPr>
+          <w:p>
+            <w:r>
+              <w:t>{{Dte_es_:signer1:date}}</w:t>
+            </w:r>
+          </w:p>
+        </w:tc>
+      </w:tr>
+      <w:tr>
+        <w:tc>
+          <w:tcPr>
+            <w:tcW w:w="1908" w:type="dxa"/>
+            <w:gridSpan w:val="2"/>
+          </w:tcPr>
+          <w:p>
+            <w:pPr>
+              <w:rPr>
+                <w:sz w:val="20"/>
+                <w:szCs w:val="20"/>
+              </w:rPr>
+            </w:pPr>
+            <w:r>
+              <w:rPr>
+                <w:sz w:val="20"/>
+                <w:szCs w:val="20"/>
+              </w:rPr>
+              <w:t>Name</w:t>
+            </w:r>
+          </w:p>
+        </w:tc>
+        <w:tc>
+          <w:tcPr>
+            <w:tcW w:w="3240" w:type="dxa"/>
+            <w:gridSpan w:val="4"/>
+          </w:tcPr>
+          <w:p>
+            <w:r>
+              <w:t>dep</w:t>
+            </w:r>
+          </w:p>
+        </w:tc>
+        <w:tc>
+          <w:tcPr>
+            <w:tcW w:w="1800" w:type="dxa"/>
+          </w:tcPr>
+          <w:p>
+            <w:pPr>
+              <w:rPr>
+                <w:sz w:val="20"/>
+                <w:szCs w:val="20"/>
+              </w:rPr>
+            </w:pPr>
+            <w:r>
+              <w:rPr>
+                <w:sz w:val="20"/>
+                <w:szCs w:val="20"/>
+              </w:rPr>
+              <w:t>Registration Number</w:t>
+            </w:r>
+          </w:p>
+        </w:tc>
+        <w:tc>
+          <w:tcPr>
+            <w:tcW w:w="2340" w:type="dxa"/>
+          </w:tcPr>
+          <w:p>
+            <w:r/>
+          </w:p>
+        </w:tc>
+      </w:tr>
+      <w:tr>
+        <w:tc>
+          <w:tcPr>
+            <w:tcW w:w="1908" w:type="dxa"/>
+            <w:gridSpan w:val="2"/>
+          </w:tcPr>
+          <w:p>
+            <w:pPr>
+              <w:rPr>
+                <w:sz w:val="20"/>
+                <w:szCs w:val="20"/>
+              </w:rPr>
+            </w:pPr>
+            <w:r>
+              <w:rPr>
+                <w:sz w:val="20"/>
+                <w:szCs w:val="20"/>
+              </w:rPr>
+              <w:t>Title (if Applicant is a juristic entity)</w:t>
+            </w:r>
+          </w:p>
+        </w:tc>
+        <w:tc>
+          <w:tcPr>
+            <w:tcW w:w="7380" w:type="dxa"/>
+            <w:gridSpan w:val="6"/>
+          </w:tcPr>
+          <w:p/>
+        </w:tc>
+      </w:tr>
+      <w:tr>
+        <w:tc>
+          <w:tcPr>
+            <w:tcW w:w="2808" w:type="dxa"/>
+            <w:gridSpan w:val="3"/>
+          </w:tcPr>
+          <w:p>
+            <w:pPr>
+              <w:rPr>
+                <w:sz w:val="20"/>
+                <w:szCs w:val="20"/>
+              </w:rPr>
+            </w:pPr>
+            <w:r>
+              <w:rPr>
+                <w:sz w:val="20"/>
+                <w:szCs w:val="20"/>
+              </w:rPr>
+              <w:t>Applicant Name (if Applicant is a juristic entity)</w:t>
+            </w:r>
+          </w:p>
+        </w:tc>
+        <w:tc>
+          <w:tcPr>
+            <w:tcW w:w="6480" w:type="dxa"/>
+            <w:gridSpan w:val="5"/>
+          </w:tcPr>
+          <w:p/>
+        </w:tc>
+      </w:tr>
+      <w:tr>
+        <w:tc>
+          <w:tcPr>
+            <w:tcW w:w="9288" w:type="dxa"/>
+            <w:gridSpan w:val="8"/>
+          </w:tcPr>
+          <w:p>
+            <w:pPr>
+              <w:rPr>
+                <w:sz w:val="20"/>
+                <w:szCs w:val="20"/>
+              </w:rPr>
+            </w:pPr>
+            <w:r>
+              <w:rPr>
+                <w:sz w:val="20"/>
+                <w:szCs w:val="20"/>
+              </w:rPr>
+              <w:t>NOTE: This form must be signed in accordance with 37 CFR 1.33. See 37 CFR 1.4(d) for signature requirements and certifications. If more than one applicant, use multiple forms.</w:t>
+            </w:r>
+          </w:p>
+        </w:tc>
+      </w:tr>
+      <w:tr>
+        <w:trPr>
+          <w:trHeight w:val="368"/>
+        </w:trPr>
+        <w:tc>
+          <w:tcPr>
+            <w:tcW w:w="828" w:type="dxa"/>
+            <w:tcBorders>
+              <w:bottom w:val="single" w:sz="4" w:space="0" w:color="auto"/>
+            </w:tcBorders>
+          </w:tcPr>
+          <w:p>
+            <w:r>
+              <w:t xml:space="preserve">   </w:t>
+            </w:r>
+            <w:sdt>
+              <w:sdtPr>
+                <w:id w:val="2085884001"/>
+                <w14:checkbox>
+                  <w14:checked w14:val="1"/>
+                  <w14:checkedState w14:val="2612" w14:font="MS Gothic"/>
+                  <w14:uncheckedState w14:val="2610" w14:font="MS Gothic"/>
+                </w14:checkbox>
+              </w:sdtPr>
+              <w:sdtContent>
+                <w:r>
+                  <w:rPr>
+                    <w:rFonts w:ascii="MS Gothic" w:eastAsia="MS Gothic" w:hAnsi="MS Gothic" w:hint="eastAsia"/>
+                  </w:rPr>
+                  <w:t>☒</w:t>
+                </w:r>
+              </w:sdtContent>
+            </w:sdt>
+            <w:r>
+              <w:t xml:space="preserve">  </w:t>
+            </w:r>
+          </w:p>
+        </w:tc>
+        <w:tc>
+          <w:tcPr>
+            <w:tcW w:w="8460" w:type="dxa"/>
+            <w:gridSpan w:val="7"/>
+            <w:tcBorders>
+              <w:bottom w:val="single" w:sz="4" w:space="0" w:color="auto"/>
+            </w:tcBorders>
+          </w:tcPr>
+          <w:p>
+            <w:pPr>
+              <w:rPr>
+                <w:sz w:val="20"/>
+                <w:szCs w:val="20"/>
+              </w:rPr>
+            </w:pPr>
+            <w:r>
+              <w:rPr>
+                <w:sz w:val="20"/>
+                <w:szCs w:val="20"/>
+              </w:rPr>
+              <w:t>*Total of ______</w:t>
+            </w:r>
+            <w:r>
+              <w:rPr>
+                <w:sz w:val="20"/>
+                <w:szCs w:val="20"/>
+                <w:u w:val="single"/>
+              </w:rPr>
+              <w:t>1</w:t>
+            </w:r>
+            <w:r>
+              <w:rPr>
+                <w:sz w:val="20"/>
+                <w:szCs w:val="20"/>
+              </w:rPr>
+              <w:t>_____ forms are submitted.</w:t>
+            </w:r>
+          </w:p>
+        </w:tc>
+      </w:tr>
+      <w:tr>
+        <w:tc>
+          <w:tcPr>
+            <w:tcW w:w="9288" w:type="dxa"/>
+            <w:gridSpan w:val="8"/>
+            <w:tcBorders>
+              <w:left w:val="nil"/>
+              <w:bottom w:val="nil"/>
+              <w:right w:val="nil"/>
+            </w:tcBorders>
+          </w:tcPr>
+          <w:p>
+            <w:pPr>
+              <w:rPr>
+                <w:sz w:val="16"/>
+                <w:szCs w:val="16"/>
+              </w:rPr>
+            </w:pPr>
+          </w:p>
+          <w:p>
+            <w:pPr>
+              <w:rPr>
+                <w:b/>
+                <w:sz w:val="16"/>
+                <w:szCs w:val="16"/>
+              </w:rPr>
+            </w:pPr>
+            <w:r>
+              <w:rPr>
+                <w:sz w:val="16"/>
+                <w:szCs w:val="16"/>
+              </w:rPr>
+              <w:t xml:space="preserve">This collection of information is required by 37 CFR 1.131, 1.32, and 1.33. The information is required to obtain or retain a benefit by the public which is to file (and by the USPTO to process) an application. Confidentiality is governed by 35 U.S.C. 122 and 37 CFR 1.11 and 1.14. This collection is estimated to take 3 minutes to complete, including gathering, preparing, and submitting the completed application form to the USPTO. Time will vary depending upon the individual case. Any comments on the amount of time you require to complete this form and/or suggestions for reducing this burden, should be sent to the Chief Information Officer, U.S. Patent and Trademark Office, U.S. Department of Commerce, P.O. Box 1450, Alexandria, VA 22313-1450. DO NOT SEND FEES OR COMPLETED FORMS TO THIS ADDRESS. </w:t>
+            </w:r>
+            <w:r>
+              <w:rPr>
+                <w:b/>
+                <w:sz w:val="16"/>
+                <w:szCs w:val="16"/>
+              </w:rPr>
+              <w:t>SEND TO: Commissioner for Patents, P.O. Box 1450, Alexandria, VA 22313-1450.</w:t>
+            </w:r>
+          </w:p>
+          <w:p>
+            <w:pPr>
+              <w:rPr>
+                <w:sz w:val="16"/>
+                <w:szCs w:val="16"/>
+              </w:rPr>
+            </w:pPr>
+          </w:p>
+        </w:tc>
+      </w:tr>
+      <w:tr>
+        <w:tc>
+          <w:tcPr>
+            <w:tcW w:w="9288" w:type="dxa"/>
+            <w:gridSpan w:val="8"/>
+            <w:tcBorders>
+              <w:top w:val="nil"/>
+              <w:left w:val="nil"/>
+              <w:bottom w:val="nil"/>
+              <w:right w:val="nil"/>
+            </w:tcBorders>
+            <w:vAlign w:val="center"/>
+          </w:tcPr>
+          <w:p>
+            <w:pPr>
+              <w:jc w:val="center"/>
+              <w:rPr>
+                <w:i/>
+                <w:sz w:val="16"/>
+                <w:szCs w:val="16"/>
+              </w:rPr>
+            </w:pPr>
+            <w:r>
+              <w:rPr>
+                <w:i/>
+                <w:sz w:val="16"/>
+                <w:szCs w:val="16"/>
+              </w:rPr>
+              <w:t>If you need assistance in completing the form, call 1-800-PTO-9199 and select option 2.</w:t>
+            </w:r>
+          </w:p>
+        </w:tc>
+      </w:tr>
+    </w:tbl>
+    <w:p/>
+    <w:p/>
     <w:sectPr>
       <w:headerReference w:type="default" r:id="rId6"/>
       <w:footerReference w:type="default" r:id="rId7"/>
-      <w:pgSz w:w="12240" w:h="15840"/>
-      <w:pgMar w:top="1440" w:right="1440" w:bottom="1440" w:left="1440" w:header="720" w:footer="720" w:gutter="0"/>
+      <w:pgSz w:w="12240" w:h="15840" w:code="1"/>
+      <w:pgMar w:top="720" w:right="720" w:bottom="432" w:left="720" w:header="0" w:footer="0" w:gutter="0"/>
       <w:cols w:space="720"/>
       <w:docGrid w:linePitch="360"/>
     </w:sectPr>
@@ -577,11 +1781,9 @@
     <w:rPrDefault>
       <w:rPr>
         <w:rFonts w:asciiTheme="minorHAnsi" w:eastAsiaTheme="minorHAnsi" w:hAnsiTheme="minorHAnsi" w:cstheme="minorBidi"/>
-        <w:kern w:val="2"/>
         <w:sz w:val="22"/>
         <w:szCs w:val="22"/>
         <w:lang w:val="en-US" w:eastAsia="en-US" w:bidi="ar-SA"/>
-        <w14:ligatures w14:val="standardContextual"/>
       </w:rPr>
     </w:rPrDefault>
     <w:pPrDefault>
@@ -598,7 +1800,7 @@
     <w:lsdException w:name="heading 4" w:semiHidden="1" w:uiPriority="9" w:unhideWhenUsed="1" w:qFormat="1"/>
     <w:lsdException w:name="heading 5" w:semiHidden="1" w:uiPriority="9" w:unhideWhenUsed="1" w:qFormat="1"/>
     <w:lsdException w:name="heading 6" w:semiHidden="1" w:uiPriority="9" w:unhideWhenUsed="1" w:qFormat="1"/>
-    <w:lsdException w:name="heading 7" w:semiHidden="1" w:uiPriority="9" w:unhideWhenUsed="1" w:qFormat="1"/>
+    <w:lsdException w:name="heading 7" w:semiHidden="1" w:uiPriority="0" w:unhideWhenUsed="1" w:qFormat="1"/>
     <w:lsdException w:name="heading 8" w:semiHidden="1" w:uiPriority="9" w:unhideWhenUsed="1" w:qFormat="1"/>
     <w:lsdException w:name="heading 9" w:semiHidden="1" w:uiPriority="9" w:unhideWhenUsed="1" w:qFormat="1"/>
     <w:lsdException w:name="index 1" w:semiHidden="1" w:unhideWhenUsed="1"/>
@@ -628,7 +1830,7 @@
     <w:lsdException w:name="caption" w:semiHidden="1" w:uiPriority="35" w:unhideWhenUsed="1" w:qFormat="1"/>
     <w:lsdException w:name="table of figures" w:semiHidden="1" w:unhideWhenUsed="1"/>
     <w:lsdException w:name="envelope address" w:semiHidden="1" w:unhideWhenUsed="1"/>
-    <w:lsdException w:name="envelope return" w:semiHidden="1" w:unhideWhenUsed="1"/>
+    <w:lsdException w:name="envelope return" w:semiHidden="1" w:uiPriority="0" w:unhideWhenUsed="1"/>
     <w:lsdException w:name="footnote reference" w:semiHidden="1" w:unhideWhenUsed="1"/>
     <w:lsdException w:name="annotation reference" w:semiHidden="1" w:unhideWhenUsed="1"/>
     <w:lsdException w:name="line number" w:semiHidden="1" w:unhideWhenUsed="1"/>
@@ -675,7 +1877,7 @@
     <w:lsdException w:name="Body Text 3" w:semiHidden="1" w:unhideWhenUsed="1"/>
     <w:lsdException w:name="Body Text Indent 2" w:semiHidden="1" w:unhideWhenUsed="1"/>
     <w:lsdException w:name="Body Text Indent 3" w:semiHidden="1" w:unhideWhenUsed="1"/>
-    <w:lsdException w:name="Block Text" w:semiHidden="1" w:unhideWhenUsed="1"/>
+    <w:lsdException w:name="Block Text" w:semiHidden="1" w:uiPriority="0" w:unhideWhenUsed="1"/>
     <w:lsdException w:name="Hyperlink" w:semiHidden="1" w:unhideWhenUsed="1"/>
     <w:lsdException w:name="FollowedHyperlink" w:semiHidden="1" w:unhideWhenUsed="1"/>
     <w:lsdException w:name="Strong" w:uiPriority="22" w:qFormat="1"/>
@@ -745,7 +1947,7 @@
     <w:lsdException w:name="Table Web 2" w:semiHidden="1" w:unhideWhenUsed="1"/>
     <w:lsdException w:name="Table Web 3" w:semiHidden="1" w:unhideWhenUsed="1"/>
     <w:lsdException w:name="Balloon Text" w:semiHidden="1" w:unhideWhenUsed="1"/>
-    <w:lsdException w:name="Table Grid" w:uiPriority="39"/>
+    <w:lsdException w:name="Table Grid" w:uiPriority="0"/>
     <w:lsdException w:name="Table Theme" w:semiHidden="1" w:unhideWhenUsed="1"/>
     <w:lsdException w:name="Placeholder Text" w:semiHidden="1"/>
     <w:lsdException w:name="No Spacing" w:uiPriority="1" w:qFormat="1"/>
@@ -971,20 +2173,32 @@
   <w:style w:type="paragraph" w:default="1" w:styleId="Normal">
     <w:name w:val="Normal"/>
     <w:qFormat/>
-    <w:rsid w:val="001B5C8B"/>
+    <w:rsid w:val="00075194"/>
     <w:pPr>
-      <w:widowControl w:val="0"/>
-      <w:autoSpaceDE w:val="0"/>
-      <w:autoSpaceDN w:val="0"/>
-      <w:adjustRightInd w:val="0"/>
       <w:spacing w:after="0" w:line="240" w:lineRule="auto"/>
     </w:pPr>
     <w:rPr>
-      <w:rFonts w:ascii="Courier" w:eastAsia="Times New Roman" w:hAnsi="Courier" w:cs="Times New Roman"/>
-      <w:kern w:val="0"/>
+      <w:rFonts w:ascii="Times New Roman" w:eastAsia="Times New Roman" w:hAnsi="Times New Roman" w:cs="Times New Roman"/>
       <w:sz w:val="24"/>
       <w:szCs w:val="24"/>
-      <w14:ligatures w14:val="none"/>
+    </w:rPr>
+  </w:style>
+  <w:style w:type="paragraph" w:styleId="Heading7">
+    <w:name w:val="heading 7"/>
+    <w:basedOn w:val="Normal"/>
+    <w:next w:val="Normal"/>
+    <w:link w:val="Heading7Char"/>
+    <w:qFormat/>
+    <w:rsid w:val="00075194"/>
+    <w:pPr>
+      <w:keepNext/>
+      <w:jc w:val="center"/>
+      <w:outlineLvl w:val="6"/>
+    </w:pPr>
+    <w:rPr>
+      <w:b/>
+      <w:bCs/>
+      <w:sz w:val="16"/>
     </w:rPr>
   </w:style>
   <w:style w:type="character" w:default="1" w:styleId="DefaultParagraphFont">
@@ -1013,6 +2227,66 @@
     <w:uiPriority w:val="99"/>
     <w:semiHidden/>
     <w:unhideWhenUsed/>
+  </w:style>
+  <w:style w:type="character" w:customStyle="1" w:styleId="Heading7Char">
+    <w:name w:val="Heading 7 Char"/>
+    <w:basedOn w:val="DefaultParagraphFont"/>
+    <w:link w:val="Heading7"/>
+    <w:rsid w:val="00075194"/>
+    <w:rPr>
+      <w:rFonts w:ascii="Times New Roman" w:eastAsia="Times New Roman" w:hAnsi="Times New Roman" w:cs="Times New Roman"/>
+      <w:b/>
+      <w:bCs/>
+      <w:sz w:val="16"/>
+      <w:szCs w:val="24"/>
+    </w:rPr>
+  </w:style>
+  <w:style w:type="paragraph" w:styleId="BlockText">
+    <w:name w:val="Block Text"/>
+    <w:basedOn w:val="Normal"/>
+    <w:rsid w:val="00075194"/>
+    <w:pPr>
+      <w:ind w:left="-1080" w:right="180"/>
+      <w:jc w:val="both"/>
+    </w:pPr>
+    <w:rPr>
+      <w:b/>
+      <w:bCs/>
+      <w:sz w:val="20"/>
+    </w:rPr>
+  </w:style>
+  <w:style w:type="paragraph" w:styleId="EnvelopeReturn">
+    <w:name w:val="envelope return"/>
+    <w:basedOn w:val="Normal"/>
+    <w:rsid w:val="00075194"/>
+    <w:rPr>
+      <w:rFonts w:ascii="Arial" w:hAnsi="Arial" w:cs="Arial"/>
+      <w:sz w:val="20"/>
+      <w:szCs w:val="20"/>
+    </w:rPr>
+  </w:style>
+  <w:style w:type="table" w:styleId="TableGrid">
+    <w:name w:val="Table Grid"/>
+    <w:basedOn w:val="TableNormal"/>
+    <w:rsid w:val="00600CB9"/>
+    <w:pPr>
+      <w:spacing w:after="0" w:line="240" w:lineRule="auto"/>
+    </w:pPr>
+    <w:rPr>
+      <w:rFonts w:ascii="Times New Roman" w:eastAsia="Times New Roman" w:hAnsi="Times New Roman" w:cs="Times New Roman"/>
+      <w:sz w:val="24"/>
+      <w:szCs w:val="24"/>
+    </w:rPr>
+    <w:tblPr>
+      <w:tblBorders>
+        <w:top w:val="single" w:sz="4" w:space="0" w:color="auto"/>
+        <w:left w:val="single" w:sz="4" w:space="0" w:color="auto"/>
+        <w:bottom w:val="single" w:sz="4" w:space="0" w:color="auto"/>
+        <w:right w:val="single" w:sz="4" w:space="0" w:color="auto"/>
+        <w:insideH w:val="single" w:sz="4" w:space="0" w:color="auto"/>
+        <w:insideV w:val="single" w:sz="4" w:space="0" w:color="auto"/>
+      </w:tblBorders>
+    </w:tblPr>
   </w:style>
 </w:styles>
 </file>
